--- a/WebContent/docx/子宫内膜癌检测报告-苏州市立医院.docx
+++ b/WebContent/docx/子宫内膜癌检测报告-苏州市立医院.docx
@@ -2174,8 +2174,6 @@
         </w:rPr>
         <w:t>{% endif %}</w:t>
       </w:r>
-      <w:bookmarkStart w:id="148" w:name="_GoBack"/>
-      <w:bookmarkEnd w:id="148"/>
     </w:p>
     <w:p>
       <w:pPr>
@@ -2834,16 +2832,16 @@
         </w:rPr>
       </w:pPr>
       <w:bookmarkStart w:id="0" w:name="_Toc24178_WPSOffice_Level1"/>
-      <w:bookmarkStart w:id="1" w:name="_Toc13806"/>
-      <w:bookmarkStart w:id="2" w:name="_Toc30143_WPSOffice_Level1"/>
-      <w:bookmarkStart w:id="3" w:name="_Toc21669"/>
-      <w:bookmarkStart w:id="4" w:name="_Toc27500"/>
+      <w:bookmarkStart w:id="1" w:name="_Toc24397"/>
+      <w:bookmarkStart w:id="2" w:name="_Toc11269"/>
+      <w:bookmarkStart w:id="3" w:name="_Toc30143_WPSOffice_Level1"/>
+      <w:bookmarkStart w:id="4" w:name="_Toc21669"/>
       <w:bookmarkStart w:id="5" w:name="_Toc32054"/>
-      <w:bookmarkStart w:id="6" w:name="_Toc21009_WPSOffice_Level1"/>
-      <w:bookmarkStart w:id="7" w:name="_Toc24397"/>
-      <w:bookmarkStart w:id="8" w:name="_Toc11269"/>
-      <w:bookmarkStart w:id="9" w:name="_Toc106294392"/>
-      <w:bookmarkStart w:id="10" w:name="_Toc25660"/>
+      <w:bookmarkStart w:id="6" w:name="_Toc25660"/>
+      <w:bookmarkStart w:id="7" w:name="_Toc13806"/>
+      <w:bookmarkStart w:id="8" w:name="_Toc21009_WPSOffice_Level1"/>
+      <w:bookmarkStart w:id="9" w:name="_Toc27500"/>
+      <w:bookmarkStart w:id="10" w:name="_Toc106294392"/>
       <w:r>
         <w:rPr>
           <w:rFonts w:ascii="Times New Roman" w:hAnsi="Times New Roman"/>
@@ -3717,8 +3715,8 @@
           </w14:shadow>
         </w:rPr>
       </w:pPr>
-      <w:bookmarkStart w:id="11" w:name="_Toc10518"/>
-      <w:bookmarkStart w:id="12" w:name="_Toc11465"/>
+      <w:bookmarkStart w:id="11" w:name="_Toc11465"/>
+      <w:bookmarkStart w:id="12" w:name="_Toc10518"/>
       <w:bookmarkStart w:id="13" w:name="_Toc7021_WPSOffice_Level1"/>
       <w:bookmarkStart w:id="14" w:name="_Toc18062_WPSOffice_Level1"/>
       <w:bookmarkStart w:id="15" w:name="_Toc19594"/>
@@ -4001,13 +3999,13 @@
         </w:rPr>
       </w:pPr>
       <w:bookmarkStart w:id="23" w:name="_Toc23369_WPSOffice_Level1"/>
-      <w:bookmarkStart w:id="24" w:name="_Toc3871"/>
-      <w:bookmarkStart w:id="25" w:name="_Toc106294395"/>
-      <w:bookmarkStart w:id="26" w:name="_Toc1410"/>
-      <w:bookmarkStart w:id="27" w:name="_Toc4088"/>
-      <w:bookmarkStart w:id="28" w:name="_Toc25920"/>
-      <w:bookmarkStart w:id="29" w:name="_Toc18058"/>
-      <w:bookmarkStart w:id="30" w:name="_Toc6221_WPSOffice_Level1"/>
+      <w:bookmarkStart w:id="24" w:name="_Toc18058"/>
+      <w:bookmarkStart w:id="25" w:name="_Toc1410"/>
+      <w:bookmarkStart w:id="26" w:name="_Toc4088"/>
+      <w:bookmarkStart w:id="27" w:name="_Toc6221_WPSOffice_Level1"/>
+      <w:bookmarkStart w:id="28" w:name="_Toc3871"/>
+      <w:bookmarkStart w:id="29" w:name="_Toc106294395"/>
+      <w:bookmarkStart w:id="30" w:name="_Toc25920"/>
       <w:bookmarkStart w:id="31" w:name="_Toc32007"/>
       <w:bookmarkStart w:id="32" w:name="_Toc22571"/>
       <w:r>
@@ -5717,18 +5715,19 @@
           <w:ilvl w:val="0"/>
           <w:numId w:val="0"/>
         </w:numPr>
+        <w:ind w:leftChars="0"/>
         <w:rPr>
           <w:rFonts w:hint="eastAsia" w:ascii="Times New Roman" w:hAnsi="Times New Roman" w:eastAsia="微软雅黑" w:cs="Times New Roman"/>
-          <w:sz w:val="18"/>
-          <w:szCs w:val="18"/>
+          <w:sz w:val="24"/>
+          <w:szCs w:val="24"/>
           <w:lang w:eastAsia="zh-CN"/>
         </w:rPr>
       </w:pPr>
       <w:r>
         <w:rPr>
           <w:rFonts w:hint="eastAsia" w:ascii="Times New Roman" w:hAnsi="Times New Roman" w:eastAsia="微软雅黑" w:cs="Times New Roman"/>
-          <w:sz w:val="18"/>
-          <w:szCs w:val="18"/>
+          <w:sz w:val="24"/>
+          <w:szCs w:val="24"/>
           <w:lang w:eastAsia="zh-CN"/>
         </w:rPr>
         <w:t xml:space="preserve">{% if testedby == </w:t>
@@ -5736,8 +5735,8 @@
       <w:r>
         <w:rPr>
           <w:rFonts w:ascii="Times New Roman" w:hAnsi="Times New Roman" w:eastAsia="微软雅黑" w:cs="Times New Roman"/>
-          <w:sz w:val="18"/>
-          <w:szCs w:val="18"/>
+          <w:sz w:val="24"/>
+          <w:szCs w:val="24"/>
           <w:lang w:eastAsia="zh-CN"/>
         </w:rPr>
         <w:t>“</w:t>
@@ -5745,8 +5744,8 @@
       <w:r>
         <w:rPr>
           <w:rFonts w:hint="eastAsia" w:ascii="Times New Roman" w:hAnsi="Times New Roman" w:eastAsia="微软雅黑" w:cs="Times New Roman"/>
-          <w:sz w:val="18"/>
-          <w:szCs w:val="18"/>
+          <w:sz w:val="24"/>
+          <w:szCs w:val="24"/>
           <w:lang w:eastAsia="zh-CN"/>
         </w:rPr>
         <w:t>1</w:t>
@@ -5754,8 +5753,8 @@
       <w:r>
         <w:rPr>
           <w:rFonts w:ascii="Times New Roman" w:hAnsi="Times New Roman" w:eastAsia="微软雅黑" w:cs="Times New Roman"/>
-          <w:sz w:val="18"/>
-          <w:szCs w:val="18"/>
+          <w:sz w:val="24"/>
+          <w:szCs w:val="24"/>
           <w:lang w:eastAsia="zh-CN"/>
         </w:rPr>
         <w:t>”</w:t>
@@ -5763,8 +5762,8 @@
       <w:r>
         <w:rPr>
           <w:rFonts w:hint="eastAsia" w:ascii="Times New Roman" w:hAnsi="Times New Roman" w:eastAsia="微软雅黑" w:cs="Times New Roman"/>
-          <w:sz w:val="18"/>
-          <w:szCs w:val="18"/>
+          <w:sz w:val="24"/>
+          <w:szCs w:val="24"/>
           <w:lang w:eastAsia="zh-CN"/>
         </w:rPr>
         <w:t xml:space="preserve"> %}</w:t>
@@ -5870,49 +5869,63 @@
               <mc:AlternateContent>
                 <mc:Choice Requires="wpg">
                   <w:drawing>
-                    <wp:anchor distT="0" distB="0" distL="114300" distR="114300" simplePos="0" relativeHeight="251661312" behindDoc="0" locked="0" layoutInCell="1" allowOverlap="1">
+                    <wp:anchor distT="0" distB="0" distL="114300" distR="114300" simplePos="0" relativeHeight="251663360" behindDoc="0" locked="0" layoutInCell="1" allowOverlap="1">
                       <wp:simplePos x="0" y="0"/>
                       <wp:positionH relativeFrom="column">
-                        <wp:posOffset>-149860</wp:posOffset>
+                        <wp:posOffset>-319405</wp:posOffset>
                       </wp:positionH>
                       <wp:positionV relativeFrom="paragraph">
-                        <wp:posOffset>-505460</wp:posOffset>
+                        <wp:posOffset>-553085</wp:posOffset>
                       </wp:positionV>
-                      <wp:extent cx="1442720" cy="1442720"/>
-                      <wp:effectExtent l="0" t="0" r="5080" b="5080"/>
+                      <wp:extent cx="1443355" cy="1443355"/>
+                      <wp:effectExtent l="0" t="0" r="4445" b="4445"/>
                       <wp:wrapNone/>
-                      <wp:docPr id="10" name="组合 10"/>
+                      <wp:docPr id="41" name="组合 6"/>
                       <wp:cNvGraphicFramePr/>
                       <a:graphic xmlns:a="http://schemas.openxmlformats.org/drawingml/2006/main">
                         <a:graphicData uri="http://schemas.microsoft.com/office/word/2010/wordprocessingGroup">
                           <wpg:wgp>
                             <wpg:cNvGrpSpPr/>
                             <wpg:grpSpPr>
-                              <a:xfrm>
+                              <a:xfrm rot="0">
                                 <a:off x="0" y="0"/>
-                                <a:ext cx="1442720" cy="1442720"/>
-                                <a:chOff x="20702" y="14472"/>
-                                <a:chExt cx="2272" cy="2272"/>
+                                <a:ext cx="1443355" cy="1443355"/>
+                                <a:chOff x="18706" y="18782"/>
+                                <a:chExt cx="2273" cy="2273"/>
                               </a:xfrm>
                             </wpg:grpSpPr>
                             <pic:pic xmlns:pic="http://schemas.openxmlformats.org/drawingml/2006/picture">
                               <pic:nvPicPr>
-                                <pic:cNvPr id="11" name="图片 15" descr="c9514d16fd70679bf0495aeebb03c72d_compress"/>
+                                <pic:cNvPr id="35" name="图片 6" descr="蔡冬雪"/>
                                 <pic:cNvPicPr>
                                   <a:picLocks noChangeAspect="1"/>
                                 </pic:cNvPicPr>
                               </pic:nvPicPr>
                               <pic:blipFill>
-                                <a:blip r:embed="rId10"/>
-                                <a:srcRect l="21003" t="56913" r="27176" b="26386"/>
+                                <a:blip r:embed="rId10">
+                                  <a:clrChange>
+                                    <a:clrFrom>
+                                      <a:srgbClr val="FFFFFF">
+                                        <a:alpha val="100000"/>
+                                      </a:srgbClr>
+                                    </a:clrFrom>
+                                    <a:clrTo>
+                                      <a:srgbClr val="FFFFFF">
+                                        <a:alpha val="100000"/>
+                                        <a:alpha val="0"/>
+                                      </a:srgbClr>
+                                    </a:clrTo>
+                                  </a:clrChange>
+                                </a:blip>
+                                <a:srcRect l="18656" t="33322" r="18897" b="26699"/>
                                 <a:stretch>
                                   <a:fillRect/>
                                 </a:stretch>
                               </pic:blipFill>
                               <pic:spPr>
                                 <a:xfrm>
-                                  <a:off x="21019" y="15216"/>
-                                  <a:ext cx="1550" cy="475"/>
+                                  <a:off x="19199" y="19551"/>
+                                  <a:ext cx="1261" cy="566"/>
                                 </a:xfrm>
                                 <a:prstGeom prst="rect">
                                   <a:avLst/>
@@ -5921,7 +5934,7 @@
                             </pic:pic>
                             <pic:pic xmlns:pic="http://schemas.openxmlformats.org/drawingml/2006/picture">
                               <pic:nvPicPr>
-                                <pic:cNvPr id="18" name="图片 25"/>
+                                <pic:cNvPr id="36" name="图片 25"/>
                                 <pic:cNvPicPr>
                                   <a:picLocks noChangeAspect="1" noChangeArrowheads="1"/>
                                 </pic:cNvPicPr>
@@ -5941,7 +5954,7 @@
                               </pic:blipFill>
                               <pic:spPr>
                                 <a:xfrm>
-                                  <a:off x="20702" y="14472"/>
+                                  <a:off x="18706" y="18782"/>
                                   <a:ext cx="2273" cy="2273"/>
                                 </a:xfrm>
                                 <a:prstGeom prst="rect">
@@ -5961,15 +5974,15 @@
                 </mc:Choice>
                 <mc:Fallback>
                   <w:pict>
-                    <v:group id="_x0000_s1026" o:spid="_x0000_s1026" o:spt="203" style="position:absolute;left:0pt;margin-left:-11.8pt;margin-top:-39.8pt;height:113.6pt;width:113.6pt;z-index:251661312;mso-width-relative:page;mso-height-relative:page;" coordorigin="20702,14472" coordsize="2272,2272" o:gfxdata="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">
+                    <v:group id="组合 6" o:spid="_x0000_s1026" o:spt="203" style="position:absolute;left:0pt;margin-left:-25.15pt;margin-top:-43.55pt;height:113.65pt;width:113.65pt;z-index:251663360;mso-width-relative:page;mso-height-relative:page;" coordorigin="18706,18782" coordsize="2273,2273" o:gfxdata="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">
                       <o:lock v:ext="edit" aspectratio="f"/>
-                      <v:shape id="图片 15" o:spid="_x0000_s1026" o:spt="75" alt="c9514d16fd70679bf0495aeebb03c72d_compress" type="#_x0000_t75" style="position:absolute;left:21019;top:15216;height:475;width:1550;" filled="f" o:preferrelative="t" stroked="f" coordsize="21600,21600" o:gfxdata="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">
+                      <v:shape id="图片 6" o:spid="_x0000_s1026" o:spt="75" alt="蔡冬雪" type="#_x0000_t75" style="position:absolute;left:19199;top:19551;height:566;width:1261;" filled="f" o:preferrelative="t" stroked="f" coordsize="21600,21600" o:gfxdata="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">
                         <v:fill on="f" focussize="0,0"/>
                         <v:stroke on="f"/>
-                        <v:imagedata r:id="rId10" cropleft="13765f" croptop="37299f" cropright="17810f" cropbottom="17292f" o:title=""/>
+                        <v:imagedata r:id="rId10" cropleft="12226f" croptop="21838f" cropright="12384f" cropbottom="17497f" chromakey="#FFFFFF" o:title=""/>
                         <o:lock v:ext="edit" aspectratio="t"/>
                       </v:shape>
-                      <v:shape id="图片 25" o:spid="_x0000_s1026" o:spt="75" type="#_x0000_t75" style="position:absolute;left:20702;top:14472;height:2273;width:2273;" filled="f" o:preferrelative="t" stroked="f" coordsize="21600,21600" o:gfxdata="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">
+                      <v:shape id="图片 25" o:spid="_x0000_s1026" o:spt="75" type="#_x0000_t75" style="position:absolute;left:18706;top:18782;height:2273;width:2273;" filled="f" o:preferrelative="t" stroked="f" coordsize="21600,21600" o:gfxdata="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">
                         <v:fill on="f" focussize="0,0"/>
                         <v:stroke on="f"/>
                         <v:imagedata r:id="rId11" o:title=""/>
@@ -6287,6 +6300,8 @@
           <w:lang w:eastAsia="zh-CN"/>
         </w:rPr>
       </w:pPr>
+      <w:bookmarkStart w:id="148" w:name="_GoBack"/>
+      <w:bookmarkEnd w:id="148"/>
     </w:p>
     <w:p>
       <w:pPr>
@@ -6384,58 +6399,76 @@
               <mc:AlternateContent>
                 <mc:Choice Requires="wpg">
                   <w:drawing>
-                    <wp:anchor distT="0" distB="0" distL="114300" distR="114300" simplePos="0" relativeHeight="251662336" behindDoc="0" locked="0" layoutInCell="1" allowOverlap="1">
+                    <wp:anchor distT="0" distB="0" distL="114300" distR="114300" simplePos="0" relativeHeight="251664384" behindDoc="0" locked="0" layoutInCell="1" allowOverlap="1">
                       <wp:simplePos x="0" y="0"/>
                       <wp:positionH relativeFrom="column">
-                        <wp:posOffset>-181610</wp:posOffset>
+                        <wp:posOffset>-98425</wp:posOffset>
                       </wp:positionH>
                       <wp:positionV relativeFrom="paragraph">
-                        <wp:posOffset>-455295</wp:posOffset>
+                        <wp:posOffset>-492760</wp:posOffset>
                       </wp:positionV>
-                      <wp:extent cx="1442720" cy="1442720"/>
-                      <wp:effectExtent l="0" t="0" r="5080" b="5080"/>
+                      <wp:extent cx="1443355" cy="1443355"/>
+                      <wp:effectExtent l="0" t="0" r="4445" b="4445"/>
                       <wp:wrapNone/>
-                      <wp:docPr id="12" name="组合 12"/>
+                      <wp:docPr id="47" name="组合 23"/>
                       <wp:cNvGraphicFramePr/>
                       <a:graphic xmlns:a="http://schemas.openxmlformats.org/drawingml/2006/main">
                         <a:graphicData uri="http://schemas.microsoft.com/office/word/2010/wordprocessingGroup">
                           <wpg:wgp>
                             <wpg:cNvGrpSpPr/>
                             <wpg:grpSpPr>
-                              <a:xfrm>
+                              <a:xfrm rot="0">
                                 <a:off x="0" y="0"/>
-                                <a:ext cx="1442720" cy="1442720"/>
-                                <a:chOff x="14555" y="19046"/>
-                                <a:chExt cx="2272" cy="2272"/>
+                                <a:ext cx="1443355" cy="1443355"/>
+                                <a:chOff x="18874" y="20594"/>
+                                <a:chExt cx="2273" cy="2273"/>
                               </a:xfrm>
                             </wpg:grpSpPr>
                             <pic:pic xmlns:pic="http://schemas.openxmlformats.org/drawingml/2006/picture">
                               <pic:nvPicPr>
-                                <pic:cNvPr id="19" name="图片 1" descr="24f613a0-66be-430b-9e80-270d3393fac5"/>
+                                <pic:cNvPr id="44" name="图片 1"/>
                                 <pic:cNvPicPr>
                                   <a:picLocks noChangeAspect="1"/>
                                 </pic:cNvPicPr>
                               </pic:nvPicPr>
                               <pic:blipFill>
-                                <a:blip r:embed="rId12"/>
-                                <a:srcRect l="43292" t="26660" r="21693" b="24394"/>
+                                <a:blip r:embed="rId12">
+                                  <a:clrChange>
+                                    <a:clrFrom>
+                                      <a:srgbClr val="FFFFFF">
+                                        <a:alpha val="100000"/>
+                                      </a:srgbClr>
+                                    </a:clrFrom>
+                                    <a:clrTo>
+                                      <a:srgbClr val="FFFFFF">
+                                        <a:alpha val="100000"/>
+                                        <a:alpha val="0"/>
+                                      </a:srgbClr>
+                                    </a:clrTo>
+                                  </a:clrChange>
+                                </a:blip>
+                                <a:srcRect l="10922" t="11667"/>
                                 <a:stretch>
                                   <a:fillRect/>
                                 </a:stretch>
                               </pic:blipFill>
                               <pic:spPr>
-                                <a:xfrm rot="16200000">
-                                  <a:off x="15453" y="19290"/>
-                                  <a:ext cx="506" cy="1327"/>
+                                <a:xfrm>
+                                  <a:off x="19199" y="21203"/>
+                                  <a:ext cx="1672" cy="901"/>
                                 </a:xfrm>
                                 <a:prstGeom prst="rect">
                                   <a:avLst/>
                                 </a:prstGeom>
+                                <a:noFill/>
+                                <a:ln>
+                                  <a:noFill/>
+                                </a:ln>
                               </pic:spPr>
                             </pic:pic>
                             <pic:pic xmlns:pic="http://schemas.openxmlformats.org/drawingml/2006/picture">
                               <pic:nvPicPr>
-                                <pic:cNvPr id="31" name="图片 25"/>
+                                <pic:cNvPr id="45" name="图片 25"/>
                                 <pic:cNvPicPr>
                                   <a:picLocks noChangeAspect="1" noChangeArrowheads="1"/>
                                 </pic:cNvPicPr>
@@ -6455,7 +6488,7 @@
                               </pic:blipFill>
                               <pic:spPr>
                                 <a:xfrm>
-                                  <a:off x="14555" y="19046"/>
+                                  <a:off x="18874" y="20594"/>
                                   <a:ext cx="2273" cy="2273"/>
                                 </a:xfrm>
                                 <a:prstGeom prst="rect">
@@ -6475,15 +6508,15 @@
                 </mc:Choice>
                 <mc:Fallback>
                   <w:pict>
-                    <v:group id="_x0000_s1026" o:spid="_x0000_s1026" o:spt="203" style="position:absolute;left:0pt;margin-left:-14.3pt;margin-top:-35.85pt;height:113.6pt;width:113.6pt;z-index:251662336;mso-width-relative:page;mso-height-relative:page;" coordorigin="14555,19046" coordsize="2272,2272" o:gfxdata="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">
+                    <v:group id="组合 23" o:spid="_x0000_s1026" o:spt="203" style="position:absolute;left:0pt;margin-left:-7.75pt;margin-top:-38.8pt;height:113.65pt;width:113.65pt;z-index:251664384;mso-width-relative:page;mso-height-relative:page;" coordorigin="18874,20594" coordsize="2273,2273" o:gfxdata="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">
                       <o:lock v:ext="edit" aspectratio="f"/>
-                      <v:shape id="图片 1" o:spid="_x0000_s1026" o:spt="75" alt="24f613a0-66be-430b-9e80-270d3393fac5" type="#_x0000_t75" style="position:absolute;left:15453;top:19290;height:1327;width:506;rotation:-5898240f;" filled="f" o:preferrelative="t" stroked="f" coordsize="21600,21600" o:gfxdata="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">
+                      <v:shape id="图片 1" o:spid="_x0000_s1026" o:spt="75" type="#_x0000_t75" style="position:absolute;left:19199;top:21203;height:901;width:1672;" filled="f" o:preferrelative="t" stroked="f" coordsize="21600,21600" o:gfxdata="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">
                         <v:fill on="f" focussize="0,0"/>
                         <v:stroke on="f"/>
-                        <v:imagedata r:id="rId12" cropleft="28372f" croptop="17472f" cropright="14217f" cropbottom="15987f" o:title=""/>
+                        <v:imagedata r:id="rId12" cropleft="7158f" croptop="7646f" chromakey="#FFFFFF" o:title=""/>
                         <o:lock v:ext="edit" aspectratio="t"/>
                       </v:shape>
-                      <v:shape id="图片 25" o:spid="_x0000_s1026" o:spt="75" type="#_x0000_t75" style="position:absolute;left:14555;top:19046;height:2273;width:2273;" filled="f" o:preferrelative="t" stroked="f" coordsize="21600,21600" o:gfxdata="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">
+                      <v:shape id="图片 25" o:spid="_x0000_s1026" o:spt="75" type="#_x0000_t75" style="position:absolute;left:18874;top:20594;height:2273;width:2273;" filled="f" o:preferrelative="t" stroked="f" coordsize="21600,21600" o:gfxdata="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">
                         <v:fill on="f" focussize="0,0"/>
                         <v:stroke on="f"/>
                         <v:imagedata r:id="rId11" o:title=""/>
@@ -6494,1840 +6527,6 @@
                 </mc:Fallback>
               </mc:AlternateContent>
             </w:r>
-          </w:p>
-        </w:tc>
-        <w:tc>
-          <w:tcPr>
-            <w:tcW w:w="1373" w:type="dxa"/>
-            <w:vAlign w:val="center"/>
-          </w:tcPr>
-          <w:p>
-            <w:pPr>
-              <w:pStyle w:val="22"/>
-              <w:spacing w:before="13"/>
-              <w:jc w:val="both"/>
-              <w:rPr>
-                <w:rFonts w:ascii="Times New Roman" w:hAnsi="Times New Roman" w:cs="Times New Roman"/>
-                <w:b/>
-                <w:sz w:val="24"/>
-                <w:szCs w:val="24"/>
-              </w:rPr>
-            </w:pPr>
-            <w:r>
-              <w:rPr>
-                <w:rFonts w:hint="eastAsia" w:ascii="Times New Roman" w:hAnsi="Times New Roman" w:cs="Times New Roman"/>
-                <w:b/>
-                <w:sz w:val="24"/>
-                <w:szCs w:val="24"/>
-                <w:lang w:val="en-US" w:eastAsia="zh-CN"/>
-              </w:rPr>
-              <w:t>报告医生</w:t>
-            </w:r>
-            <w:r>
-              <w:rPr>
-                <w:rFonts w:ascii="Times New Roman" w:hAnsi="Times New Roman" w:cs="Times New Roman"/>
-                <w:b/>
-                <w:sz w:val="24"/>
-                <w:szCs w:val="24"/>
-                <w:lang w:eastAsia="zh-CN"/>
-              </w:rPr>
-              <w:t>：</w:t>
-            </w:r>
-          </w:p>
-        </w:tc>
-        <w:tc>
-          <w:tcPr>
-            <w:tcW w:w="1640" w:type="dxa"/>
-            <w:vAlign w:val="center"/>
-          </w:tcPr>
-          <w:p>
-            <w:pPr>
-              <w:pStyle w:val="22"/>
-              <w:spacing w:before="13"/>
-              <w:ind w:right="15"/>
-              <w:jc w:val="both"/>
-              <w:rPr>
-                <w:rFonts w:ascii="Times New Roman" w:hAnsi="Times New Roman" w:cs="Times New Roman"/>
-                <w:b/>
-                <w:sz w:val="24"/>
-                <w:szCs w:val="24"/>
-              </w:rPr>
-            </w:pPr>
-          </w:p>
-        </w:tc>
-        <w:tc>
-          <w:tcPr>
-            <w:tcW w:w="2475" w:type="dxa"/>
-            <w:vAlign w:val="center"/>
-          </w:tcPr>
-          <w:p>
-            <w:pPr>
-              <w:pStyle w:val="22"/>
-              <w:spacing w:before="13"/>
-              <w:ind w:right="15"/>
-              <w:jc w:val="both"/>
-              <w:rPr>
-                <w:rFonts w:hint="eastAsia" w:ascii="Times New Roman" w:hAnsi="Times New Roman" w:eastAsia="宋体" w:cs="Times New Roman"/>
-                <w:b/>
-                <w:sz w:val="24"/>
-                <w:szCs w:val="24"/>
-                <w:lang w:val="en-US" w:eastAsia="zh-CN"/>
-              </w:rPr>
-            </w:pPr>
-            <w:r>
-              <w:rPr>
-                <w:rFonts w:hint="eastAsia" w:ascii="Times New Roman" w:hAnsi="Times New Roman" w:cs="Times New Roman"/>
-                <w:b/>
-                <w:sz w:val="24"/>
-                <w:szCs w:val="24"/>
-                <w:lang w:val="en-US" w:eastAsia="zh-CN"/>
-              </w:rPr>
-              <w:t>审核医生：</w:t>
-            </w:r>
-          </w:p>
-        </w:tc>
-      </w:tr>
-      <w:tr>
-        <w:tblPrEx>
-          <w:tblCellMar>
-            <w:top w:w="0" w:type="dxa"/>
-            <w:left w:w="0" w:type="dxa"/>
-            <w:bottom w:w="0" w:type="dxa"/>
-            <w:right w:w="0" w:type="dxa"/>
-          </w:tblCellMar>
-        </w:tblPrEx>
-        <w:trPr>
-          <w:trHeight w:val="457" w:hRule="exact"/>
-          <w:jc w:val="right"/>
-        </w:trPr>
-        <w:tc>
-          <w:tcPr>
-            <w:tcW w:w="1272" w:type="dxa"/>
-            <w:vAlign w:val="center"/>
-          </w:tcPr>
-          <w:p>
-            <w:pPr>
-              <w:pStyle w:val="22"/>
-              <w:spacing w:line="341" w:lineRule="exact"/>
-              <w:ind w:left="13" w:right="165"/>
-              <w:jc w:val="both"/>
-              <w:rPr>
-                <w:rFonts w:ascii="Times New Roman" w:hAnsi="Times New Roman" w:cs="Times New Roman"/>
-                <w:b/>
-                <w:sz w:val="24"/>
-                <w:szCs w:val="24"/>
-              </w:rPr>
-            </w:pPr>
-            <w:r>
-              <w:rPr>
-                <w:rFonts w:ascii="Times New Roman" w:hAnsi="Times New Roman" w:cs="Times New Roman"/>
-                <w:b/>
-                <w:sz w:val="24"/>
-                <w:szCs w:val="24"/>
-              </w:rPr>
-              <w:t>日</w:t>
-            </w:r>
-            <w:r>
-              <w:rPr>
-                <w:rFonts w:ascii="Times New Roman" w:hAnsi="Times New Roman" w:cs="Times New Roman"/>
-                <w:b/>
-                <w:sz w:val="24"/>
-                <w:szCs w:val="24"/>
-                <w:lang w:eastAsia="zh-CN"/>
-              </w:rPr>
-              <w:t xml:space="preserve">  </w:t>
-            </w:r>
-            <w:r>
-              <w:rPr>
-                <w:rFonts w:ascii="Times New Roman" w:hAnsi="Times New Roman" w:cs="Times New Roman"/>
-                <w:b/>
-                <w:sz w:val="24"/>
-                <w:szCs w:val="24"/>
-              </w:rPr>
-              <w:t>期：</w:t>
-            </w:r>
-          </w:p>
-        </w:tc>
-        <w:tc>
-          <w:tcPr>
-            <w:tcW w:w="2306" w:type="dxa"/>
-            <w:vAlign w:val="center"/>
-          </w:tcPr>
-          <w:p>
-            <w:pPr>
-              <w:pStyle w:val="22"/>
-              <w:spacing w:line="363" w:lineRule="exact"/>
-              <w:jc w:val="both"/>
-              <w:rPr>
-                <w:rFonts w:ascii="Times New Roman" w:hAnsi="Times New Roman" w:cs="Times New Roman"/>
-                <w:sz w:val="24"/>
-                <w:szCs w:val="24"/>
-              </w:rPr>
-            </w:pPr>
-            <w:r>
-              <w:rPr>
-                <w:rFonts w:ascii="Times New Roman" w:hAnsi="Times New Roman" w:cs="Times New Roman"/>
-                <w:kern w:val="2"/>
-                <w:sz w:val="24"/>
-                <w:szCs w:val="24"/>
-                <w:lang w:eastAsia="zh-CN"/>
-              </w:rPr>
-              <w:t>{{ reportdate }}</w:t>
-            </w:r>
-          </w:p>
-        </w:tc>
-        <w:tc>
-          <w:tcPr>
-            <w:tcW w:w="1373" w:type="dxa"/>
-            <w:vAlign w:val="center"/>
-          </w:tcPr>
-          <w:p>
-            <w:pPr>
-              <w:pStyle w:val="22"/>
-              <w:spacing w:line="341" w:lineRule="exact"/>
-              <w:jc w:val="both"/>
-              <w:rPr>
-                <w:rFonts w:ascii="Times New Roman" w:hAnsi="Times New Roman" w:cs="Times New Roman"/>
-                <w:b/>
-                <w:sz w:val="24"/>
-                <w:szCs w:val="24"/>
-              </w:rPr>
-            </w:pPr>
-          </w:p>
-        </w:tc>
-        <w:tc>
-          <w:tcPr>
-            <w:tcW w:w="1640" w:type="dxa"/>
-            <w:vAlign w:val="center"/>
-          </w:tcPr>
-          <w:p>
-            <w:pPr>
-              <w:pStyle w:val="22"/>
-              <w:spacing w:line="363" w:lineRule="exact"/>
-              <w:ind w:right="15"/>
-              <w:jc w:val="both"/>
-              <w:rPr>
-                <w:rFonts w:ascii="Times New Roman" w:hAnsi="Times New Roman" w:cs="Times New Roman"/>
-                <w:sz w:val="24"/>
-                <w:szCs w:val="24"/>
-              </w:rPr>
-            </w:pPr>
-          </w:p>
-        </w:tc>
-        <w:tc>
-          <w:tcPr>
-            <w:tcW w:w="2475" w:type="dxa"/>
-            <w:vAlign w:val="center"/>
-          </w:tcPr>
-          <w:p>
-            <w:pPr>
-              <w:pStyle w:val="22"/>
-              <w:spacing w:line="363" w:lineRule="exact"/>
-              <w:ind w:right="15"/>
-              <w:jc w:val="both"/>
-              <w:rPr>
-                <w:rFonts w:ascii="Times New Roman" w:hAnsi="Times New Roman" w:cs="Times New Roman"/>
-                <w:kern w:val="2"/>
-                <w:sz w:val="24"/>
-                <w:szCs w:val="24"/>
-                <w:lang w:eastAsia="zh-CN"/>
-              </w:rPr>
-            </w:pPr>
-          </w:p>
-        </w:tc>
-      </w:tr>
-    </w:tbl>
-    <w:p>
-      <w:pPr>
-        <w:rPr>
-          <w:rFonts w:ascii="Times New Roman" w:hAnsi="Times New Roman" w:eastAsia="微软雅黑" w:cs="Times New Roman"/>
-          <w:sz w:val="24"/>
-          <w:szCs w:val="24"/>
-          <w:lang w:eastAsia="zh-CN"/>
-        </w:rPr>
-      </w:pPr>
-      <w:r>
-        <w:rPr>
-          <w:rFonts w:hint="eastAsia" w:ascii="Times New Roman" w:hAnsi="Times New Roman" w:eastAsia="微软雅黑" w:cs="Times New Roman"/>
-          <w:sz w:val="24"/>
-          <w:szCs w:val="24"/>
-          <w:lang w:eastAsia="zh-CN"/>
-        </w:rPr>
-        <w:t xml:space="preserve">{% endif %}{% if testedby == </w:t>
-      </w:r>
-      <w:r>
-        <w:rPr>
-          <w:rFonts w:ascii="Times New Roman" w:hAnsi="Times New Roman" w:eastAsia="微软雅黑" w:cs="Times New Roman"/>
-          <w:sz w:val="24"/>
-          <w:szCs w:val="24"/>
-          <w:lang w:eastAsia="zh-CN"/>
-        </w:rPr>
-        <w:t>“</w:t>
-      </w:r>
-      <w:r>
-        <w:rPr>
-          <w:rFonts w:hint="eastAsia" w:ascii="Times New Roman" w:hAnsi="Times New Roman" w:eastAsia="微软雅黑" w:cs="Times New Roman"/>
-          <w:sz w:val="24"/>
-          <w:szCs w:val="24"/>
-          <w:lang w:eastAsia="zh-CN"/>
-        </w:rPr>
-        <w:t>3</w:t>
-      </w:r>
-      <w:r>
-        <w:rPr>
-          <w:rFonts w:ascii="Times New Roman" w:hAnsi="Times New Roman" w:eastAsia="微软雅黑" w:cs="Times New Roman"/>
-          <w:sz w:val="24"/>
-          <w:szCs w:val="24"/>
-          <w:lang w:eastAsia="zh-CN"/>
-        </w:rPr>
-        <w:t>”</w:t>
-      </w:r>
-      <w:r>
-        <w:rPr>
-          <w:rFonts w:hint="eastAsia" w:ascii="Times New Roman" w:hAnsi="Times New Roman" w:eastAsia="微软雅黑" w:cs="Times New Roman"/>
-          <w:sz w:val="24"/>
-          <w:szCs w:val="24"/>
-          <w:lang w:eastAsia="zh-CN"/>
-        </w:rPr>
-        <w:t xml:space="preserve"> %}</w:t>
-      </w:r>
-    </w:p>
-    <w:p>
-      <w:pPr>
-        <w:rPr>
-          <w:rFonts w:ascii="Times New Roman" w:hAnsi="Times New Roman" w:eastAsia="微软雅黑" w:cs="Times New Roman"/>
-          <w:sz w:val="24"/>
-          <w:szCs w:val="24"/>
-          <w:lang w:eastAsia="zh-CN"/>
-        </w:rPr>
-      </w:pPr>
-    </w:p>
-    <w:p>
-      <w:pPr>
-        <w:rPr>
-          <w:sz w:val="24"/>
-          <w:lang w:eastAsia="zh-CN"/>
-        </w:rPr>
-      </w:pPr>
-    </w:p>
-    <w:tbl>
-      <w:tblPr>
-        <w:tblStyle w:val="33"/>
-        <w:tblW w:w="9066" w:type="dxa"/>
-        <w:jc w:val="right"/>
-        <w:tblLayout w:type="fixed"/>
-        <w:tblCellMar>
-          <w:top w:w="0" w:type="dxa"/>
-          <w:left w:w="0" w:type="dxa"/>
-          <w:bottom w:w="0" w:type="dxa"/>
-          <w:right w:w="0" w:type="dxa"/>
-        </w:tblCellMar>
-      </w:tblPr>
-      <w:tblGrid>
-        <w:gridCol w:w="1272"/>
-        <w:gridCol w:w="2306"/>
-        <w:gridCol w:w="1373"/>
-        <w:gridCol w:w="1640"/>
-        <w:gridCol w:w="2475"/>
-      </w:tblGrid>
-      <w:tr>
-        <w:tblPrEx>
-          <w:tblCellMar>
-            <w:top w:w="0" w:type="dxa"/>
-            <w:left w:w="0" w:type="dxa"/>
-            <w:bottom w:w="0" w:type="dxa"/>
-            <w:right w:w="0" w:type="dxa"/>
-          </w:tblCellMar>
-        </w:tblPrEx>
-        <w:trPr>
-          <w:trHeight w:val="441" w:hRule="exact"/>
-          <w:jc w:val="right"/>
-        </w:trPr>
-        <w:tc>
-          <w:tcPr>
-            <w:tcW w:w="1272" w:type="dxa"/>
-            <w:vAlign w:val="center"/>
-          </w:tcPr>
-          <w:p>
-            <w:pPr>
-              <w:pStyle w:val="22"/>
-              <w:spacing w:before="13"/>
-              <w:ind w:left="13" w:right="95"/>
-              <w:jc w:val="both"/>
-              <w:rPr>
-                <w:rFonts w:ascii="Times New Roman" w:hAnsi="Times New Roman" w:cs="Times New Roman"/>
-                <w:b/>
-                <w:sz w:val="24"/>
-                <w:szCs w:val="24"/>
-              </w:rPr>
-            </w:pPr>
-            <w:r>
-              <w:rPr>
-                <w:rFonts w:ascii="Times New Roman" w:hAnsi="Times New Roman" w:cs="Times New Roman"/>
-                <w:b/>
-                <w:sz w:val="24"/>
-                <w:szCs w:val="24"/>
-              </w:rPr>
-              <w:t>检测人：</w:t>
-            </w:r>
-          </w:p>
-        </w:tc>
-        <w:tc>
-          <w:tcPr>
-            <w:tcW w:w="2306" w:type="dxa"/>
-            <w:vAlign w:val="center"/>
-          </w:tcPr>
-          <w:p>
-            <w:pPr>
-              <w:pStyle w:val="22"/>
-              <w:spacing w:before="13"/>
-              <w:jc w:val="both"/>
-              <w:rPr>
-                <w:rFonts w:ascii="Times New Roman" w:hAnsi="Times New Roman" w:cs="Times New Roman"/>
-                <w:b/>
-                <w:sz w:val="24"/>
-                <w:szCs w:val="24"/>
-              </w:rPr>
-            </w:pPr>
-            <w:r>
-              <w:rPr>
-                <w:sz w:val="24"/>
-              </w:rPr>
-              <mc:AlternateContent>
-                <mc:Choice Requires="wpg">
-                  <w:drawing>
-                    <wp:anchor distT="0" distB="0" distL="114300" distR="114300" simplePos="0" relativeHeight="251660288" behindDoc="0" locked="0" layoutInCell="1" allowOverlap="1">
-                      <wp:simplePos x="0" y="0"/>
-                      <wp:positionH relativeFrom="column">
-                        <wp:posOffset>-388620</wp:posOffset>
-                      </wp:positionH>
-                      <wp:positionV relativeFrom="paragraph">
-                        <wp:posOffset>-462915</wp:posOffset>
-                      </wp:positionV>
-                      <wp:extent cx="1443355" cy="1475740"/>
-                      <wp:effectExtent l="0" t="0" r="4445" b="2540"/>
-                      <wp:wrapNone/>
-                      <wp:docPr id="16" name="组合 16"/>
-                      <wp:cNvGraphicFramePr/>
-                      <a:graphic xmlns:a="http://schemas.openxmlformats.org/drawingml/2006/main">
-                        <a:graphicData uri="http://schemas.microsoft.com/office/word/2010/wordprocessingGroup">
-                          <wpg:wgp>
-                            <wpg:cNvGrpSpPr/>
-                            <wpg:grpSpPr>
-                              <a:xfrm>
-                                <a:off x="0" y="0"/>
-                                <a:ext cx="1443355" cy="1475740"/>
-                                <a:chOff x="3722" y="92738"/>
-                                <a:chExt cx="2273" cy="2273"/>
-                              </a:xfrm>
-                            </wpg:grpSpPr>
-                            <pic:pic xmlns:pic="http://schemas.openxmlformats.org/drawingml/2006/picture">
-                              <pic:nvPicPr>
-                                <pic:cNvPr id="22" name="图片 59" descr="图片1"/>
-                                <pic:cNvPicPr>
-                                  <a:picLocks noChangeAspect="1"/>
-                                </pic:cNvPicPr>
-                              </pic:nvPicPr>
-                              <pic:blipFill>
-                                <a:blip r:embed="rId13">
-                                  <a:biLevel thresh="50000"/>
-                                </a:blip>
-                                <a:srcRect l="7865" t="11797" r="5322" b="19074"/>
-                                <a:stretch>
-                                  <a:fillRect/>
-                                </a:stretch>
-                              </pic:blipFill>
-                              <pic:spPr>
-                                <a:xfrm>
-                                  <a:off x="4057" y="93343"/>
-                                  <a:ext cx="1468" cy="627"/>
-                                </a:xfrm>
-                                <a:prstGeom prst="rect">
-                                  <a:avLst/>
-                                </a:prstGeom>
-                                <a:noFill/>
-                              </pic:spPr>
-                            </pic:pic>
-                            <pic:pic xmlns:pic="http://schemas.openxmlformats.org/drawingml/2006/picture">
-                              <pic:nvPicPr>
-                                <pic:cNvPr id="107" name="图片 23"/>
-                                <pic:cNvPicPr>
-                                  <a:picLocks noChangeAspect="1" noChangeArrowheads="1"/>
-                                </pic:cNvPicPr>
-                              </pic:nvPicPr>
-                              <pic:blipFill>
-                                <a:blip r:embed="rId11">
-                                  <a:extLst>
-                                    <a:ext uri="{28A0092B-C50C-407E-A947-70E740481C1C}">
-                                      <a14:useLocalDpi xmlns:a14="http://schemas.microsoft.com/office/drawing/2010/main" val="0"/>
-                                    </a:ext>
-                                  </a:extLst>
-                                </a:blip>
-                                <a:srcRect/>
-                                <a:stretch>
-                                  <a:fillRect/>
-                                </a:stretch>
-                              </pic:blipFill>
-                              <pic:spPr>
-                                <a:xfrm>
-                                  <a:off x="3722" y="92738"/>
-                                  <a:ext cx="2273" cy="2273"/>
-                                </a:xfrm>
-                                <a:prstGeom prst="rect">
-                                  <a:avLst/>
-                                </a:prstGeom>
-                                <a:noFill/>
-                                <a:ln>
-                                  <a:noFill/>
-                                </a:ln>
-                              </pic:spPr>
-                            </pic:pic>
-                          </wpg:wgp>
-                        </a:graphicData>
-                      </a:graphic>
-                    </wp:anchor>
-                  </w:drawing>
-                </mc:Choice>
-                <mc:Fallback>
-                  <w:pict>
-                    <v:group id="_x0000_s1026" o:spid="_x0000_s1026" o:spt="203" style="position:absolute;left:0pt;margin-left:-30.6pt;margin-top:-36.45pt;height:116.2pt;width:113.65pt;z-index:251660288;mso-width-relative:page;mso-height-relative:page;" coordorigin="3722,92738" coordsize="2273,2273" o:gfxdata="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">
-                      <o:lock v:ext="edit" aspectratio="f"/>
-                      <v:shape id="图片 59" o:spid="_x0000_s1026" o:spt="75" alt="图片1" type="#_x0000_t75" style="position:absolute;left:4057;top:93343;height:627;width:1468;" filled="f" o:preferrelative="t" stroked="f" coordsize="21600,21600" o:gfxdata="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">
-                        <v:fill on="f" focussize="0,0"/>
-                        <v:stroke on="f"/>
-                        <v:imagedata r:id="rId13" cropleft="5154f" croptop="7731f" cropright="3488f" cropbottom="12500f" grayscale="t" bilevel="t" o:title=""/>
-                        <o:lock v:ext="edit" aspectratio="t"/>
-                      </v:shape>
-                      <v:shape id="图片 23" o:spid="_x0000_s1026" o:spt="75" type="#_x0000_t75" style="position:absolute;left:3722;top:92738;height:2273;width:2273;" filled="f" o:preferrelative="t" stroked="f" coordsize="21600,21600" o:gfxdata="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">
-                        <v:fill on="f" focussize="0,0"/>
-                        <v:stroke on="f"/>
-                        <v:imagedata r:id="rId11" o:title=""/>
-                        <o:lock v:ext="edit" aspectratio="t"/>
-                      </v:shape>
-                    </v:group>
-                  </w:pict>
-                </mc:Fallback>
-              </mc:AlternateContent>
-            </w:r>
-          </w:p>
-        </w:tc>
-        <w:tc>
-          <w:tcPr>
-            <w:tcW w:w="1373" w:type="dxa"/>
-            <w:vAlign w:val="center"/>
-          </w:tcPr>
-          <w:p>
-            <w:pPr>
-              <w:pStyle w:val="22"/>
-              <w:spacing w:before="13"/>
-              <w:jc w:val="both"/>
-              <w:rPr>
-                <w:rFonts w:ascii="Times New Roman" w:hAnsi="Times New Roman" w:cs="Times New Roman"/>
-                <w:b/>
-                <w:sz w:val="24"/>
-                <w:szCs w:val="24"/>
-              </w:rPr>
-            </w:pPr>
-            <w:r>
-              <w:rPr>
-                <w:rFonts w:hint="eastAsia" w:ascii="Times New Roman" w:hAnsi="Times New Roman" w:cs="Times New Roman"/>
-                <w:b/>
-                <w:sz w:val="24"/>
-                <w:szCs w:val="24"/>
-                <w:lang w:val="en-US" w:eastAsia="zh-CN"/>
-              </w:rPr>
-              <w:t>报告医生</w:t>
-            </w:r>
-            <w:r>
-              <w:rPr>
-                <w:rFonts w:ascii="Times New Roman" w:hAnsi="Times New Roman" w:cs="Times New Roman"/>
-                <w:b/>
-                <w:sz w:val="24"/>
-                <w:szCs w:val="24"/>
-                <w:lang w:eastAsia="zh-CN"/>
-              </w:rPr>
-              <w:t>：</w:t>
-            </w:r>
-          </w:p>
-        </w:tc>
-        <w:tc>
-          <w:tcPr>
-            <w:tcW w:w="1640" w:type="dxa"/>
-            <w:vAlign w:val="center"/>
-          </w:tcPr>
-          <w:p>
-            <w:pPr>
-              <w:pStyle w:val="22"/>
-              <w:spacing w:before="13"/>
-              <w:ind w:right="15"/>
-              <w:jc w:val="both"/>
-              <w:rPr>
-                <w:rFonts w:ascii="Times New Roman" w:hAnsi="Times New Roman" w:cs="Times New Roman"/>
-                <w:b/>
-                <w:sz w:val="24"/>
-                <w:szCs w:val="24"/>
-              </w:rPr>
-            </w:pPr>
-          </w:p>
-        </w:tc>
-        <w:tc>
-          <w:tcPr>
-            <w:tcW w:w="2475" w:type="dxa"/>
-            <w:vAlign w:val="center"/>
-          </w:tcPr>
-          <w:p>
-            <w:pPr>
-              <w:pStyle w:val="22"/>
-              <w:spacing w:before="13"/>
-              <w:ind w:right="15"/>
-              <w:jc w:val="both"/>
-              <w:rPr>
-                <w:rFonts w:hint="eastAsia" w:ascii="Times New Roman" w:hAnsi="Times New Roman" w:eastAsia="宋体" w:cs="Times New Roman"/>
-                <w:b/>
-                <w:sz w:val="24"/>
-                <w:szCs w:val="24"/>
-                <w:lang w:val="en-US" w:eastAsia="zh-CN"/>
-              </w:rPr>
-            </w:pPr>
-            <w:r>
-              <w:rPr>
-                <w:rFonts w:hint="eastAsia" w:ascii="Times New Roman" w:hAnsi="Times New Roman" w:cs="Times New Roman"/>
-                <w:b/>
-                <w:sz w:val="24"/>
-                <w:szCs w:val="24"/>
-                <w:lang w:val="en-US" w:eastAsia="zh-CN"/>
-              </w:rPr>
-              <w:t>审核医生：</w:t>
-            </w:r>
-          </w:p>
-        </w:tc>
-      </w:tr>
-      <w:tr>
-        <w:tblPrEx>
-          <w:tblCellMar>
-            <w:top w:w="0" w:type="dxa"/>
-            <w:left w:w="0" w:type="dxa"/>
-            <w:bottom w:w="0" w:type="dxa"/>
-            <w:right w:w="0" w:type="dxa"/>
-          </w:tblCellMar>
-        </w:tblPrEx>
-        <w:trPr>
-          <w:trHeight w:val="457" w:hRule="exact"/>
-          <w:jc w:val="right"/>
-        </w:trPr>
-        <w:tc>
-          <w:tcPr>
-            <w:tcW w:w="1272" w:type="dxa"/>
-            <w:vAlign w:val="center"/>
-          </w:tcPr>
-          <w:p>
-            <w:pPr>
-              <w:pStyle w:val="22"/>
-              <w:spacing w:line="341" w:lineRule="exact"/>
-              <w:ind w:left="13" w:right="165"/>
-              <w:jc w:val="both"/>
-              <w:rPr>
-                <w:rFonts w:ascii="Times New Roman" w:hAnsi="Times New Roman" w:cs="Times New Roman"/>
-                <w:b/>
-                <w:sz w:val="24"/>
-                <w:szCs w:val="24"/>
-              </w:rPr>
-            </w:pPr>
-            <w:r>
-              <w:rPr>
-                <w:rFonts w:ascii="Times New Roman" w:hAnsi="Times New Roman" w:cs="Times New Roman"/>
-                <w:b/>
-                <w:sz w:val="24"/>
-                <w:szCs w:val="24"/>
-              </w:rPr>
-              <w:t>日</w:t>
-            </w:r>
-            <w:r>
-              <w:rPr>
-                <w:rFonts w:ascii="Times New Roman" w:hAnsi="Times New Roman" w:cs="Times New Roman"/>
-                <w:b/>
-                <w:sz w:val="24"/>
-                <w:szCs w:val="24"/>
-                <w:lang w:eastAsia="zh-CN"/>
-              </w:rPr>
-              <w:t xml:space="preserve">  </w:t>
-            </w:r>
-            <w:r>
-              <w:rPr>
-                <w:rFonts w:ascii="Times New Roman" w:hAnsi="Times New Roman" w:cs="Times New Roman"/>
-                <w:b/>
-                <w:sz w:val="24"/>
-                <w:szCs w:val="24"/>
-              </w:rPr>
-              <w:t>期：</w:t>
-            </w:r>
-          </w:p>
-        </w:tc>
-        <w:tc>
-          <w:tcPr>
-            <w:tcW w:w="2306" w:type="dxa"/>
-            <w:vAlign w:val="center"/>
-          </w:tcPr>
-          <w:p>
-            <w:pPr>
-              <w:pStyle w:val="22"/>
-              <w:spacing w:line="363" w:lineRule="exact"/>
-              <w:jc w:val="both"/>
-              <w:rPr>
-                <w:rFonts w:ascii="Times New Roman" w:hAnsi="Times New Roman" w:cs="Times New Roman"/>
-                <w:sz w:val="24"/>
-                <w:szCs w:val="24"/>
-              </w:rPr>
-            </w:pPr>
-            <w:r>
-              <w:rPr>
-                <w:rFonts w:ascii="Times New Roman" w:hAnsi="Times New Roman" w:cs="Times New Roman"/>
-                <w:kern w:val="2"/>
-                <w:sz w:val="24"/>
-                <w:szCs w:val="24"/>
-                <w:lang w:eastAsia="zh-CN"/>
-              </w:rPr>
-              <w:t>{{ reportdate }}</w:t>
-            </w:r>
-          </w:p>
-        </w:tc>
-        <w:tc>
-          <w:tcPr>
-            <w:tcW w:w="1373" w:type="dxa"/>
-            <w:vAlign w:val="center"/>
-          </w:tcPr>
-          <w:p>
-            <w:pPr>
-              <w:pStyle w:val="22"/>
-              <w:spacing w:line="341" w:lineRule="exact"/>
-              <w:jc w:val="both"/>
-              <w:rPr>
-                <w:rFonts w:ascii="Times New Roman" w:hAnsi="Times New Roman" w:cs="Times New Roman"/>
-                <w:b/>
-                <w:sz w:val="24"/>
-                <w:szCs w:val="24"/>
-              </w:rPr>
-            </w:pPr>
-          </w:p>
-        </w:tc>
-        <w:tc>
-          <w:tcPr>
-            <w:tcW w:w="1640" w:type="dxa"/>
-            <w:vAlign w:val="center"/>
-          </w:tcPr>
-          <w:p>
-            <w:pPr>
-              <w:pStyle w:val="22"/>
-              <w:spacing w:line="363" w:lineRule="exact"/>
-              <w:ind w:right="15"/>
-              <w:jc w:val="both"/>
-              <w:rPr>
-                <w:rFonts w:ascii="Times New Roman" w:hAnsi="Times New Roman" w:cs="Times New Roman"/>
-                <w:sz w:val="24"/>
-                <w:szCs w:val="24"/>
-              </w:rPr>
-            </w:pPr>
-          </w:p>
-        </w:tc>
-        <w:tc>
-          <w:tcPr>
-            <w:tcW w:w="2475" w:type="dxa"/>
-            <w:vAlign w:val="center"/>
-          </w:tcPr>
-          <w:p>
-            <w:pPr>
-              <w:pStyle w:val="22"/>
-              <w:spacing w:line="363" w:lineRule="exact"/>
-              <w:ind w:right="15"/>
-              <w:jc w:val="both"/>
-              <w:rPr>
-                <w:rFonts w:ascii="Times New Roman" w:hAnsi="Times New Roman" w:cs="Times New Roman"/>
-                <w:kern w:val="2"/>
-                <w:sz w:val="24"/>
-                <w:szCs w:val="24"/>
-                <w:lang w:eastAsia="zh-CN"/>
-              </w:rPr>
-            </w:pPr>
-          </w:p>
-        </w:tc>
-      </w:tr>
-    </w:tbl>
-    <w:p>
-      <w:pPr>
-        <w:rPr>
-          <w:rFonts w:ascii="Times New Roman" w:hAnsi="Times New Roman" w:eastAsia="微软雅黑" w:cs="Times New Roman"/>
-          <w:sz w:val="24"/>
-          <w:szCs w:val="24"/>
-          <w:lang w:eastAsia="zh-CN"/>
-        </w:rPr>
-      </w:pPr>
-      <w:r>
-        <w:rPr>
-          <w:rFonts w:hint="eastAsia" w:ascii="Times New Roman" w:hAnsi="Times New Roman" w:eastAsia="微软雅黑" w:cs="Times New Roman"/>
-          <w:sz w:val="24"/>
-          <w:szCs w:val="24"/>
-          <w:lang w:eastAsia="zh-CN"/>
-        </w:rPr>
-        <w:t xml:space="preserve">{% endif %}{% if testedby == </w:t>
-      </w:r>
-      <w:r>
-        <w:rPr>
-          <w:rFonts w:ascii="Times New Roman" w:hAnsi="Times New Roman" w:eastAsia="微软雅黑" w:cs="Times New Roman"/>
-          <w:sz w:val="24"/>
-          <w:szCs w:val="24"/>
-          <w:lang w:eastAsia="zh-CN"/>
-        </w:rPr>
-        <w:t>“</w:t>
-      </w:r>
-      <w:r>
-        <w:rPr>
-          <w:rFonts w:hint="eastAsia" w:ascii="Times New Roman" w:hAnsi="Times New Roman" w:eastAsia="微软雅黑" w:cs="Times New Roman"/>
-          <w:sz w:val="24"/>
-          <w:szCs w:val="24"/>
-          <w:lang w:eastAsia="zh-CN"/>
-        </w:rPr>
-        <w:t>4</w:t>
-      </w:r>
-      <w:r>
-        <w:rPr>
-          <w:rFonts w:ascii="Times New Roman" w:hAnsi="Times New Roman" w:eastAsia="微软雅黑" w:cs="Times New Roman"/>
-          <w:sz w:val="24"/>
-          <w:szCs w:val="24"/>
-          <w:lang w:eastAsia="zh-CN"/>
-        </w:rPr>
-        <w:t>”</w:t>
-      </w:r>
-      <w:r>
-        <w:rPr>
-          <w:rFonts w:hint="eastAsia" w:ascii="Times New Roman" w:hAnsi="Times New Roman" w:eastAsia="微软雅黑" w:cs="Times New Roman"/>
-          <w:sz w:val="24"/>
-          <w:szCs w:val="24"/>
-          <w:lang w:eastAsia="zh-CN"/>
-        </w:rPr>
-        <w:t xml:space="preserve"> %}</w:t>
-      </w:r>
-    </w:p>
-    <w:p>
-      <w:pPr>
-        <w:rPr>
-          <w:rFonts w:ascii="Times New Roman" w:hAnsi="Times New Roman" w:eastAsia="微软雅黑" w:cs="Times New Roman"/>
-          <w:sz w:val="24"/>
-          <w:szCs w:val="24"/>
-          <w:lang w:eastAsia="zh-CN"/>
-        </w:rPr>
-      </w:pPr>
-    </w:p>
-    <w:p>
-      <w:pPr>
-        <w:rPr>
-          <w:rFonts w:ascii="Times New Roman" w:hAnsi="Times New Roman" w:eastAsia="微软雅黑" w:cs="Times New Roman"/>
-          <w:sz w:val="24"/>
-          <w:szCs w:val="24"/>
-          <w:lang w:eastAsia="zh-CN"/>
-        </w:rPr>
-      </w:pPr>
-    </w:p>
-    <w:tbl>
-      <w:tblPr>
-        <w:tblStyle w:val="33"/>
-        <w:tblW w:w="9066" w:type="dxa"/>
-        <w:jc w:val="right"/>
-        <w:tblLayout w:type="fixed"/>
-        <w:tblCellMar>
-          <w:top w:w="0" w:type="dxa"/>
-          <w:left w:w="0" w:type="dxa"/>
-          <w:bottom w:w="0" w:type="dxa"/>
-          <w:right w:w="0" w:type="dxa"/>
-        </w:tblCellMar>
-      </w:tblPr>
-      <w:tblGrid>
-        <w:gridCol w:w="1272"/>
-        <w:gridCol w:w="2306"/>
-        <w:gridCol w:w="1373"/>
-        <w:gridCol w:w="1640"/>
-        <w:gridCol w:w="2475"/>
-      </w:tblGrid>
-      <w:tr>
-        <w:tblPrEx>
-          <w:tblCellMar>
-            <w:top w:w="0" w:type="dxa"/>
-            <w:left w:w="0" w:type="dxa"/>
-            <w:bottom w:w="0" w:type="dxa"/>
-            <w:right w:w="0" w:type="dxa"/>
-          </w:tblCellMar>
-        </w:tblPrEx>
-        <w:trPr>
-          <w:trHeight w:val="441" w:hRule="exact"/>
-          <w:jc w:val="right"/>
-        </w:trPr>
-        <w:tc>
-          <w:tcPr>
-            <w:tcW w:w="1272" w:type="dxa"/>
-            <w:vAlign w:val="center"/>
-          </w:tcPr>
-          <w:p>
-            <w:pPr>
-              <w:pStyle w:val="22"/>
-              <w:spacing w:before="13"/>
-              <w:ind w:left="13" w:right="95"/>
-              <w:jc w:val="both"/>
-              <w:rPr>
-                <w:rFonts w:ascii="Times New Roman" w:hAnsi="Times New Roman" w:cs="Times New Roman"/>
-                <w:b/>
-                <w:sz w:val="24"/>
-                <w:szCs w:val="24"/>
-              </w:rPr>
-            </w:pPr>
-            <w:r>
-              <w:rPr>
-                <w:rFonts w:ascii="Times New Roman" w:hAnsi="Times New Roman" w:cs="Times New Roman"/>
-                <w:b/>
-                <w:sz w:val="24"/>
-                <w:szCs w:val="24"/>
-              </w:rPr>
-              <w:t>检测人：</w:t>
-            </w:r>
-          </w:p>
-        </w:tc>
-        <w:tc>
-          <w:tcPr>
-            <w:tcW w:w="2306" w:type="dxa"/>
-            <w:vAlign w:val="center"/>
-          </w:tcPr>
-          <w:p>
-            <w:pPr>
-              <w:pStyle w:val="22"/>
-              <w:spacing w:before="13"/>
-              <w:jc w:val="both"/>
-              <w:rPr>
-                <w:rFonts w:ascii="Times New Roman" w:hAnsi="Times New Roman" w:cs="Times New Roman"/>
-                <w:b/>
-                <w:sz w:val="24"/>
-                <w:szCs w:val="24"/>
-              </w:rPr>
-            </w:pPr>
-            <w:r>
-              <w:rPr>
-                <w:sz w:val="24"/>
-              </w:rPr>
-              <mc:AlternateContent>
-                <mc:Choice Requires="wpg">
-                  <w:drawing>
-                    <wp:anchor distT="0" distB="0" distL="114300" distR="114300" simplePos="0" relativeHeight="251659264" behindDoc="0" locked="0" layoutInCell="1" allowOverlap="1">
-                      <wp:simplePos x="0" y="0"/>
-                      <wp:positionH relativeFrom="column">
-                        <wp:posOffset>-521335</wp:posOffset>
-                      </wp:positionH>
-                      <wp:positionV relativeFrom="paragraph">
-                        <wp:posOffset>-472440</wp:posOffset>
-                      </wp:positionV>
-                      <wp:extent cx="1443355" cy="1443355"/>
-                      <wp:effectExtent l="0" t="0" r="4445" b="4445"/>
-                      <wp:wrapNone/>
-                      <wp:docPr id="17" name="组合 17"/>
-                      <wp:cNvGraphicFramePr/>
-                      <a:graphic xmlns:a="http://schemas.openxmlformats.org/drawingml/2006/main">
-                        <a:graphicData uri="http://schemas.microsoft.com/office/word/2010/wordprocessingGroup">
-                          <wpg:wgp>
-                            <wpg:cNvGrpSpPr/>
-                            <wpg:grpSpPr>
-                              <a:xfrm>
-                                <a:off x="0" y="0"/>
-                                <a:ext cx="1443355" cy="1443355"/>
-                                <a:chOff x="3513" y="94449"/>
-                                <a:chExt cx="2273" cy="2273"/>
-                              </a:xfrm>
-                            </wpg:grpSpPr>
-                            <pic:pic xmlns:pic="http://schemas.openxmlformats.org/drawingml/2006/picture">
-                              <pic:nvPicPr>
-                                <pic:cNvPr id="110" name="图片 29" descr="IMG_256"/>
-                                <pic:cNvPicPr>
-                                  <a:picLocks noChangeAspect="1"/>
-                                </pic:cNvPicPr>
-                              </pic:nvPicPr>
-                              <pic:blipFill>
-                                <a:blip r:embed="rId14">
-                                  <a:clrChange>
-                                    <a:clrFrom>
-                                      <a:srgbClr val="FFFFFF">
-                                        <a:alpha val="100000"/>
-                                      </a:srgbClr>
-                                    </a:clrFrom>
-                                    <a:clrTo>
-                                      <a:srgbClr val="FFFFFF">
-                                        <a:alpha val="100000"/>
-                                        <a:alpha val="0"/>
-                                      </a:srgbClr>
-                                    </a:clrTo>
-                                  </a:clrChange>
-                                </a:blip>
-                                <a:stretch>
-                                  <a:fillRect/>
-                                </a:stretch>
-                              </pic:blipFill>
-                              <pic:spPr>
-                                <a:xfrm>
-                                  <a:off x="4208" y="95052"/>
-                                  <a:ext cx="975" cy="570"/>
-                                </a:xfrm>
-                                <a:prstGeom prst="rect">
-                                  <a:avLst/>
-                                </a:prstGeom>
-                                <a:noFill/>
-                                <a:ln w="9525">
-                                  <a:noFill/>
-                                </a:ln>
-                              </pic:spPr>
-                            </pic:pic>
-                            <pic:pic xmlns:pic="http://schemas.openxmlformats.org/drawingml/2006/picture">
-                              <pic:nvPicPr>
-                                <pic:cNvPr id="9" name="图片 25"/>
-                                <pic:cNvPicPr>
-                                  <a:picLocks noChangeAspect="1" noChangeArrowheads="1"/>
-                                </pic:cNvPicPr>
-                              </pic:nvPicPr>
-                              <pic:blipFill>
-                                <a:blip r:embed="rId11">
-                                  <a:extLst>
-                                    <a:ext uri="{28A0092B-C50C-407E-A947-70E740481C1C}">
-                                      <a14:useLocalDpi xmlns:a14="http://schemas.microsoft.com/office/drawing/2010/main" val="0"/>
-                                    </a:ext>
-                                  </a:extLst>
-                                </a:blip>
-                                <a:srcRect/>
-                                <a:stretch>
-                                  <a:fillRect/>
-                                </a:stretch>
-                              </pic:blipFill>
-                              <pic:spPr>
-                                <a:xfrm>
-                                  <a:off x="3513" y="94449"/>
-                                  <a:ext cx="2273" cy="2273"/>
-                                </a:xfrm>
-                                <a:prstGeom prst="rect">
-                                  <a:avLst/>
-                                </a:prstGeom>
-                                <a:noFill/>
-                                <a:ln>
-                                  <a:noFill/>
-                                </a:ln>
-                              </pic:spPr>
-                            </pic:pic>
-                          </wpg:wgp>
-                        </a:graphicData>
-                      </a:graphic>
-                    </wp:anchor>
-                  </w:drawing>
-                </mc:Choice>
-                <mc:Fallback>
-                  <w:pict>
-                    <v:group id="_x0000_s1026" o:spid="_x0000_s1026" o:spt="203" style="position:absolute;left:0pt;margin-left:-41.05pt;margin-top:-37.2pt;height:113.65pt;width:113.65pt;z-index:251659264;mso-width-relative:page;mso-height-relative:page;" coordorigin="3513,94449" coordsize="2273,2273" o:gfxdata="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">
-                      <o:lock v:ext="edit" aspectratio="f"/>
-                      <v:shape id="图片 29" o:spid="_x0000_s1026" o:spt="75" alt="IMG_256" type="#_x0000_t75" style="position:absolute;left:4208;top:95052;height:570;width:975;" filled="f" o:preferrelative="t" stroked="f" coordsize="21600,21600" o:gfxdata="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">
-                        <v:fill on="f" focussize="0,0"/>
-                        <v:stroke on="f"/>
-                        <v:imagedata r:id="rId14" chromakey="#FFFFFF" o:title=""/>
-                        <o:lock v:ext="edit" aspectratio="t"/>
-                      </v:shape>
-                      <v:shape id="图片 25" o:spid="_x0000_s1026" o:spt="75" type="#_x0000_t75" style="position:absolute;left:3513;top:94449;height:2273;width:2273;" filled="f" o:preferrelative="t" stroked="f" coordsize="21600,21600" o:gfxdata="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">
-                        <v:fill on="f" focussize="0,0"/>
-                        <v:stroke on="f"/>
-                        <v:imagedata r:id="rId11" o:title=""/>
-                        <o:lock v:ext="edit" aspectratio="t"/>
-                      </v:shape>
-                    </v:group>
-                  </w:pict>
-                </mc:Fallback>
-              </mc:AlternateContent>
-            </w:r>
-          </w:p>
-        </w:tc>
-        <w:tc>
-          <w:tcPr>
-            <w:tcW w:w="1373" w:type="dxa"/>
-            <w:vAlign w:val="center"/>
-          </w:tcPr>
-          <w:p>
-            <w:pPr>
-              <w:pStyle w:val="22"/>
-              <w:spacing w:before="13"/>
-              <w:jc w:val="both"/>
-              <w:rPr>
-                <w:rFonts w:ascii="Times New Roman" w:hAnsi="Times New Roman" w:cs="Times New Roman"/>
-                <w:b/>
-                <w:sz w:val="24"/>
-                <w:szCs w:val="24"/>
-              </w:rPr>
-            </w:pPr>
-            <w:r>
-              <w:rPr>
-                <w:rFonts w:hint="eastAsia" w:ascii="Times New Roman" w:hAnsi="Times New Roman" w:cs="Times New Roman"/>
-                <w:b/>
-                <w:sz w:val="24"/>
-                <w:szCs w:val="24"/>
-                <w:lang w:val="en-US" w:eastAsia="zh-CN"/>
-              </w:rPr>
-              <w:t>报告医生</w:t>
-            </w:r>
-            <w:r>
-              <w:rPr>
-                <w:rFonts w:ascii="Times New Roman" w:hAnsi="Times New Roman" w:cs="Times New Roman"/>
-                <w:b/>
-                <w:sz w:val="24"/>
-                <w:szCs w:val="24"/>
-                <w:lang w:eastAsia="zh-CN"/>
-              </w:rPr>
-              <w:t>：</w:t>
-            </w:r>
-          </w:p>
-        </w:tc>
-        <w:tc>
-          <w:tcPr>
-            <w:tcW w:w="1640" w:type="dxa"/>
-            <w:vAlign w:val="center"/>
-          </w:tcPr>
-          <w:p>
-            <w:pPr>
-              <w:pStyle w:val="22"/>
-              <w:spacing w:before="13"/>
-              <w:ind w:right="15"/>
-              <w:jc w:val="both"/>
-              <w:rPr>
-                <w:rFonts w:ascii="Times New Roman" w:hAnsi="Times New Roman" w:cs="Times New Roman"/>
-                <w:b/>
-                <w:sz w:val="24"/>
-                <w:szCs w:val="24"/>
-              </w:rPr>
-            </w:pPr>
-          </w:p>
-        </w:tc>
-        <w:tc>
-          <w:tcPr>
-            <w:tcW w:w="2475" w:type="dxa"/>
-            <w:vAlign w:val="center"/>
-          </w:tcPr>
-          <w:p>
-            <w:pPr>
-              <w:pStyle w:val="22"/>
-              <w:spacing w:before="13"/>
-              <w:ind w:right="15"/>
-              <w:jc w:val="both"/>
-              <w:rPr>
-                <w:rFonts w:hint="eastAsia" w:ascii="Times New Roman" w:hAnsi="Times New Roman" w:eastAsia="宋体" w:cs="Times New Roman"/>
-                <w:b/>
-                <w:sz w:val="24"/>
-                <w:szCs w:val="24"/>
-                <w:lang w:val="en-US" w:eastAsia="zh-CN"/>
-              </w:rPr>
-            </w:pPr>
-            <w:r>
-              <w:rPr>
-                <w:rFonts w:hint="eastAsia" w:ascii="Times New Roman" w:hAnsi="Times New Roman" w:cs="Times New Roman"/>
-                <w:b/>
-                <w:sz w:val="24"/>
-                <w:szCs w:val="24"/>
-                <w:lang w:val="en-US" w:eastAsia="zh-CN"/>
-              </w:rPr>
-              <w:t>审核医生：</w:t>
-            </w:r>
-          </w:p>
-        </w:tc>
-      </w:tr>
-      <w:tr>
-        <w:tblPrEx>
-          <w:tblCellMar>
-            <w:top w:w="0" w:type="dxa"/>
-            <w:left w:w="0" w:type="dxa"/>
-            <w:bottom w:w="0" w:type="dxa"/>
-            <w:right w:w="0" w:type="dxa"/>
-          </w:tblCellMar>
-        </w:tblPrEx>
-        <w:trPr>
-          <w:trHeight w:val="457" w:hRule="exact"/>
-          <w:jc w:val="right"/>
-        </w:trPr>
-        <w:tc>
-          <w:tcPr>
-            <w:tcW w:w="1272" w:type="dxa"/>
-            <w:vAlign w:val="center"/>
-          </w:tcPr>
-          <w:p>
-            <w:pPr>
-              <w:pStyle w:val="22"/>
-              <w:spacing w:line="341" w:lineRule="exact"/>
-              <w:ind w:left="13" w:right="165"/>
-              <w:jc w:val="both"/>
-              <w:rPr>
-                <w:rFonts w:ascii="Times New Roman" w:hAnsi="Times New Roman" w:cs="Times New Roman"/>
-                <w:b/>
-                <w:sz w:val="24"/>
-                <w:szCs w:val="24"/>
-              </w:rPr>
-            </w:pPr>
-            <w:r>
-              <w:rPr>
-                <w:rFonts w:ascii="Times New Roman" w:hAnsi="Times New Roman" w:cs="Times New Roman"/>
-                <w:b/>
-                <w:sz w:val="24"/>
-                <w:szCs w:val="24"/>
-              </w:rPr>
-              <w:t>日</w:t>
-            </w:r>
-            <w:r>
-              <w:rPr>
-                <w:rFonts w:ascii="Times New Roman" w:hAnsi="Times New Roman" w:cs="Times New Roman"/>
-                <w:b/>
-                <w:sz w:val="24"/>
-                <w:szCs w:val="24"/>
-                <w:lang w:eastAsia="zh-CN"/>
-              </w:rPr>
-              <w:t xml:space="preserve">  </w:t>
-            </w:r>
-            <w:r>
-              <w:rPr>
-                <w:rFonts w:ascii="Times New Roman" w:hAnsi="Times New Roman" w:cs="Times New Roman"/>
-                <w:b/>
-                <w:sz w:val="24"/>
-                <w:szCs w:val="24"/>
-              </w:rPr>
-              <w:t>期：</w:t>
-            </w:r>
-          </w:p>
-        </w:tc>
-        <w:tc>
-          <w:tcPr>
-            <w:tcW w:w="2306" w:type="dxa"/>
-            <w:vAlign w:val="center"/>
-          </w:tcPr>
-          <w:p>
-            <w:pPr>
-              <w:pStyle w:val="22"/>
-              <w:spacing w:line="363" w:lineRule="exact"/>
-              <w:jc w:val="both"/>
-              <w:rPr>
-                <w:rFonts w:ascii="Times New Roman" w:hAnsi="Times New Roman" w:cs="Times New Roman"/>
-                <w:sz w:val="24"/>
-                <w:szCs w:val="24"/>
-              </w:rPr>
-            </w:pPr>
-            <w:r>
-              <w:rPr>
-                <w:rFonts w:ascii="Times New Roman" w:hAnsi="Times New Roman" w:cs="Times New Roman"/>
-                <w:kern w:val="2"/>
-                <w:sz w:val="24"/>
-                <w:szCs w:val="24"/>
-                <w:lang w:eastAsia="zh-CN"/>
-              </w:rPr>
-              <w:t>{{ reportdate }}</w:t>
-            </w:r>
-          </w:p>
-        </w:tc>
-        <w:tc>
-          <w:tcPr>
-            <w:tcW w:w="1373" w:type="dxa"/>
-            <w:vAlign w:val="center"/>
-          </w:tcPr>
-          <w:p>
-            <w:pPr>
-              <w:pStyle w:val="22"/>
-              <w:spacing w:line="341" w:lineRule="exact"/>
-              <w:jc w:val="both"/>
-              <w:rPr>
-                <w:rFonts w:ascii="Times New Roman" w:hAnsi="Times New Roman" w:cs="Times New Roman"/>
-                <w:b/>
-                <w:sz w:val="24"/>
-                <w:szCs w:val="24"/>
-              </w:rPr>
-            </w:pPr>
-          </w:p>
-        </w:tc>
-        <w:tc>
-          <w:tcPr>
-            <w:tcW w:w="1640" w:type="dxa"/>
-            <w:vAlign w:val="center"/>
-          </w:tcPr>
-          <w:p>
-            <w:pPr>
-              <w:pStyle w:val="22"/>
-              <w:spacing w:line="363" w:lineRule="exact"/>
-              <w:ind w:right="15"/>
-              <w:jc w:val="both"/>
-              <w:rPr>
-                <w:rFonts w:ascii="Times New Roman" w:hAnsi="Times New Roman" w:cs="Times New Roman"/>
-                <w:sz w:val="24"/>
-                <w:szCs w:val="24"/>
-              </w:rPr>
-            </w:pPr>
-          </w:p>
-        </w:tc>
-        <w:tc>
-          <w:tcPr>
-            <w:tcW w:w="2475" w:type="dxa"/>
-            <w:vAlign w:val="center"/>
-          </w:tcPr>
-          <w:p>
-            <w:pPr>
-              <w:pStyle w:val="22"/>
-              <w:spacing w:line="363" w:lineRule="exact"/>
-              <w:ind w:right="15"/>
-              <w:jc w:val="both"/>
-              <w:rPr>
-                <w:rFonts w:ascii="Times New Roman" w:hAnsi="Times New Roman" w:cs="Times New Roman"/>
-                <w:kern w:val="2"/>
-                <w:sz w:val="24"/>
-                <w:szCs w:val="24"/>
-                <w:lang w:eastAsia="zh-CN"/>
-              </w:rPr>
-            </w:pPr>
-          </w:p>
-        </w:tc>
-      </w:tr>
-    </w:tbl>
-    <w:p>
-      <w:pPr>
-        <w:rPr>
-          <w:rFonts w:ascii="Times New Roman" w:hAnsi="Times New Roman" w:eastAsia="微软雅黑" w:cs="Times New Roman"/>
-          <w:sz w:val="24"/>
-          <w:szCs w:val="24"/>
-          <w:lang w:eastAsia="zh-CN"/>
-        </w:rPr>
-      </w:pPr>
-      <w:r>
-        <w:rPr>
-          <w:rFonts w:hint="eastAsia" w:ascii="Times New Roman" w:hAnsi="Times New Roman" w:eastAsia="微软雅黑" w:cs="Times New Roman"/>
-          <w:sz w:val="24"/>
-          <w:szCs w:val="24"/>
-          <w:lang w:eastAsia="zh-CN"/>
-        </w:rPr>
-        <w:t xml:space="preserve">{% endif %}{% if testedby == </w:t>
-      </w:r>
-      <w:r>
-        <w:rPr>
-          <w:rFonts w:ascii="Times New Roman" w:hAnsi="Times New Roman" w:eastAsia="微软雅黑" w:cs="Times New Roman"/>
-          <w:sz w:val="24"/>
-          <w:szCs w:val="24"/>
-          <w:lang w:eastAsia="zh-CN"/>
-        </w:rPr>
-        <w:t>“</w:t>
-      </w:r>
-      <w:r>
-        <w:rPr>
-          <w:rFonts w:hint="eastAsia" w:ascii="Times New Roman" w:hAnsi="Times New Roman" w:eastAsia="微软雅黑" w:cs="Times New Roman"/>
-          <w:sz w:val="24"/>
-          <w:szCs w:val="24"/>
-          <w:lang w:eastAsia="zh-CN"/>
-        </w:rPr>
-        <w:t>5</w:t>
-      </w:r>
-      <w:r>
-        <w:rPr>
-          <w:rFonts w:ascii="Times New Roman" w:hAnsi="Times New Roman" w:eastAsia="微软雅黑" w:cs="Times New Roman"/>
-          <w:sz w:val="24"/>
-          <w:szCs w:val="24"/>
-          <w:lang w:eastAsia="zh-CN"/>
-        </w:rPr>
-        <w:t>”</w:t>
-      </w:r>
-      <w:r>
-        <w:rPr>
-          <w:rFonts w:hint="eastAsia" w:ascii="Times New Roman" w:hAnsi="Times New Roman" w:eastAsia="微软雅黑" w:cs="Times New Roman"/>
-          <w:sz w:val="24"/>
-          <w:szCs w:val="24"/>
-          <w:lang w:eastAsia="zh-CN"/>
-        </w:rPr>
-        <w:t xml:space="preserve"> %}</w:t>
-      </w:r>
-    </w:p>
-    <w:p>
-      <w:pPr>
-        <w:rPr>
-          <w:lang w:eastAsia="zh-CN"/>
-        </w:rPr>
-      </w:pPr>
-    </w:p>
-    <w:p>
-      <w:pPr>
-        <w:rPr>
-          <w:lang w:eastAsia="zh-CN"/>
-        </w:rPr>
-      </w:pPr>
-    </w:p>
-    <w:tbl>
-      <w:tblPr>
-        <w:tblStyle w:val="33"/>
-        <w:tblW w:w="9066" w:type="dxa"/>
-        <w:jc w:val="right"/>
-        <w:tblLayout w:type="fixed"/>
-        <w:tblCellMar>
-          <w:top w:w="0" w:type="dxa"/>
-          <w:left w:w="0" w:type="dxa"/>
-          <w:bottom w:w="0" w:type="dxa"/>
-          <w:right w:w="0" w:type="dxa"/>
-        </w:tblCellMar>
-      </w:tblPr>
-      <w:tblGrid>
-        <w:gridCol w:w="1272"/>
-        <w:gridCol w:w="2306"/>
-        <w:gridCol w:w="1373"/>
-        <w:gridCol w:w="1640"/>
-        <w:gridCol w:w="2475"/>
-      </w:tblGrid>
-      <w:tr>
-        <w:tblPrEx>
-          <w:tblCellMar>
-            <w:top w:w="0" w:type="dxa"/>
-            <w:left w:w="0" w:type="dxa"/>
-            <w:bottom w:w="0" w:type="dxa"/>
-            <w:right w:w="0" w:type="dxa"/>
-          </w:tblCellMar>
-        </w:tblPrEx>
-        <w:trPr>
-          <w:trHeight w:val="441" w:hRule="exact"/>
-          <w:jc w:val="right"/>
-        </w:trPr>
-        <w:tc>
-          <w:tcPr>
-            <w:tcW w:w="1272" w:type="dxa"/>
-            <w:vAlign w:val="center"/>
-          </w:tcPr>
-          <w:p>
-            <w:pPr>
-              <w:pStyle w:val="22"/>
-              <w:spacing w:before="13"/>
-              <w:ind w:left="13" w:right="95"/>
-              <w:jc w:val="both"/>
-              <w:rPr>
-                <w:rFonts w:ascii="Times New Roman" w:hAnsi="Times New Roman" w:cs="Times New Roman"/>
-                <w:b/>
-                <w:sz w:val="24"/>
-                <w:szCs w:val="24"/>
-              </w:rPr>
-            </w:pPr>
-            <w:r>
-              <w:rPr>
-                <w:rFonts w:ascii="Times New Roman" w:hAnsi="Times New Roman" w:cs="Times New Roman"/>
-                <w:b/>
-                <w:sz w:val="24"/>
-                <w:szCs w:val="24"/>
-              </w:rPr>
-              <w:t>检测人：</w:t>
-            </w:r>
-          </w:p>
-        </w:tc>
-        <w:tc>
-          <w:tcPr>
-            <w:tcW w:w="2306" w:type="dxa"/>
-            <w:vAlign w:val="center"/>
-          </w:tcPr>
-          <w:p>
-            <w:pPr>
-              <w:pStyle w:val="22"/>
-              <w:spacing w:before="13"/>
-              <w:jc w:val="both"/>
-              <w:rPr>
-                <w:rFonts w:ascii="Times New Roman" w:hAnsi="Times New Roman" w:cs="Times New Roman"/>
-                <w:b/>
-                <w:sz w:val="24"/>
-                <w:szCs w:val="24"/>
-              </w:rPr>
-            </w:pPr>
-          </w:p>
-        </w:tc>
-        <w:tc>
-          <w:tcPr>
-            <w:tcW w:w="1373" w:type="dxa"/>
-            <w:vAlign w:val="center"/>
-          </w:tcPr>
-          <w:p>
-            <w:pPr>
-              <w:pStyle w:val="22"/>
-              <w:spacing w:before="13"/>
-              <w:jc w:val="both"/>
-              <w:rPr>
-                <w:rFonts w:ascii="Times New Roman" w:hAnsi="Times New Roman" w:cs="Times New Roman"/>
-                <w:b/>
-                <w:sz w:val="24"/>
-                <w:szCs w:val="24"/>
-              </w:rPr>
-            </w:pPr>
-            <w:r>
-              <w:rPr>
-                <w:rFonts w:hint="eastAsia" w:ascii="Times New Roman" w:hAnsi="Times New Roman" w:cs="Times New Roman"/>
-                <w:b/>
-                <w:sz w:val="24"/>
-                <w:szCs w:val="24"/>
-                <w:lang w:val="en-US" w:eastAsia="zh-CN"/>
-              </w:rPr>
-              <w:t>报告医生</w:t>
-            </w:r>
-            <w:r>
-              <w:rPr>
-                <w:rFonts w:ascii="Times New Roman" w:hAnsi="Times New Roman" w:cs="Times New Roman"/>
-                <w:b/>
-                <w:sz w:val="24"/>
-                <w:szCs w:val="24"/>
-                <w:lang w:eastAsia="zh-CN"/>
-              </w:rPr>
-              <w:t>：</w:t>
-            </w:r>
-          </w:p>
-        </w:tc>
-        <w:tc>
-          <w:tcPr>
-            <w:tcW w:w="1640" w:type="dxa"/>
-            <w:vAlign w:val="center"/>
-          </w:tcPr>
-          <w:p>
-            <w:pPr>
-              <w:pStyle w:val="22"/>
-              <w:spacing w:before="13"/>
-              <w:ind w:right="15"/>
-              <w:jc w:val="both"/>
-              <w:rPr>
-                <w:rFonts w:ascii="Times New Roman" w:hAnsi="Times New Roman" w:cs="Times New Roman"/>
-                <w:b/>
-                <w:sz w:val="24"/>
-                <w:szCs w:val="24"/>
-              </w:rPr>
-            </w:pPr>
-          </w:p>
-        </w:tc>
-        <w:tc>
-          <w:tcPr>
-            <w:tcW w:w="2475" w:type="dxa"/>
-            <w:vAlign w:val="center"/>
-          </w:tcPr>
-          <w:p>
-            <w:pPr>
-              <w:pStyle w:val="22"/>
-              <w:spacing w:before="13"/>
-              <w:ind w:right="15"/>
-              <w:jc w:val="both"/>
-              <w:rPr>
-                <w:rFonts w:hint="eastAsia" w:ascii="Times New Roman" w:hAnsi="Times New Roman" w:eastAsia="宋体" w:cs="Times New Roman"/>
-                <w:b/>
-                <w:sz w:val="24"/>
-                <w:szCs w:val="24"/>
-                <w:lang w:val="en-US" w:eastAsia="zh-CN"/>
-              </w:rPr>
-            </w:pPr>
-            <w:r>
-              <w:rPr>
-                <w:rFonts w:hint="eastAsia" w:ascii="Times New Roman" w:hAnsi="Times New Roman" w:cs="Times New Roman"/>
-                <w:b/>
-                <w:sz w:val="24"/>
-                <w:szCs w:val="24"/>
-                <w:lang w:val="en-US" w:eastAsia="zh-CN"/>
-              </w:rPr>
-              <w:t>审核医生：</w:t>
-            </w:r>
-          </w:p>
-        </w:tc>
-      </w:tr>
-      <w:tr>
-        <w:tblPrEx>
-          <w:tblCellMar>
-            <w:top w:w="0" w:type="dxa"/>
-            <w:left w:w="0" w:type="dxa"/>
-            <w:bottom w:w="0" w:type="dxa"/>
-            <w:right w:w="0" w:type="dxa"/>
-          </w:tblCellMar>
-        </w:tblPrEx>
-        <w:trPr>
-          <w:trHeight w:val="457" w:hRule="exact"/>
-          <w:jc w:val="right"/>
-        </w:trPr>
-        <w:tc>
-          <w:tcPr>
-            <w:tcW w:w="1272" w:type="dxa"/>
-            <w:vAlign w:val="center"/>
-          </w:tcPr>
-          <w:p>
-            <w:pPr>
-              <w:pStyle w:val="22"/>
-              <w:spacing w:line="341" w:lineRule="exact"/>
-              <w:ind w:left="13" w:right="165"/>
-              <w:jc w:val="both"/>
-              <w:rPr>
-                <w:rFonts w:ascii="Times New Roman" w:hAnsi="Times New Roman" w:cs="Times New Roman"/>
-                <w:b/>
-                <w:sz w:val="24"/>
-                <w:szCs w:val="24"/>
-              </w:rPr>
-            </w:pPr>
-            <w:r>
-              <w:rPr>
-                <w:rFonts w:ascii="Times New Roman" w:hAnsi="Times New Roman" w:cs="Times New Roman"/>
-                <w:b/>
-                <w:sz w:val="24"/>
-                <w:szCs w:val="24"/>
-              </w:rPr>
-              <w:t>日</w:t>
-            </w:r>
-            <w:r>
-              <w:rPr>
-                <w:rFonts w:ascii="Times New Roman" w:hAnsi="Times New Roman" w:cs="Times New Roman"/>
-                <w:b/>
-                <w:sz w:val="24"/>
-                <w:szCs w:val="24"/>
-                <w:lang w:eastAsia="zh-CN"/>
-              </w:rPr>
-              <w:t xml:space="preserve">  </w:t>
-            </w:r>
-            <w:r>
-              <w:rPr>
-                <w:rFonts w:ascii="Times New Roman" w:hAnsi="Times New Roman" w:cs="Times New Roman"/>
-                <w:b/>
-                <w:sz w:val="24"/>
-                <w:szCs w:val="24"/>
-              </w:rPr>
-              <w:t>期：</w:t>
-            </w:r>
-          </w:p>
-        </w:tc>
-        <w:tc>
-          <w:tcPr>
-            <w:tcW w:w="2306" w:type="dxa"/>
-            <w:vAlign w:val="center"/>
-          </w:tcPr>
-          <w:p>
-            <w:pPr>
-              <w:pStyle w:val="22"/>
-              <w:spacing w:line="363" w:lineRule="exact"/>
-              <w:jc w:val="both"/>
-              <w:rPr>
-                <w:rFonts w:ascii="Times New Roman" w:hAnsi="Times New Roman" w:cs="Times New Roman"/>
-                <w:sz w:val="24"/>
-                <w:szCs w:val="24"/>
-              </w:rPr>
-            </w:pPr>
-            <w:r>
-              <w:rPr>
-                <w:rFonts w:ascii="Times New Roman" w:hAnsi="Times New Roman" w:cs="Times New Roman"/>
-                <w:kern w:val="2"/>
-                <w:sz w:val="24"/>
-                <w:szCs w:val="24"/>
-                <w:lang w:eastAsia="zh-CN"/>
-              </w:rPr>
-              <w:t>{{ reportdate }}</w:t>
-            </w:r>
-          </w:p>
-        </w:tc>
-        <w:tc>
-          <w:tcPr>
-            <w:tcW w:w="1373" w:type="dxa"/>
-            <w:vAlign w:val="center"/>
-          </w:tcPr>
-          <w:p>
-            <w:pPr>
-              <w:pStyle w:val="22"/>
-              <w:spacing w:line="341" w:lineRule="exact"/>
-              <w:jc w:val="both"/>
-              <w:rPr>
-                <w:rFonts w:ascii="Times New Roman" w:hAnsi="Times New Roman" w:cs="Times New Roman"/>
-                <w:b/>
-                <w:sz w:val="24"/>
-                <w:szCs w:val="24"/>
-              </w:rPr>
-            </w:pPr>
-          </w:p>
-        </w:tc>
-        <w:tc>
-          <w:tcPr>
-            <w:tcW w:w="1640" w:type="dxa"/>
-            <w:vAlign w:val="center"/>
-          </w:tcPr>
-          <w:p>
-            <w:pPr>
-              <w:pStyle w:val="22"/>
-              <w:spacing w:line="363" w:lineRule="exact"/>
-              <w:ind w:right="15"/>
-              <w:jc w:val="both"/>
-              <w:rPr>
-                <w:rFonts w:ascii="Times New Roman" w:hAnsi="Times New Roman" w:cs="Times New Roman"/>
-                <w:sz w:val="24"/>
-                <w:szCs w:val="24"/>
-              </w:rPr>
-            </w:pPr>
-          </w:p>
-        </w:tc>
-        <w:tc>
-          <w:tcPr>
-            <w:tcW w:w="2475" w:type="dxa"/>
-            <w:vAlign w:val="center"/>
-          </w:tcPr>
-          <w:p>
-            <w:pPr>
-              <w:pStyle w:val="22"/>
-              <w:spacing w:line="363" w:lineRule="exact"/>
-              <w:ind w:right="15"/>
-              <w:jc w:val="both"/>
-              <w:rPr>
-                <w:rFonts w:ascii="Times New Roman" w:hAnsi="Times New Roman" w:cs="Times New Roman"/>
-                <w:kern w:val="2"/>
-                <w:sz w:val="24"/>
-                <w:szCs w:val="24"/>
-                <w:lang w:eastAsia="zh-CN"/>
-              </w:rPr>
-            </w:pPr>
-          </w:p>
-        </w:tc>
-      </w:tr>
-    </w:tbl>
-    <w:p>
-      <w:pPr>
-        <w:rPr>
-          <w:rFonts w:ascii="Times New Roman" w:hAnsi="Times New Roman" w:eastAsia="微软雅黑" w:cs="Times New Roman"/>
-          <w:sz w:val="24"/>
-          <w:szCs w:val="24"/>
-          <w:lang w:eastAsia="zh-CN"/>
-        </w:rPr>
-      </w:pPr>
-      <w:r>
-        <w:rPr>
-          <w:rFonts w:hint="eastAsia" w:ascii="Times New Roman" w:hAnsi="Times New Roman" w:eastAsia="微软雅黑" w:cs="Times New Roman"/>
-          <w:sz w:val="24"/>
-          <w:szCs w:val="24"/>
-          <w:lang w:eastAsia="zh-CN"/>
-        </w:rPr>
-        <w:t xml:space="preserve">{% endif %}{% if testedby == </w:t>
-      </w:r>
-      <w:r>
-        <w:rPr>
-          <w:rFonts w:ascii="Times New Roman" w:hAnsi="Times New Roman" w:eastAsia="微软雅黑" w:cs="Times New Roman"/>
-          <w:sz w:val="24"/>
-          <w:szCs w:val="24"/>
-          <w:lang w:eastAsia="zh-CN"/>
-        </w:rPr>
-        <w:t>“</w:t>
-      </w:r>
-      <w:r>
-        <w:rPr>
-          <w:rFonts w:hint="eastAsia" w:ascii="Times New Roman" w:hAnsi="Times New Roman" w:eastAsia="微软雅黑" w:cs="Times New Roman"/>
-          <w:sz w:val="24"/>
-          <w:szCs w:val="24"/>
-          <w:lang w:eastAsia="zh-CN"/>
-        </w:rPr>
-        <w:t>6</w:t>
-      </w:r>
-      <w:r>
-        <w:rPr>
-          <w:rFonts w:ascii="Times New Roman" w:hAnsi="Times New Roman" w:eastAsia="微软雅黑" w:cs="Times New Roman"/>
-          <w:sz w:val="24"/>
-          <w:szCs w:val="24"/>
-          <w:lang w:eastAsia="zh-CN"/>
-        </w:rPr>
-        <w:t>”</w:t>
-      </w:r>
-      <w:r>
-        <w:rPr>
-          <w:rFonts w:hint="eastAsia" w:ascii="Times New Roman" w:hAnsi="Times New Roman" w:eastAsia="微软雅黑" w:cs="Times New Roman"/>
-          <w:sz w:val="24"/>
-          <w:szCs w:val="24"/>
-          <w:lang w:eastAsia="zh-CN"/>
-        </w:rPr>
-        <w:t xml:space="preserve"> %}</w:t>
-      </w:r>
-    </w:p>
-    <w:p>
-      <w:pPr>
-        <w:rPr>
-          <w:rFonts w:ascii="Times New Roman" w:hAnsi="Times New Roman" w:eastAsia="微软雅黑" w:cs="Times New Roman"/>
-          <w:sz w:val="24"/>
-          <w:szCs w:val="24"/>
-          <w:lang w:eastAsia="zh-CN"/>
-        </w:rPr>
-      </w:pPr>
-    </w:p>
-    <w:p>
-      <w:pPr>
-        <w:rPr>
-          <w:rFonts w:ascii="Times New Roman" w:hAnsi="Times New Roman" w:eastAsia="微软雅黑" w:cs="Times New Roman"/>
-          <w:sz w:val="24"/>
-          <w:szCs w:val="24"/>
-          <w:lang w:eastAsia="zh-CN"/>
-        </w:rPr>
-      </w:pPr>
-    </w:p>
-    <w:tbl>
-      <w:tblPr>
-        <w:tblStyle w:val="33"/>
-        <w:tblW w:w="9066" w:type="dxa"/>
-        <w:jc w:val="right"/>
-        <w:tblLayout w:type="fixed"/>
-        <w:tblCellMar>
-          <w:top w:w="0" w:type="dxa"/>
-          <w:left w:w="0" w:type="dxa"/>
-          <w:bottom w:w="0" w:type="dxa"/>
-          <w:right w:w="0" w:type="dxa"/>
-        </w:tblCellMar>
-      </w:tblPr>
-      <w:tblGrid>
-        <w:gridCol w:w="1272"/>
-        <w:gridCol w:w="2306"/>
-        <w:gridCol w:w="1373"/>
-        <w:gridCol w:w="1640"/>
-        <w:gridCol w:w="2475"/>
-      </w:tblGrid>
-      <w:tr>
-        <w:tblPrEx>
-          <w:tblCellMar>
-            <w:top w:w="0" w:type="dxa"/>
-            <w:left w:w="0" w:type="dxa"/>
-            <w:bottom w:w="0" w:type="dxa"/>
-            <w:right w:w="0" w:type="dxa"/>
-          </w:tblCellMar>
-        </w:tblPrEx>
-        <w:trPr>
-          <w:trHeight w:val="441" w:hRule="exact"/>
-          <w:jc w:val="right"/>
-        </w:trPr>
-        <w:tc>
-          <w:tcPr>
-            <w:tcW w:w="1272" w:type="dxa"/>
-            <w:vAlign w:val="center"/>
-          </w:tcPr>
-          <w:p>
-            <w:pPr>
-              <w:pStyle w:val="22"/>
-              <w:spacing w:before="13"/>
-              <w:ind w:left="13" w:right="95"/>
-              <w:jc w:val="both"/>
-              <w:rPr>
-                <w:rFonts w:ascii="Times New Roman" w:hAnsi="Times New Roman" w:cs="Times New Roman"/>
-                <w:b/>
-                <w:sz w:val="24"/>
-                <w:szCs w:val="24"/>
-              </w:rPr>
-            </w:pPr>
-            <w:r>
-              <w:rPr>
-                <w:rFonts w:ascii="Times New Roman" w:hAnsi="Times New Roman" w:cs="Times New Roman"/>
-                <w:b/>
-                <w:sz w:val="24"/>
-                <w:szCs w:val="24"/>
-              </w:rPr>
-              <w:t>检测人：</w:t>
-            </w:r>
-          </w:p>
-        </w:tc>
-        <w:tc>
-          <w:tcPr>
-            <w:tcW w:w="2306" w:type="dxa"/>
-            <w:vAlign w:val="center"/>
-          </w:tcPr>
-          <w:p>
-            <w:pPr>
-              <w:pStyle w:val="22"/>
-              <w:spacing w:before="13"/>
-              <w:jc w:val="both"/>
-              <w:rPr>
-                <w:rFonts w:ascii="Times New Roman" w:hAnsi="Times New Roman" w:cs="Times New Roman"/>
-                <w:b/>
-                <w:sz w:val="24"/>
-                <w:szCs w:val="24"/>
-              </w:rPr>
-            </w:pPr>
           </w:p>
         </w:tc>
         <w:tc>
@@ -9221,7 +7420,7 @@
                     </pic:cNvPicPr>
                   </pic:nvPicPr>
                   <pic:blipFill>
-                    <a:blip r:embed="rId15"/>
+                    <a:blip r:embed="rId13"/>
                     <a:stretch>
                       <a:fillRect/>
                     </a:stretch>
@@ -9503,8 +7702,8 @@
       </w:pPr>
       <w:bookmarkStart w:id="42" w:name="_Toc15285"/>
       <w:bookmarkStart w:id="43" w:name="_Toc11347"/>
-      <w:bookmarkStart w:id="44" w:name="_Toc106294398"/>
-      <w:bookmarkStart w:id="45" w:name="_Toc1011"/>
+      <w:bookmarkStart w:id="44" w:name="_Toc1011"/>
+      <w:bookmarkStart w:id="45" w:name="_Toc106294398"/>
       <w:r>
         <w:rPr>
           <w:rFonts w:hint="eastAsia" w:ascii="Times New Roman" w:hAnsi="Times New Roman"/>
@@ -9592,27 +7791,27 @@
                 <w:lang w:eastAsia="zh-CN"/>
               </w:rPr>
             </w:pPr>
-            <w:bookmarkStart w:id="46" w:name="_Toc149837258"/>
-            <w:bookmarkStart w:id="47" w:name="_Toc24061"/>
-            <w:bookmarkStart w:id="48" w:name="_Toc10743"/>
-            <w:bookmarkStart w:id="49" w:name="_Toc28194"/>
-            <w:bookmarkStart w:id="50" w:name="_Toc23846_WPSOffice_Level1"/>
-            <w:bookmarkStart w:id="51" w:name="_Toc27804"/>
-            <w:bookmarkStart w:id="52" w:name="_Toc23903"/>
-            <w:bookmarkStart w:id="53" w:name="_Toc13107"/>
-            <w:bookmarkStart w:id="54" w:name="_Toc27731"/>
-            <w:bookmarkStart w:id="55" w:name="_Toc29093"/>
+            <w:bookmarkStart w:id="46" w:name="_Toc24061"/>
+            <w:bookmarkStart w:id="47" w:name="_Toc149837258"/>
+            <w:bookmarkStart w:id="48" w:name="_Toc32661"/>
+            <w:bookmarkStart w:id="49" w:name="_Toc13107"/>
+            <w:bookmarkStart w:id="50" w:name="_Toc27731"/>
+            <w:bookmarkStart w:id="51" w:name="_Toc106294400"/>
+            <w:bookmarkStart w:id="52" w:name="_Toc27804"/>
+            <w:bookmarkStart w:id="53" w:name="_Toc23846_WPSOffice_Level1"/>
+            <w:bookmarkStart w:id="54" w:name="_Toc10743"/>
+            <w:bookmarkStart w:id="55" w:name="_Toc5598"/>
             <w:bookmarkStart w:id="56" w:name="_Toc4331_WPSOffice_Level1"/>
-            <w:bookmarkStart w:id="57" w:name="_Toc5598"/>
-            <w:bookmarkStart w:id="58" w:name="_Toc32443_WPSOffice_Level1"/>
-            <w:bookmarkStart w:id="59" w:name="_Toc106294400"/>
-            <w:bookmarkStart w:id="60" w:name="_Toc32661"/>
-            <w:bookmarkStart w:id="61" w:name="_Toc25727"/>
-            <w:bookmarkStart w:id="62" w:name="_Toc19898_WPSOffice_Level2"/>
-            <w:bookmarkStart w:id="63" w:name="_Toc30343"/>
-            <w:bookmarkStart w:id="64" w:name="_Toc13489_WPSOffice_Level2"/>
-            <w:bookmarkStart w:id="65" w:name="_Hlk516758315"/>
-            <w:bookmarkStart w:id="66" w:name="_Toc24038"/>
+            <w:bookmarkStart w:id="57" w:name="_Toc23903"/>
+            <w:bookmarkStart w:id="58" w:name="_Toc25727"/>
+            <w:bookmarkStart w:id="59" w:name="_Toc28194"/>
+            <w:bookmarkStart w:id="60" w:name="_Toc32443_WPSOffice_Level1"/>
+            <w:bookmarkStart w:id="61" w:name="_Toc29093"/>
+            <w:bookmarkStart w:id="62" w:name="_Toc24038"/>
+            <w:bookmarkStart w:id="63" w:name="_Toc19898_WPSOffice_Level2"/>
+            <w:bookmarkStart w:id="64" w:name="_Hlk516758315"/>
+            <w:bookmarkStart w:id="65" w:name="_Toc13489_WPSOffice_Level2"/>
+            <w:bookmarkStart w:id="66" w:name="_Toc30343"/>
             <w:r>
               <w:rPr>
                 <w:rFonts w:hint="eastAsia" w:ascii="Times New Roman" w:hAnsi="Times New Roman" w:eastAsia="微软雅黑" w:cs="Times New Roman"/>
@@ -19354,21 +17553,21 @@
         </w:rPr>
       </w:pPr>
       <w:bookmarkStart w:id="74" w:name="_Toc20034"/>
-      <w:bookmarkStart w:id="75" w:name="_Toc149837262"/>
-      <w:bookmarkStart w:id="76" w:name="_Toc10223"/>
-      <w:bookmarkStart w:id="77" w:name="_Toc23431"/>
+      <w:bookmarkStart w:id="75" w:name="_Toc10223"/>
+      <w:bookmarkStart w:id="76" w:name="_Toc23431"/>
+      <w:bookmarkStart w:id="77" w:name="_Toc8095"/>
       <w:bookmarkStart w:id="78" w:name="_Toc106719764"/>
-      <w:bookmarkStart w:id="79" w:name="_Toc8095"/>
-      <w:bookmarkStart w:id="80" w:name="_Toc106294401"/>
-      <w:bookmarkStart w:id="81" w:name="_Toc26583"/>
-      <w:bookmarkStart w:id="82" w:name="_Toc16594"/>
-      <w:bookmarkStart w:id="83" w:name="_Toc27302"/>
-      <w:bookmarkStart w:id="84" w:name="_Toc2409"/>
-      <w:bookmarkStart w:id="85" w:name="_Toc1707_WPSOffice_Level1"/>
-      <w:bookmarkStart w:id="86" w:name="_Toc12505"/>
-      <w:bookmarkStart w:id="87" w:name="_Toc28240"/>
-      <w:bookmarkStart w:id="88" w:name="_Toc21764_WPSOffice_Level1"/>
-      <w:bookmarkStart w:id="89" w:name="_Toc13196_WPSOffice_Level1"/>
+      <w:bookmarkStart w:id="79" w:name="_Toc149837262"/>
+      <w:bookmarkStart w:id="80" w:name="_Toc26583"/>
+      <w:bookmarkStart w:id="81" w:name="_Toc106294401"/>
+      <w:bookmarkStart w:id="82" w:name="_Toc21764_WPSOffice_Level1"/>
+      <w:bookmarkStart w:id="83" w:name="_Toc13196_WPSOffice_Level1"/>
+      <w:bookmarkStart w:id="84" w:name="_Toc16594"/>
+      <w:bookmarkStart w:id="85" w:name="_Toc12505"/>
+      <w:bookmarkStart w:id="86" w:name="_Toc27302"/>
+      <w:bookmarkStart w:id="87" w:name="_Toc2409"/>
+      <w:bookmarkStart w:id="88" w:name="_Toc28240"/>
+      <w:bookmarkStart w:id="89" w:name="_Toc1707_WPSOffice_Level1"/>
       <w:r>
         <w:rPr>
           <w:rFonts w:hint="eastAsia"/>
@@ -21804,12 +20003,6 @@
             <w:insideH w:val="single" w:color="62B541" w:sz="4" w:space="0"/>
             <w:insideV w:val="single" w:color="62B541" w:sz="4" w:space="0"/>
           </w:tblBorders>
-          <w:tblCellMar>
-            <w:top w:w="0" w:type="dxa"/>
-            <w:left w:w="0" w:type="dxa"/>
-            <w:bottom w:w="0" w:type="dxa"/>
-            <w:right w:w="0" w:type="dxa"/>
-          </w:tblCellMar>
         </w:tblPrEx>
         <w:trPr>
           <w:trHeight w:val="510" w:hRule="atLeast"/>
@@ -22521,9 +20714,9 @@
       </w:pPr>
       <w:bookmarkStart w:id="93" w:name="_Toc29106"/>
       <w:bookmarkStart w:id="94" w:name="_Toc16200"/>
-      <w:bookmarkStart w:id="95" w:name="_Toc21309"/>
+      <w:bookmarkStart w:id="95" w:name="_Toc16800"/>
       <w:bookmarkStart w:id="96" w:name="_Toc106294402"/>
-      <w:bookmarkStart w:id="97" w:name="_Toc16800"/>
+      <w:bookmarkStart w:id="97" w:name="_Toc21309"/>
       <w:r>
         <w:rPr>
           <w:rFonts w:hint="eastAsia" w:ascii="Times New Roman" w:hAnsi="Times New Roman"/>
@@ -22613,8 +20806,8 @@
                 </w14:textFill>
               </w:rPr>
             </w:pPr>
-            <w:bookmarkStart w:id="98" w:name="_Toc106294403"/>
-            <w:bookmarkStart w:id="99" w:name="_Toc1694"/>
+            <w:bookmarkStart w:id="98" w:name="_Toc1694"/>
+            <w:bookmarkStart w:id="99" w:name="_Toc106294403"/>
             <w:r>
               <w:rPr>
                 <w:rFonts w:ascii="Times New Roman" w:hAnsi="Times New Roman" w:eastAsia="微软雅黑" w:cs="Times New Roman"/>
@@ -23596,11 +21789,11 @@
           <w:lang w:eastAsia="zh-CN"/>
         </w:rPr>
       </w:pPr>
-      <w:bookmarkStart w:id="101" w:name="_Toc23606"/>
-      <w:bookmarkStart w:id="102" w:name="_Toc4331_WPSOffice_Level2"/>
+      <w:bookmarkStart w:id="101" w:name="_Toc3053"/>
+      <w:bookmarkStart w:id="102" w:name="_Toc23606"/>
       <w:bookmarkStart w:id="103" w:name="_Toc32302"/>
       <w:bookmarkStart w:id="104" w:name="_Toc32443_WPSOffice_Level2"/>
-      <w:bookmarkStart w:id="105" w:name="_Toc3053"/>
+      <w:bookmarkStart w:id="105" w:name="_Toc4331_WPSOffice_Level2"/>
       <w:bookmarkStart w:id="106" w:name="_Toc30024"/>
       <w:bookmarkStart w:id="107" w:name="_Toc149837264"/>
       <w:r>
@@ -31941,12 +30134,6 @@
             <w:insideH w:val="dotted" w:color="45A3A7" w:sz="4" w:space="0"/>
             <w:insideV w:val="dotted" w:color="45A3A7" w:sz="4" w:space="0"/>
           </w:tblBorders>
-          <w:tblCellMar>
-            <w:top w:w="0" w:type="dxa"/>
-            <w:left w:w="108" w:type="dxa"/>
-            <w:bottom w:w="0" w:type="dxa"/>
-            <w:right w:w="108" w:type="dxa"/>
-          </w:tblCellMar>
         </w:tblPrEx>
         <w:trPr>
           <w:trHeight w:val="420" w:hRule="atLeast"/>
@@ -37067,8 +35254,8 @@
           </w14:shadow>
         </w:rPr>
       </w:pPr>
-      <w:bookmarkStart w:id="111" w:name="_Toc16805"/>
-      <w:bookmarkStart w:id="112" w:name="_Toc5618"/>
+      <w:bookmarkStart w:id="111" w:name="_Toc5618"/>
+      <w:bookmarkStart w:id="112" w:name="_Toc16805"/>
       <w:r>
         <w:rPr>
           <w:rFonts w:ascii="Times New Roman" w:hAnsi="Times New Roman"/>
@@ -37125,15 +35312,15 @@
           <w:sz w:val="30"/>
         </w:rPr>
       </w:pPr>
-      <w:bookmarkStart w:id="113" w:name="_Toc31490"/>
-      <w:bookmarkStart w:id="114" w:name="_Toc14255_WPSOffice_Level1"/>
-      <w:bookmarkStart w:id="115" w:name="_Toc4168"/>
-      <w:bookmarkStart w:id="116" w:name="_Toc106294406"/>
-      <w:bookmarkStart w:id="117" w:name="_Toc27075"/>
-      <w:bookmarkStart w:id="118" w:name="_Toc24085_WPSOffice_Level1"/>
-      <w:bookmarkStart w:id="119" w:name="_Toc15840_WPSOffice_Level1"/>
-      <w:bookmarkStart w:id="120" w:name="_Toc11369"/>
-      <w:bookmarkStart w:id="121" w:name="_Toc14155"/>
+      <w:bookmarkStart w:id="113" w:name="_Toc14255_WPSOffice_Level1"/>
+      <w:bookmarkStart w:id="114" w:name="_Toc31490"/>
+      <w:bookmarkStart w:id="115" w:name="_Toc106294406"/>
+      <w:bookmarkStart w:id="116" w:name="_Toc24085_WPSOffice_Level1"/>
+      <w:bookmarkStart w:id="117" w:name="_Toc11369"/>
+      <w:bookmarkStart w:id="118" w:name="_Toc27075"/>
+      <w:bookmarkStart w:id="119" w:name="_Toc14155"/>
+      <w:bookmarkStart w:id="120" w:name="_Toc4168"/>
+      <w:bookmarkStart w:id="121" w:name="_Toc15840_WPSOffice_Level1"/>
       <w:r>
         <w:rPr>
           <w:rFonts w:hint="eastAsia" w:ascii="Times New Roman" w:hAnsi="Times New Roman"/>
@@ -39781,22 +37968,22 @@
         </w:rPr>
       </w:pPr>
       <w:bookmarkStart w:id="122" w:name="_Toc7597"/>
-      <w:bookmarkStart w:id="123" w:name="_Toc17216"/>
-      <w:bookmarkStart w:id="124" w:name="_Toc106294408"/>
-      <w:bookmarkStart w:id="125" w:name="_Toc11446"/>
-      <w:bookmarkStart w:id="126" w:name="_Toc149837270"/>
-      <w:bookmarkStart w:id="127" w:name="_Toc3454"/>
-      <w:bookmarkStart w:id="128" w:name="_Toc15517"/>
-      <w:bookmarkStart w:id="129" w:name="_Toc4503"/>
+      <w:bookmarkStart w:id="123" w:name="_Toc149837270"/>
+      <w:bookmarkStart w:id="124" w:name="_Toc17216"/>
+      <w:bookmarkStart w:id="125" w:name="_Toc106294408"/>
+      <w:bookmarkStart w:id="126" w:name="_Toc15517"/>
+      <w:bookmarkStart w:id="127" w:name="_Toc11446"/>
+      <w:bookmarkStart w:id="128" w:name="_Toc3454"/>
+      <w:bookmarkStart w:id="129" w:name="_Toc27809"/>
       <w:bookmarkStart w:id="130" w:name="_Toc106294410"/>
-      <w:bookmarkStart w:id="131" w:name="_Toc11901"/>
-      <w:bookmarkStart w:id="132" w:name="_Toc27809"/>
+      <w:bookmarkStart w:id="131" w:name="_Toc4503"/>
+      <w:bookmarkStart w:id="132" w:name="_Toc11901"/>
       <w:bookmarkStart w:id="133" w:name="_Toc14611_WPSOffice_Level1"/>
       <w:bookmarkStart w:id="134" w:name="_Toc19584_WPSOffice_Level1"/>
       <w:bookmarkStart w:id="135" w:name="_Toc13275"/>
       <w:bookmarkStart w:id="136" w:name="_Toc22162_WPSOffice_Level1"/>
-      <w:bookmarkStart w:id="137" w:name="_Toc17792_WPSOffice_Level2"/>
-      <w:bookmarkStart w:id="138" w:name="_Toc22623"/>
+      <w:bookmarkStart w:id="137" w:name="_Toc22623"/>
+      <w:bookmarkStart w:id="138" w:name="_Toc17792_WPSOffice_Level2"/>
       <w:r>
         <w:rPr>
           <w:rFonts w:hint="eastAsia"/>
@@ -43613,9 +41800,9 @@
           <w:lang w:eastAsia="zh-CN"/>
         </w:rPr>
       </w:pPr>
-      <w:bookmarkStart w:id="139" w:name="_Toc4976"/>
-      <w:bookmarkStart w:id="140" w:name="_Toc32674"/>
-      <w:bookmarkStart w:id="141" w:name="_Toc8005"/>
+      <w:bookmarkStart w:id="139" w:name="_Toc8005"/>
+      <w:bookmarkStart w:id="140" w:name="_Toc4976"/>
+      <w:bookmarkStart w:id="141" w:name="_Toc32674"/>
       <w:bookmarkStart w:id="142" w:name="_Toc3409"/>
       <w:bookmarkStart w:id="143" w:name="_Toc15114"/>
       <w:r>
@@ -44354,8 +42541,8 @@
           <w:sz w:val="30"/>
         </w:rPr>
       </w:pPr>
-      <w:bookmarkStart w:id="146" w:name="_Toc14985"/>
-      <w:bookmarkStart w:id="147" w:name="_Toc18146"/>
+      <w:bookmarkStart w:id="146" w:name="_Toc18146"/>
+      <w:bookmarkStart w:id="147" w:name="_Toc14985"/>
       <w:r>
         <w:rPr>
           <w:rFonts w:hint="eastAsia" w:ascii="Times New Roman" w:hAnsi="Times New Roman"/>
@@ -45285,7 +43472,7 @@
         <w:lang w:eastAsia="zh-CN"/>
       </w:rPr>
       <w:drawing>
-        <wp:anchor distT="0" distB="0" distL="0" distR="0" simplePos="0" relativeHeight="251661312" behindDoc="0" locked="0" layoutInCell="1" allowOverlap="1">
+        <wp:anchor distT="0" distB="0" distL="0" distR="0" simplePos="0" relativeHeight="251660288" behindDoc="0" locked="0" layoutInCell="1" allowOverlap="1">
           <wp:simplePos x="0" y="0"/>
           <wp:positionH relativeFrom="column">
             <wp:posOffset>4634230</wp:posOffset>
@@ -45392,7 +43579,7 @@
         <w:lang w:eastAsia="zh-CN"/>
       </w:rPr>
       <w:drawing>
-        <wp:anchor distT="0" distB="0" distL="0" distR="0" simplePos="0" relativeHeight="251662336" behindDoc="0" locked="0" layoutInCell="1" allowOverlap="1">
+        <wp:anchor distT="0" distB="0" distL="0" distR="0" simplePos="0" relativeHeight="251661312" behindDoc="0" locked="0" layoutInCell="1" allowOverlap="1">
           <wp:simplePos x="0" y="0"/>
           <wp:positionH relativeFrom="column">
             <wp:posOffset>4615180</wp:posOffset>
@@ -45499,7 +43686,7 @@
         <w:lang w:eastAsia="zh-CN"/>
       </w:rPr>
       <w:drawing>
-        <wp:anchor distT="0" distB="0" distL="0" distR="0" simplePos="0" relativeHeight="251663360" behindDoc="0" locked="0" layoutInCell="1" allowOverlap="1">
+        <wp:anchor distT="0" distB="0" distL="0" distR="0" simplePos="0" relativeHeight="251662336" behindDoc="0" locked="0" layoutInCell="1" allowOverlap="1">
           <wp:simplePos x="0" y="0"/>
           <wp:positionH relativeFrom="column">
             <wp:posOffset>4634230</wp:posOffset>

--- a/WebContent/docx/子宫内膜癌检测报告-苏州市立医院.docx
+++ b/WebContent/docx/子宫内膜癌检测报告-苏州市立医院.docx
@@ -2831,17 +2831,17 @@
           </w14:shadow>
         </w:rPr>
       </w:pPr>
-      <w:bookmarkStart w:id="0" w:name="_Toc24178_WPSOffice_Level1"/>
+      <w:bookmarkStart w:id="0" w:name="_Toc11269"/>
       <w:bookmarkStart w:id="1" w:name="_Toc24397"/>
-      <w:bookmarkStart w:id="2" w:name="_Toc11269"/>
-      <w:bookmarkStart w:id="3" w:name="_Toc30143_WPSOffice_Level1"/>
-      <w:bookmarkStart w:id="4" w:name="_Toc21669"/>
-      <w:bookmarkStart w:id="5" w:name="_Toc32054"/>
-      <w:bookmarkStart w:id="6" w:name="_Toc25660"/>
-      <w:bookmarkStart w:id="7" w:name="_Toc13806"/>
-      <w:bookmarkStart w:id="8" w:name="_Toc21009_WPSOffice_Level1"/>
-      <w:bookmarkStart w:id="9" w:name="_Toc27500"/>
-      <w:bookmarkStart w:id="10" w:name="_Toc106294392"/>
+      <w:bookmarkStart w:id="2" w:name="_Toc30143_WPSOffice_Level1"/>
+      <w:bookmarkStart w:id="3" w:name="_Toc13806"/>
+      <w:bookmarkStart w:id="4" w:name="_Toc32054"/>
+      <w:bookmarkStart w:id="5" w:name="_Toc27500"/>
+      <w:bookmarkStart w:id="6" w:name="_Toc106294392"/>
+      <w:bookmarkStart w:id="7" w:name="_Toc21669"/>
+      <w:bookmarkStart w:id="8" w:name="_Toc24178_WPSOffice_Level1"/>
+      <w:bookmarkStart w:id="9" w:name="_Toc25660"/>
+      <w:bookmarkStart w:id="10" w:name="_Toc21009_WPSOffice_Level1"/>
       <w:r>
         <w:rPr>
           <w:rFonts w:ascii="Times New Roman" w:hAnsi="Times New Roman"/>
@@ -3715,16 +3715,16 @@
           </w14:shadow>
         </w:rPr>
       </w:pPr>
-      <w:bookmarkStart w:id="11" w:name="_Toc11465"/>
-      <w:bookmarkStart w:id="12" w:name="_Toc10518"/>
-      <w:bookmarkStart w:id="13" w:name="_Toc7021_WPSOffice_Level1"/>
-      <w:bookmarkStart w:id="14" w:name="_Toc18062_WPSOffice_Level1"/>
-      <w:bookmarkStart w:id="15" w:name="_Toc19594"/>
+      <w:bookmarkStart w:id="11" w:name="_Toc8249"/>
+      <w:bookmarkStart w:id="12" w:name="_Toc7021_WPSOffice_Level1"/>
+      <w:bookmarkStart w:id="13" w:name="_Toc106294393"/>
+      <w:bookmarkStart w:id="14" w:name="_Toc17451"/>
+      <w:bookmarkStart w:id="15" w:name="_Toc21469"/>
       <w:bookmarkStart w:id="16" w:name="_Toc11015_WPSOffice_Level1"/>
-      <w:bookmarkStart w:id="17" w:name="_Toc106294393"/>
-      <w:bookmarkStart w:id="18" w:name="_Toc17451"/>
-      <w:bookmarkStart w:id="19" w:name="_Toc21469"/>
-      <w:bookmarkStart w:id="20" w:name="_Toc8249"/>
+      <w:bookmarkStart w:id="17" w:name="_Toc18062_WPSOffice_Level1"/>
+      <w:bookmarkStart w:id="18" w:name="_Toc10518"/>
+      <w:bookmarkStart w:id="19" w:name="_Toc19594"/>
+      <w:bookmarkStart w:id="20" w:name="_Toc11465"/>
       <w:bookmarkStart w:id="21" w:name="_Toc3823"/>
       <w:r>
         <w:rPr>
@@ -3998,16 +3998,16 @@
           </w14:shadow>
         </w:rPr>
       </w:pPr>
-      <w:bookmarkStart w:id="23" w:name="_Toc23369_WPSOffice_Level1"/>
-      <w:bookmarkStart w:id="24" w:name="_Toc18058"/>
+      <w:bookmarkStart w:id="23" w:name="_Toc25920"/>
+      <w:bookmarkStart w:id="24" w:name="_Toc23369_WPSOffice_Level1"/>
       <w:bookmarkStart w:id="25" w:name="_Toc1410"/>
-      <w:bookmarkStart w:id="26" w:name="_Toc4088"/>
-      <w:bookmarkStart w:id="27" w:name="_Toc6221_WPSOffice_Level1"/>
-      <w:bookmarkStart w:id="28" w:name="_Toc3871"/>
-      <w:bookmarkStart w:id="29" w:name="_Toc106294395"/>
-      <w:bookmarkStart w:id="30" w:name="_Toc25920"/>
-      <w:bookmarkStart w:id="31" w:name="_Toc32007"/>
-      <w:bookmarkStart w:id="32" w:name="_Toc22571"/>
+      <w:bookmarkStart w:id="26" w:name="_Toc6221_WPSOffice_Level1"/>
+      <w:bookmarkStart w:id="27" w:name="_Toc106294395"/>
+      <w:bookmarkStart w:id="28" w:name="_Toc18058"/>
+      <w:bookmarkStart w:id="29" w:name="_Toc4088"/>
+      <w:bookmarkStart w:id="30" w:name="_Toc3871"/>
+      <w:bookmarkStart w:id="31" w:name="_Toc22571"/>
+      <w:bookmarkStart w:id="32" w:name="_Toc32007"/>
       <w:r>
         <w:rPr>
           <w:rFonts w:hint="eastAsia" w:ascii="Times New Roman" w:hAnsi="Times New Roman"/>
@@ -4077,8 +4077,8 @@
         </w:rPr>
       </w:pPr>
       <w:bookmarkStart w:id="33" w:name="_Toc1061"/>
-      <w:bookmarkStart w:id="34" w:name="_Toc149837254"/>
-      <w:bookmarkStart w:id="35" w:name="_Toc5257"/>
+      <w:bookmarkStart w:id="34" w:name="_Toc5257"/>
+      <w:bookmarkStart w:id="35" w:name="_Toc149837254"/>
       <w:r>
         <w:rPr>
           <w:rFonts w:hint="eastAsia"/>
@@ -6300,8 +6300,6 @@
           <w:lang w:eastAsia="zh-CN"/>
         </w:rPr>
       </w:pPr>
-      <w:bookmarkStart w:id="148" w:name="_GoBack"/>
-      <w:bookmarkEnd w:id="148"/>
     </w:p>
     <w:p>
       <w:pPr>
@@ -6508,7 +6506,7 @@
                 </mc:Choice>
                 <mc:Fallback>
                   <w:pict>
-                    <v:group id="组合 23" o:spid="_x0000_s1026" o:spt="203" style="position:absolute;left:0pt;margin-left:-7.75pt;margin-top:-38.8pt;height:113.65pt;width:113.65pt;z-index:251664384;mso-width-relative:page;mso-height-relative:page;" coordorigin="18874,20594" coordsize="2273,2273" o:gfxdata="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">
+                    <v:group id="组合 23" o:spid="_x0000_s1026" o:spt="203" style="position:absolute;left:0pt;margin-left:-7.75pt;margin-top:-38.8pt;height:113.65pt;width:113.65pt;z-index:251664384;mso-width-relative:page;mso-height-relative:page;" coordorigin="18874,20594" coordsize="2273,2273" o:gfxdata="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">
                       <o:lock v:ext="edit" aspectratio="f"/>
                       <v:shape id="图片 1" o:spid="_x0000_s1026" o:spt="75" type="#_x0000_t75" style="position:absolute;left:19199;top:21203;height:901;width:1672;" filled="f" o:preferrelative="t" stroked="f" coordsize="21600,21600" o:gfxdata="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">
                         <v:fill on="f" focussize="0,0"/>
@@ -6903,8 +6901,8 @@
           <w:lang w:eastAsia="zh-CN"/>
         </w:rPr>
       </w:pPr>
-      <w:bookmarkStart w:id="39" w:name="_Toc106294397"/>
-      <w:bookmarkStart w:id="40" w:name="_Toc1653"/>
+      <w:bookmarkStart w:id="39" w:name="_Toc1653"/>
+      <w:bookmarkStart w:id="40" w:name="_Toc106294397"/>
       <w:bookmarkStart w:id="41" w:name="_Toc23631"/>
       <w:r>
         <w:rPr>
@@ -7700,10 +7698,10 @@
           <w:lang w:eastAsia="zh-CN"/>
         </w:rPr>
       </w:pPr>
-      <w:bookmarkStart w:id="42" w:name="_Toc15285"/>
-      <w:bookmarkStart w:id="43" w:name="_Toc11347"/>
-      <w:bookmarkStart w:id="44" w:name="_Toc1011"/>
-      <w:bookmarkStart w:id="45" w:name="_Toc106294398"/>
+      <w:bookmarkStart w:id="42" w:name="_Toc11347"/>
+      <w:bookmarkStart w:id="43" w:name="_Toc1011"/>
+      <w:bookmarkStart w:id="44" w:name="_Toc106294398"/>
+      <w:bookmarkStart w:id="45" w:name="_Toc15285"/>
       <w:r>
         <w:rPr>
           <w:rFonts w:hint="eastAsia" w:ascii="Times New Roman" w:hAnsi="Times New Roman"/>
@@ -7791,27 +7789,27 @@
                 <w:lang w:eastAsia="zh-CN"/>
               </w:rPr>
             </w:pPr>
-            <w:bookmarkStart w:id="46" w:name="_Toc24061"/>
-            <w:bookmarkStart w:id="47" w:name="_Toc149837258"/>
-            <w:bookmarkStart w:id="48" w:name="_Toc32661"/>
-            <w:bookmarkStart w:id="49" w:name="_Toc13107"/>
-            <w:bookmarkStart w:id="50" w:name="_Toc27731"/>
-            <w:bookmarkStart w:id="51" w:name="_Toc106294400"/>
-            <w:bookmarkStart w:id="52" w:name="_Toc27804"/>
-            <w:bookmarkStart w:id="53" w:name="_Toc23846_WPSOffice_Level1"/>
+            <w:bookmarkStart w:id="46" w:name="_Toc149837258"/>
+            <w:bookmarkStart w:id="47" w:name="_Toc24061"/>
+            <w:bookmarkStart w:id="48" w:name="_Toc27731"/>
+            <w:bookmarkStart w:id="49" w:name="_Toc106294400"/>
+            <w:bookmarkStart w:id="50" w:name="_Toc27804"/>
+            <w:bookmarkStart w:id="51" w:name="_Toc25727"/>
+            <w:bookmarkStart w:id="52" w:name="_Toc13107"/>
+            <w:bookmarkStart w:id="53" w:name="_Toc28194"/>
             <w:bookmarkStart w:id="54" w:name="_Toc10743"/>
-            <w:bookmarkStart w:id="55" w:name="_Toc5598"/>
-            <w:bookmarkStart w:id="56" w:name="_Toc4331_WPSOffice_Level1"/>
-            <w:bookmarkStart w:id="57" w:name="_Toc23903"/>
-            <w:bookmarkStart w:id="58" w:name="_Toc25727"/>
-            <w:bookmarkStart w:id="59" w:name="_Toc28194"/>
-            <w:bookmarkStart w:id="60" w:name="_Toc32443_WPSOffice_Level1"/>
+            <w:bookmarkStart w:id="55" w:name="_Toc23903"/>
+            <w:bookmarkStart w:id="56" w:name="_Toc32443_WPSOffice_Level1"/>
+            <w:bookmarkStart w:id="57" w:name="_Toc23846_WPSOffice_Level1"/>
+            <w:bookmarkStart w:id="58" w:name="_Toc32661"/>
+            <w:bookmarkStart w:id="59" w:name="_Toc5598"/>
+            <w:bookmarkStart w:id="60" w:name="_Toc4331_WPSOffice_Level1"/>
             <w:bookmarkStart w:id="61" w:name="_Toc29093"/>
             <w:bookmarkStart w:id="62" w:name="_Toc24038"/>
-            <w:bookmarkStart w:id="63" w:name="_Toc19898_WPSOffice_Level2"/>
-            <w:bookmarkStart w:id="64" w:name="_Hlk516758315"/>
-            <w:bookmarkStart w:id="65" w:name="_Toc13489_WPSOffice_Level2"/>
-            <w:bookmarkStart w:id="66" w:name="_Toc30343"/>
+            <w:bookmarkStart w:id="63" w:name="_Toc30343"/>
+            <w:bookmarkStart w:id="64" w:name="_Toc13489_WPSOffice_Level2"/>
+            <w:bookmarkStart w:id="65" w:name="_Hlk516758315"/>
+            <w:bookmarkStart w:id="66" w:name="_Toc19898_WPSOffice_Level2"/>
             <w:r>
               <w:rPr>
                 <w:rFonts w:hint="eastAsia" w:ascii="Times New Roman" w:hAnsi="Times New Roman" w:eastAsia="微软雅黑" w:cs="Times New Roman"/>
@@ -8544,18 +8542,34 @@
             </w:pPr>
             <w:r>
               <w:rPr>
-                <w:rFonts w:ascii="Times New Roman" w:hAnsi="Times New Roman" w:eastAsia="微软雅黑" w:cs="Times New Roman"/>
+                <w:rFonts w:hint="eastAsia" w:ascii="Times New Roman" w:hAnsi="Times New Roman" w:eastAsia="微软雅黑" w:cs="Times New Roman"/>
                 <w:b/>
                 <w:color w:val="FFFFFF" w:themeColor="background1"/>
                 <w:sz w:val="21"/>
                 <w:szCs w:val="21"/>
+                <w:lang w:val="en-US" w:eastAsia="zh-CN"/>
                 <w14:textFill>
                   <w14:solidFill>
                     <w14:schemeClr w14:val="bg1"/>
                   </w14:solidFill>
                 </w14:textFill>
               </w:rPr>
-              <w:t>突变基因</w:t>
+              <w:t>检测</w:t>
+            </w:r>
+            <w:r>
+              <w:rPr>
+                <w:rFonts w:ascii="Times New Roman" w:hAnsi="Times New Roman" w:eastAsia="微软雅黑" w:cs="Times New Roman"/>
+                <w:b/>
+                <w:color w:val="FFFFFF" w:themeColor="background1"/>
+                <w:sz w:val="21"/>
+                <w:szCs w:val="21"/>
+                <w14:textFill>
+                  <w14:solidFill>
+                    <w14:schemeClr w14:val="bg1"/>
+                  </w14:solidFill>
+                </w14:textFill>
+              </w:rPr>
+              <w:t>基因</w:t>
             </w:r>
           </w:p>
         </w:tc>
@@ -10931,6 +10945,7 @@
                 <w:lang w:eastAsia="zh-CN"/>
               </w:rPr>
             </w:pPr>
+            <w:bookmarkStart w:id="148" w:name="_GoBack" w:colFirst="1" w:colLast="2"/>
             <w:r>
               <w:rPr>
                 <w:rFonts w:hint="eastAsia" w:ascii="Times New Roman" w:hAnsi="Times New Roman" w:eastAsia="微软雅黑" w:cs="Times New Roman"/>
@@ -10940,6 +10955,130 @@
                 <w:lang w:eastAsia="zh-CN"/>
               </w:rPr>
               <w:t>{{ tip.variationClass }}</w:t>
+            </w:r>
+          </w:p>
+        </w:tc>
+        <w:tc>
+          <w:tcPr>
+            <w:tcW w:w="1076" w:type="dxa"/>
+            <w:tcBorders>
+              <w:top w:val="nil"/>
+              <w:left w:val="single" w:color="A4A4A4" w:themeColor="background1" w:themeShade="A5" w:sz="4" w:space="0"/>
+              <w:bottom w:val="single" w:color="A4A4A4" w:themeColor="background1" w:themeShade="A5" w:sz="4" w:space="0"/>
+              <w:right w:val="single" w:color="A4A4A4" w:themeColor="background1" w:themeShade="A5" w:sz="4" w:space="0"/>
+            </w:tcBorders>
+            <w:shd w:val="clear" w:color="auto" w:fill="auto"/>
+            <w:vAlign w:val="center"/>
+          </w:tcPr>
+          <w:p>
+            <w:pPr>
+              <w:ind w:left="162" w:leftChars="0" w:right="163" w:rightChars="0"/>
+              <w:jc w:val="center"/>
+              <w:rPr>
+                <w:rFonts w:ascii="Times New Roman" w:hAnsi="Times New Roman" w:eastAsia="微软雅黑" w:cs="Times New Roman"/>
+                <w:b/>
+                <w:sz w:val="21"/>
+                <w:szCs w:val="21"/>
+                <w:lang w:eastAsia="zh-CN"/>
+              </w:rPr>
+            </w:pPr>
+            <w:r>
+              <w:rPr>
+                <w:rFonts w:hint="default" w:ascii="Times New Roman" w:hAnsi="Times New Roman" w:eastAsia="微软雅黑" w:cs="Times New Roman"/>
+                <w:b/>
+                <w:sz w:val="21"/>
+                <w:szCs w:val="21"/>
+                <w:lang w:eastAsia="zh-CN"/>
+              </w:rPr>
+              <w:t>{{ tip.comutation</w:t>
+            </w:r>
+            <w:r>
+              <w:rPr>
+                <w:rFonts w:hint="eastAsia" w:ascii="Times New Roman" w:hAnsi="Times New Roman" w:eastAsia="微软雅黑" w:cs="Times New Roman"/>
+                <w:b/>
+                <w:sz w:val="21"/>
+                <w:szCs w:val="21"/>
+                <w:lang w:val="en-US" w:eastAsia="zh-CN"/>
+              </w:rPr>
+              <w:t>1</w:t>
+            </w:r>
+            <w:r>
+              <w:rPr>
+                <w:rFonts w:hint="default" w:ascii="Times New Roman" w:hAnsi="Times New Roman" w:eastAsia="微软雅黑" w:cs="Times New Roman"/>
+                <w:b/>
+                <w:sz w:val="21"/>
+                <w:szCs w:val="21"/>
+                <w:lang w:eastAsia="zh-CN"/>
+              </w:rPr>
+              <w:t xml:space="preserve"> }}</w:t>
+            </w:r>
+          </w:p>
+        </w:tc>
+        <w:tc>
+          <w:tcPr>
+            <w:tcW w:w="1528" w:type="dxa"/>
+            <w:tcBorders>
+              <w:top w:val="nil"/>
+              <w:left w:val="single" w:color="A4A4A4" w:themeColor="background1" w:themeShade="A5" w:sz="4" w:space="0"/>
+              <w:bottom w:val="single" w:color="A4A4A4" w:themeColor="background1" w:themeShade="A5" w:sz="4" w:space="0"/>
+              <w:right w:val="single" w:color="A4A4A4" w:themeColor="background1" w:themeShade="A5" w:sz="4" w:space="0"/>
+            </w:tcBorders>
+            <w:shd w:val="clear" w:color="auto" w:fill="auto"/>
+            <w:vAlign w:val="center"/>
+          </w:tcPr>
+          <w:p>
+            <w:pPr>
+              <w:spacing w:before="2"/>
+              <w:ind w:left="116" w:leftChars="0" w:right="116" w:rightChars="0"/>
+              <w:jc w:val="center"/>
+              <w:rPr>
+                <w:rFonts w:ascii="Times New Roman" w:hAnsi="Times New Roman" w:eastAsia="微软雅黑" w:cs="Times New Roman"/>
+                <w:sz w:val="21"/>
+                <w:szCs w:val="21"/>
+                <w:lang w:eastAsia="zh-CN"/>
+              </w:rPr>
+            </w:pPr>
+            <w:r>
+              <w:rPr>
+                <w:rFonts w:hint="default" w:ascii="Times New Roman" w:hAnsi="Times New Roman" w:eastAsia="微软雅黑" w:cs="Times New Roman"/>
+                <w:sz w:val="21"/>
+                <w:szCs w:val="21"/>
+                <w:lang w:eastAsia="zh-CN"/>
+              </w:rPr>
+              <w:t>{{ tip.comutation }}</w:t>
+            </w:r>
+          </w:p>
+        </w:tc>
+        <w:tc>
+          <w:tcPr>
+            <w:tcW w:w="479" w:type="pct"/>
+            <w:tcBorders>
+              <w:top w:val="nil"/>
+              <w:left w:val="single" w:color="A4A4A4" w:themeColor="background1" w:themeShade="A5" w:sz="4" w:space="0"/>
+              <w:bottom w:val="single" w:color="A4A4A4" w:themeColor="background1" w:themeShade="A5" w:sz="4" w:space="0"/>
+              <w:right w:val="single" w:color="A4A4A4" w:themeColor="background1" w:themeShade="A5" w:sz="4" w:space="0"/>
+            </w:tcBorders>
+            <w:shd w:val="clear" w:color="auto" w:fill="auto"/>
+            <w:vAlign w:val="center"/>
+          </w:tcPr>
+          <w:p>
+            <w:pPr>
+              <w:jc w:val="center"/>
+              <w:rPr>
+                <w:rFonts w:ascii="Times New Roman" w:hAnsi="Times New Roman" w:eastAsia="微软雅黑" w:cs="Times New Roman"/>
+                <w:sz w:val="21"/>
+                <w:szCs w:val="21"/>
+                <w:lang w:eastAsia="zh-CN"/>
+              </w:rPr>
+            </w:pPr>
+            <w:r>
+              <w:rPr>
+                <w:rFonts w:hint="eastAsia" w:ascii="Times New Roman" w:hAnsi="Times New Roman" w:eastAsia="微软雅黑" w:cs="Times New Roman"/>
+                <w:sz w:val="21"/>
+                <w:szCs w:val="21"/>
+                <w:lang w:eastAsia="zh-CN"/>
+              </w:rPr>
+              <w:t>{{ tip.ExonicFunc }}</w:t>
             </w:r>
           </w:p>
         </w:tc>
@@ -10957,110 +11096,6 @@
           </w:tcPr>
           <w:p>
             <w:pPr>
-              <w:ind w:left="162" w:right="163"/>
-              <w:jc w:val="center"/>
-              <w:rPr>
-                <w:rFonts w:ascii="Times New Roman" w:hAnsi="Times New Roman" w:eastAsia="微软雅黑" w:cs="Times New Roman"/>
-                <w:b/>
-                <w:sz w:val="21"/>
-                <w:szCs w:val="21"/>
-                <w:lang w:eastAsia="zh-CN"/>
-              </w:rPr>
-            </w:pPr>
-            <w:r>
-              <w:rPr>
-                <w:rFonts w:hint="eastAsia" w:ascii="Times New Roman" w:hAnsi="Times New Roman" w:eastAsia="微软雅黑" w:cs="Times New Roman"/>
-                <w:b/>
-                <w:sz w:val="21"/>
-                <w:szCs w:val="21"/>
-                <w:lang w:eastAsia="zh-CN"/>
-              </w:rPr>
-              <w:t>{{ tip.comutation }}</w:t>
-            </w:r>
-          </w:p>
-        </w:tc>
-        <w:tc>
-          <w:tcPr>
-            <w:tcW w:w="759" w:type="pct"/>
-            <w:tcBorders>
-              <w:top w:val="nil"/>
-              <w:left w:val="single" w:color="A4A4A4" w:themeColor="background1" w:themeShade="A5" w:sz="4" w:space="0"/>
-              <w:bottom w:val="single" w:color="A4A4A4" w:themeColor="background1" w:themeShade="A5" w:sz="4" w:space="0"/>
-              <w:right w:val="single" w:color="A4A4A4" w:themeColor="background1" w:themeShade="A5" w:sz="4" w:space="0"/>
-            </w:tcBorders>
-            <w:shd w:val="clear" w:color="auto" w:fill="auto"/>
-            <w:vAlign w:val="center"/>
-          </w:tcPr>
-          <w:p>
-            <w:pPr>
-              <w:spacing w:before="2"/>
-              <w:ind w:left="116" w:right="116"/>
-              <w:jc w:val="center"/>
-              <w:rPr>
-                <w:rFonts w:ascii="Times New Roman" w:hAnsi="Times New Roman" w:eastAsia="微软雅黑" w:cs="Times New Roman"/>
-                <w:sz w:val="21"/>
-                <w:szCs w:val="21"/>
-                <w:lang w:eastAsia="zh-CN"/>
-              </w:rPr>
-            </w:pPr>
-            <w:r>
-              <w:rPr>
-                <w:rFonts w:hint="eastAsia" w:ascii="Times New Roman" w:hAnsi="Times New Roman" w:eastAsia="微软雅黑" w:cs="Times New Roman"/>
-                <w:sz w:val="21"/>
-                <w:szCs w:val="21"/>
-                <w:lang w:val="en-US" w:eastAsia="zh-CN"/>
-              </w:rPr>
-              <w:t>-</w:t>
-            </w:r>
-          </w:p>
-        </w:tc>
-        <w:tc>
-          <w:tcPr>
-            <w:tcW w:w="479" w:type="pct"/>
-            <w:tcBorders>
-              <w:top w:val="nil"/>
-              <w:left w:val="single" w:color="A4A4A4" w:themeColor="background1" w:themeShade="A5" w:sz="4" w:space="0"/>
-              <w:bottom w:val="single" w:color="A4A4A4" w:themeColor="background1" w:themeShade="A5" w:sz="4" w:space="0"/>
-              <w:right w:val="single" w:color="A4A4A4" w:themeColor="background1" w:themeShade="A5" w:sz="4" w:space="0"/>
-            </w:tcBorders>
-            <w:shd w:val="clear" w:color="auto" w:fill="auto"/>
-            <w:vAlign w:val="center"/>
-          </w:tcPr>
-          <w:p>
-            <w:pPr>
-              <w:jc w:val="center"/>
-              <w:rPr>
-                <w:rFonts w:ascii="Times New Roman" w:hAnsi="Times New Roman" w:eastAsia="微软雅黑" w:cs="Times New Roman"/>
-                <w:sz w:val="21"/>
-                <w:szCs w:val="21"/>
-                <w:lang w:eastAsia="zh-CN"/>
-              </w:rPr>
-            </w:pPr>
-            <w:r>
-              <w:rPr>
-                <w:rFonts w:hint="eastAsia" w:ascii="Times New Roman" w:hAnsi="Times New Roman" w:eastAsia="微软雅黑" w:cs="Times New Roman"/>
-                <w:sz w:val="21"/>
-                <w:szCs w:val="21"/>
-                <w:lang w:eastAsia="zh-CN"/>
-              </w:rPr>
-              <w:t>{{ tip.ExonicFunc }}</w:t>
-            </w:r>
-          </w:p>
-        </w:tc>
-        <w:tc>
-          <w:tcPr>
-            <w:tcW w:w="535" w:type="pct"/>
-            <w:tcBorders>
-              <w:top w:val="nil"/>
-              <w:left w:val="single" w:color="A4A4A4" w:themeColor="background1" w:themeShade="A5" w:sz="4" w:space="0"/>
-              <w:bottom w:val="single" w:color="A4A4A4" w:themeColor="background1" w:themeShade="A5" w:sz="4" w:space="0"/>
-              <w:right w:val="single" w:color="A4A4A4" w:themeColor="background1" w:themeShade="A5" w:sz="4" w:space="0"/>
-            </w:tcBorders>
-            <w:shd w:val="clear" w:color="auto" w:fill="auto"/>
-            <w:vAlign w:val="center"/>
-          </w:tcPr>
-          <w:p>
-            <w:pPr>
               <w:jc w:val="center"/>
               <w:rPr>
                 <w:rFonts w:ascii="Times New Roman" w:hAnsi="Times New Roman" w:eastAsia="微软雅黑" w:cs="Times New Roman"/>
@@ -12216,6 +12251,7 @@
           </w:p>
         </w:tc>
       </w:tr>
+      <w:bookmarkEnd w:id="148"/>
       <w:tr>
         <w:tblPrEx>
           <w:tblBorders>
@@ -13141,9 +13177,9 @@
         </w:numPr>
         <w:jc w:val="left"/>
       </w:pPr>
-      <w:bookmarkStart w:id="68" w:name="_Toc149837259"/>
+      <w:bookmarkStart w:id="68" w:name="_Toc1923"/>
       <w:bookmarkStart w:id="69" w:name="_Toc24065"/>
-      <w:bookmarkStart w:id="70" w:name="_Toc1923"/>
+      <w:bookmarkStart w:id="70" w:name="_Toc149837259"/>
       <w:r>
         <w:rPr>
           <w:rFonts w:hint="eastAsia"/>
@@ -13358,18 +13394,17 @@
               <w:rPr>
                 <w:rFonts w:hint="eastAsia" w:ascii="Times New Roman" w:hAnsi="Times New Roman" w:eastAsia="微软雅黑" w:cs="Times New Roman"/>
                 <w:b/>
-                <w:bCs/>
                 <w:color w:val="FFFFFF" w:themeColor="background1"/>
                 <w:sz w:val="21"/>
                 <w:szCs w:val="21"/>
-                <w:lang w:eastAsia="zh-CN"/>
+                <w:lang w:val="en-US" w:eastAsia="zh-CN"/>
                 <w14:textFill>
                   <w14:solidFill>
                     <w14:schemeClr w14:val="bg1"/>
                   </w14:solidFill>
                 </w14:textFill>
               </w:rPr>
-              <w:t>突变</w:t>
+              <w:t>检测</w:t>
             </w:r>
             <w:r>
               <w:rPr>
@@ -14768,18 +14803,34 @@
             </w:pPr>
             <w:r>
               <w:rPr>
-                <w:rFonts w:ascii="Times New Roman" w:hAnsi="Times New Roman" w:eastAsia="微软雅黑" w:cs="Times New Roman"/>
+                <w:rFonts w:hint="eastAsia" w:ascii="Times New Roman" w:hAnsi="Times New Roman" w:eastAsia="微软雅黑" w:cs="Times New Roman"/>
                 <w:b/>
                 <w:color w:val="FFFFFF" w:themeColor="background1"/>
                 <w:sz w:val="21"/>
                 <w:szCs w:val="21"/>
+                <w:lang w:val="en-US" w:eastAsia="zh-CN"/>
                 <w14:textFill>
                   <w14:solidFill>
                     <w14:schemeClr w14:val="bg1"/>
                   </w14:solidFill>
                 </w14:textFill>
               </w:rPr>
-              <w:t>突变基因</w:t>
+              <w:t>检测</w:t>
+            </w:r>
+            <w:r>
+              <w:rPr>
+                <w:rFonts w:ascii="Times New Roman" w:hAnsi="Times New Roman" w:eastAsia="微软雅黑" w:cs="Times New Roman"/>
+                <w:b/>
+                <w:color w:val="FFFFFF" w:themeColor="background1"/>
+                <w:sz w:val="21"/>
+                <w:szCs w:val="21"/>
+                <w14:textFill>
+                  <w14:solidFill>
+                    <w14:schemeClr w14:val="bg1"/>
+                  </w14:solidFill>
+                </w14:textFill>
+              </w:rPr>
+              <w:t>基因</w:t>
             </w:r>
           </w:p>
         </w:tc>
@@ -16971,9 +17022,9 @@
           <w:lang w:eastAsia="zh-CN"/>
         </w:rPr>
       </w:pPr>
-      <w:bookmarkStart w:id="71" w:name="_Toc25231"/>
-      <w:bookmarkStart w:id="72" w:name="_Toc149837260"/>
-      <w:bookmarkStart w:id="73" w:name="_Toc20602"/>
+      <w:bookmarkStart w:id="71" w:name="_Toc20602"/>
+      <w:bookmarkStart w:id="72" w:name="_Toc25231"/>
+      <w:bookmarkStart w:id="73" w:name="_Toc149837260"/>
       <w:r>
         <w:rPr>
           <w:rFonts w:hint="eastAsia"/>
@@ -17552,22 +17603,22 @@
           <w:lang w:eastAsia="zh-CN"/>
         </w:rPr>
       </w:pPr>
-      <w:bookmarkStart w:id="74" w:name="_Toc20034"/>
-      <w:bookmarkStart w:id="75" w:name="_Toc10223"/>
-      <w:bookmarkStart w:id="76" w:name="_Toc23431"/>
-      <w:bookmarkStart w:id="77" w:name="_Toc8095"/>
-      <w:bookmarkStart w:id="78" w:name="_Toc106719764"/>
-      <w:bookmarkStart w:id="79" w:name="_Toc149837262"/>
+      <w:bookmarkStart w:id="74" w:name="_Toc149837262"/>
+      <w:bookmarkStart w:id="75" w:name="_Toc20034"/>
+      <w:bookmarkStart w:id="76" w:name="_Toc8095"/>
+      <w:bookmarkStart w:id="77" w:name="_Toc106719764"/>
+      <w:bookmarkStart w:id="78" w:name="_Toc10223"/>
+      <w:bookmarkStart w:id="79" w:name="_Toc23431"/>
       <w:bookmarkStart w:id="80" w:name="_Toc26583"/>
       <w:bookmarkStart w:id="81" w:name="_Toc106294401"/>
       <w:bookmarkStart w:id="82" w:name="_Toc21764_WPSOffice_Level1"/>
-      <w:bookmarkStart w:id="83" w:name="_Toc13196_WPSOffice_Level1"/>
-      <w:bookmarkStart w:id="84" w:name="_Toc16594"/>
-      <w:bookmarkStart w:id="85" w:name="_Toc12505"/>
-      <w:bookmarkStart w:id="86" w:name="_Toc27302"/>
-      <w:bookmarkStart w:id="87" w:name="_Toc2409"/>
+      <w:bookmarkStart w:id="83" w:name="_Toc16594"/>
+      <w:bookmarkStart w:id="84" w:name="_Toc27302"/>
+      <w:bookmarkStart w:id="85" w:name="_Toc1707_WPSOffice_Level1"/>
+      <w:bookmarkStart w:id="86" w:name="_Toc13196_WPSOffice_Level1"/>
+      <w:bookmarkStart w:id="87" w:name="_Toc12505"/>
       <w:bookmarkStart w:id="88" w:name="_Toc28240"/>
-      <w:bookmarkStart w:id="89" w:name="_Toc1707_WPSOffice_Level1"/>
+      <w:bookmarkStart w:id="89" w:name="_Toc2409"/>
       <w:r>
         <w:rPr>
           <w:rFonts w:hint="eastAsia"/>
@@ -20003,6 +20054,12 @@
             <w:insideH w:val="single" w:color="62B541" w:sz="4" w:space="0"/>
             <w:insideV w:val="single" w:color="62B541" w:sz="4" w:space="0"/>
           </w:tblBorders>
+          <w:tblCellMar>
+            <w:top w:w="0" w:type="dxa"/>
+            <w:left w:w="0" w:type="dxa"/>
+            <w:bottom w:w="0" w:type="dxa"/>
+            <w:right w:w="0" w:type="dxa"/>
+          </w:tblCellMar>
         </w:tblPrEx>
         <w:trPr>
           <w:trHeight w:val="510" w:hRule="atLeast"/>
@@ -20713,10 +20770,10 @@
         </w:rPr>
       </w:pPr>
       <w:bookmarkStart w:id="93" w:name="_Toc29106"/>
-      <w:bookmarkStart w:id="94" w:name="_Toc16200"/>
+      <w:bookmarkStart w:id="94" w:name="_Toc21309"/>
       <w:bookmarkStart w:id="95" w:name="_Toc16800"/>
-      <w:bookmarkStart w:id="96" w:name="_Toc106294402"/>
-      <w:bookmarkStart w:id="97" w:name="_Toc21309"/>
+      <w:bookmarkStart w:id="96" w:name="_Toc16200"/>
+      <w:bookmarkStart w:id="97" w:name="_Toc106294402"/>
       <w:r>
         <w:rPr>
           <w:rFonts w:hint="eastAsia" w:ascii="Times New Roman" w:hAnsi="Times New Roman"/>
@@ -21789,11 +21846,11 @@
           <w:lang w:eastAsia="zh-CN"/>
         </w:rPr>
       </w:pPr>
-      <w:bookmarkStart w:id="101" w:name="_Toc3053"/>
-      <w:bookmarkStart w:id="102" w:name="_Toc23606"/>
-      <w:bookmarkStart w:id="103" w:name="_Toc32302"/>
-      <w:bookmarkStart w:id="104" w:name="_Toc32443_WPSOffice_Level2"/>
-      <w:bookmarkStart w:id="105" w:name="_Toc4331_WPSOffice_Level2"/>
+      <w:bookmarkStart w:id="101" w:name="_Toc32302"/>
+      <w:bookmarkStart w:id="102" w:name="_Toc3053"/>
+      <w:bookmarkStart w:id="103" w:name="_Toc32443_WPSOffice_Level2"/>
+      <w:bookmarkStart w:id="104" w:name="_Toc4331_WPSOffice_Level2"/>
+      <w:bookmarkStart w:id="105" w:name="_Toc23606"/>
       <w:bookmarkStart w:id="106" w:name="_Toc30024"/>
       <w:bookmarkStart w:id="107" w:name="_Toc149837264"/>
       <w:r>
@@ -26561,7 +26618,27 @@
           <w:szCs w:val="24"/>
           <w:lang w:eastAsia="zh-CN"/>
         </w:rPr>
-        <w:t>{{ tdd.comutation }}</w:t>
+        <w:t>{{ tdd.comutation</w:t>
+      </w:r>
+      <w:r>
+        <w:rPr>
+          <w:rFonts w:hint="eastAsia" w:ascii="Times New Roman" w:hAnsi="Times New Roman" w:eastAsia="微软雅黑" w:cs="Times New Roman"/>
+          <w:b/>
+          <w:sz w:val="24"/>
+          <w:szCs w:val="24"/>
+          <w:lang w:val="en-US" w:eastAsia="zh-CN"/>
+        </w:rPr>
+        <w:t>1</w:t>
+      </w:r>
+      <w:r>
+        <w:rPr>
+          <w:rFonts w:hint="eastAsia" w:ascii="Times New Roman" w:hAnsi="Times New Roman" w:eastAsia="微软雅黑" w:cs="Times New Roman"/>
+          <w:b/>
+          <w:sz w:val="24"/>
+          <w:szCs w:val="24"/>
+          <w:lang w:eastAsia="zh-CN"/>
+        </w:rPr>
+        <w:t xml:space="preserve"> }}</w:t>
       </w:r>
     </w:p>
     <w:tbl>
@@ -26695,7 +26772,7 @@
                 <w:szCs w:val="18"/>
                 <w:lang w:val="en-US" w:eastAsia="zh-CN"/>
               </w:rPr>
-              <w:t>-</w:t>
+              <w:t>{{tdd.comutation}}</w:t>
             </w:r>
           </w:p>
         </w:tc>
@@ -28600,4376 +28677,6 @@
                 <w:lang w:eastAsia="zh-CN"/>
               </w:rPr>
               <w:t>{% for md in tdd.medicationDescription %}{% if md.key == '突变说明</w:t>
-            </w:r>
-            <w:r>
-              <w:rPr>
-                <w:rFonts w:ascii="Times New Roman" w:hAnsi="Times New Roman" w:eastAsia="微软雅黑" w:cs="Times New Roman"/>
-                <w:sz w:val="18"/>
-                <w:szCs w:val="18"/>
-                <w:lang w:eastAsia="zh-CN"/>
-              </w:rPr>
-              <w:t>:</w:t>
-            </w:r>
-            <w:r>
-              <w:rPr>
-                <w:rFonts w:hint="eastAsia" w:ascii="Times New Roman" w:hAnsi="Times New Roman" w:eastAsia="微软雅黑" w:cs="Times New Roman"/>
-                <w:sz w:val="18"/>
-                <w:szCs w:val="18"/>
-                <w:lang w:eastAsia="zh-CN"/>
-              </w:rPr>
-              <w:t>' %}</w:t>
-            </w:r>
-            <w:r>
-              <w:rPr>
-                <w:rFonts w:hint="eastAsia" w:ascii="Times New Roman" w:hAnsi="Times New Roman" w:eastAsia="微软雅黑" w:cs="Times New Roman"/>
-                <w:b/>
-                <w:bCs/>
-                <w:sz w:val="18"/>
-                <w:szCs w:val="18"/>
-                <w:lang w:eastAsia="zh-CN"/>
-              </w:rPr>
-              <w:t>{{md.key}}</w:t>
-            </w:r>
-            <w:r>
-              <w:rPr>
-                <w:rFonts w:hint="eastAsia" w:ascii="Times New Roman" w:hAnsi="Times New Roman" w:eastAsia="微软雅黑" w:cs="Times New Roman"/>
-                <w:sz w:val="18"/>
-                <w:szCs w:val="18"/>
-                <w:lang w:eastAsia="zh-CN"/>
-              </w:rPr>
-              <w:t>{{md.value}}{% elif md.value == '' %}{% else%}</w:t>
-            </w:r>
-            <w:r>
-              <w:rPr>
-                <w:rFonts w:hint="eastAsia" w:ascii="Times New Roman" w:hAnsi="Times New Roman" w:eastAsia="微软雅黑" w:cs="Times New Roman"/>
-                <w:b/>
-                <w:bCs/>
-                <w:sz w:val="18"/>
-                <w:szCs w:val="18"/>
-                <w:lang w:eastAsia="zh-CN"/>
-              </w:rPr>
-              <w:t>{{md.key}}</w:t>
-            </w:r>
-            <w:r>
-              <w:rPr>
-                <w:rFonts w:hint="eastAsia" w:ascii="Times New Roman" w:hAnsi="Times New Roman" w:eastAsia="微软雅黑" w:cs="Times New Roman"/>
-                <w:sz w:val="18"/>
-                <w:szCs w:val="18"/>
-                <w:lang w:eastAsia="zh-CN"/>
-              </w:rPr>
-              <w:t>{{md.value}}</w:t>
-            </w:r>
-          </w:p>
-          <w:p>
-            <w:pPr>
-              <w:keepNext/>
-              <w:spacing w:before="26"/>
-              <w:rPr>
-                <w:rFonts w:ascii="Times New Roman" w:hAnsi="Times New Roman" w:eastAsia="微软雅黑" w:cs="Times New Roman"/>
-                <w:sz w:val="18"/>
-                <w:szCs w:val="18"/>
-                <w:lang w:eastAsia="zh-CN"/>
-              </w:rPr>
-            </w:pPr>
-            <w:r>
-              <w:rPr>
-                <w:rFonts w:hint="eastAsia" w:ascii="Times New Roman" w:hAnsi="Times New Roman" w:eastAsia="微软雅黑" w:cs="Times New Roman"/>
-                <w:sz w:val="18"/>
-                <w:szCs w:val="18"/>
-                <w:lang w:eastAsia="zh-CN"/>
-              </w:rPr>
-              <w:t>{% endif %}{% endfor %}</w:t>
-            </w:r>
-          </w:p>
-        </w:tc>
-      </w:tr>
-    </w:tbl>
-    <w:p>
-      <w:pPr>
-        <w:spacing w:before="26"/>
-        <w:rPr>
-          <w:rFonts w:ascii="Times New Roman" w:hAnsi="Times New Roman" w:eastAsia="微软雅黑" w:cs="Times New Roman"/>
-          <w:b/>
-          <w:sz w:val="24"/>
-          <w:szCs w:val="24"/>
-          <w:lang w:eastAsia="zh-CN"/>
-        </w:rPr>
-      </w:pPr>
-      <w:r>
-        <w:rPr>
-          <w:rFonts w:hint="eastAsia" w:ascii="Times New Roman" w:hAnsi="Times New Roman" w:eastAsia="微软雅黑" w:cs="Times New Roman"/>
-          <w:b/>
-          <w:sz w:val="24"/>
-          <w:szCs w:val="24"/>
-          <w:lang w:eastAsia="zh-CN"/>
-        </w:rPr>
-        <w:t>{%if tdd.drugResearchList != [] %}</w:t>
-      </w:r>
-    </w:p>
-    <w:p>
-      <w:pPr>
-        <w:keepNext/>
-        <w:spacing w:before="26"/>
-        <w:rPr>
-          <w:rFonts w:ascii="Times New Roman" w:hAnsi="Times New Roman" w:eastAsia="微软雅黑" w:cs="Times New Roman"/>
-          <w:b/>
-          <w:sz w:val="24"/>
-          <w:lang w:eastAsia="zh-CN"/>
-        </w:rPr>
-      </w:pPr>
-      <w:r>
-        <w:rPr>
-          <w:rFonts w:ascii="Times New Roman" w:hAnsi="Times New Roman" w:eastAsia="微软雅黑" w:cs="Times New Roman"/>
-          <w:b/>
-          <w:sz w:val="24"/>
-          <w:lang w:eastAsia="zh-CN"/>
-        </w:rPr>
-        <w:t>潜在受益药物研究信息：</w:t>
-      </w:r>
-    </w:p>
-    <w:tbl>
-      <w:tblPr>
-        <w:tblStyle w:val="16"/>
-        <w:tblpPr w:leftFromText="180" w:rightFromText="180" w:vertAnchor="text" w:tblpXSpec="center" w:tblpY="1"/>
-        <w:tblOverlap w:val="never"/>
-        <w:tblW w:w="9870" w:type="dxa"/>
-        <w:jc w:val="center"/>
-        <w:tblBorders>
-          <w:top w:val="single" w:color="45A3A7" w:sz="18" w:space="0"/>
-          <w:left w:val="none" w:color="auto" w:sz="0" w:space="0"/>
-          <w:bottom w:val="dotted" w:color="45A3A7" w:sz="4" w:space="0"/>
-          <w:right w:val="none" w:color="auto" w:sz="0" w:space="0"/>
-          <w:insideH w:val="dotted" w:color="45A3A7" w:sz="4" w:space="0"/>
-          <w:insideV w:val="dotted" w:color="45A3A7" w:sz="4" w:space="0"/>
-        </w:tblBorders>
-        <w:tblLayout w:type="fixed"/>
-        <w:tblCellMar>
-          <w:top w:w="0" w:type="dxa"/>
-          <w:left w:w="108" w:type="dxa"/>
-          <w:bottom w:w="0" w:type="dxa"/>
-          <w:right w:w="108" w:type="dxa"/>
-        </w:tblCellMar>
-      </w:tblPr>
-      <w:tblGrid>
-        <w:gridCol w:w="1526"/>
-        <w:gridCol w:w="1417"/>
-        <w:gridCol w:w="1232"/>
-        <w:gridCol w:w="5695"/>
-      </w:tblGrid>
-      <w:tr>
-        <w:tblPrEx>
-          <w:tblBorders>
-            <w:top w:val="single" w:color="45A3A7" w:sz="18" w:space="0"/>
-            <w:left w:val="none" w:color="auto" w:sz="0" w:space="0"/>
-            <w:bottom w:val="dotted" w:color="45A3A7" w:sz="4" w:space="0"/>
-            <w:right w:val="none" w:color="auto" w:sz="0" w:space="0"/>
-            <w:insideH w:val="dotted" w:color="45A3A7" w:sz="4" w:space="0"/>
-            <w:insideV w:val="dotted" w:color="45A3A7" w:sz="4" w:space="0"/>
-          </w:tblBorders>
-          <w:tblCellMar>
-            <w:top w:w="0" w:type="dxa"/>
-            <w:left w:w="108" w:type="dxa"/>
-            <w:bottom w:w="0" w:type="dxa"/>
-            <w:right w:w="108" w:type="dxa"/>
-          </w:tblCellMar>
-        </w:tblPrEx>
-        <w:trPr>
-          <w:trHeight w:val="417" w:hRule="atLeast"/>
-          <w:jc w:val="center"/>
-        </w:trPr>
-        <w:tc>
-          <w:tcPr>
-            <w:tcW w:w="1526" w:type="dxa"/>
-            <w:tcBorders>
-              <w:top w:val="nil"/>
-              <w:left w:val="nil"/>
-              <w:bottom w:val="nil"/>
-              <w:right w:val="single" w:color="FFFFFF" w:sz="18" w:space="0"/>
-            </w:tcBorders>
-            <w:shd w:val="clear" w:color="auto" w:fill="62B541"/>
-            <w:vAlign w:val="center"/>
-          </w:tcPr>
-          <w:p>
-            <w:pPr>
-              <w:keepNext/>
-              <w:jc w:val="center"/>
-              <w:rPr>
-                <w:rFonts w:ascii="Times New Roman" w:hAnsi="Times New Roman" w:eastAsia="微软雅黑" w:cs="Times New Roman"/>
-                <w:b/>
-                <w:color w:val="FFFFFF" w:themeColor="background1"/>
-                <w:sz w:val="18"/>
-                <w:szCs w:val="18"/>
-                <w:lang w:eastAsia="zh-CN"/>
-                <w14:textFill>
-                  <w14:solidFill>
-                    <w14:schemeClr w14:val="bg1"/>
-                  </w14:solidFill>
-                </w14:textFill>
-              </w:rPr>
-            </w:pPr>
-            <w:r>
-              <w:rPr>
-                <w:rFonts w:ascii="Times New Roman" w:hAnsi="Times New Roman" w:eastAsia="微软雅黑" w:cs="Times New Roman"/>
-                <w:b/>
-                <w:color w:val="FFFFFF" w:themeColor="background1"/>
-                <w:sz w:val="18"/>
-                <w:szCs w:val="18"/>
-                <w:lang w:eastAsia="zh-CN"/>
-                <w14:textFill>
-                  <w14:solidFill>
-                    <w14:schemeClr w14:val="bg1"/>
-                  </w14:solidFill>
-                </w14:textFill>
-              </w:rPr>
-              <w:t>药物名称</w:t>
-            </w:r>
-          </w:p>
-        </w:tc>
-        <w:tc>
-          <w:tcPr>
-            <w:tcW w:w="1417" w:type="dxa"/>
-            <w:tcBorders>
-              <w:top w:val="nil"/>
-              <w:left w:val="single" w:color="FFFFFF" w:sz="18" w:space="0"/>
-              <w:bottom w:val="nil"/>
-              <w:right w:val="single" w:color="FFFFFF" w:sz="18" w:space="0"/>
-            </w:tcBorders>
-            <w:shd w:val="clear" w:color="auto" w:fill="62B541"/>
-            <w:vAlign w:val="center"/>
-          </w:tcPr>
-          <w:p>
-            <w:pPr>
-              <w:keepNext/>
-              <w:jc w:val="center"/>
-              <w:rPr>
-                <w:rFonts w:ascii="Times New Roman" w:hAnsi="Times New Roman" w:eastAsia="微软雅黑" w:cs="Times New Roman"/>
-                <w:b/>
-                <w:color w:val="FFFFFF" w:themeColor="background1"/>
-                <w:sz w:val="18"/>
-                <w:szCs w:val="18"/>
-                <w:lang w:eastAsia="zh-CN"/>
-                <w14:textFill>
-                  <w14:solidFill>
-                    <w14:schemeClr w14:val="bg1"/>
-                  </w14:solidFill>
-                </w14:textFill>
-              </w:rPr>
-            </w:pPr>
-            <w:r>
-              <w:rPr>
-                <w:rFonts w:ascii="Times New Roman" w:hAnsi="Times New Roman" w:eastAsia="微软雅黑" w:cs="Times New Roman"/>
-                <w:b/>
-                <w:color w:val="FFFFFF" w:themeColor="background1"/>
-                <w:sz w:val="18"/>
-                <w:szCs w:val="18"/>
-                <w:lang w:eastAsia="zh-CN"/>
-                <w14:textFill>
-                  <w14:solidFill>
-                    <w14:schemeClr w14:val="bg1"/>
-                  </w14:solidFill>
-                </w14:textFill>
-              </w:rPr>
-              <w:t>相关疾病</w:t>
-            </w:r>
-          </w:p>
-        </w:tc>
-        <w:tc>
-          <w:tcPr>
-            <w:tcW w:w="1232" w:type="dxa"/>
-            <w:tcBorders>
-              <w:top w:val="nil"/>
-              <w:left w:val="single" w:color="FFFFFF" w:sz="18" w:space="0"/>
-              <w:bottom w:val="nil"/>
-              <w:right w:val="single" w:color="FFFFFF" w:sz="18" w:space="0"/>
-            </w:tcBorders>
-            <w:shd w:val="clear" w:color="auto" w:fill="62B541"/>
-            <w:vAlign w:val="center"/>
-          </w:tcPr>
-          <w:p>
-            <w:pPr>
-              <w:keepNext/>
-              <w:jc w:val="center"/>
-              <w:rPr>
-                <w:rFonts w:ascii="Times New Roman" w:hAnsi="Times New Roman" w:eastAsia="微软雅黑" w:cs="Times New Roman"/>
-                <w:b/>
-                <w:color w:val="FFFFFF" w:themeColor="background1"/>
-                <w:sz w:val="18"/>
-                <w:szCs w:val="18"/>
-                <w:lang w:eastAsia="zh-CN"/>
-                <w14:textFill>
-                  <w14:solidFill>
-                    <w14:schemeClr w14:val="bg1"/>
-                  </w14:solidFill>
-                </w14:textFill>
-              </w:rPr>
-            </w:pPr>
-            <w:r>
-              <w:rPr>
-                <w:rFonts w:ascii="Times New Roman" w:hAnsi="Times New Roman" w:eastAsia="微软雅黑" w:cs="Times New Roman"/>
-                <w:b/>
-                <w:color w:val="FFFFFF" w:themeColor="background1"/>
-                <w:sz w:val="18"/>
-                <w:szCs w:val="18"/>
-                <w:lang w:eastAsia="zh-CN"/>
-                <w14:textFill>
-                  <w14:solidFill>
-                    <w14:schemeClr w14:val="bg1"/>
-                  </w14:solidFill>
-                </w14:textFill>
-              </w:rPr>
-              <w:t>证据</w:t>
-            </w:r>
-            <w:r>
-              <w:rPr>
-                <w:rFonts w:hint="eastAsia" w:ascii="Times New Roman" w:hAnsi="Times New Roman" w:eastAsia="微软雅黑" w:cs="Times New Roman"/>
-                <w:b/>
-                <w:color w:val="FFFFFF" w:themeColor="background1"/>
-                <w:sz w:val="18"/>
-                <w:szCs w:val="18"/>
-                <w:lang w:eastAsia="zh-CN"/>
-                <w14:textFill>
-                  <w14:solidFill>
-                    <w14:schemeClr w14:val="bg1"/>
-                  </w14:solidFill>
-                </w14:textFill>
-              </w:rPr>
-              <w:t>等级</w:t>
-            </w:r>
-          </w:p>
-        </w:tc>
-        <w:tc>
-          <w:tcPr>
-            <w:tcW w:w="5695" w:type="dxa"/>
-            <w:tcBorders>
-              <w:top w:val="nil"/>
-              <w:left w:val="single" w:color="FFFFFF" w:sz="18" w:space="0"/>
-              <w:bottom w:val="nil"/>
-              <w:right w:val="nil"/>
-            </w:tcBorders>
-            <w:shd w:val="clear" w:color="auto" w:fill="62B541"/>
-            <w:vAlign w:val="center"/>
-          </w:tcPr>
-          <w:p>
-            <w:pPr>
-              <w:keepNext/>
-              <w:jc w:val="center"/>
-              <w:rPr>
-                <w:rFonts w:ascii="Times New Roman" w:hAnsi="Times New Roman" w:eastAsia="微软雅黑" w:cs="Times New Roman"/>
-                <w:b/>
-                <w:color w:val="FFFFFF" w:themeColor="background1"/>
-                <w:sz w:val="18"/>
-                <w:szCs w:val="18"/>
-                <w:lang w:eastAsia="zh-CN"/>
-                <w14:textFill>
-                  <w14:solidFill>
-                    <w14:schemeClr w14:val="bg1"/>
-                  </w14:solidFill>
-                </w14:textFill>
-              </w:rPr>
-            </w:pPr>
-            <w:r>
-              <w:rPr>
-                <w:rFonts w:ascii="Times New Roman" w:hAnsi="Times New Roman" w:eastAsia="微软雅黑" w:cs="Times New Roman"/>
-                <w:b/>
-                <w:color w:val="FFFFFF" w:themeColor="background1"/>
-                <w:sz w:val="18"/>
-                <w:szCs w:val="18"/>
-                <w:lang w:eastAsia="zh-CN"/>
-                <w14:textFill>
-                  <w14:solidFill>
-                    <w14:schemeClr w14:val="bg1"/>
-                  </w14:solidFill>
-                </w14:textFill>
-              </w:rPr>
-              <w:t>循证医学信息</w:t>
-            </w:r>
-          </w:p>
-        </w:tc>
-      </w:tr>
-      <w:tr>
-        <w:tblPrEx>
-          <w:tblBorders>
-            <w:top w:val="single" w:color="45A3A7" w:sz="18" w:space="0"/>
-            <w:left w:val="none" w:color="auto" w:sz="0" w:space="0"/>
-            <w:bottom w:val="dotted" w:color="45A3A7" w:sz="4" w:space="0"/>
-            <w:right w:val="none" w:color="auto" w:sz="0" w:space="0"/>
-            <w:insideH w:val="dotted" w:color="45A3A7" w:sz="4" w:space="0"/>
-            <w:insideV w:val="dotted" w:color="45A3A7" w:sz="4" w:space="0"/>
-          </w:tblBorders>
-          <w:tblCellMar>
-            <w:top w:w="0" w:type="dxa"/>
-            <w:left w:w="108" w:type="dxa"/>
-            <w:bottom w:w="0" w:type="dxa"/>
-            <w:right w:w="108" w:type="dxa"/>
-          </w:tblCellMar>
-        </w:tblPrEx>
-        <w:trPr>
-          <w:trHeight w:val="494" w:hRule="atLeast"/>
-          <w:jc w:val="center"/>
-        </w:trPr>
-        <w:tc>
-          <w:tcPr>
-            <w:tcW w:w="9870" w:type="dxa"/>
-            <w:gridSpan w:val="4"/>
-            <w:tcBorders>
-              <w:top w:val="nil"/>
-              <w:left w:val="nil"/>
-              <w:bottom w:val="single" w:color="A4A4A4" w:sz="4" w:space="0"/>
-              <w:right w:val="nil"/>
-            </w:tcBorders>
-            <w:vAlign w:val="center"/>
-          </w:tcPr>
-          <w:p>
-            <w:pPr>
-              <w:keepNext/>
-              <w:spacing w:before="26"/>
-              <w:jc w:val="center"/>
-              <w:rPr>
-                <w:rFonts w:ascii="Times New Roman" w:hAnsi="Times New Roman" w:eastAsia="微软雅黑" w:cs="Times New Roman"/>
-                <w:bCs/>
-                <w:sz w:val="18"/>
-                <w:szCs w:val="18"/>
-                <w:highlight w:val="yellow"/>
-                <w:lang w:eastAsia="zh-CN"/>
-              </w:rPr>
-            </w:pPr>
-            <w:r>
-              <w:rPr>
-                <w:rFonts w:hint="eastAsia" w:ascii="Times New Roman" w:hAnsi="Times New Roman" w:eastAsia="微软雅黑" w:cs="Times New Roman"/>
-                <w:b/>
-                <w:sz w:val="18"/>
-                <w:szCs w:val="18"/>
-                <w:lang w:eastAsia="zh-CN"/>
-              </w:rPr>
-              <w:t>{%tr for dis in tdd.drugResearchList %}</w:t>
-            </w:r>
-          </w:p>
-        </w:tc>
-      </w:tr>
-      <w:tr>
-        <w:tblPrEx>
-          <w:tblBorders>
-            <w:top w:val="single" w:color="45A3A7" w:sz="18" w:space="0"/>
-            <w:left w:val="none" w:color="auto" w:sz="0" w:space="0"/>
-            <w:bottom w:val="dotted" w:color="45A3A7" w:sz="4" w:space="0"/>
-            <w:right w:val="none" w:color="auto" w:sz="0" w:space="0"/>
-            <w:insideH w:val="dotted" w:color="45A3A7" w:sz="4" w:space="0"/>
-            <w:insideV w:val="dotted" w:color="45A3A7" w:sz="4" w:space="0"/>
-          </w:tblBorders>
-          <w:tblCellMar>
-            <w:top w:w="0" w:type="dxa"/>
-            <w:left w:w="108" w:type="dxa"/>
-            <w:bottom w:w="0" w:type="dxa"/>
-            <w:right w:w="108" w:type="dxa"/>
-          </w:tblCellMar>
-        </w:tblPrEx>
-        <w:trPr>
-          <w:trHeight w:val="494" w:hRule="atLeast"/>
-          <w:jc w:val="center"/>
-        </w:trPr>
-        <w:tc>
-          <w:tcPr>
-            <w:tcW w:w="1526" w:type="dxa"/>
-            <w:tcBorders>
-              <w:top w:val="single" w:color="A4A4A4" w:sz="4" w:space="0"/>
-              <w:left w:val="nil"/>
-              <w:bottom w:val="single" w:color="A4A4A4" w:sz="4" w:space="0"/>
-              <w:right w:val="single" w:color="A4A4A4" w:sz="4" w:space="0"/>
-            </w:tcBorders>
-            <w:vAlign w:val="center"/>
-          </w:tcPr>
-          <w:p>
-            <w:pPr>
-              <w:spacing w:before="1" w:line="249" w:lineRule="auto"/>
-              <w:ind w:right="131"/>
-              <w:jc w:val="center"/>
-              <w:rPr>
-                <w:rFonts w:ascii="Times New Roman" w:hAnsi="Times New Roman" w:eastAsia="微软雅黑" w:cs="Times New Roman"/>
-                <w:b/>
-                <w:sz w:val="18"/>
-                <w:szCs w:val="18"/>
-                <w:highlight w:val="yellow"/>
-              </w:rPr>
-            </w:pPr>
-            <w:r>
-              <w:rPr>
-                <w:rFonts w:ascii="Times New Roman" w:hAnsi="Times New Roman" w:eastAsia="微软雅黑" w:cs="Times New Roman"/>
-                <w:sz w:val="18"/>
-                <w:szCs w:val="18"/>
-                <w:lang w:eastAsia="zh-CN"/>
-              </w:rPr>
-              <w:t>{{</w:t>
-            </w:r>
-            <w:r>
-              <w:rPr>
-                <w:rFonts w:ascii="Times New Roman" w:hAnsi="Times New Roman" w:eastAsia="微软雅黑" w:cs="Times New Roman"/>
-                <w:bCs/>
-                <w:sz w:val="18"/>
-                <w:szCs w:val="18"/>
-                <w:lang w:eastAsia="zh-CN"/>
-              </w:rPr>
-              <w:t>dis.drug_name_chinese</w:t>
-            </w:r>
-            <w:r>
-              <w:rPr>
-                <w:rFonts w:hint="eastAsia" w:ascii="Times New Roman" w:hAnsi="Times New Roman" w:eastAsia="微软雅黑" w:cs="Times New Roman"/>
-                <w:bCs/>
-                <w:sz w:val="18"/>
-                <w:szCs w:val="18"/>
-                <w:lang w:eastAsia="zh-CN"/>
-              </w:rPr>
-              <w:t>3</w:t>
-            </w:r>
-            <w:r>
-              <w:rPr>
-                <w:rFonts w:ascii="Times New Roman" w:hAnsi="Times New Roman" w:eastAsia="微软雅黑" w:cs="Times New Roman"/>
-                <w:sz w:val="18"/>
-                <w:szCs w:val="18"/>
-                <w:lang w:eastAsia="zh-CN"/>
-              </w:rPr>
-              <w:t xml:space="preserve"> }}</w:t>
-            </w:r>
-          </w:p>
-        </w:tc>
-        <w:tc>
-          <w:tcPr>
-            <w:tcW w:w="1417" w:type="dxa"/>
-            <w:tcBorders>
-              <w:top w:val="single" w:color="A4A4A4" w:sz="4" w:space="0"/>
-              <w:left w:val="single" w:color="A4A4A4" w:sz="4" w:space="0"/>
-              <w:bottom w:val="single" w:color="A4A4A4" w:sz="4" w:space="0"/>
-              <w:right w:val="single" w:color="A4A4A4" w:sz="4" w:space="0"/>
-            </w:tcBorders>
-            <w:vAlign w:val="center"/>
-          </w:tcPr>
-          <w:p>
-            <w:pPr>
-              <w:keepNext/>
-              <w:spacing w:before="26"/>
-              <w:jc w:val="center"/>
-              <w:rPr>
-                <w:rFonts w:ascii="Times New Roman" w:hAnsi="Times New Roman" w:eastAsia="微软雅黑" w:cs="Times New Roman"/>
-                <w:bCs/>
-                <w:sz w:val="18"/>
-                <w:szCs w:val="18"/>
-                <w:highlight w:val="yellow"/>
-                <w:lang w:eastAsia="zh-CN"/>
-              </w:rPr>
-            </w:pPr>
-            <w:r>
-              <w:rPr>
-                <w:rFonts w:hint="eastAsia" w:ascii="Times New Roman" w:hAnsi="Times New Roman" w:eastAsia="微软雅黑" w:cs="Times New Roman"/>
-                <w:sz w:val="18"/>
-                <w:szCs w:val="18"/>
-                <w:lang w:eastAsia="zh-CN"/>
-              </w:rPr>
-              <w:t>{{dis.</w:t>
-            </w:r>
-            <w:r>
-              <w:rPr>
-                <w:rFonts w:hint="eastAsia" w:ascii="Times New Roman" w:hAnsi="Times New Roman" w:eastAsia="微软雅黑" w:cs="Times New Roman"/>
-                <w:bCs/>
-                <w:sz w:val="18"/>
-                <w:szCs w:val="18"/>
-                <w:lang w:eastAsia="zh-CN"/>
-              </w:rPr>
-              <w:t>disease_name_chinese</w:t>
-            </w:r>
-            <w:r>
-              <w:rPr>
-                <w:rFonts w:hint="eastAsia" w:ascii="Times New Roman" w:hAnsi="Times New Roman" w:eastAsia="微软雅黑" w:cs="Times New Roman"/>
-                <w:sz w:val="18"/>
-                <w:szCs w:val="18"/>
-                <w:lang w:eastAsia="zh-CN"/>
-              </w:rPr>
-              <w:t>}}</w:t>
-            </w:r>
-          </w:p>
-        </w:tc>
-        <w:tc>
-          <w:tcPr>
-            <w:tcW w:w="1232" w:type="dxa"/>
-            <w:tcBorders>
-              <w:top w:val="single" w:color="A4A4A4" w:sz="4" w:space="0"/>
-              <w:left w:val="single" w:color="A4A4A4" w:sz="4" w:space="0"/>
-              <w:bottom w:val="single" w:color="A4A4A4" w:sz="4" w:space="0"/>
-              <w:right w:val="single" w:color="A4A4A4" w:sz="4" w:space="0"/>
-            </w:tcBorders>
-            <w:vAlign w:val="center"/>
-          </w:tcPr>
-          <w:p>
-            <w:pPr>
-              <w:keepNext/>
-              <w:spacing w:before="26"/>
-              <w:jc w:val="center"/>
-              <w:rPr>
-                <w:rFonts w:ascii="Times New Roman" w:hAnsi="Times New Roman" w:eastAsia="微软雅黑" w:cs="Times New Roman"/>
-                <w:bCs/>
-                <w:sz w:val="18"/>
-                <w:szCs w:val="18"/>
-                <w:highlight w:val="yellow"/>
-                <w:lang w:eastAsia="zh-CN"/>
-              </w:rPr>
-            </w:pPr>
-            <w:r>
-              <w:rPr>
-                <w:rFonts w:hint="eastAsia" w:ascii="Times New Roman" w:hAnsi="Times New Roman" w:eastAsia="微软雅黑" w:cs="Times New Roman"/>
-                <w:sz w:val="18"/>
-                <w:szCs w:val="18"/>
-                <w:lang w:eastAsia="zh-CN"/>
-              </w:rPr>
-              <w:t>{{</w:t>
-            </w:r>
-            <w:r>
-              <w:rPr>
-                <w:rFonts w:hint="eastAsia" w:ascii="Times New Roman" w:hAnsi="Times New Roman" w:eastAsia="微软雅黑" w:cs="Times New Roman"/>
-                <w:bCs/>
-                <w:sz w:val="18"/>
-                <w:szCs w:val="18"/>
-                <w:lang w:eastAsia="zh-CN"/>
-              </w:rPr>
-              <w:t>dis.evidence_phase_chinese</w:t>
-            </w:r>
-            <w:r>
-              <w:rPr>
-                <w:rFonts w:hint="eastAsia" w:ascii="Times New Roman" w:hAnsi="Times New Roman" w:eastAsia="微软雅黑" w:cs="Times New Roman"/>
-                <w:sz w:val="18"/>
-                <w:szCs w:val="18"/>
-                <w:lang w:eastAsia="zh-CN"/>
-              </w:rPr>
-              <w:t>}}</w:t>
-            </w:r>
-          </w:p>
-        </w:tc>
-        <w:tc>
-          <w:tcPr>
-            <w:tcW w:w="5695" w:type="dxa"/>
-            <w:tcBorders>
-              <w:top w:val="single" w:color="A4A4A4" w:sz="4" w:space="0"/>
-              <w:left w:val="single" w:color="A4A4A4" w:sz="4" w:space="0"/>
-              <w:bottom w:val="single" w:color="A4A4A4" w:sz="4" w:space="0"/>
-              <w:right w:val="nil"/>
-            </w:tcBorders>
-            <w:vAlign w:val="center"/>
-          </w:tcPr>
-          <w:p>
-            <w:pPr>
-              <w:keepNext/>
-              <w:spacing w:before="26"/>
-              <w:jc w:val="center"/>
-              <w:rPr>
-                <w:rFonts w:ascii="Times New Roman" w:hAnsi="Times New Roman" w:eastAsia="微软雅黑" w:cs="Times New Roman"/>
-                <w:bCs/>
-                <w:sz w:val="18"/>
-                <w:szCs w:val="18"/>
-                <w:highlight w:val="yellow"/>
-                <w:lang w:eastAsia="zh-CN"/>
-              </w:rPr>
-            </w:pPr>
-            <w:r>
-              <w:rPr>
-                <w:rFonts w:hint="eastAsia" w:ascii="Times New Roman" w:hAnsi="Times New Roman" w:eastAsia="微软雅黑" w:cs="Times New Roman"/>
-                <w:sz w:val="18"/>
-                <w:szCs w:val="18"/>
-                <w:lang w:eastAsia="zh-CN"/>
-              </w:rPr>
-              <w:t>{{</w:t>
-            </w:r>
-            <w:r>
-              <w:rPr>
-                <w:rFonts w:hint="eastAsia" w:ascii="Times New Roman" w:hAnsi="Times New Roman" w:eastAsia="微软雅黑" w:cs="Times New Roman"/>
-                <w:bCs/>
-                <w:sz w:val="18"/>
-                <w:szCs w:val="18"/>
-                <w:lang w:eastAsia="zh-CN"/>
-              </w:rPr>
-              <w:t>dis.annotation_chinese</w:t>
-            </w:r>
-            <w:r>
-              <w:rPr>
-                <w:rFonts w:hint="eastAsia" w:ascii="Times New Roman" w:hAnsi="Times New Roman" w:eastAsia="微软雅黑" w:cs="Times New Roman"/>
-                <w:sz w:val="18"/>
-                <w:szCs w:val="18"/>
-                <w:lang w:eastAsia="zh-CN"/>
-              </w:rPr>
-              <w:t>}}</w:t>
-            </w:r>
-          </w:p>
-        </w:tc>
-      </w:tr>
-      <w:tr>
-        <w:tblPrEx>
-          <w:tblBorders>
-            <w:top w:val="single" w:color="45A3A7" w:sz="18" w:space="0"/>
-            <w:left w:val="none" w:color="auto" w:sz="0" w:space="0"/>
-            <w:bottom w:val="dotted" w:color="45A3A7" w:sz="4" w:space="0"/>
-            <w:right w:val="none" w:color="auto" w:sz="0" w:space="0"/>
-            <w:insideH w:val="dotted" w:color="45A3A7" w:sz="4" w:space="0"/>
-            <w:insideV w:val="dotted" w:color="45A3A7" w:sz="4" w:space="0"/>
-          </w:tblBorders>
-          <w:tblCellMar>
-            <w:top w:w="0" w:type="dxa"/>
-            <w:left w:w="108" w:type="dxa"/>
-            <w:bottom w:w="0" w:type="dxa"/>
-            <w:right w:w="108" w:type="dxa"/>
-          </w:tblCellMar>
-        </w:tblPrEx>
-        <w:trPr>
-          <w:trHeight w:val="494" w:hRule="atLeast"/>
-          <w:jc w:val="center"/>
-        </w:trPr>
-        <w:tc>
-          <w:tcPr>
-            <w:tcW w:w="9870" w:type="dxa"/>
-            <w:gridSpan w:val="4"/>
-            <w:tcBorders>
-              <w:top w:val="single" w:color="A4A4A4" w:sz="4" w:space="0"/>
-              <w:left w:val="nil"/>
-              <w:bottom w:val="single" w:color="A4A4A4" w:sz="4" w:space="0"/>
-              <w:right w:val="nil"/>
-            </w:tcBorders>
-            <w:vAlign w:val="center"/>
-          </w:tcPr>
-          <w:p>
-            <w:pPr>
-              <w:keepNext/>
-              <w:spacing w:before="26"/>
-              <w:jc w:val="center"/>
-              <w:rPr>
-                <w:rFonts w:ascii="Times New Roman" w:hAnsi="Times New Roman" w:eastAsia="微软雅黑" w:cs="Times New Roman"/>
-                <w:bCs/>
-                <w:sz w:val="18"/>
-                <w:szCs w:val="18"/>
-                <w:lang w:eastAsia="zh-CN"/>
-              </w:rPr>
-            </w:pPr>
-            <w:r>
-              <w:rPr>
-                <w:rFonts w:hint="eastAsia" w:ascii="Times New Roman" w:hAnsi="Times New Roman" w:eastAsia="微软雅黑" w:cs="Times New Roman"/>
-                <w:b/>
-                <w:sz w:val="18"/>
-                <w:szCs w:val="18"/>
-                <w:lang w:eastAsia="zh-CN"/>
-              </w:rPr>
-              <w:t>{%tr endfor %}</w:t>
-            </w:r>
-          </w:p>
-        </w:tc>
-      </w:tr>
-    </w:tbl>
-    <w:p>
-      <w:pPr>
-        <w:spacing w:before="26"/>
-        <w:rPr>
-          <w:rFonts w:ascii="Times New Roman" w:hAnsi="Times New Roman" w:eastAsia="微软雅黑" w:cs="Times New Roman"/>
-          <w:b/>
-          <w:sz w:val="24"/>
-          <w:szCs w:val="24"/>
-          <w:lang w:eastAsia="zh-CN"/>
-        </w:rPr>
-      </w:pPr>
-      <w:r>
-        <w:rPr>
-          <w:rFonts w:hint="eastAsia" w:ascii="Times New Roman" w:hAnsi="Times New Roman" w:eastAsia="微软雅黑" w:cs="Times New Roman"/>
-          <w:b/>
-          <w:sz w:val="24"/>
-          <w:szCs w:val="24"/>
-          <w:lang w:eastAsia="zh-CN"/>
-        </w:rPr>
-        <w:t>{% endif %}{%if tdd.potentialDrugList != [] %}</w:t>
-      </w:r>
-    </w:p>
-    <w:p>
-      <w:pPr>
-        <w:keepNext/>
-        <w:spacing w:before="26"/>
-        <w:rPr>
-          <w:rFonts w:ascii="Times New Roman" w:hAnsi="Times New Roman" w:eastAsia="微软雅黑" w:cs="Times New Roman"/>
-          <w:b/>
-          <w:sz w:val="24"/>
-          <w:lang w:eastAsia="zh-CN"/>
-        </w:rPr>
-      </w:pPr>
-      <w:r>
-        <w:rPr>
-          <w:rFonts w:hint="eastAsia" w:ascii="Times New Roman" w:hAnsi="Times New Roman" w:eastAsia="微软雅黑" w:cs="Times New Roman"/>
-          <w:b/>
-          <w:sz w:val="24"/>
-          <w:lang w:eastAsia="zh-CN"/>
-        </w:rPr>
-        <w:t>潜在耐药研究信息：</w:t>
-      </w:r>
-    </w:p>
-    <w:tbl>
-      <w:tblPr>
-        <w:tblStyle w:val="16"/>
-        <w:tblpPr w:leftFromText="180" w:rightFromText="180" w:vertAnchor="text" w:tblpXSpec="center" w:tblpY="1"/>
-        <w:tblOverlap w:val="never"/>
-        <w:tblW w:w="9870" w:type="dxa"/>
-        <w:jc w:val="center"/>
-        <w:tblBorders>
-          <w:top w:val="single" w:color="45A3A7" w:sz="18" w:space="0"/>
-          <w:left w:val="none" w:color="auto" w:sz="0" w:space="0"/>
-          <w:bottom w:val="dotted" w:color="45A3A7" w:sz="4" w:space="0"/>
-          <w:right w:val="none" w:color="auto" w:sz="0" w:space="0"/>
-          <w:insideH w:val="dotted" w:color="45A3A7" w:sz="4" w:space="0"/>
-          <w:insideV w:val="dotted" w:color="45A3A7" w:sz="4" w:space="0"/>
-        </w:tblBorders>
-        <w:tblLayout w:type="fixed"/>
-        <w:tblCellMar>
-          <w:top w:w="0" w:type="dxa"/>
-          <w:left w:w="108" w:type="dxa"/>
-          <w:bottom w:w="0" w:type="dxa"/>
-          <w:right w:w="108" w:type="dxa"/>
-        </w:tblCellMar>
-      </w:tblPr>
-      <w:tblGrid>
-        <w:gridCol w:w="1526"/>
-        <w:gridCol w:w="1417"/>
-        <w:gridCol w:w="1261"/>
-        <w:gridCol w:w="5666"/>
-      </w:tblGrid>
-      <w:tr>
-        <w:tblPrEx>
-          <w:tblBorders>
-            <w:top w:val="single" w:color="45A3A7" w:sz="18" w:space="0"/>
-            <w:left w:val="none" w:color="auto" w:sz="0" w:space="0"/>
-            <w:bottom w:val="dotted" w:color="45A3A7" w:sz="4" w:space="0"/>
-            <w:right w:val="none" w:color="auto" w:sz="0" w:space="0"/>
-            <w:insideH w:val="dotted" w:color="45A3A7" w:sz="4" w:space="0"/>
-            <w:insideV w:val="dotted" w:color="45A3A7" w:sz="4" w:space="0"/>
-          </w:tblBorders>
-          <w:tblCellMar>
-            <w:top w:w="0" w:type="dxa"/>
-            <w:left w:w="108" w:type="dxa"/>
-            <w:bottom w:w="0" w:type="dxa"/>
-            <w:right w:w="108" w:type="dxa"/>
-          </w:tblCellMar>
-        </w:tblPrEx>
-        <w:trPr>
-          <w:trHeight w:val="417" w:hRule="atLeast"/>
-          <w:jc w:val="center"/>
-        </w:trPr>
-        <w:tc>
-          <w:tcPr>
-            <w:tcW w:w="1526" w:type="dxa"/>
-            <w:tcBorders>
-              <w:top w:val="nil"/>
-              <w:left w:val="nil"/>
-              <w:bottom w:val="nil"/>
-              <w:right w:val="single" w:color="FFFFFF" w:sz="18" w:space="0"/>
-            </w:tcBorders>
-            <w:shd w:val="clear" w:color="auto" w:fill="62B541"/>
-            <w:vAlign w:val="center"/>
-          </w:tcPr>
-          <w:p>
-            <w:pPr>
-              <w:keepNext/>
-              <w:jc w:val="center"/>
-              <w:rPr>
-                <w:rFonts w:ascii="Times New Roman" w:hAnsi="Times New Roman" w:eastAsia="微软雅黑" w:cs="Times New Roman"/>
-                <w:b/>
-                <w:color w:val="FFFFFF" w:themeColor="background1"/>
-                <w:sz w:val="18"/>
-                <w:szCs w:val="18"/>
-                <w:lang w:eastAsia="zh-CN"/>
-                <w14:textFill>
-                  <w14:solidFill>
-                    <w14:schemeClr w14:val="bg1"/>
-                  </w14:solidFill>
-                </w14:textFill>
-              </w:rPr>
-            </w:pPr>
-            <w:r>
-              <w:rPr>
-                <w:rFonts w:ascii="Times New Roman" w:hAnsi="Times New Roman" w:eastAsia="微软雅黑" w:cs="Times New Roman"/>
-                <w:b/>
-                <w:color w:val="FFFFFF" w:themeColor="background1"/>
-                <w:sz w:val="18"/>
-                <w:szCs w:val="18"/>
-                <w:lang w:eastAsia="zh-CN"/>
-                <w14:textFill>
-                  <w14:solidFill>
-                    <w14:schemeClr w14:val="bg1"/>
-                  </w14:solidFill>
-                </w14:textFill>
-              </w:rPr>
-              <w:t>药物名称</w:t>
-            </w:r>
-          </w:p>
-        </w:tc>
-        <w:tc>
-          <w:tcPr>
-            <w:tcW w:w="1417" w:type="dxa"/>
-            <w:tcBorders>
-              <w:top w:val="nil"/>
-              <w:left w:val="single" w:color="FFFFFF" w:sz="18" w:space="0"/>
-              <w:bottom w:val="nil"/>
-              <w:right w:val="single" w:color="FFFFFF" w:sz="18" w:space="0"/>
-            </w:tcBorders>
-            <w:shd w:val="clear" w:color="auto" w:fill="62B541"/>
-            <w:vAlign w:val="center"/>
-          </w:tcPr>
-          <w:p>
-            <w:pPr>
-              <w:keepNext/>
-              <w:jc w:val="center"/>
-              <w:rPr>
-                <w:rFonts w:ascii="Times New Roman" w:hAnsi="Times New Roman" w:eastAsia="微软雅黑" w:cs="Times New Roman"/>
-                <w:b/>
-                <w:color w:val="FFFFFF" w:themeColor="background1"/>
-                <w:sz w:val="18"/>
-                <w:szCs w:val="18"/>
-                <w:lang w:eastAsia="zh-CN"/>
-                <w14:textFill>
-                  <w14:solidFill>
-                    <w14:schemeClr w14:val="bg1"/>
-                  </w14:solidFill>
-                </w14:textFill>
-              </w:rPr>
-            </w:pPr>
-            <w:r>
-              <w:rPr>
-                <w:rFonts w:ascii="Times New Roman" w:hAnsi="Times New Roman" w:eastAsia="微软雅黑" w:cs="Times New Roman"/>
-                <w:b/>
-                <w:color w:val="FFFFFF" w:themeColor="background1"/>
-                <w:sz w:val="18"/>
-                <w:szCs w:val="18"/>
-                <w:lang w:eastAsia="zh-CN"/>
-                <w14:textFill>
-                  <w14:solidFill>
-                    <w14:schemeClr w14:val="bg1"/>
-                  </w14:solidFill>
-                </w14:textFill>
-              </w:rPr>
-              <w:t>相关疾病</w:t>
-            </w:r>
-          </w:p>
-        </w:tc>
-        <w:tc>
-          <w:tcPr>
-            <w:tcW w:w="1261" w:type="dxa"/>
-            <w:tcBorders>
-              <w:top w:val="nil"/>
-              <w:left w:val="single" w:color="FFFFFF" w:sz="18" w:space="0"/>
-              <w:bottom w:val="nil"/>
-              <w:right w:val="single" w:color="FFFFFF" w:sz="18" w:space="0"/>
-            </w:tcBorders>
-            <w:shd w:val="clear" w:color="auto" w:fill="62B541"/>
-            <w:vAlign w:val="center"/>
-          </w:tcPr>
-          <w:p>
-            <w:pPr>
-              <w:keepNext/>
-              <w:jc w:val="center"/>
-              <w:rPr>
-                <w:rFonts w:ascii="Times New Roman" w:hAnsi="Times New Roman" w:eastAsia="微软雅黑" w:cs="Times New Roman"/>
-                <w:b/>
-                <w:color w:val="FFFFFF" w:themeColor="background1"/>
-                <w:sz w:val="18"/>
-                <w:szCs w:val="18"/>
-                <w:lang w:eastAsia="zh-CN"/>
-                <w14:textFill>
-                  <w14:solidFill>
-                    <w14:schemeClr w14:val="bg1"/>
-                  </w14:solidFill>
-                </w14:textFill>
-              </w:rPr>
-            </w:pPr>
-            <w:r>
-              <w:rPr>
-                <w:rFonts w:ascii="Times New Roman" w:hAnsi="Times New Roman" w:eastAsia="微软雅黑" w:cs="Times New Roman"/>
-                <w:b/>
-                <w:color w:val="FFFFFF" w:themeColor="background1"/>
-                <w:sz w:val="18"/>
-                <w:szCs w:val="18"/>
-                <w:lang w:eastAsia="zh-CN"/>
-                <w14:textFill>
-                  <w14:solidFill>
-                    <w14:schemeClr w14:val="bg1"/>
-                  </w14:solidFill>
-                </w14:textFill>
-              </w:rPr>
-              <w:t>证据</w:t>
-            </w:r>
-            <w:r>
-              <w:rPr>
-                <w:rFonts w:hint="eastAsia" w:ascii="Times New Roman" w:hAnsi="Times New Roman" w:eastAsia="微软雅黑" w:cs="Times New Roman"/>
-                <w:b/>
-                <w:color w:val="FFFFFF" w:themeColor="background1"/>
-                <w:sz w:val="18"/>
-                <w:szCs w:val="18"/>
-                <w:lang w:eastAsia="zh-CN"/>
-                <w14:textFill>
-                  <w14:solidFill>
-                    <w14:schemeClr w14:val="bg1"/>
-                  </w14:solidFill>
-                </w14:textFill>
-              </w:rPr>
-              <w:t>等级</w:t>
-            </w:r>
-          </w:p>
-        </w:tc>
-        <w:tc>
-          <w:tcPr>
-            <w:tcW w:w="5666" w:type="dxa"/>
-            <w:tcBorders>
-              <w:top w:val="nil"/>
-              <w:left w:val="single" w:color="FFFFFF" w:sz="18" w:space="0"/>
-              <w:bottom w:val="nil"/>
-              <w:right w:val="nil"/>
-            </w:tcBorders>
-            <w:shd w:val="clear" w:color="auto" w:fill="62B541"/>
-            <w:vAlign w:val="center"/>
-          </w:tcPr>
-          <w:p>
-            <w:pPr>
-              <w:keepNext/>
-              <w:jc w:val="center"/>
-              <w:rPr>
-                <w:rFonts w:ascii="Times New Roman" w:hAnsi="Times New Roman" w:eastAsia="微软雅黑" w:cs="Times New Roman"/>
-                <w:b/>
-                <w:color w:val="FFFFFF" w:themeColor="background1"/>
-                <w:sz w:val="18"/>
-                <w:szCs w:val="18"/>
-                <w:lang w:eastAsia="zh-CN"/>
-                <w14:textFill>
-                  <w14:solidFill>
-                    <w14:schemeClr w14:val="bg1"/>
-                  </w14:solidFill>
-                </w14:textFill>
-              </w:rPr>
-            </w:pPr>
-            <w:r>
-              <w:rPr>
-                <w:rFonts w:ascii="Times New Roman" w:hAnsi="Times New Roman" w:eastAsia="微软雅黑" w:cs="Times New Roman"/>
-                <w:b/>
-                <w:color w:val="FFFFFF" w:themeColor="background1"/>
-                <w:sz w:val="18"/>
-                <w:szCs w:val="18"/>
-                <w:lang w:eastAsia="zh-CN"/>
-                <w14:textFill>
-                  <w14:solidFill>
-                    <w14:schemeClr w14:val="bg1"/>
-                  </w14:solidFill>
-                </w14:textFill>
-              </w:rPr>
-              <w:t>循证医学信息</w:t>
-            </w:r>
-          </w:p>
-        </w:tc>
-      </w:tr>
-      <w:tr>
-        <w:tblPrEx>
-          <w:tblBorders>
-            <w:top w:val="single" w:color="45A3A7" w:sz="18" w:space="0"/>
-            <w:left w:val="none" w:color="auto" w:sz="0" w:space="0"/>
-            <w:bottom w:val="dotted" w:color="45A3A7" w:sz="4" w:space="0"/>
-            <w:right w:val="none" w:color="auto" w:sz="0" w:space="0"/>
-            <w:insideH w:val="dotted" w:color="45A3A7" w:sz="4" w:space="0"/>
-            <w:insideV w:val="dotted" w:color="45A3A7" w:sz="4" w:space="0"/>
-          </w:tblBorders>
-          <w:tblCellMar>
-            <w:top w:w="0" w:type="dxa"/>
-            <w:left w:w="108" w:type="dxa"/>
-            <w:bottom w:w="0" w:type="dxa"/>
-            <w:right w:w="108" w:type="dxa"/>
-          </w:tblCellMar>
-        </w:tblPrEx>
-        <w:trPr>
-          <w:trHeight w:val="494" w:hRule="atLeast"/>
-          <w:jc w:val="center"/>
-        </w:trPr>
-        <w:tc>
-          <w:tcPr>
-            <w:tcW w:w="9870" w:type="dxa"/>
-            <w:gridSpan w:val="4"/>
-            <w:tcBorders>
-              <w:top w:val="nil"/>
-              <w:left w:val="nil"/>
-              <w:bottom w:val="single" w:color="A4A4A4" w:sz="4" w:space="0"/>
-              <w:right w:val="nil"/>
-            </w:tcBorders>
-            <w:vAlign w:val="center"/>
-          </w:tcPr>
-          <w:p>
-            <w:pPr>
-              <w:keepNext/>
-              <w:spacing w:before="26"/>
-              <w:jc w:val="center"/>
-              <w:rPr>
-                <w:rFonts w:ascii="Times New Roman" w:hAnsi="Times New Roman" w:eastAsia="微软雅黑" w:cs="Times New Roman"/>
-                <w:bCs/>
-                <w:sz w:val="18"/>
-                <w:szCs w:val="18"/>
-                <w:highlight w:val="yellow"/>
-                <w:lang w:eastAsia="zh-CN"/>
-              </w:rPr>
-            </w:pPr>
-            <w:r>
-              <w:rPr>
-                <w:rFonts w:hint="eastAsia" w:ascii="Times New Roman" w:hAnsi="Times New Roman" w:eastAsia="微软雅黑" w:cs="Times New Roman"/>
-                <w:b/>
-                <w:sz w:val="18"/>
-                <w:szCs w:val="18"/>
-                <w:lang w:eastAsia="zh-CN"/>
-              </w:rPr>
-              <w:t>{%tr for dis in tdd.</w:t>
-            </w:r>
-            <w:r>
-              <w:rPr>
-                <w:rFonts w:ascii="Times New Roman" w:hAnsi="Times New Roman" w:eastAsia="微软雅黑" w:cs="Times New Roman"/>
-                <w:b/>
-                <w:sz w:val="18"/>
-                <w:szCs w:val="18"/>
-                <w:lang w:eastAsia="zh-CN"/>
-              </w:rPr>
-              <w:t>potentialDrugList</w:t>
-            </w:r>
-            <w:r>
-              <w:rPr>
-                <w:rFonts w:hint="eastAsia" w:ascii="Times New Roman" w:hAnsi="Times New Roman" w:eastAsia="微软雅黑" w:cs="Times New Roman"/>
-                <w:b/>
-                <w:sz w:val="18"/>
-                <w:szCs w:val="18"/>
-                <w:lang w:eastAsia="zh-CN"/>
-              </w:rPr>
-              <w:t xml:space="preserve"> %}</w:t>
-            </w:r>
-          </w:p>
-        </w:tc>
-      </w:tr>
-      <w:tr>
-        <w:tblPrEx>
-          <w:tblBorders>
-            <w:top w:val="single" w:color="45A3A7" w:sz="18" w:space="0"/>
-            <w:left w:val="none" w:color="auto" w:sz="0" w:space="0"/>
-            <w:bottom w:val="dotted" w:color="45A3A7" w:sz="4" w:space="0"/>
-            <w:right w:val="none" w:color="auto" w:sz="0" w:space="0"/>
-            <w:insideH w:val="dotted" w:color="45A3A7" w:sz="4" w:space="0"/>
-            <w:insideV w:val="dotted" w:color="45A3A7" w:sz="4" w:space="0"/>
-          </w:tblBorders>
-          <w:tblCellMar>
-            <w:top w:w="0" w:type="dxa"/>
-            <w:left w:w="108" w:type="dxa"/>
-            <w:bottom w:w="0" w:type="dxa"/>
-            <w:right w:w="108" w:type="dxa"/>
-          </w:tblCellMar>
-        </w:tblPrEx>
-        <w:trPr>
-          <w:trHeight w:val="494" w:hRule="atLeast"/>
-          <w:jc w:val="center"/>
-        </w:trPr>
-        <w:tc>
-          <w:tcPr>
-            <w:tcW w:w="1526" w:type="dxa"/>
-            <w:tcBorders>
-              <w:top w:val="single" w:color="A4A4A4" w:sz="4" w:space="0"/>
-              <w:left w:val="nil"/>
-              <w:bottom w:val="single" w:color="A4A4A4" w:sz="4" w:space="0"/>
-              <w:right w:val="single" w:color="A4A4A4" w:sz="4" w:space="0"/>
-            </w:tcBorders>
-            <w:vAlign w:val="center"/>
-          </w:tcPr>
-          <w:p>
-            <w:pPr>
-              <w:spacing w:before="1" w:line="249" w:lineRule="auto"/>
-              <w:ind w:right="131"/>
-              <w:jc w:val="center"/>
-              <w:rPr>
-                <w:rFonts w:ascii="Times New Roman" w:hAnsi="Times New Roman" w:eastAsia="微软雅黑" w:cs="Times New Roman"/>
-                <w:b/>
-                <w:sz w:val="18"/>
-                <w:szCs w:val="18"/>
-                <w:highlight w:val="yellow"/>
-              </w:rPr>
-            </w:pPr>
-            <w:r>
-              <w:rPr>
-                <w:rFonts w:ascii="Times New Roman" w:hAnsi="Times New Roman" w:eastAsia="微软雅黑" w:cs="Times New Roman"/>
-                <w:sz w:val="18"/>
-                <w:szCs w:val="18"/>
-                <w:lang w:eastAsia="zh-CN"/>
-              </w:rPr>
-              <w:t>{{</w:t>
-            </w:r>
-            <w:r>
-              <w:rPr>
-                <w:rFonts w:ascii="Times New Roman" w:hAnsi="Times New Roman" w:eastAsia="微软雅黑" w:cs="Times New Roman"/>
-                <w:bCs/>
-                <w:sz w:val="18"/>
-                <w:szCs w:val="18"/>
-                <w:lang w:eastAsia="zh-CN"/>
-              </w:rPr>
-              <w:t>dis.drug_name_chinese</w:t>
-            </w:r>
-            <w:r>
-              <w:rPr>
-                <w:rFonts w:hint="eastAsia" w:ascii="Times New Roman" w:hAnsi="Times New Roman" w:eastAsia="微软雅黑" w:cs="Times New Roman"/>
-                <w:bCs/>
-                <w:sz w:val="18"/>
-                <w:szCs w:val="18"/>
-                <w:lang w:eastAsia="zh-CN"/>
-              </w:rPr>
-              <w:t>3</w:t>
-            </w:r>
-            <w:r>
-              <w:rPr>
-                <w:rFonts w:ascii="Times New Roman" w:hAnsi="Times New Roman" w:eastAsia="微软雅黑" w:cs="Times New Roman"/>
-                <w:sz w:val="18"/>
-                <w:szCs w:val="18"/>
-                <w:lang w:eastAsia="zh-CN"/>
-              </w:rPr>
-              <w:t xml:space="preserve"> }}</w:t>
-            </w:r>
-          </w:p>
-        </w:tc>
-        <w:tc>
-          <w:tcPr>
-            <w:tcW w:w="1417" w:type="dxa"/>
-            <w:tcBorders>
-              <w:top w:val="single" w:color="A4A4A4" w:sz="4" w:space="0"/>
-              <w:left w:val="single" w:color="A4A4A4" w:sz="4" w:space="0"/>
-              <w:bottom w:val="single" w:color="A4A4A4" w:sz="4" w:space="0"/>
-              <w:right w:val="single" w:color="A4A4A4" w:sz="4" w:space="0"/>
-            </w:tcBorders>
-            <w:vAlign w:val="center"/>
-          </w:tcPr>
-          <w:p>
-            <w:pPr>
-              <w:keepNext/>
-              <w:spacing w:before="26"/>
-              <w:jc w:val="center"/>
-              <w:rPr>
-                <w:rFonts w:ascii="Times New Roman" w:hAnsi="Times New Roman" w:eastAsia="微软雅黑" w:cs="Times New Roman"/>
-                <w:bCs/>
-                <w:sz w:val="18"/>
-                <w:szCs w:val="18"/>
-                <w:highlight w:val="yellow"/>
-                <w:lang w:eastAsia="zh-CN"/>
-              </w:rPr>
-            </w:pPr>
-            <w:r>
-              <w:rPr>
-                <w:rFonts w:hint="eastAsia" w:ascii="Times New Roman" w:hAnsi="Times New Roman" w:eastAsia="微软雅黑" w:cs="Times New Roman"/>
-                <w:sz w:val="18"/>
-                <w:szCs w:val="18"/>
-                <w:lang w:eastAsia="zh-CN"/>
-              </w:rPr>
-              <w:t>{{dis.</w:t>
-            </w:r>
-            <w:r>
-              <w:rPr>
-                <w:rFonts w:hint="eastAsia" w:ascii="Times New Roman" w:hAnsi="Times New Roman" w:eastAsia="微软雅黑" w:cs="Times New Roman"/>
-                <w:bCs/>
-                <w:sz w:val="18"/>
-                <w:szCs w:val="18"/>
-                <w:lang w:eastAsia="zh-CN"/>
-              </w:rPr>
-              <w:t>disease_name_chinese</w:t>
-            </w:r>
-            <w:r>
-              <w:rPr>
-                <w:rFonts w:hint="eastAsia" w:ascii="Times New Roman" w:hAnsi="Times New Roman" w:eastAsia="微软雅黑" w:cs="Times New Roman"/>
-                <w:sz w:val="18"/>
-                <w:szCs w:val="18"/>
-                <w:lang w:eastAsia="zh-CN"/>
-              </w:rPr>
-              <w:t>}}</w:t>
-            </w:r>
-          </w:p>
-        </w:tc>
-        <w:tc>
-          <w:tcPr>
-            <w:tcW w:w="1261" w:type="dxa"/>
-            <w:tcBorders>
-              <w:top w:val="single" w:color="A4A4A4" w:sz="4" w:space="0"/>
-              <w:left w:val="single" w:color="A4A4A4" w:sz="4" w:space="0"/>
-              <w:bottom w:val="single" w:color="A4A4A4" w:sz="4" w:space="0"/>
-              <w:right w:val="single" w:color="A4A4A4" w:sz="4" w:space="0"/>
-            </w:tcBorders>
-            <w:vAlign w:val="center"/>
-          </w:tcPr>
-          <w:p>
-            <w:pPr>
-              <w:keepNext/>
-              <w:spacing w:before="26"/>
-              <w:jc w:val="center"/>
-              <w:rPr>
-                <w:rFonts w:ascii="Times New Roman" w:hAnsi="Times New Roman" w:eastAsia="微软雅黑" w:cs="Times New Roman"/>
-                <w:bCs/>
-                <w:sz w:val="18"/>
-                <w:szCs w:val="18"/>
-                <w:highlight w:val="yellow"/>
-                <w:lang w:eastAsia="zh-CN"/>
-              </w:rPr>
-            </w:pPr>
-            <w:r>
-              <w:rPr>
-                <w:rFonts w:hint="eastAsia" w:ascii="Times New Roman" w:hAnsi="Times New Roman" w:eastAsia="微软雅黑" w:cs="Times New Roman"/>
-                <w:sz w:val="18"/>
-                <w:szCs w:val="18"/>
-                <w:lang w:eastAsia="zh-CN"/>
-              </w:rPr>
-              <w:t>{{</w:t>
-            </w:r>
-            <w:r>
-              <w:rPr>
-                <w:rFonts w:hint="eastAsia" w:ascii="Times New Roman" w:hAnsi="Times New Roman" w:eastAsia="微软雅黑" w:cs="Times New Roman"/>
-                <w:bCs/>
-                <w:sz w:val="18"/>
-                <w:szCs w:val="18"/>
-                <w:lang w:eastAsia="zh-CN"/>
-              </w:rPr>
-              <w:t>dis.evidence_phase_chinese</w:t>
-            </w:r>
-            <w:r>
-              <w:rPr>
-                <w:rFonts w:hint="eastAsia" w:ascii="Times New Roman" w:hAnsi="Times New Roman" w:eastAsia="微软雅黑" w:cs="Times New Roman"/>
-                <w:sz w:val="18"/>
-                <w:szCs w:val="18"/>
-                <w:lang w:eastAsia="zh-CN"/>
-              </w:rPr>
-              <w:t>}}</w:t>
-            </w:r>
-          </w:p>
-        </w:tc>
-        <w:tc>
-          <w:tcPr>
-            <w:tcW w:w="5666" w:type="dxa"/>
-            <w:tcBorders>
-              <w:top w:val="single" w:color="A4A4A4" w:sz="4" w:space="0"/>
-              <w:left w:val="single" w:color="A4A4A4" w:sz="4" w:space="0"/>
-              <w:bottom w:val="single" w:color="A4A4A4" w:sz="4" w:space="0"/>
-              <w:right w:val="nil"/>
-            </w:tcBorders>
-            <w:vAlign w:val="center"/>
-          </w:tcPr>
-          <w:p>
-            <w:pPr>
-              <w:keepNext/>
-              <w:spacing w:before="26"/>
-              <w:jc w:val="center"/>
-              <w:rPr>
-                <w:rFonts w:ascii="Times New Roman" w:hAnsi="Times New Roman" w:eastAsia="微软雅黑" w:cs="Times New Roman"/>
-                <w:bCs/>
-                <w:sz w:val="18"/>
-                <w:szCs w:val="18"/>
-                <w:highlight w:val="yellow"/>
-                <w:lang w:eastAsia="zh-CN"/>
-              </w:rPr>
-            </w:pPr>
-            <w:r>
-              <w:rPr>
-                <w:rFonts w:hint="eastAsia" w:ascii="Times New Roman" w:hAnsi="Times New Roman" w:eastAsia="微软雅黑" w:cs="Times New Roman"/>
-                <w:sz w:val="18"/>
-                <w:szCs w:val="18"/>
-                <w:lang w:eastAsia="zh-CN"/>
-              </w:rPr>
-              <w:t>{{</w:t>
-            </w:r>
-            <w:r>
-              <w:rPr>
-                <w:rFonts w:hint="eastAsia" w:ascii="Times New Roman" w:hAnsi="Times New Roman" w:eastAsia="微软雅黑" w:cs="Times New Roman"/>
-                <w:bCs/>
-                <w:sz w:val="18"/>
-                <w:szCs w:val="18"/>
-                <w:lang w:eastAsia="zh-CN"/>
-              </w:rPr>
-              <w:t>dis.annotation_chinese</w:t>
-            </w:r>
-            <w:r>
-              <w:rPr>
-                <w:rFonts w:hint="eastAsia" w:ascii="Times New Roman" w:hAnsi="Times New Roman" w:eastAsia="微软雅黑" w:cs="Times New Roman"/>
-                <w:sz w:val="18"/>
-                <w:szCs w:val="18"/>
-                <w:lang w:eastAsia="zh-CN"/>
-              </w:rPr>
-              <w:t>}}</w:t>
-            </w:r>
-          </w:p>
-        </w:tc>
-      </w:tr>
-      <w:tr>
-        <w:tblPrEx>
-          <w:tblBorders>
-            <w:top w:val="single" w:color="45A3A7" w:sz="18" w:space="0"/>
-            <w:left w:val="none" w:color="auto" w:sz="0" w:space="0"/>
-            <w:bottom w:val="dotted" w:color="45A3A7" w:sz="4" w:space="0"/>
-            <w:right w:val="none" w:color="auto" w:sz="0" w:space="0"/>
-            <w:insideH w:val="dotted" w:color="45A3A7" w:sz="4" w:space="0"/>
-            <w:insideV w:val="dotted" w:color="45A3A7" w:sz="4" w:space="0"/>
-          </w:tblBorders>
-          <w:tblCellMar>
-            <w:top w:w="0" w:type="dxa"/>
-            <w:left w:w="108" w:type="dxa"/>
-            <w:bottom w:w="0" w:type="dxa"/>
-            <w:right w:w="108" w:type="dxa"/>
-          </w:tblCellMar>
-        </w:tblPrEx>
-        <w:trPr>
-          <w:trHeight w:val="494" w:hRule="atLeast"/>
-          <w:jc w:val="center"/>
-        </w:trPr>
-        <w:tc>
-          <w:tcPr>
-            <w:tcW w:w="9870" w:type="dxa"/>
-            <w:gridSpan w:val="4"/>
-            <w:tcBorders>
-              <w:top w:val="single" w:color="A4A4A4" w:sz="4" w:space="0"/>
-              <w:left w:val="nil"/>
-              <w:bottom w:val="single" w:color="A4A4A4" w:sz="4" w:space="0"/>
-              <w:right w:val="nil"/>
-            </w:tcBorders>
-            <w:vAlign w:val="center"/>
-          </w:tcPr>
-          <w:p>
-            <w:pPr>
-              <w:keepNext/>
-              <w:spacing w:before="26"/>
-              <w:jc w:val="center"/>
-              <w:rPr>
-                <w:rFonts w:ascii="Times New Roman" w:hAnsi="Times New Roman" w:eastAsia="微软雅黑" w:cs="Times New Roman"/>
-                <w:bCs/>
-                <w:sz w:val="18"/>
-                <w:szCs w:val="18"/>
-                <w:lang w:eastAsia="zh-CN"/>
-              </w:rPr>
-            </w:pPr>
-            <w:r>
-              <w:rPr>
-                <w:rFonts w:hint="eastAsia" w:ascii="Times New Roman" w:hAnsi="Times New Roman" w:eastAsia="微软雅黑" w:cs="Times New Roman"/>
-                <w:b/>
-                <w:sz w:val="18"/>
-                <w:szCs w:val="18"/>
-                <w:lang w:eastAsia="zh-CN"/>
-              </w:rPr>
-              <w:t>{%tr endfor %}</w:t>
-            </w:r>
-          </w:p>
-        </w:tc>
-      </w:tr>
-    </w:tbl>
-    <w:p>
-      <w:pPr>
-        <w:spacing w:before="26"/>
-        <w:rPr>
-          <w:rFonts w:ascii="Times New Roman" w:hAnsi="Times New Roman" w:eastAsia="微软雅黑" w:cs="Times New Roman"/>
-          <w:b/>
-          <w:sz w:val="24"/>
-          <w:szCs w:val="24"/>
-          <w:lang w:eastAsia="zh-CN"/>
-        </w:rPr>
-      </w:pPr>
-      <w:r>
-        <w:rPr>
-          <w:rFonts w:hint="eastAsia" w:ascii="Times New Roman" w:hAnsi="Times New Roman" w:eastAsia="微软雅黑" w:cs="Times New Roman"/>
-          <w:b/>
-          <w:sz w:val="24"/>
-          <w:szCs w:val="24"/>
-          <w:lang w:eastAsia="zh-CN"/>
-        </w:rPr>
-        <w:t>{% endif %}{%if tdd.clinicalTrialInformationStr!= [] %}</w:t>
-      </w:r>
-    </w:p>
-    <w:p>
-      <w:pPr>
-        <w:keepNext/>
-        <w:spacing w:before="26"/>
-        <w:rPr>
-          <w:rFonts w:ascii="Times New Roman" w:hAnsi="Times New Roman" w:eastAsia="微软雅黑" w:cs="Times New Roman"/>
-          <w:b/>
-          <w:sz w:val="24"/>
-          <w:lang w:eastAsia="zh-CN"/>
-        </w:rPr>
-      </w:pPr>
-      <w:r>
-        <w:rPr>
-          <w:rFonts w:hint="eastAsia" w:ascii="Times New Roman" w:hAnsi="Times New Roman" w:eastAsia="微软雅黑" w:cs="Times New Roman"/>
-          <w:b/>
-          <w:sz w:val="24"/>
-          <w:lang w:eastAsia="zh-CN"/>
-        </w:rPr>
-        <w:t>临床试验信息</w:t>
-      </w:r>
-    </w:p>
-    <w:tbl>
-      <w:tblPr>
-        <w:tblStyle w:val="16"/>
-        <w:tblpPr w:leftFromText="180" w:rightFromText="180" w:vertAnchor="text" w:tblpXSpec="center" w:tblpY="1"/>
-        <w:tblOverlap w:val="never"/>
-        <w:tblW w:w="9870" w:type="dxa"/>
-        <w:jc w:val="center"/>
-        <w:tblBorders>
-          <w:top w:val="single" w:color="45A3A7" w:sz="18" w:space="0"/>
-          <w:left w:val="none" w:color="auto" w:sz="0" w:space="0"/>
-          <w:bottom w:val="dotted" w:color="45A3A7" w:sz="4" w:space="0"/>
-          <w:right w:val="none" w:color="auto" w:sz="0" w:space="0"/>
-          <w:insideH w:val="dotted" w:color="45A3A7" w:sz="4" w:space="0"/>
-          <w:insideV w:val="dotted" w:color="45A3A7" w:sz="4" w:space="0"/>
-        </w:tblBorders>
-        <w:tblLayout w:type="fixed"/>
-        <w:tblCellMar>
-          <w:top w:w="0" w:type="dxa"/>
-          <w:left w:w="108" w:type="dxa"/>
-          <w:bottom w:w="0" w:type="dxa"/>
-          <w:right w:w="108" w:type="dxa"/>
-        </w:tblCellMar>
-      </w:tblPr>
-      <w:tblGrid>
-        <w:gridCol w:w="1645"/>
-        <w:gridCol w:w="3884"/>
-        <w:gridCol w:w="1246"/>
-        <w:gridCol w:w="1035"/>
-        <w:gridCol w:w="1204"/>
-        <w:gridCol w:w="856"/>
-      </w:tblGrid>
-      <w:tr>
-        <w:tblPrEx>
-          <w:tblBorders>
-            <w:top w:val="single" w:color="45A3A7" w:sz="18" w:space="0"/>
-            <w:left w:val="none" w:color="auto" w:sz="0" w:space="0"/>
-            <w:bottom w:val="dotted" w:color="45A3A7" w:sz="4" w:space="0"/>
-            <w:right w:val="none" w:color="auto" w:sz="0" w:space="0"/>
-            <w:insideH w:val="dotted" w:color="45A3A7" w:sz="4" w:space="0"/>
-            <w:insideV w:val="dotted" w:color="45A3A7" w:sz="4" w:space="0"/>
-          </w:tblBorders>
-        </w:tblPrEx>
-        <w:trPr>
-          <w:trHeight w:val="420" w:hRule="atLeast"/>
-          <w:jc w:val="center"/>
-        </w:trPr>
-        <w:tc>
-          <w:tcPr>
-            <w:tcW w:w="1645" w:type="dxa"/>
-            <w:tcBorders>
-              <w:top w:val="nil"/>
-              <w:left w:val="nil"/>
-              <w:bottom w:val="nil"/>
-              <w:right w:val="single" w:color="FFFFFF" w:sz="18" w:space="0"/>
-            </w:tcBorders>
-            <w:shd w:val="clear" w:color="auto" w:fill="62B541"/>
-            <w:vAlign w:val="center"/>
-          </w:tcPr>
-          <w:p>
-            <w:pPr>
-              <w:keepNext/>
-              <w:spacing w:before="26"/>
-              <w:jc w:val="center"/>
-              <w:rPr>
-                <w:rFonts w:ascii="Times New Roman" w:hAnsi="Times New Roman" w:eastAsia="微软雅黑" w:cs="Times New Roman"/>
-                <w:b/>
-                <w:color w:val="FFFFFF" w:themeColor="background1"/>
-                <w:sz w:val="18"/>
-                <w:szCs w:val="18"/>
-                <w:lang w:eastAsia="zh-CN"/>
-                <w14:textFill>
-                  <w14:solidFill>
-                    <w14:schemeClr w14:val="bg1"/>
-                  </w14:solidFill>
-                </w14:textFill>
-              </w:rPr>
-            </w:pPr>
-            <w:r>
-              <w:rPr>
-                <w:rFonts w:ascii="Times New Roman" w:hAnsi="Times New Roman" w:eastAsia="微软雅黑" w:cs="Times New Roman"/>
-                <w:b/>
-                <w:color w:val="FFFFFF" w:themeColor="background1"/>
-                <w:sz w:val="18"/>
-                <w:szCs w:val="18"/>
-                <w:lang w:eastAsia="zh-CN"/>
-                <w14:textFill>
-                  <w14:solidFill>
-                    <w14:schemeClr w14:val="bg1"/>
-                  </w14:solidFill>
-                </w14:textFill>
-              </w:rPr>
-              <w:t>ID</w:t>
-            </w:r>
-          </w:p>
-        </w:tc>
-        <w:tc>
-          <w:tcPr>
-            <w:tcW w:w="3884" w:type="dxa"/>
-            <w:tcBorders>
-              <w:top w:val="nil"/>
-              <w:left w:val="single" w:color="FFFFFF" w:sz="18" w:space="0"/>
-              <w:bottom w:val="nil"/>
-              <w:right w:val="single" w:color="FFFFFF" w:sz="18" w:space="0"/>
-            </w:tcBorders>
-            <w:shd w:val="clear" w:color="auto" w:fill="62B541"/>
-            <w:vAlign w:val="center"/>
-          </w:tcPr>
-          <w:p>
-            <w:pPr>
-              <w:keepNext/>
-              <w:spacing w:before="26"/>
-              <w:jc w:val="center"/>
-              <w:rPr>
-                <w:rFonts w:ascii="Times New Roman" w:hAnsi="Times New Roman" w:eastAsia="微软雅黑" w:cs="Times New Roman"/>
-                <w:b/>
-                <w:color w:val="FFFFFF" w:themeColor="background1"/>
-                <w:sz w:val="18"/>
-                <w:szCs w:val="18"/>
-                <w:lang w:eastAsia="zh-CN"/>
-                <w14:textFill>
-                  <w14:solidFill>
-                    <w14:schemeClr w14:val="bg1"/>
-                  </w14:solidFill>
-                </w14:textFill>
-              </w:rPr>
-            </w:pPr>
-            <w:r>
-              <w:rPr>
-                <w:rFonts w:ascii="Times New Roman" w:hAnsi="Times New Roman" w:eastAsia="微软雅黑" w:cs="Times New Roman"/>
-                <w:b/>
-                <w:color w:val="FFFFFF" w:themeColor="background1"/>
-                <w:sz w:val="18"/>
-                <w:szCs w:val="18"/>
-                <w:lang w:eastAsia="zh-CN"/>
-                <w14:textFill>
-                  <w14:solidFill>
-                    <w14:schemeClr w14:val="bg1"/>
-                  </w14:solidFill>
-                </w14:textFill>
-              </w:rPr>
-              <w:t>临床试验名称</w:t>
-            </w:r>
-          </w:p>
-        </w:tc>
-        <w:tc>
-          <w:tcPr>
-            <w:tcW w:w="1246" w:type="dxa"/>
-            <w:tcBorders>
-              <w:top w:val="nil"/>
-              <w:left w:val="single" w:color="FFFFFF" w:sz="18" w:space="0"/>
-              <w:bottom w:val="nil"/>
-              <w:right w:val="single" w:color="FFFFFF" w:sz="18" w:space="0"/>
-            </w:tcBorders>
-            <w:shd w:val="clear" w:color="auto" w:fill="62B541"/>
-            <w:vAlign w:val="center"/>
-          </w:tcPr>
-          <w:p>
-            <w:pPr>
-              <w:keepNext/>
-              <w:spacing w:before="26"/>
-              <w:jc w:val="center"/>
-              <w:rPr>
-                <w:rFonts w:ascii="Times New Roman" w:hAnsi="Times New Roman" w:eastAsia="微软雅黑" w:cs="Times New Roman"/>
-                <w:b/>
-                <w:color w:val="FFFFFF" w:themeColor="background1"/>
-                <w:sz w:val="18"/>
-                <w:szCs w:val="18"/>
-                <w:lang w:eastAsia="zh-CN"/>
-                <w14:textFill>
-                  <w14:solidFill>
-                    <w14:schemeClr w14:val="bg1"/>
-                  </w14:solidFill>
-                </w14:textFill>
-              </w:rPr>
-            </w:pPr>
-            <w:r>
-              <w:rPr>
-                <w:rFonts w:ascii="Times New Roman" w:hAnsi="Times New Roman" w:eastAsia="微软雅黑" w:cs="Times New Roman"/>
-                <w:b/>
-                <w:color w:val="FFFFFF" w:themeColor="background1"/>
-                <w:sz w:val="18"/>
-                <w:szCs w:val="18"/>
-                <w:lang w:eastAsia="zh-CN"/>
-                <w14:textFill>
-                  <w14:solidFill>
-                    <w14:schemeClr w14:val="bg1"/>
-                  </w14:solidFill>
-                </w14:textFill>
-              </w:rPr>
-              <w:t>肿瘤类型</w:t>
-            </w:r>
-          </w:p>
-        </w:tc>
-        <w:tc>
-          <w:tcPr>
-            <w:tcW w:w="1035" w:type="dxa"/>
-            <w:tcBorders>
-              <w:top w:val="nil"/>
-              <w:left w:val="single" w:color="FFFFFF" w:sz="18" w:space="0"/>
-              <w:bottom w:val="nil"/>
-              <w:right w:val="single" w:color="FFFFFF" w:sz="18" w:space="0"/>
-            </w:tcBorders>
-            <w:shd w:val="clear" w:color="auto" w:fill="62B541"/>
-            <w:vAlign w:val="center"/>
-          </w:tcPr>
-          <w:p>
-            <w:pPr>
-              <w:keepNext/>
-              <w:spacing w:before="26"/>
-              <w:jc w:val="center"/>
-              <w:rPr>
-                <w:rFonts w:ascii="Times New Roman" w:hAnsi="Times New Roman" w:eastAsia="微软雅黑" w:cs="Times New Roman"/>
-                <w:b/>
-                <w:color w:val="FFFFFF" w:themeColor="background1"/>
-                <w:sz w:val="18"/>
-                <w:szCs w:val="18"/>
-                <w:lang w:eastAsia="zh-CN"/>
-                <w14:textFill>
-                  <w14:solidFill>
-                    <w14:schemeClr w14:val="bg1"/>
-                  </w14:solidFill>
-                </w14:textFill>
-              </w:rPr>
-            </w:pPr>
-            <w:r>
-              <w:rPr>
-                <w:rFonts w:ascii="Times New Roman" w:hAnsi="Times New Roman" w:eastAsia="微软雅黑" w:cs="Times New Roman"/>
-                <w:b/>
-                <w:color w:val="FFFFFF" w:themeColor="background1"/>
-                <w:sz w:val="18"/>
-                <w:szCs w:val="18"/>
-                <w:lang w:eastAsia="zh-CN"/>
-                <w14:textFill>
-                  <w14:solidFill>
-                    <w14:schemeClr w14:val="bg1"/>
-                  </w14:solidFill>
-                </w14:textFill>
-              </w:rPr>
-              <w:t>阶段</w:t>
-            </w:r>
-          </w:p>
-        </w:tc>
-        <w:tc>
-          <w:tcPr>
-            <w:tcW w:w="1204" w:type="dxa"/>
-            <w:tcBorders>
-              <w:top w:val="nil"/>
-              <w:left w:val="single" w:color="FFFFFF" w:sz="18" w:space="0"/>
-              <w:bottom w:val="nil"/>
-              <w:right w:val="single" w:color="FFFFFF" w:sz="18" w:space="0"/>
-            </w:tcBorders>
-            <w:shd w:val="clear" w:color="auto" w:fill="62BC41"/>
-            <w:vAlign w:val="center"/>
-          </w:tcPr>
-          <w:p>
-            <w:pPr>
-              <w:keepNext/>
-              <w:spacing w:before="26"/>
-              <w:jc w:val="center"/>
-              <w:rPr>
-                <w:rFonts w:ascii="Times New Roman" w:hAnsi="Times New Roman" w:eastAsia="微软雅黑" w:cs="Times New Roman"/>
-                <w:b/>
-                <w:color w:val="FFFFFF" w:themeColor="background1"/>
-                <w:sz w:val="18"/>
-                <w:szCs w:val="18"/>
-                <w:lang w:eastAsia="zh-CN"/>
-                <w14:textFill>
-                  <w14:solidFill>
-                    <w14:schemeClr w14:val="bg1"/>
-                  </w14:solidFill>
-                </w14:textFill>
-              </w:rPr>
-            </w:pPr>
-            <w:r>
-              <w:rPr>
-                <w:rFonts w:ascii="Times New Roman" w:hAnsi="Times New Roman" w:eastAsia="微软雅黑" w:cs="Times New Roman"/>
-                <w:b/>
-                <w:color w:val="FFFFFF" w:themeColor="background1"/>
-                <w:sz w:val="18"/>
-                <w:szCs w:val="18"/>
-                <w:lang w:eastAsia="zh-CN"/>
-                <w14:textFill>
-                  <w14:solidFill>
-                    <w14:schemeClr w14:val="bg1"/>
-                  </w14:solidFill>
-                </w14:textFill>
-              </w:rPr>
-              <w:t>药物</w:t>
-            </w:r>
-          </w:p>
-        </w:tc>
-        <w:tc>
-          <w:tcPr>
-            <w:tcW w:w="856" w:type="dxa"/>
-            <w:tcBorders>
-              <w:top w:val="nil"/>
-              <w:left w:val="single" w:color="FFFFFF" w:sz="18" w:space="0"/>
-              <w:bottom w:val="nil"/>
-              <w:right w:val="nil"/>
-            </w:tcBorders>
-            <w:shd w:val="clear" w:color="auto" w:fill="62BC41"/>
-            <w:vAlign w:val="center"/>
-          </w:tcPr>
-          <w:p>
-            <w:pPr>
-              <w:keepNext/>
-              <w:spacing w:before="26"/>
-              <w:jc w:val="center"/>
-              <w:rPr>
-                <w:rFonts w:ascii="Times New Roman" w:hAnsi="Times New Roman" w:eastAsia="微软雅黑" w:cs="Times New Roman"/>
-                <w:b/>
-                <w:color w:val="FFFFFF" w:themeColor="background1"/>
-                <w:sz w:val="18"/>
-                <w:szCs w:val="18"/>
-                <w:lang w:eastAsia="zh-CN"/>
-                <w14:textFill>
-                  <w14:solidFill>
-                    <w14:schemeClr w14:val="bg1"/>
-                  </w14:solidFill>
-                </w14:textFill>
-              </w:rPr>
-            </w:pPr>
-            <w:r>
-              <w:rPr>
-                <w:rFonts w:ascii="Times New Roman" w:hAnsi="Times New Roman" w:eastAsia="微软雅黑" w:cs="Times New Roman"/>
-                <w:b/>
-                <w:color w:val="FFFFFF" w:themeColor="background1"/>
-                <w:sz w:val="18"/>
-                <w:szCs w:val="18"/>
-                <w:lang w:eastAsia="zh-CN"/>
-                <w14:textFill>
-                  <w14:solidFill>
-                    <w14:schemeClr w14:val="bg1"/>
-                  </w14:solidFill>
-                </w14:textFill>
-              </w:rPr>
-              <w:t>地点</w:t>
-            </w:r>
-          </w:p>
-        </w:tc>
-      </w:tr>
-      <w:tr>
-        <w:tblPrEx>
-          <w:tblBorders>
-            <w:top w:val="single" w:color="45A3A7" w:sz="18" w:space="0"/>
-            <w:left w:val="none" w:color="auto" w:sz="0" w:space="0"/>
-            <w:bottom w:val="dotted" w:color="45A3A7" w:sz="4" w:space="0"/>
-            <w:right w:val="none" w:color="auto" w:sz="0" w:space="0"/>
-            <w:insideH w:val="dotted" w:color="45A3A7" w:sz="4" w:space="0"/>
-            <w:insideV w:val="dotted" w:color="45A3A7" w:sz="4" w:space="0"/>
-          </w:tblBorders>
-          <w:tblCellMar>
-            <w:top w:w="0" w:type="dxa"/>
-            <w:left w:w="108" w:type="dxa"/>
-            <w:bottom w:w="0" w:type="dxa"/>
-            <w:right w:w="108" w:type="dxa"/>
-          </w:tblCellMar>
-        </w:tblPrEx>
-        <w:trPr>
-          <w:jc w:val="center"/>
-        </w:trPr>
-        <w:tc>
-          <w:tcPr>
-            <w:tcW w:w="9870" w:type="dxa"/>
-            <w:gridSpan w:val="6"/>
-            <w:tcBorders>
-              <w:top w:val="nil"/>
-              <w:bottom w:val="single" w:color="A4A4A4" w:sz="4" w:space="0"/>
-            </w:tcBorders>
-            <w:vAlign w:val="center"/>
-          </w:tcPr>
-          <w:p>
-            <w:pPr>
-              <w:keepNext/>
-              <w:spacing w:before="26"/>
-              <w:jc w:val="center"/>
-              <w:rPr>
-                <w:rFonts w:ascii="Times New Roman" w:hAnsi="Times New Roman" w:eastAsia="微软雅黑" w:cs="Times New Roman"/>
-                <w:bCs/>
-                <w:sz w:val="18"/>
-                <w:szCs w:val="18"/>
-                <w:lang w:eastAsia="zh-CN"/>
-              </w:rPr>
-            </w:pPr>
-            <w:r>
-              <w:rPr>
-                <w:rFonts w:hint="eastAsia" w:ascii="Times New Roman" w:hAnsi="Times New Roman" w:eastAsia="微软雅黑" w:cs="Times New Roman"/>
-                <w:b/>
-                <w:sz w:val="18"/>
-                <w:szCs w:val="18"/>
-                <w:lang w:eastAsia="zh-CN"/>
-              </w:rPr>
-              <w:t>{%tr for cti in tdd.clinicalTrialInformationStr %}</w:t>
-            </w:r>
-          </w:p>
-        </w:tc>
-      </w:tr>
-      <w:tr>
-        <w:tblPrEx>
-          <w:tblBorders>
-            <w:top w:val="single" w:color="45A3A7" w:sz="18" w:space="0"/>
-            <w:left w:val="none" w:color="auto" w:sz="0" w:space="0"/>
-            <w:bottom w:val="dotted" w:color="45A3A7" w:sz="4" w:space="0"/>
-            <w:right w:val="none" w:color="auto" w:sz="0" w:space="0"/>
-            <w:insideH w:val="dotted" w:color="45A3A7" w:sz="4" w:space="0"/>
-            <w:insideV w:val="dotted" w:color="45A3A7" w:sz="4" w:space="0"/>
-          </w:tblBorders>
-          <w:tblCellMar>
-            <w:top w:w="0" w:type="dxa"/>
-            <w:left w:w="108" w:type="dxa"/>
-            <w:bottom w:w="0" w:type="dxa"/>
-            <w:right w:w="108" w:type="dxa"/>
-          </w:tblCellMar>
-        </w:tblPrEx>
-        <w:trPr>
-          <w:jc w:val="center"/>
-        </w:trPr>
-        <w:tc>
-          <w:tcPr>
-            <w:tcW w:w="1645" w:type="dxa"/>
-            <w:tcBorders>
-              <w:top w:val="single" w:color="A4A4A4" w:sz="4" w:space="0"/>
-              <w:bottom w:val="single" w:color="A4A4A4" w:sz="4" w:space="0"/>
-              <w:right w:val="single" w:color="A4A4A4" w:sz="4" w:space="0"/>
-            </w:tcBorders>
-            <w:vAlign w:val="center"/>
-          </w:tcPr>
-          <w:p>
-            <w:pPr>
-              <w:keepNext/>
-              <w:spacing w:before="26"/>
-              <w:jc w:val="center"/>
-              <w:rPr>
-                <w:rFonts w:ascii="Times New Roman" w:hAnsi="Times New Roman" w:eastAsia="微软雅黑" w:cs="Times New Roman"/>
-                <w:bCs/>
-                <w:sz w:val="18"/>
-                <w:szCs w:val="18"/>
-                <w:lang w:eastAsia="zh-CN"/>
-              </w:rPr>
-            </w:pPr>
-            <w:r>
-              <w:rPr>
-                <w:rFonts w:hint="eastAsia" w:ascii="Times New Roman" w:hAnsi="Times New Roman" w:eastAsia="微软雅黑" w:cs="Times New Roman"/>
-                <w:bCs/>
-                <w:sz w:val="18"/>
-                <w:szCs w:val="18"/>
-                <w:lang w:eastAsia="zh-CN"/>
-              </w:rPr>
-              <w:t>{{ cti.clinical_trial_id }}</w:t>
-            </w:r>
-          </w:p>
-        </w:tc>
-        <w:tc>
-          <w:tcPr>
-            <w:tcW w:w="3884" w:type="dxa"/>
-            <w:tcBorders>
-              <w:top w:val="single" w:color="A4A4A4" w:sz="4" w:space="0"/>
-              <w:left w:val="single" w:color="A4A4A4" w:sz="4" w:space="0"/>
-              <w:bottom w:val="single" w:color="A4A4A4" w:sz="4" w:space="0"/>
-              <w:right w:val="single" w:color="A4A4A4" w:sz="4" w:space="0"/>
-            </w:tcBorders>
-            <w:vAlign w:val="center"/>
-          </w:tcPr>
-          <w:p>
-            <w:pPr>
-              <w:keepNext/>
-              <w:jc w:val="center"/>
-              <w:rPr>
-                <w:rFonts w:ascii="Times New Roman" w:hAnsi="Times New Roman" w:eastAsia="微软雅黑" w:cs="Times New Roman"/>
-                <w:bCs/>
-                <w:sz w:val="18"/>
-                <w:szCs w:val="18"/>
-                <w:lang w:eastAsia="zh-CN"/>
-              </w:rPr>
-            </w:pPr>
-            <w:r>
-              <w:rPr>
-                <w:rFonts w:hint="eastAsia" w:ascii="Times New Roman" w:hAnsi="Times New Roman" w:eastAsia="微软雅黑" w:cs="Times New Roman"/>
-                <w:bCs/>
-                <w:sz w:val="18"/>
-                <w:szCs w:val="18"/>
-                <w:lang w:eastAsia="zh-CN"/>
-              </w:rPr>
-              <w:t>{{ cti.title_chinese }}</w:t>
-            </w:r>
-          </w:p>
-        </w:tc>
-        <w:tc>
-          <w:tcPr>
-            <w:tcW w:w="1246" w:type="dxa"/>
-            <w:tcBorders>
-              <w:top w:val="single" w:color="A4A4A4" w:sz="4" w:space="0"/>
-              <w:left w:val="single" w:color="A4A4A4" w:sz="4" w:space="0"/>
-              <w:bottom w:val="single" w:color="A4A4A4" w:sz="4" w:space="0"/>
-              <w:right w:val="single" w:color="A4A4A4" w:sz="4" w:space="0"/>
-            </w:tcBorders>
-            <w:vAlign w:val="center"/>
-          </w:tcPr>
-          <w:p>
-            <w:pPr>
-              <w:keepNext/>
-              <w:spacing w:before="26"/>
-              <w:jc w:val="center"/>
-              <w:rPr>
-                <w:rFonts w:ascii="Times New Roman" w:hAnsi="Times New Roman" w:eastAsia="微软雅黑" w:cs="Times New Roman"/>
-                <w:bCs/>
-                <w:sz w:val="18"/>
-                <w:szCs w:val="18"/>
-                <w:lang w:eastAsia="zh-CN"/>
-              </w:rPr>
-            </w:pPr>
-            <w:r>
-              <w:rPr>
-                <w:rFonts w:hint="eastAsia" w:ascii="Times New Roman" w:hAnsi="Times New Roman" w:eastAsia="微软雅黑" w:cs="Times New Roman"/>
-                <w:bCs/>
-                <w:sz w:val="18"/>
-                <w:szCs w:val="18"/>
-                <w:lang w:eastAsia="zh-CN"/>
-              </w:rPr>
-              <w:t>{{ cti.condition_chinese }}</w:t>
-            </w:r>
-          </w:p>
-        </w:tc>
-        <w:tc>
-          <w:tcPr>
-            <w:tcW w:w="1035" w:type="dxa"/>
-            <w:tcBorders>
-              <w:top w:val="single" w:color="A4A4A4" w:sz="4" w:space="0"/>
-              <w:left w:val="single" w:color="A4A4A4" w:sz="4" w:space="0"/>
-              <w:bottom w:val="single" w:color="A4A4A4" w:sz="4" w:space="0"/>
-              <w:right w:val="single" w:color="A4A4A4" w:sz="4" w:space="0"/>
-            </w:tcBorders>
-            <w:vAlign w:val="center"/>
-          </w:tcPr>
-          <w:p>
-            <w:pPr>
-              <w:keepNext/>
-              <w:spacing w:before="26"/>
-              <w:jc w:val="center"/>
-              <w:rPr>
-                <w:rFonts w:ascii="Times New Roman" w:hAnsi="Times New Roman" w:eastAsia="微软雅黑" w:cs="Times New Roman"/>
-                <w:bCs/>
-                <w:sz w:val="18"/>
-                <w:szCs w:val="18"/>
-                <w:lang w:eastAsia="zh-CN"/>
-              </w:rPr>
-            </w:pPr>
-            <w:r>
-              <w:rPr>
-                <w:rFonts w:hint="eastAsia" w:ascii="Times New Roman" w:hAnsi="Times New Roman" w:eastAsia="微软雅黑" w:cs="Times New Roman"/>
-                <w:bCs/>
-                <w:sz w:val="18"/>
-                <w:szCs w:val="18"/>
-                <w:lang w:eastAsia="zh-CN"/>
-              </w:rPr>
-              <w:t>{{ cti.phase }}</w:t>
-            </w:r>
-          </w:p>
-        </w:tc>
-        <w:tc>
-          <w:tcPr>
-            <w:tcW w:w="1204" w:type="dxa"/>
-            <w:tcBorders>
-              <w:top w:val="single" w:color="A4A4A4" w:sz="4" w:space="0"/>
-              <w:left w:val="single" w:color="A4A4A4" w:sz="4" w:space="0"/>
-              <w:bottom w:val="single" w:color="A4A4A4" w:sz="4" w:space="0"/>
-              <w:right w:val="single" w:color="A4A4A4" w:sz="4" w:space="0"/>
-            </w:tcBorders>
-            <w:vAlign w:val="center"/>
-          </w:tcPr>
-          <w:p>
-            <w:pPr>
-              <w:spacing w:before="1" w:line="249" w:lineRule="auto"/>
-              <w:ind w:right="131"/>
-              <w:jc w:val="center"/>
-              <w:rPr>
-                <w:rFonts w:ascii="Times New Roman" w:hAnsi="Times New Roman" w:eastAsia="微软雅黑" w:cs="Times New Roman"/>
-                <w:sz w:val="18"/>
-                <w:szCs w:val="18"/>
-                <w:lang w:eastAsia="zh-CN"/>
-              </w:rPr>
-            </w:pPr>
-            <w:r>
-              <w:rPr>
-                <w:rFonts w:hint="eastAsia" w:ascii="Times New Roman" w:hAnsi="Times New Roman" w:eastAsia="微软雅黑" w:cs="Times New Roman"/>
-                <w:sz w:val="18"/>
-                <w:szCs w:val="18"/>
-                <w:lang w:eastAsia="zh-CN"/>
-              </w:rPr>
-              <w:t xml:space="preserve">{% for d in </w:t>
-            </w:r>
-            <w:r>
-              <w:rPr>
-                <w:rFonts w:hint="eastAsia" w:ascii="Times New Roman" w:hAnsi="Times New Roman" w:eastAsia="微软雅黑" w:cs="Times New Roman"/>
-                <w:bCs/>
-                <w:sz w:val="18"/>
-                <w:szCs w:val="18"/>
-                <w:lang w:eastAsia="zh-CN"/>
-              </w:rPr>
-              <w:t>cti.drug_name_chinese</w:t>
-            </w:r>
-            <w:r>
-              <w:rPr>
-                <w:rFonts w:hint="eastAsia" w:ascii="Times New Roman" w:hAnsi="Times New Roman" w:eastAsia="微软雅黑" w:cs="Times New Roman"/>
-                <w:sz w:val="18"/>
-                <w:szCs w:val="18"/>
-                <w:lang w:eastAsia="zh-CN"/>
-              </w:rPr>
-              <w:t xml:space="preserve"> %}{%if loop.last%}{{ d.name }}{%else%}{{ d.name }}</w:t>
-            </w:r>
-          </w:p>
-          <w:p>
-            <w:pPr>
-              <w:keepNext/>
-              <w:jc w:val="center"/>
-              <w:rPr>
-                <w:rFonts w:ascii="Times New Roman" w:hAnsi="Times New Roman" w:eastAsia="微软雅黑" w:cs="Times New Roman"/>
-                <w:sz w:val="18"/>
-                <w:szCs w:val="18"/>
-                <w:lang w:eastAsia="zh-CN"/>
-              </w:rPr>
-            </w:pPr>
-            <w:r>
-              <w:rPr>
-                <w:rFonts w:hint="eastAsia" w:ascii="Times New Roman" w:hAnsi="Times New Roman" w:eastAsia="微软雅黑" w:cs="Times New Roman"/>
-                <w:sz w:val="18"/>
-                <w:szCs w:val="18"/>
-                <w:lang w:eastAsia="zh-CN"/>
-              </w:rPr>
-              <w:t>{%endif%}{% endfor %}</w:t>
-            </w:r>
-          </w:p>
-        </w:tc>
-        <w:tc>
-          <w:tcPr>
-            <w:tcW w:w="856" w:type="dxa"/>
-            <w:tcBorders>
-              <w:top w:val="single" w:color="A4A4A4" w:sz="4" w:space="0"/>
-              <w:left w:val="single" w:color="A4A4A4" w:sz="4" w:space="0"/>
-              <w:bottom w:val="single" w:color="A4A4A4" w:sz="4" w:space="0"/>
-            </w:tcBorders>
-            <w:vAlign w:val="center"/>
-          </w:tcPr>
-          <w:p>
-            <w:pPr>
-              <w:keepNext/>
-              <w:spacing w:before="26"/>
-              <w:jc w:val="center"/>
-              <w:rPr>
-                <w:rFonts w:ascii="Times New Roman" w:hAnsi="Times New Roman" w:eastAsia="微软雅黑" w:cs="Times New Roman"/>
-                <w:bCs/>
-                <w:sz w:val="18"/>
-                <w:szCs w:val="18"/>
-                <w:lang w:eastAsia="zh-CN"/>
-              </w:rPr>
-            </w:pPr>
-            <w:r>
-              <w:rPr>
-                <w:rFonts w:hint="eastAsia" w:ascii="Times New Roman" w:hAnsi="Times New Roman" w:eastAsia="微软雅黑" w:cs="Times New Roman"/>
-                <w:bCs/>
-                <w:sz w:val="18"/>
-                <w:szCs w:val="18"/>
-                <w:lang w:eastAsia="zh-CN"/>
-              </w:rPr>
-              <w:t>{{ cti.location_chinese }}</w:t>
-            </w:r>
-          </w:p>
-        </w:tc>
-      </w:tr>
-      <w:tr>
-        <w:tblPrEx>
-          <w:tblBorders>
-            <w:top w:val="single" w:color="45A3A7" w:sz="18" w:space="0"/>
-            <w:left w:val="none" w:color="auto" w:sz="0" w:space="0"/>
-            <w:bottom w:val="dotted" w:color="45A3A7" w:sz="4" w:space="0"/>
-            <w:right w:val="none" w:color="auto" w:sz="0" w:space="0"/>
-            <w:insideH w:val="dotted" w:color="45A3A7" w:sz="4" w:space="0"/>
-            <w:insideV w:val="dotted" w:color="45A3A7" w:sz="4" w:space="0"/>
-          </w:tblBorders>
-          <w:tblCellMar>
-            <w:top w:w="0" w:type="dxa"/>
-            <w:left w:w="108" w:type="dxa"/>
-            <w:bottom w:w="0" w:type="dxa"/>
-            <w:right w:w="108" w:type="dxa"/>
-          </w:tblCellMar>
-        </w:tblPrEx>
-        <w:trPr>
-          <w:jc w:val="center"/>
-        </w:trPr>
-        <w:tc>
-          <w:tcPr>
-            <w:tcW w:w="9870" w:type="dxa"/>
-            <w:gridSpan w:val="6"/>
-            <w:tcBorders>
-              <w:top w:val="single" w:color="A4A4A4" w:sz="4" w:space="0"/>
-              <w:bottom w:val="single" w:color="A4A4A4" w:sz="4" w:space="0"/>
-            </w:tcBorders>
-            <w:vAlign w:val="center"/>
-          </w:tcPr>
-          <w:p>
-            <w:pPr>
-              <w:keepNext/>
-              <w:spacing w:before="26"/>
-              <w:jc w:val="center"/>
-              <w:rPr>
-                <w:rFonts w:ascii="Times New Roman" w:hAnsi="Times New Roman" w:eastAsia="微软雅黑" w:cs="Times New Roman"/>
-                <w:bCs/>
-                <w:sz w:val="18"/>
-                <w:szCs w:val="18"/>
-                <w:lang w:eastAsia="zh-CN"/>
-              </w:rPr>
-            </w:pPr>
-            <w:r>
-              <w:rPr>
-                <w:rFonts w:hint="eastAsia" w:ascii="Times New Roman" w:hAnsi="Times New Roman" w:eastAsia="微软雅黑" w:cs="Times New Roman"/>
-                <w:bCs/>
-                <w:sz w:val="18"/>
-                <w:szCs w:val="18"/>
-                <w:lang w:eastAsia="zh-CN"/>
-              </w:rPr>
-              <w:t>{%tr endfor %}</w:t>
-            </w:r>
-          </w:p>
-        </w:tc>
-      </w:tr>
-    </w:tbl>
-    <w:p>
-      <w:pPr>
-        <w:rPr>
-          <w:rFonts w:ascii="Times New Roman" w:hAnsi="Times New Roman" w:eastAsia="微软雅黑" w:cs="Times New Roman"/>
-          <w:b/>
-          <w:sz w:val="24"/>
-          <w:szCs w:val="24"/>
-          <w:lang w:eastAsia="zh-CN"/>
-        </w:rPr>
-      </w:pPr>
-      <w:r>
-        <w:rPr>
-          <w:rFonts w:hint="eastAsia" w:ascii="Times New Roman" w:hAnsi="Times New Roman" w:eastAsia="微软雅黑" w:cs="Times New Roman"/>
-          <w:b/>
-          <w:sz w:val="24"/>
-          <w:szCs w:val="24"/>
-          <w:lang w:eastAsia="zh-CN"/>
-        </w:rPr>
-        <w:t>{% endif %}{% endfor %}</w:t>
-      </w:r>
-      <w:r>
-        <w:rPr>
-          <w:rFonts w:ascii="Times New Roman" w:hAnsi="Times New Roman" w:eastAsia="微软雅黑" w:cs="Times New Roman"/>
-          <w:sz w:val="20"/>
-          <w:szCs w:val="18"/>
-          <w:lang w:eastAsia="zh-CN"/>
-        </w:rPr>
-        <w:br w:type="page"/>
-      </w:r>
-      <w:r>
-        <w:rPr>
-          <w:rFonts w:hint="eastAsia" w:ascii="Times New Roman" w:hAnsi="Times New Roman" w:eastAsia="微软雅黑" w:cs="Times New Roman"/>
-          <w:b/>
-          <w:sz w:val="24"/>
-          <w:szCs w:val="24"/>
-          <w:lang w:eastAsia="zh-CN"/>
-        </w:rPr>
-        <w:t>{% endif %}{%if geneticCancerRiskInfo %}</w:t>
-      </w:r>
-    </w:p>
-    <w:p>
-      <w:pPr>
-        <w:pStyle w:val="3"/>
-        <w:numPr>
-          <w:ilvl w:val="255"/>
-          <w:numId w:val="0"/>
-        </w:numPr>
-        <w:jc w:val="left"/>
-        <w:rPr>
-          <w:rFonts w:hint="eastAsia"/>
-          <w:color w:val="auto"/>
-          <w:sz w:val="30"/>
-          <w:lang w:eastAsia="zh-CN"/>
-        </w:rPr>
-      </w:pPr>
-      <w:bookmarkStart w:id="108" w:name="_Toc6442"/>
-      <w:bookmarkStart w:id="109" w:name="_Toc18929"/>
-      <w:bookmarkStart w:id="110" w:name="_Toc149837265"/>
-      <w:r>
-        <w:rPr>
-          <w:rFonts w:hint="eastAsia"/>
-          <w:color w:val="auto"/>
-          <w:sz w:val="30"/>
-          <w:lang w:eastAsia="zh-CN"/>
-        </w:rPr>
-        <w:t>胚系变异结果解析</w:t>
-      </w:r>
-      <w:bookmarkEnd w:id="108"/>
-    </w:p>
-    <w:p>
-      <w:pPr>
-        <w:rPr>
-          <w:rFonts w:hint="eastAsia" w:ascii="Times New Roman" w:hAnsi="Times New Roman" w:eastAsia="微软雅黑" w:cs="Times New Roman"/>
-          <w:b/>
-          <w:sz w:val="24"/>
-          <w:szCs w:val="24"/>
-          <w:lang w:eastAsia="zh-CN"/>
-        </w:rPr>
-      </w:pPr>
-      <w:r>
-        <w:rPr>
-          <w:rFonts w:hint="eastAsia" w:ascii="Times New Roman" w:hAnsi="Times New Roman" w:eastAsia="微软雅黑" w:cs="Times New Roman"/>
-          <w:b/>
-          <w:sz w:val="24"/>
-          <w:szCs w:val="24"/>
-          <w:lang w:eastAsia="zh-CN"/>
-        </w:rPr>
-        <w:t>{% for tdd in geneticCancerRiskInfo %}</w:t>
-      </w:r>
-      <w:bookmarkEnd w:id="109"/>
-      <w:bookmarkEnd w:id="110"/>
-    </w:p>
-    <w:p>
-      <w:pPr>
-        <w:keepNext/>
-        <w:spacing w:before="120" w:beforeLines="50" w:after="120" w:afterLines="50"/>
-        <w:rPr>
-          <w:rFonts w:ascii="Times New Roman" w:hAnsi="Times New Roman" w:eastAsia="微软雅黑" w:cs="Times New Roman"/>
-          <w:b/>
-          <w:sz w:val="24"/>
-          <w:szCs w:val="24"/>
-          <w:lang w:eastAsia="zh-CN"/>
-        </w:rPr>
-      </w:pPr>
-      <w:r>
-        <w:rPr>
-          <w:rFonts w:hint="eastAsia" w:ascii="Times New Roman" w:hAnsi="Times New Roman" w:eastAsia="微软雅黑" w:cs="Times New Roman"/>
-          <w:b/>
-          <w:sz w:val="24"/>
-          <w:szCs w:val="24"/>
-          <w:lang w:eastAsia="zh-CN"/>
-        </w:rPr>
-        <w:t>{{ tdd.gene }}</w:t>
-      </w:r>
-    </w:p>
-    <w:tbl>
-      <w:tblPr>
-        <w:tblStyle w:val="16"/>
-        <w:tblpPr w:leftFromText="180" w:rightFromText="180" w:vertAnchor="text" w:tblpXSpec="center" w:tblpY="1"/>
-        <w:tblOverlap w:val="never"/>
-        <w:tblW w:w="9870" w:type="dxa"/>
-        <w:jc w:val="center"/>
-        <w:tblBorders>
-          <w:top w:val="single" w:color="45A3A7" w:sz="18" w:space="0"/>
-          <w:left w:val="none" w:color="auto" w:sz="0" w:space="0"/>
-          <w:bottom w:val="dotted" w:color="45A3A7" w:sz="4" w:space="0"/>
-          <w:right w:val="none" w:color="auto" w:sz="0" w:space="0"/>
-          <w:insideH w:val="dotted" w:color="45A3A7" w:sz="4" w:space="0"/>
-          <w:insideV w:val="dotted" w:color="45A3A7" w:sz="4" w:space="0"/>
-        </w:tblBorders>
-        <w:tblLayout w:type="fixed"/>
-        <w:tblCellMar>
-          <w:top w:w="0" w:type="dxa"/>
-          <w:left w:w="108" w:type="dxa"/>
-          <w:bottom w:w="0" w:type="dxa"/>
-          <w:right w:w="108" w:type="dxa"/>
-        </w:tblCellMar>
-      </w:tblPr>
-      <w:tblGrid>
-        <w:gridCol w:w="432"/>
-        <w:gridCol w:w="1191"/>
-        <w:gridCol w:w="8247"/>
-      </w:tblGrid>
-      <w:tr>
-        <w:tblPrEx>
-          <w:tblBorders>
-            <w:top w:val="single" w:color="45A3A7" w:sz="18" w:space="0"/>
-            <w:left w:val="none" w:color="auto" w:sz="0" w:space="0"/>
-            <w:bottom w:val="dotted" w:color="45A3A7" w:sz="4" w:space="0"/>
-            <w:right w:val="none" w:color="auto" w:sz="0" w:space="0"/>
-            <w:insideH w:val="dotted" w:color="45A3A7" w:sz="4" w:space="0"/>
-            <w:insideV w:val="dotted" w:color="45A3A7" w:sz="4" w:space="0"/>
-          </w:tblBorders>
-          <w:tblCellMar>
-            <w:top w:w="0" w:type="dxa"/>
-            <w:left w:w="108" w:type="dxa"/>
-            <w:bottom w:w="0" w:type="dxa"/>
-            <w:right w:w="108" w:type="dxa"/>
-          </w:tblCellMar>
-        </w:tblPrEx>
-        <w:trPr>
-          <w:trHeight w:val="417" w:hRule="atLeast"/>
-          <w:jc w:val="center"/>
-        </w:trPr>
-        <w:tc>
-          <w:tcPr>
-            <w:tcW w:w="1623" w:type="dxa"/>
-            <w:gridSpan w:val="2"/>
-            <w:tcBorders>
-              <w:top w:val="nil"/>
-              <w:left w:val="nil"/>
-              <w:bottom w:val="single" w:color="FFFFFF" w:themeColor="background1" w:sz="18" w:space="0"/>
-              <w:right w:val="nil"/>
-            </w:tcBorders>
-            <w:shd w:val="clear" w:color="auto" w:fill="62B541"/>
-            <w:vAlign w:val="center"/>
-          </w:tcPr>
-          <w:p>
-            <w:pPr>
-              <w:keepNext/>
-              <w:spacing w:before="26"/>
-              <w:jc w:val="center"/>
-              <w:rPr>
-                <w:rFonts w:ascii="Times New Roman" w:hAnsi="Times New Roman" w:eastAsia="微软雅黑" w:cs="Times New Roman"/>
-                <w:b/>
-                <w:color w:val="FFFFFF" w:themeColor="background1"/>
-                <w:sz w:val="18"/>
-                <w:szCs w:val="18"/>
-                <w:lang w:eastAsia="zh-CN"/>
-                <w14:textFill>
-                  <w14:solidFill>
-                    <w14:schemeClr w14:val="bg1"/>
-                  </w14:solidFill>
-                </w14:textFill>
-              </w:rPr>
-            </w:pPr>
-            <w:r>
-              <w:rPr>
-                <w:rFonts w:ascii="Times New Roman" w:hAnsi="Times New Roman" w:eastAsia="微软雅黑" w:cs="Times New Roman"/>
-                <w:b/>
-                <w:color w:val="FFFFFF" w:themeColor="background1"/>
-                <w:sz w:val="18"/>
-                <w:szCs w:val="18"/>
-                <w:lang w:eastAsia="zh-CN"/>
-                <w14:textFill>
-                  <w14:solidFill>
-                    <w14:schemeClr w14:val="bg1"/>
-                  </w14:solidFill>
-                </w14:textFill>
-              </w:rPr>
-              <w:t>突变形式</w:t>
-            </w:r>
-          </w:p>
-        </w:tc>
-        <w:tc>
-          <w:tcPr>
-            <w:tcW w:w="8247" w:type="dxa"/>
-            <w:tcBorders>
-              <w:top w:val="single" w:color="BFBFBF" w:sz="4" w:space="0"/>
-              <w:left w:val="nil"/>
-              <w:bottom w:val="single" w:color="A4A4A4" w:sz="4" w:space="0"/>
-              <w:right w:val="nil"/>
-            </w:tcBorders>
-            <w:vAlign w:val="center"/>
-          </w:tcPr>
-          <w:p>
-            <w:pPr>
-              <w:keepNext/>
-              <w:spacing w:before="26"/>
-              <w:jc w:val="center"/>
-              <w:rPr>
-                <w:rFonts w:ascii="Times New Roman" w:hAnsi="Times New Roman" w:eastAsia="微软雅黑" w:cs="Times New Roman"/>
-                <w:bCs/>
-                <w:sz w:val="18"/>
-                <w:szCs w:val="18"/>
-                <w:lang w:eastAsia="zh-CN"/>
-              </w:rPr>
-            </w:pPr>
-            <w:r>
-              <w:rPr>
-                <w:rFonts w:hint="eastAsia" w:ascii="Times New Roman" w:hAnsi="Times New Roman" w:eastAsia="微软雅黑" w:cs="Times New Roman"/>
-                <w:bCs/>
-                <w:sz w:val="18"/>
-                <w:szCs w:val="18"/>
-                <w:lang w:eastAsia="zh-CN"/>
-              </w:rPr>
-              <w:t>{{ tdd.ori_variant }}</w:t>
-            </w:r>
-          </w:p>
-        </w:tc>
-      </w:tr>
-      <w:tr>
-        <w:tblPrEx>
-          <w:tblBorders>
-            <w:top w:val="single" w:color="45A3A7" w:sz="18" w:space="0"/>
-            <w:left w:val="none" w:color="auto" w:sz="0" w:space="0"/>
-            <w:bottom w:val="dotted" w:color="45A3A7" w:sz="4" w:space="0"/>
-            <w:right w:val="none" w:color="auto" w:sz="0" w:space="0"/>
-            <w:insideH w:val="dotted" w:color="45A3A7" w:sz="4" w:space="0"/>
-            <w:insideV w:val="dotted" w:color="45A3A7" w:sz="4" w:space="0"/>
-          </w:tblBorders>
-          <w:tblCellMar>
-            <w:top w:w="0" w:type="dxa"/>
-            <w:left w:w="108" w:type="dxa"/>
-            <w:bottom w:w="0" w:type="dxa"/>
-            <w:right w:w="108" w:type="dxa"/>
-          </w:tblCellMar>
-        </w:tblPrEx>
-        <w:trPr>
-          <w:trHeight w:val="494" w:hRule="atLeast"/>
-          <w:jc w:val="center"/>
-        </w:trPr>
-        <w:tc>
-          <w:tcPr>
-            <w:tcW w:w="1623" w:type="dxa"/>
-            <w:gridSpan w:val="2"/>
-            <w:tcBorders>
-              <w:top w:val="single" w:color="FFFFFF" w:themeColor="background1" w:sz="18" w:space="0"/>
-              <w:left w:val="nil"/>
-              <w:bottom w:val="single" w:color="FFFFFF" w:themeColor="background1" w:sz="18" w:space="0"/>
-              <w:right w:val="nil"/>
-            </w:tcBorders>
-            <w:shd w:val="clear" w:color="auto" w:fill="62B541"/>
-            <w:vAlign w:val="center"/>
-          </w:tcPr>
-          <w:p>
-            <w:pPr>
-              <w:keepNext/>
-              <w:spacing w:before="26"/>
-              <w:jc w:val="center"/>
-              <w:rPr>
-                <w:rFonts w:ascii="Times New Roman" w:hAnsi="Times New Roman" w:eastAsia="微软雅黑" w:cs="Times New Roman"/>
-                <w:b/>
-                <w:color w:val="FFFFFF" w:themeColor="background1"/>
-                <w:sz w:val="18"/>
-                <w:szCs w:val="18"/>
-                <w:lang w:eastAsia="zh-CN"/>
-                <w14:textFill>
-                  <w14:solidFill>
-                    <w14:schemeClr w14:val="bg1"/>
-                  </w14:solidFill>
-                </w14:textFill>
-              </w:rPr>
-            </w:pPr>
-            <w:r>
-              <w:rPr>
-                <w:rFonts w:hint="eastAsia" w:ascii="Times New Roman" w:hAnsi="Times New Roman" w:eastAsia="微软雅黑" w:cs="Times New Roman"/>
-                <w:b/>
-                <w:color w:val="FFFFFF" w:themeColor="background1"/>
-                <w:sz w:val="18"/>
-                <w:szCs w:val="18"/>
-                <w:highlight w:val="none"/>
-                <w:lang w:eastAsia="zh-CN"/>
-                <w14:textFill>
-                  <w14:solidFill>
-                    <w14:schemeClr w14:val="bg1"/>
-                  </w14:solidFill>
-                </w14:textFill>
-              </w:rPr>
-              <w:t>{{ tdd.mutFreq</w:t>
-            </w:r>
-            <w:r>
-              <w:rPr>
-                <w:rFonts w:hint="eastAsia" w:ascii="Times New Roman" w:hAnsi="Times New Roman" w:eastAsia="微软雅黑" w:cs="Times New Roman"/>
-                <w:b/>
-                <w:color w:val="FFFFFF" w:themeColor="background1"/>
-                <w:sz w:val="18"/>
-                <w:szCs w:val="18"/>
-                <w:highlight w:val="none"/>
-                <w:lang w:val="en-US" w:eastAsia="zh-CN"/>
-                <w14:textFill>
-                  <w14:solidFill>
-                    <w14:schemeClr w14:val="bg1"/>
-                  </w14:solidFill>
-                </w14:textFill>
-              </w:rPr>
-              <w:t>Type</w:t>
-            </w:r>
-            <w:r>
-              <w:rPr>
-                <w:rFonts w:hint="eastAsia" w:ascii="Times New Roman" w:hAnsi="Times New Roman" w:eastAsia="微软雅黑" w:cs="Times New Roman"/>
-                <w:b/>
-                <w:color w:val="FFFFFF" w:themeColor="background1"/>
-                <w:sz w:val="18"/>
-                <w:szCs w:val="18"/>
-                <w:highlight w:val="none"/>
-                <w:lang w:eastAsia="zh-CN"/>
-                <w14:textFill>
-                  <w14:solidFill>
-                    <w14:schemeClr w14:val="bg1"/>
-                  </w14:solidFill>
-                </w14:textFill>
-              </w:rPr>
-              <w:t xml:space="preserve"> }}</w:t>
-            </w:r>
-          </w:p>
-        </w:tc>
-        <w:tc>
-          <w:tcPr>
-            <w:tcW w:w="8247" w:type="dxa"/>
-            <w:tcBorders>
-              <w:top w:val="single" w:color="A4A4A4" w:sz="4" w:space="0"/>
-              <w:left w:val="nil"/>
-              <w:bottom w:val="single" w:color="A4A4A4" w:sz="4" w:space="0"/>
-              <w:right w:val="nil"/>
-            </w:tcBorders>
-            <w:vAlign w:val="center"/>
-          </w:tcPr>
-          <w:p>
-            <w:pPr>
-              <w:keepNext/>
-              <w:spacing w:before="26"/>
-              <w:jc w:val="center"/>
-              <w:rPr>
-                <w:rFonts w:ascii="Times New Roman" w:hAnsi="Times New Roman" w:eastAsia="微软雅黑" w:cs="Times New Roman"/>
-                <w:bCs/>
-                <w:sz w:val="18"/>
-                <w:szCs w:val="18"/>
-                <w:lang w:eastAsia="zh-CN"/>
-              </w:rPr>
-            </w:pPr>
-            <w:r>
-              <w:rPr>
-                <w:rFonts w:hint="eastAsia" w:ascii="Times New Roman" w:hAnsi="Times New Roman" w:eastAsia="微软雅黑" w:cs="Times New Roman"/>
-                <w:bCs/>
-                <w:sz w:val="18"/>
-                <w:szCs w:val="18"/>
-                <w:lang w:eastAsia="zh-CN"/>
-              </w:rPr>
-              <w:t>{{ tdd.mutFreq }}</w:t>
-            </w:r>
-          </w:p>
-        </w:tc>
-      </w:tr>
-      <w:tr>
-        <w:tblPrEx>
-          <w:tblBorders>
-            <w:top w:val="single" w:color="45A3A7" w:sz="18" w:space="0"/>
-            <w:left w:val="none" w:color="auto" w:sz="0" w:space="0"/>
-            <w:bottom w:val="dotted" w:color="45A3A7" w:sz="4" w:space="0"/>
-            <w:right w:val="none" w:color="auto" w:sz="0" w:space="0"/>
-            <w:insideH w:val="dotted" w:color="45A3A7" w:sz="4" w:space="0"/>
-            <w:insideV w:val="dotted" w:color="45A3A7" w:sz="4" w:space="0"/>
-          </w:tblBorders>
-          <w:tblCellMar>
-            <w:top w:w="0" w:type="dxa"/>
-            <w:left w:w="108" w:type="dxa"/>
-            <w:bottom w:w="0" w:type="dxa"/>
-            <w:right w:w="108" w:type="dxa"/>
-          </w:tblCellMar>
-        </w:tblPrEx>
-        <w:trPr>
-          <w:trHeight w:val="474" w:hRule="atLeast"/>
-          <w:jc w:val="center"/>
-        </w:trPr>
-        <w:tc>
-          <w:tcPr>
-            <w:tcW w:w="432" w:type="dxa"/>
-            <w:vMerge w:val="restart"/>
-            <w:tcBorders>
-              <w:top w:val="single" w:color="FFFFFF" w:themeColor="background1" w:sz="18" w:space="0"/>
-              <w:left w:val="nil"/>
-              <w:bottom w:val="single" w:color="FFFFFF" w:themeColor="background1" w:sz="18" w:space="0"/>
-              <w:right w:val="single" w:color="FFFFFF" w:themeColor="background1" w:sz="18" w:space="0"/>
-            </w:tcBorders>
-            <w:shd w:val="clear" w:color="auto" w:fill="62B541"/>
-            <w:vAlign w:val="center"/>
-          </w:tcPr>
-          <w:p>
-            <w:pPr>
-              <w:spacing w:before="1" w:line="250" w:lineRule="auto"/>
-              <w:jc w:val="center"/>
-              <w:rPr>
-                <w:rFonts w:ascii="Times New Roman" w:hAnsi="Times New Roman" w:eastAsia="微软雅黑" w:cs="Times New Roman"/>
-                <w:sz w:val="18"/>
-                <w:szCs w:val="18"/>
-                <w:lang w:eastAsia="zh-CN"/>
-              </w:rPr>
-            </w:pPr>
-            <w:r>
-              <w:rPr>
-                <w:rFonts w:ascii="Times New Roman" w:hAnsi="Times New Roman" w:eastAsia="微软雅黑" w:cs="Times New Roman"/>
-                <w:b/>
-                <w:color w:val="FFFFFF" w:themeColor="background1"/>
-                <w:sz w:val="18"/>
-                <w:szCs w:val="18"/>
-                <w:lang w:eastAsia="zh-CN"/>
-                <w14:textFill>
-                  <w14:solidFill>
-                    <w14:schemeClr w14:val="bg1"/>
-                  </w14:solidFill>
-                </w14:textFill>
-              </w:rPr>
-              <w:t>潜在获益药物</w:t>
-            </w:r>
-          </w:p>
-        </w:tc>
-        <w:tc>
-          <w:tcPr>
-            <w:tcW w:w="1191" w:type="dxa"/>
-            <w:tcBorders>
-              <w:top w:val="single" w:color="FFFFFF" w:themeColor="background1" w:sz="18" w:space="0"/>
-              <w:left w:val="single" w:color="FFFFFF" w:themeColor="background1" w:sz="18" w:space="0"/>
-              <w:bottom w:val="single" w:color="FFFFFF" w:themeColor="background1" w:sz="18" w:space="0"/>
-              <w:right w:val="nil"/>
-            </w:tcBorders>
-            <w:shd w:val="clear" w:color="auto" w:fill="62B541"/>
-            <w:vAlign w:val="center"/>
-          </w:tcPr>
-          <w:p>
-            <w:pPr>
-              <w:spacing w:before="1" w:line="250" w:lineRule="auto"/>
-              <w:jc w:val="center"/>
-              <w:rPr>
-                <w:rFonts w:ascii="Times New Roman" w:hAnsi="Times New Roman" w:eastAsia="微软雅黑" w:cs="Times New Roman"/>
-                <w:b/>
-                <w:color w:val="FFFFFF" w:themeColor="background1"/>
-                <w:sz w:val="18"/>
-                <w:szCs w:val="18"/>
-                <w:lang w:eastAsia="zh-CN"/>
-                <w14:textFill>
-                  <w14:solidFill>
-                    <w14:schemeClr w14:val="bg1"/>
-                  </w14:solidFill>
-                </w14:textFill>
-              </w:rPr>
-            </w:pPr>
-            <w:r>
-              <w:rPr>
-                <w:rFonts w:ascii="Times New Roman" w:hAnsi="Times New Roman" w:eastAsia="微软雅黑" w:cs="Times New Roman"/>
-                <w:b/>
-                <w:color w:val="FFFFFF" w:themeColor="background1"/>
-                <w:sz w:val="18"/>
-                <w:szCs w:val="18"/>
-                <w:lang w:eastAsia="zh-CN"/>
-                <w14:textFill>
-                  <w14:solidFill>
-                    <w14:schemeClr w14:val="bg1"/>
-                  </w14:solidFill>
-                </w14:textFill>
-              </w:rPr>
-              <w:t>A级</w:t>
-            </w:r>
-          </w:p>
-        </w:tc>
-        <w:tc>
-          <w:tcPr>
-            <w:tcW w:w="8247" w:type="dxa"/>
-            <w:tcBorders>
-              <w:top w:val="single" w:color="A4A4A4" w:sz="4" w:space="0"/>
-              <w:left w:val="nil"/>
-              <w:bottom w:val="single" w:color="A4A4A4" w:sz="4" w:space="0"/>
-              <w:right w:val="nil"/>
-            </w:tcBorders>
-            <w:shd w:val="clear" w:color="auto" w:fill="auto"/>
-            <w:vAlign w:val="center"/>
-          </w:tcPr>
-          <w:p>
-            <w:pPr>
-              <w:spacing w:before="1" w:line="250" w:lineRule="auto"/>
-              <w:jc w:val="center"/>
-              <w:rPr>
-                <w:rFonts w:ascii="Times New Roman" w:hAnsi="Times New Roman" w:eastAsia="微软雅黑" w:cs="Times New Roman"/>
-                <w:b/>
-                <w:color w:val="FFFFFF" w:themeColor="background1"/>
-                <w:sz w:val="18"/>
-                <w:szCs w:val="18"/>
-                <w:lang w:eastAsia="zh-CN"/>
-                <w14:textFill>
-                  <w14:solidFill>
-                    <w14:schemeClr w14:val="bg1"/>
-                  </w14:solidFill>
-                </w14:textFill>
-              </w:rPr>
-            </w:pPr>
-            <w:r>
-              <w:rPr>
-                <w:rFonts w:ascii="Times New Roman" w:hAnsi="Times New Roman" w:eastAsia="微软雅黑" w:cs="Times New Roman"/>
-                <w:sz w:val="18"/>
-                <w:szCs w:val="18"/>
-                <w:lang w:eastAsia="zh-CN"/>
-              </w:rPr>
-              <w:t>{% if tdd.drugaStr == [] %}无{% else%}{% for d in tdd.drugaStr %}{%if loop.last%}</w:t>
-            </w:r>
-            <w:r>
-              <w:rPr>
-                <w:rFonts w:hint="eastAsia" w:ascii="Times New Roman" w:hAnsi="Times New Roman" w:eastAsia="微软雅黑" w:cs="Times New Roman"/>
-                <w:sz w:val="18"/>
-                <w:szCs w:val="18"/>
-                <w:lang w:eastAsia="zh-CN"/>
-              </w:rPr>
-              <w:t>{{ d.nameLevel }}</w:t>
-            </w:r>
-            <w:r>
-              <w:rPr>
-                <w:rFonts w:ascii="Times New Roman" w:hAnsi="Times New Roman" w:eastAsia="微软雅黑" w:cs="Times New Roman"/>
-                <w:sz w:val="18"/>
-                <w:szCs w:val="18"/>
-                <w:lang w:eastAsia="zh-CN"/>
-              </w:rPr>
-              <w:t>{%else%}</w:t>
-            </w:r>
-            <w:r>
-              <w:rPr>
-                <w:rFonts w:hint="eastAsia" w:ascii="Times New Roman" w:hAnsi="Times New Roman" w:eastAsia="微软雅黑" w:cs="Times New Roman"/>
-                <w:sz w:val="18"/>
-                <w:szCs w:val="18"/>
-                <w:lang w:eastAsia="zh-CN"/>
-              </w:rPr>
-              <w:t>{{ d.nameLevel }}</w:t>
-            </w:r>
-            <w:r>
-              <w:rPr>
-                <w:rFonts w:ascii="Times New Roman" w:hAnsi="Times New Roman" w:eastAsia="微软雅黑" w:cs="Times New Roman"/>
-                <w:sz w:val="18"/>
-                <w:szCs w:val="18"/>
-                <w:lang w:eastAsia="zh-CN"/>
-              </w:rPr>
-              <w:t>，{%endif%}{% endfor %}{% endif%}</w:t>
-            </w:r>
-          </w:p>
-        </w:tc>
-      </w:tr>
-      <w:tr>
-        <w:tblPrEx>
-          <w:tblBorders>
-            <w:top w:val="single" w:color="45A3A7" w:sz="18" w:space="0"/>
-            <w:left w:val="none" w:color="auto" w:sz="0" w:space="0"/>
-            <w:bottom w:val="dotted" w:color="45A3A7" w:sz="4" w:space="0"/>
-            <w:right w:val="none" w:color="auto" w:sz="0" w:space="0"/>
-            <w:insideH w:val="dotted" w:color="45A3A7" w:sz="4" w:space="0"/>
-            <w:insideV w:val="dotted" w:color="45A3A7" w:sz="4" w:space="0"/>
-          </w:tblBorders>
-          <w:tblCellMar>
-            <w:top w:w="0" w:type="dxa"/>
-            <w:left w:w="108" w:type="dxa"/>
-            <w:bottom w:w="0" w:type="dxa"/>
-            <w:right w:w="108" w:type="dxa"/>
-          </w:tblCellMar>
-        </w:tblPrEx>
-        <w:trPr>
-          <w:trHeight w:val="474" w:hRule="atLeast"/>
-          <w:jc w:val="center"/>
-        </w:trPr>
-        <w:tc>
-          <w:tcPr>
-            <w:tcW w:w="432" w:type="dxa"/>
-            <w:vMerge w:val="continue"/>
-            <w:tcBorders>
-              <w:top w:val="single" w:color="FFFFFF" w:themeColor="background1" w:sz="18" w:space="0"/>
-              <w:left w:val="nil"/>
-              <w:bottom w:val="single" w:color="FFFFFF" w:themeColor="background1" w:sz="18" w:space="0"/>
-              <w:right w:val="single" w:color="FFFFFF" w:themeColor="background1" w:sz="18" w:space="0"/>
-            </w:tcBorders>
-            <w:shd w:val="clear" w:color="auto" w:fill="62B541"/>
-            <w:vAlign w:val="center"/>
-          </w:tcPr>
-          <w:p>
-            <w:pPr>
-              <w:spacing w:before="1" w:line="250" w:lineRule="auto"/>
-              <w:jc w:val="center"/>
-              <w:rPr>
-                <w:rFonts w:ascii="Times New Roman" w:hAnsi="Times New Roman" w:eastAsia="微软雅黑" w:cs="Times New Roman"/>
-                <w:b/>
-                <w:color w:val="FFFFFF" w:themeColor="background1"/>
-                <w:sz w:val="18"/>
-                <w:szCs w:val="18"/>
-                <w:lang w:eastAsia="zh-CN"/>
-                <w14:textFill>
-                  <w14:solidFill>
-                    <w14:schemeClr w14:val="bg1"/>
-                  </w14:solidFill>
-                </w14:textFill>
-              </w:rPr>
-            </w:pPr>
-          </w:p>
-        </w:tc>
-        <w:tc>
-          <w:tcPr>
-            <w:tcW w:w="1191" w:type="dxa"/>
-            <w:tcBorders>
-              <w:top w:val="single" w:color="FFFFFF" w:themeColor="background1" w:sz="18" w:space="0"/>
-              <w:left w:val="single" w:color="FFFFFF" w:themeColor="background1" w:sz="18" w:space="0"/>
-              <w:bottom w:val="single" w:color="FFFFFF" w:themeColor="background1" w:sz="18" w:space="0"/>
-              <w:right w:val="nil"/>
-            </w:tcBorders>
-            <w:shd w:val="clear" w:color="auto" w:fill="62B541"/>
-            <w:vAlign w:val="center"/>
-          </w:tcPr>
-          <w:p>
-            <w:pPr>
-              <w:spacing w:before="1" w:line="250" w:lineRule="auto"/>
-              <w:jc w:val="center"/>
-              <w:rPr>
-                <w:rFonts w:ascii="Times New Roman" w:hAnsi="Times New Roman" w:eastAsia="微软雅黑" w:cs="Times New Roman"/>
-                <w:b/>
-                <w:color w:val="FFFFFF" w:themeColor="background1"/>
-                <w:sz w:val="18"/>
-                <w:szCs w:val="18"/>
-                <w:lang w:eastAsia="zh-CN"/>
-                <w14:textFill>
-                  <w14:solidFill>
-                    <w14:schemeClr w14:val="bg1"/>
-                  </w14:solidFill>
-                </w14:textFill>
-              </w:rPr>
-            </w:pPr>
-            <w:r>
-              <w:rPr>
-                <w:rFonts w:ascii="Times New Roman" w:hAnsi="Times New Roman" w:eastAsia="微软雅黑" w:cs="Times New Roman"/>
-                <w:b/>
-                <w:color w:val="FFFFFF" w:themeColor="background1"/>
-                <w:sz w:val="18"/>
-                <w:szCs w:val="18"/>
-                <w:lang w:eastAsia="zh-CN"/>
-                <w14:textFill>
-                  <w14:solidFill>
-                    <w14:schemeClr w14:val="bg1"/>
-                  </w14:solidFill>
-                </w14:textFill>
-              </w:rPr>
-              <w:t>B级</w:t>
-            </w:r>
-          </w:p>
-        </w:tc>
-        <w:tc>
-          <w:tcPr>
-            <w:tcW w:w="8247" w:type="dxa"/>
-            <w:tcBorders>
-              <w:top w:val="single" w:color="A4A4A4" w:sz="4" w:space="0"/>
-              <w:left w:val="nil"/>
-              <w:bottom w:val="single" w:color="A4A4A4" w:sz="4" w:space="0"/>
-              <w:right w:val="nil"/>
-            </w:tcBorders>
-            <w:shd w:val="clear" w:color="auto" w:fill="auto"/>
-            <w:vAlign w:val="center"/>
-          </w:tcPr>
-          <w:p>
-            <w:pPr>
-              <w:keepNext/>
-              <w:spacing w:before="26"/>
-              <w:jc w:val="center"/>
-              <w:rPr>
-                <w:rFonts w:ascii="Times New Roman" w:hAnsi="Times New Roman" w:eastAsia="微软雅黑" w:cs="Times New Roman"/>
-                <w:b/>
-                <w:color w:val="FFFFFF" w:themeColor="background1"/>
-                <w:sz w:val="18"/>
-                <w:szCs w:val="18"/>
-                <w:lang w:eastAsia="zh-CN"/>
-                <w14:textFill>
-                  <w14:solidFill>
-                    <w14:schemeClr w14:val="bg1"/>
-                  </w14:solidFill>
-                </w14:textFill>
-              </w:rPr>
-            </w:pPr>
-            <w:r>
-              <w:rPr>
-                <w:rFonts w:ascii="Times New Roman" w:hAnsi="Times New Roman" w:eastAsia="微软雅黑" w:cs="Times New Roman"/>
-                <w:sz w:val="18"/>
-                <w:szCs w:val="18"/>
-                <w:lang w:eastAsia="zh-CN"/>
-              </w:rPr>
-              <w:t>{% if tdd.drugbStr == [] %}无{% else%}{% for d in tdd.drugbStr %}{%if loop.last%}</w:t>
-            </w:r>
-            <w:r>
-              <w:rPr>
-                <w:rFonts w:hint="eastAsia" w:ascii="Times New Roman" w:hAnsi="Times New Roman" w:eastAsia="微软雅黑" w:cs="Times New Roman"/>
-                <w:sz w:val="18"/>
-                <w:szCs w:val="18"/>
-                <w:lang w:eastAsia="zh-CN"/>
-              </w:rPr>
-              <w:t>{{ d.nameLevel }}</w:t>
-            </w:r>
-            <w:r>
-              <w:rPr>
-                <w:rFonts w:ascii="Times New Roman" w:hAnsi="Times New Roman" w:eastAsia="微软雅黑" w:cs="Times New Roman"/>
-                <w:sz w:val="18"/>
-                <w:szCs w:val="18"/>
-                <w:lang w:eastAsia="zh-CN"/>
-              </w:rPr>
-              <w:t>{%else%}</w:t>
-            </w:r>
-            <w:r>
-              <w:rPr>
-                <w:rFonts w:hint="eastAsia" w:ascii="Times New Roman" w:hAnsi="Times New Roman" w:eastAsia="微软雅黑" w:cs="Times New Roman"/>
-                <w:sz w:val="18"/>
-                <w:szCs w:val="18"/>
-                <w:lang w:eastAsia="zh-CN"/>
-              </w:rPr>
-              <w:t>{{ d.nameLevel }}</w:t>
-            </w:r>
-            <w:r>
-              <w:rPr>
-                <w:rFonts w:ascii="Times New Roman" w:hAnsi="Times New Roman" w:eastAsia="微软雅黑" w:cs="Times New Roman"/>
-                <w:sz w:val="18"/>
-                <w:szCs w:val="18"/>
-                <w:lang w:eastAsia="zh-CN"/>
-              </w:rPr>
-              <w:t>，{%endif%}{% endfor %}{% endif%}</w:t>
-            </w:r>
-          </w:p>
-        </w:tc>
-      </w:tr>
-      <w:tr>
-        <w:tblPrEx>
-          <w:tblBorders>
-            <w:top w:val="single" w:color="45A3A7" w:sz="18" w:space="0"/>
-            <w:left w:val="none" w:color="auto" w:sz="0" w:space="0"/>
-            <w:bottom w:val="dotted" w:color="45A3A7" w:sz="4" w:space="0"/>
-            <w:right w:val="none" w:color="auto" w:sz="0" w:space="0"/>
-            <w:insideH w:val="dotted" w:color="45A3A7" w:sz="4" w:space="0"/>
-            <w:insideV w:val="dotted" w:color="45A3A7" w:sz="4" w:space="0"/>
-          </w:tblBorders>
-          <w:tblCellMar>
-            <w:top w:w="0" w:type="dxa"/>
-            <w:left w:w="108" w:type="dxa"/>
-            <w:bottom w:w="0" w:type="dxa"/>
-            <w:right w:w="108" w:type="dxa"/>
-          </w:tblCellMar>
-        </w:tblPrEx>
-        <w:trPr>
-          <w:trHeight w:val="474" w:hRule="atLeast"/>
-          <w:jc w:val="center"/>
-        </w:trPr>
-        <w:tc>
-          <w:tcPr>
-            <w:tcW w:w="432" w:type="dxa"/>
-            <w:vMerge w:val="continue"/>
-            <w:tcBorders>
-              <w:top w:val="single" w:color="FFFFFF" w:themeColor="background1" w:sz="18" w:space="0"/>
-              <w:left w:val="nil"/>
-              <w:bottom w:val="single" w:color="FFFFFF" w:themeColor="background1" w:sz="18" w:space="0"/>
-              <w:right w:val="single" w:color="FFFFFF" w:themeColor="background1" w:sz="18" w:space="0"/>
-            </w:tcBorders>
-            <w:shd w:val="clear" w:color="auto" w:fill="62B541"/>
-            <w:vAlign w:val="center"/>
-          </w:tcPr>
-          <w:p>
-            <w:pPr>
-              <w:spacing w:before="1" w:line="250" w:lineRule="auto"/>
-              <w:jc w:val="center"/>
-              <w:rPr>
-                <w:rFonts w:ascii="Times New Roman" w:hAnsi="Times New Roman" w:eastAsia="微软雅黑" w:cs="Times New Roman"/>
-                <w:b/>
-                <w:color w:val="FFFFFF" w:themeColor="background1"/>
-                <w:sz w:val="18"/>
-                <w:szCs w:val="18"/>
-                <w:lang w:eastAsia="zh-CN"/>
-                <w14:textFill>
-                  <w14:solidFill>
-                    <w14:schemeClr w14:val="bg1"/>
-                  </w14:solidFill>
-                </w14:textFill>
-              </w:rPr>
-            </w:pPr>
-          </w:p>
-        </w:tc>
-        <w:tc>
-          <w:tcPr>
-            <w:tcW w:w="1191" w:type="dxa"/>
-            <w:tcBorders>
-              <w:top w:val="single" w:color="FFFFFF" w:themeColor="background1" w:sz="18" w:space="0"/>
-              <w:left w:val="single" w:color="FFFFFF" w:themeColor="background1" w:sz="18" w:space="0"/>
-              <w:bottom w:val="single" w:color="FFFFFF" w:themeColor="background1" w:sz="18" w:space="0"/>
-              <w:right w:val="nil"/>
-            </w:tcBorders>
-            <w:shd w:val="clear" w:color="auto" w:fill="62B541"/>
-            <w:vAlign w:val="center"/>
-          </w:tcPr>
-          <w:p>
-            <w:pPr>
-              <w:spacing w:before="1" w:line="250" w:lineRule="auto"/>
-              <w:jc w:val="center"/>
-              <w:rPr>
-                <w:rFonts w:ascii="Times New Roman" w:hAnsi="Times New Roman" w:eastAsia="微软雅黑" w:cs="Times New Roman"/>
-                <w:b/>
-                <w:color w:val="FFFFFF" w:themeColor="background1"/>
-                <w:sz w:val="18"/>
-                <w:szCs w:val="18"/>
-                <w:lang w:eastAsia="zh-CN"/>
-                <w14:textFill>
-                  <w14:solidFill>
-                    <w14:schemeClr w14:val="bg1"/>
-                  </w14:solidFill>
-                </w14:textFill>
-              </w:rPr>
-            </w:pPr>
-            <w:r>
-              <w:rPr>
-                <w:rFonts w:ascii="Times New Roman" w:hAnsi="Times New Roman" w:eastAsia="微软雅黑" w:cs="Times New Roman"/>
-                <w:b/>
-                <w:color w:val="FFFFFF" w:themeColor="background1"/>
-                <w:sz w:val="18"/>
-                <w:szCs w:val="18"/>
-                <w:lang w:eastAsia="zh-CN"/>
-                <w14:textFill>
-                  <w14:solidFill>
-                    <w14:schemeClr w14:val="bg1"/>
-                  </w14:solidFill>
-                </w14:textFill>
-              </w:rPr>
-              <w:t>C级</w:t>
-            </w:r>
-          </w:p>
-        </w:tc>
-        <w:tc>
-          <w:tcPr>
-            <w:tcW w:w="8247" w:type="dxa"/>
-            <w:tcBorders>
-              <w:top w:val="single" w:color="A4A4A4" w:sz="4" w:space="0"/>
-              <w:left w:val="nil"/>
-              <w:bottom w:val="single" w:color="A4A4A4" w:sz="4" w:space="0"/>
-              <w:right w:val="nil"/>
-            </w:tcBorders>
-            <w:shd w:val="clear" w:color="auto" w:fill="auto"/>
-            <w:vAlign w:val="center"/>
-          </w:tcPr>
-          <w:p>
-            <w:pPr>
-              <w:keepNext/>
-              <w:spacing w:before="26"/>
-              <w:jc w:val="center"/>
-              <w:rPr>
-                <w:rFonts w:ascii="Times New Roman" w:hAnsi="Times New Roman" w:eastAsia="微软雅黑" w:cs="Times New Roman"/>
-                <w:b/>
-                <w:color w:val="FFFFFF" w:themeColor="background1"/>
-                <w:sz w:val="18"/>
-                <w:szCs w:val="18"/>
-                <w:lang w:eastAsia="zh-CN"/>
-                <w14:textFill>
-                  <w14:solidFill>
-                    <w14:schemeClr w14:val="bg1"/>
-                  </w14:solidFill>
-                </w14:textFill>
-              </w:rPr>
-            </w:pPr>
-            <w:r>
-              <w:rPr>
-                <w:rFonts w:ascii="Times New Roman" w:hAnsi="Times New Roman" w:eastAsia="微软雅黑" w:cs="Times New Roman"/>
-                <w:sz w:val="18"/>
-                <w:szCs w:val="18"/>
-                <w:lang w:eastAsia="zh-CN"/>
-              </w:rPr>
-              <w:t>{% if tdd.drugcStr == [] %}无{% else%}{% for d in tdd.drugcStr %}{%if loop.last%}</w:t>
-            </w:r>
-            <w:r>
-              <w:rPr>
-                <w:rFonts w:hint="eastAsia" w:ascii="Times New Roman" w:hAnsi="Times New Roman" w:eastAsia="微软雅黑" w:cs="Times New Roman"/>
-                <w:sz w:val="18"/>
-                <w:szCs w:val="18"/>
-                <w:lang w:eastAsia="zh-CN"/>
-              </w:rPr>
-              <w:t>{{ d.nameLevel }}</w:t>
-            </w:r>
-            <w:r>
-              <w:rPr>
-                <w:rFonts w:ascii="Times New Roman" w:hAnsi="Times New Roman" w:eastAsia="微软雅黑" w:cs="Times New Roman"/>
-                <w:sz w:val="18"/>
-                <w:szCs w:val="18"/>
-                <w:lang w:eastAsia="zh-CN"/>
-              </w:rPr>
-              <w:t>{%else%}</w:t>
-            </w:r>
-            <w:r>
-              <w:rPr>
-                <w:rFonts w:hint="eastAsia" w:ascii="Times New Roman" w:hAnsi="Times New Roman" w:eastAsia="微软雅黑" w:cs="Times New Roman"/>
-                <w:sz w:val="18"/>
-                <w:szCs w:val="18"/>
-                <w:lang w:eastAsia="zh-CN"/>
-              </w:rPr>
-              <w:t>{{ d.nameLevel }}</w:t>
-            </w:r>
-            <w:r>
-              <w:rPr>
-                <w:rFonts w:ascii="Times New Roman" w:hAnsi="Times New Roman" w:eastAsia="微软雅黑" w:cs="Times New Roman"/>
-                <w:sz w:val="18"/>
-                <w:szCs w:val="18"/>
-                <w:lang w:eastAsia="zh-CN"/>
-              </w:rPr>
-              <w:t>，{%endif%}{% endfor %}{% endif%}</w:t>
-            </w:r>
-          </w:p>
-        </w:tc>
-      </w:tr>
-      <w:tr>
-        <w:tblPrEx>
-          <w:tblBorders>
-            <w:top w:val="single" w:color="45A3A7" w:sz="18" w:space="0"/>
-            <w:left w:val="none" w:color="auto" w:sz="0" w:space="0"/>
-            <w:bottom w:val="dotted" w:color="45A3A7" w:sz="4" w:space="0"/>
-            <w:right w:val="none" w:color="auto" w:sz="0" w:space="0"/>
-            <w:insideH w:val="dotted" w:color="45A3A7" w:sz="4" w:space="0"/>
-            <w:insideV w:val="dotted" w:color="45A3A7" w:sz="4" w:space="0"/>
-          </w:tblBorders>
-          <w:tblCellMar>
-            <w:top w:w="0" w:type="dxa"/>
-            <w:left w:w="108" w:type="dxa"/>
-            <w:bottom w:w="0" w:type="dxa"/>
-            <w:right w:w="108" w:type="dxa"/>
-          </w:tblCellMar>
-        </w:tblPrEx>
-        <w:trPr>
-          <w:trHeight w:val="474" w:hRule="atLeast"/>
-          <w:jc w:val="center"/>
-        </w:trPr>
-        <w:tc>
-          <w:tcPr>
-            <w:tcW w:w="432" w:type="dxa"/>
-            <w:vMerge w:val="continue"/>
-            <w:tcBorders>
-              <w:top w:val="single" w:color="FFFFFF" w:themeColor="background1" w:sz="18" w:space="0"/>
-              <w:left w:val="nil"/>
-              <w:bottom w:val="single" w:color="FFFFFF" w:themeColor="background1" w:sz="18" w:space="0"/>
-              <w:right w:val="single" w:color="FFFFFF" w:themeColor="background1" w:sz="18" w:space="0"/>
-            </w:tcBorders>
-            <w:shd w:val="clear" w:color="auto" w:fill="62B541"/>
-            <w:vAlign w:val="center"/>
-          </w:tcPr>
-          <w:p>
-            <w:pPr>
-              <w:spacing w:before="1" w:line="250" w:lineRule="auto"/>
-              <w:jc w:val="center"/>
-              <w:rPr>
-                <w:rFonts w:ascii="Times New Roman" w:hAnsi="Times New Roman" w:eastAsia="微软雅黑" w:cs="Times New Roman"/>
-                <w:b/>
-                <w:color w:val="FFFFFF" w:themeColor="background1"/>
-                <w:sz w:val="18"/>
-                <w:szCs w:val="18"/>
-                <w:lang w:eastAsia="zh-CN"/>
-                <w14:textFill>
-                  <w14:solidFill>
-                    <w14:schemeClr w14:val="bg1"/>
-                  </w14:solidFill>
-                </w14:textFill>
-              </w:rPr>
-            </w:pPr>
-          </w:p>
-        </w:tc>
-        <w:tc>
-          <w:tcPr>
-            <w:tcW w:w="1191" w:type="dxa"/>
-            <w:tcBorders>
-              <w:top w:val="single" w:color="FFFFFF" w:themeColor="background1" w:sz="18" w:space="0"/>
-              <w:left w:val="single" w:color="FFFFFF" w:themeColor="background1" w:sz="18" w:space="0"/>
-              <w:bottom w:val="single" w:color="FFFFFF" w:themeColor="background1" w:sz="18" w:space="0"/>
-              <w:right w:val="nil"/>
-            </w:tcBorders>
-            <w:shd w:val="clear" w:color="auto" w:fill="62B541"/>
-            <w:vAlign w:val="center"/>
-          </w:tcPr>
-          <w:p>
-            <w:pPr>
-              <w:spacing w:before="1" w:line="250" w:lineRule="auto"/>
-              <w:jc w:val="center"/>
-              <w:rPr>
-                <w:rFonts w:ascii="Times New Roman" w:hAnsi="Times New Roman" w:eastAsia="微软雅黑" w:cs="Times New Roman"/>
-                <w:b/>
-                <w:color w:val="FFFFFF" w:themeColor="background1"/>
-                <w:sz w:val="18"/>
-                <w:szCs w:val="18"/>
-                <w:lang w:eastAsia="zh-CN"/>
-                <w14:textFill>
-                  <w14:solidFill>
-                    <w14:schemeClr w14:val="bg1"/>
-                  </w14:solidFill>
-                </w14:textFill>
-              </w:rPr>
-            </w:pPr>
-            <w:r>
-              <w:rPr>
-                <w:rFonts w:hint="eastAsia" w:ascii="Times New Roman" w:hAnsi="Times New Roman" w:eastAsia="微软雅黑" w:cs="Times New Roman"/>
-                <w:b/>
-                <w:color w:val="FFFFFF" w:themeColor="background1"/>
-                <w:sz w:val="18"/>
-                <w:szCs w:val="18"/>
-                <w:lang w:eastAsia="zh-CN"/>
-                <w14:textFill>
-                  <w14:solidFill>
-                    <w14:schemeClr w14:val="bg1"/>
-                  </w14:solidFill>
-                </w14:textFill>
-              </w:rPr>
-              <w:t>D</w:t>
-            </w:r>
-            <w:r>
-              <w:rPr>
-                <w:rFonts w:ascii="Times New Roman" w:hAnsi="Times New Roman" w:eastAsia="微软雅黑" w:cs="Times New Roman"/>
-                <w:b/>
-                <w:color w:val="FFFFFF" w:themeColor="background1"/>
-                <w:sz w:val="18"/>
-                <w:szCs w:val="18"/>
-                <w:lang w:eastAsia="zh-CN"/>
-                <w14:textFill>
-                  <w14:solidFill>
-                    <w14:schemeClr w14:val="bg1"/>
-                  </w14:solidFill>
-                </w14:textFill>
-              </w:rPr>
-              <w:t>级</w:t>
-            </w:r>
-          </w:p>
-        </w:tc>
-        <w:tc>
-          <w:tcPr>
-            <w:tcW w:w="8247" w:type="dxa"/>
-            <w:tcBorders>
-              <w:top w:val="single" w:color="A4A4A4" w:sz="4" w:space="0"/>
-              <w:left w:val="nil"/>
-              <w:bottom w:val="single" w:color="A4A4A4" w:sz="4" w:space="0"/>
-              <w:right w:val="nil"/>
-            </w:tcBorders>
-            <w:shd w:val="clear" w:color="auto" w:fill="auto"/>
-            <w:vAlign w:val="center"/>
-          </w:tcPr>
-          <w:p>
-            <w:pPr>
-              <w:keepNext/>
-              <w:spacing w:before="26"/>
-              <w:jc w:val="center"/>
-              <w:rPr>
-                <w:rFonts w:ascii="Times New Roman" w:hAnsi="Times New Roman" w:eastAsia="微软雅黑" w:cs="Times New Roman"/>
-                <w:b/>
-                <w:color w:val="FFFFFF" w:themeColor="background1"/>
-                <w:sz w:val="18"/>
-                <w:szCs w:val="18"/>
-                <w:lang w:eastAsia="zh-CN"/>
-                <w14:textFill>
-                  <w14:solidFill>
-                    <w14:schemeClr w14:val="bg1"/>
-                  </w14:solidFill>
-                </w14:textFill>
-              </w:rPr>
-            </w:pPr>
-            <w:r>
-              <w:rPr>
-                <w:rFonts w:ascii="Times New Roman" w:hAnsi="Times New Roman" w:eastAsia="微软雅黑" w:cs="Times New Roman"/>
-                <w:sz w:val="18"/>
-                <w:szCs w:val="18"/>
-                <w:lang w:eastAsia="zh-CN"/>
-              </w:rPr>
-              <w:t>{% if tdd.drug</w:t>
-            </w:r>
-            <w:r>
-              <w:rPr>
-                <w:rFonts w:hint="eastAsia" w:ascii="Times New Roman" w:hAnsi="Times New Roman" w:eastAsia="微软雅黑" w:cs="Times New Roman"/>
-                <w:sz w:val="18"/>
-                <w:szCs w:val="18"/>
-                <w:lang w:eastAsia="zh-CN"/>
-              </w:rPr>
-              <w:t>d</w:t>
-            </w:r>
-            <w:r>
-              <w:rPr>
-                <w:rFonts w:ascii="Times New Roman" w:hAnsi="Times New Roman" w:eastAsia="微软雅黑" w:cs="Times New Roman"/>
-                <w:sz w:val="18"/>
-                <w:szCs w:val="18"/>
-                <w:lang w:eastAsia="zh-CN"/>
-              </w:rPr>
-              <w:t>Str == [] %}无{% else%}{% for d in tdd.drug</w:t>
-            </w:r>
-            <w:r>
-              <w:rPr>
-                <w:rFonts w:hint="eastAsia" w:ascii="Times New Roman" w:hAnsi="Times New Roman" w:eastAsia="微软雅黑" w:cs="Times New Roman"/>
-                <w:sz w:val="18"/>
-                <w:szCs w:val="18"/>
-                <w:lang w:eastAsia="zh-CN"/>
-              </w:rPr>
-              <w:t>d</w:t>
-            </w:r>
-            <w:r>
-              <w:rPr>
-                <w:rFonts w:ascii="Times New Roman" w:hAnsi="Times New Roman" w:eastAsia="微软雅黑" w:cs="Times New Roman"/>
-                <w:sz w:val="18"/>
-                <w:szCs w:val="18"/>
-                <w:lang w:eastAsia="zh-CN"/>
-              </w:rPr>
-              <w:t>Str %}{%if loop.last%}</w:t>
-            </w:r>
-            <w:r>
-              <w:rPr>
-                <w:rFonts w:hint="eastAsia" w:ascii="Times New Roman" w:hAnsi="Times New Roman" w:eastAsia="微软雅黑" w:cs="Times New Roman"/>
-                <w:sz w:val="18"/>
-                <w:szCs w:val="18"/>
-                <w:lang w:eastAsia="zh-CN"/>
-              </w:rPr>
-              <w:t>{{ d.nameLevel }}</w:t>
-            </w:r>
-            <w:r>
-              <w:rPr>
-                <w:rFonts w:ascii="Times New Roman" w:hAnsi="Times New Roman" w:eastAsia="微软雅黑" w:cs="Times New Roman"/>
-                <w:sz w:val="18"/>
-                <w:szCs w:val="18"/>
-                <w:lang w:eastAsia="zh-CN"/>
-              </w:rPr>
-              <w:t>{%else%}</w:t>
-            </w:r>
-            <w:r>
-              <w:rPr>
-                <w:rFonts w:hint="eastAsia" w:ascii="Times New Roman" w:hAnsi="Times New Roman" w:eastAsia="微软雅黑" w:cs="Times New Roman"/>
-                <w:sz w:val="18"/>
-                <w:szCs w:val="18"/>
-                <w:lang w:eastAsia="zh-CN"/>
-              </w:rPr>
-              <w:t>{{ d.nameLevel }}</w:t>
-            </w:r>
-            <w:r>
-              <w:rPr>
-                <w:rFonts w:ascii="Times New Roman" w:hAnsi="Times New Roman" w:eastAsia="微软雅黑" w:cs="Times New Roman"/>
-                <w:sz w:val="18"/>
-                <w:szCs w:val="18"/>
-                <w:lang w:eastAsia="zh-CN"/>
-              </w:rPr>
-              <w:t>，{%endif%}{% endfor %}{% endif%}</w:t>
-            </w:r>
-          </w:p>
-        </w:tc>
-      </w:tr>
-      <w:tr>
-        <w:tblPrEx>
-          <w:tblBorders>
-            <w:top w:val="single" w:color="45A3A7" w:sz="18" w:space="0"/>
-            <w:left w:val="none" w:color="auto" w:sz="0" w:space="0"/>
-            <w:bottom w:val="dotted" w:color="45A3A7" w:sz="4" w:space="0"/>
-            <w:right w:val="none" w:color="auto" w:sz="0" w:space="0"/>
-            <w:insideH w:val="dotted" w:color="45A3A7" w:sz="4" w:space="0"/>
-            <w:insideV w:val="dotted" w:color="45A3A7" w:sz="4" w:space="0"/>
-          </w:tblBorders>
-          <w:tblCellMar>
-            <w:top w:w="0" w:type="dxa"/>
-            <w:left w:w="108" w:type="dxa"/>
-            <w:bottom w:w="0" w:type="dxa"/>
-            <w:right w:w="108" w:type="dxa"/>
-          </w:tblCellMar>
-        </w:tblPrEx>
-        <w:trPr>
-          <w:trHeight w:val="474" w:hRule="atLeast"/>
-          <w:jc w:val="center"/>
-        </w:trPr>
-        <w:tc>
-          <w:tcPr>
-            <w:tcW w:w="432" w:type="dxa"/>
-            <w:vMerge w:val="restart"/>
-            <w:tcBorders>
-              <w:top w:val="single" w:color="FFFFFF" w:themeColor="background1" w:sz="18" w:space="0"/>
-              <w:left w:val="nil"/>
-              <w:right w:val="single" w:color="FFFFFF" w:themeColor="background1" w:sz="18" w:space="0"/>
-            </w:tcBorders>
-            <w:shd w:val="clear" w:color="auto" w:fill="62B541"/>
-            <w:vAlign w:val="center"/>
-          </w:tcPr>
-          <w:p>
-            <w:pPr>
-              <w:keepNext/>
-              <w:spacing w:before="26"/>
-              <w:jc w:val="center"/>
-              <w:rPr>
-                <w:rFonts w:ascii="Times New Roman" w:hAnsi="Times New Roman" w:eastAsia="微软雅黑" w:cs="Times New Roman"/>
-                <w:b/>
-                <w:color w:val="FFFFFF" w:themeColor="background1"/>
-                <w:sz w:val="18"/>
-                <w:szCs w:val="18"/>
-                <w:lang w:eastAsia="zh-CN"/>
-                <w14:textFill>
-                  <w14:solidFill>
-                    <w14:schemeClr w14:val="bg1"/>
-                  </w14:solidFill>
-                </w14:textFill>
-              </w:rPr>
-            </w:pPr>
-            <w:r>
-              <w:rPr>
-                <w:rFonts w:ascii="Times New Roman" w:hAnsi="Times New Roman" w:eastAsia="微软雅黑" w:cs="Times New Roman"/>
-                <w:b/>
-                <w:color w:val="FFFFFF" w:themeColor="background1"/>
-                <w:sz w:val="18"/>
-                <w:szCs w:val="18"/>
-                <w:lang w:eastAsia="zh-CN"/>
-                <w14:textFill>
-                  <w14:solidFill>
-                    <w14:schemeClr w14:val="bg1"/>
-                  </w14:solidFill>
-                </w14:textFill>
-              </w:rPr>
-              <w:t>潜在耐药信息</w:t>
-            </w:r>
-          </w:p>
-        </w:tc>
-        <w:tc>
-          <w:tcPr>
-            <w:tcW w:w="1191" w:type="dxa"/>
-            <w:tcBorders>
-              <w:top w:val="single" w:color="FFFFFF" w:themeColor="background1" w:sz="18" w:space="0"/>
-              <w:left w:val="single" w:color="FFFFFF" w:themeColor="background1" w:sz="18" w:space="0"/>
-              <w:bottom w:val="single" w:color="FFFFFF" w:themeColor="background1" w:sz="18" w:space="0"/>
-              <w:right w:val="nil"/>
-            </w:tcBorders>
-            <w:shd w:val="clear" w:color="auto" w:fill="62B541"/>
-            <w:vAlign w:val="center"/>
-          </w:tcPr>
-          <w:p>
-            <w:pPr>
-              <w:keepNext/>
-              <w:spacing w:before="26"/>
-              <w:jc w:val="center"/>
-              <w:rPr>
-                <w:rFonts w:ascii="Times New Roman" w:hAnsi="Times New Roman" w:eastAsia="微软雅黑" w:cs="Times New Roman"/>
-                <w:b/>
-                <w:color w:val="FFFFFF" w:themeColor="background1"/>
-                <w:sz w:val="18"/>
-                <w:szCs w:val="18"/>
-                <w:lang w:eastAsia="zh-CN"/>
-                <w14:textFill>
-                  <w14:solidFill>
-                    <w14:schemeClr w14:val="bg1"/>
-                  </w14:solidFill>
-                </w14:textFill>
-              </w:rPr>
-            </w:pPr>
-            <w:r>
-              <w:rPr>
-                <w:rFonts w:ascii="Times New Roman" w:hAnsi="Times New Roman" w:eastAsia="微软雅黑" w:cs="Times New Roman"/>
-                <w:b/>
-                <w:color w:val="FFFFFF" w:themeColor="background1"/>
-                <w:sz w:val="18"/>
-                <w:szCs w:val="18"/>
-                <w:lang w:eastAsia="zh-CN"/>
-                <w14:textFill>
-                  <w14:solidFill>
-                    <w14:schemeClr w14:val="bg1"/>
-                  </w14:solidFill>
-                </w14:textFill>
-              </w:rPr>
-              <w:t>A级</w:t>
-            </w:r>
-          </w:p>
-        </w:tc>
-        <w:tc>
-          <w:tcPr>
-            <w:tcW w:w="8247" w:type="dxa"/>
-            <w:tcBorders>
-              <w:top w:val="single" w:color="A4A4A4" w:sz="4" w:space="0"/>
-              <w:left w:val="nil"/>
-              <w:bottom w:val="single" w:color="A4A4A4" w:sz="4" w:space="0"/>
-              <w:right w:val="nil"/>
-            </w:tcBorders>
-            <w:shd w:val="clear" w:color="auto" w:fill="auto"/>
-            <w:vAlign w:val="center"/>
-          </w:tcPr>
-          <w:p>
-            <w:pPr>
-              <w:keepNext/>
-              <w:spacing w:before="26"/>
-              <w:jc w:val="center"/>
-              <w:rPr>
-                <w:rFonts w:ascii="Times New Roman" w:hAnsi="Times New Roman" w:eastAsia="微软雅黑" w:cs="Times New Roman"/>
-                <w:sz w:val="18"/>
-                <w:szCs w:val="18"/>
-                <w:lang w:eastAsia="zh-CN"/>
-              </w:rPr>
-            </w:pPr>
-            <w:r>
-              <w:rPr>
-                <w:rFonts w:ascii="Times New Roman" w:hAnsi="Times New Roman" w:eastAsia="微软雅黑" w:cs="Times New Roman"/>
-                <w:sz w:val="18"/>
-                <w:szCs w:val="18"/>
-                <w:lang w:eastAsia="zh-CN"/>
-              </w:rPr>
-              <w:t>{% if tdd.resistant</w:t>
-            </w:r>
-            <w:r>
-              <w:rPr>
-                <w:rFonts w:hint="eastAsia" w:ascii="Times New Roman" w:hAnsi="Times New Roman" w:eastAsia="微软雅黑" w:cs="Times New Roman"/>
-                <w:sz w:val="18"/>
-                <w:szCs w:val="18"/>
-                <w:lang w:eastAsia="zh-CN"/>
-              </w:rPr>
-              <w:t>a</w:t>
-            </w:r>
-            <w:r>
-              <w:rPr>
-                <w:rFonts w:ascii="Times New Roman" w:hAnsi="Times New Roman" w:eastAsia="微软雅黑" w:cs="Times New Roman"/>
-                <w:sz w:val="18"/>
-                <w:szCs w:val="18"/>
-                <w:lang w:eastAsia="zh-CN"/>
-              </w:rPr>
-              <w:t>Str == [] %}无{% else%}{% for d in tdd.resistant</w:t>
-            </w:r>
-            <w:r>
-              <w:rPr>
-                <w:rFonts w:hint="eastAsia" w:ascii="Times New Roman" w:hAnsi="Times New Roman" w:eastAsia="微软雅黑" w:cs="Times New Roman"/>
-                <w:sz w:val="18"/>
-                <w:szCs w:val="18"/>
-                <w:lang w:eastAsia="zh-CN"/>
-              </w:rPr>
-              <w:t>a</w:t>
-            </w:r>
-            <w:r>
-              <w:rPr>
-                <w:rFonts w:ascii="Times New Roman" w:hAnsi="Times New Roman" w:eastAsia="微软雅黑" w:cs="Times New Roman"/>
-                <w:sz w:val="18"/>
-                <w:szCs w:val="18"/>
-                <w:lang w:eastAsia="zh-CN"/>
-              </w:rPr>
-              <w:t>Str %}{%if loop.last%}</w:t>
-            </w:r>
-            <w:r>
-              <w:rPr>
-                <w:rFonts w:hint="eastAsia" w:ascii="Times New Roman" w:hAnsi="Times New Roman" w:eastAsia="微软雅黑" w:cs="Times New Roman"/>
-                <w:sz w:val="18"/>
-                <w:szCs w:val="18"/>
-                <w:lang w:eastAsia="zh-CN"/>
-              </w:rPr>
-              <w:t>{{ d.nameLevel }}</w:t>
-            </w:r>
-            <w:r>
-              <w:rPr>
-                <w:rFonts w:ascii="Times New Roman" w:hAnsi="Times New Roman" w:eastAsia="微软雅黑" w:cs="Times New Roman"/>
-                <w:sz w:val="18"/>
-                <w:szCs w:val="18"/>
-                <w:lang w:eastAsia="zh-CN"/>
-              </w:rPr>
-              <w:t>{%else%}</w:t>
-            </w:r>
-            <w:r>
-              <w:rPr>
-                <w:rFonts w:hint="eastAsia" w:ascii="Times New Roman" w:hAnsi="Times New Roman" w:eastAsia="微软雅黑" w:cs="Times New Roman"/>
-                <w:sz w:val="18"/>
-                <w:szCs w:val="18"/>
-                <w:lang w:eastAsia="zh-CN"/>
-              </w:rPr>
-              <w:t>{{ d.nameLevel }}</w:t>
-            </w:r>
-            <w:r>
-              <w:rPr>
-                <w:rFonts w:ascii="Times New Roman" w:hAnsi="Times New Roman" w:eastAsia="微软雅黑" w:cs="Times New Roman"/>
-                <w:sz w:val="18"/>
-                <w:szCs w:val="18"/>
-                <w:lang w:eastAsia="zh-CN"/>
-              </w:rPr>
-              <w:t>，{%endif%}{% endfor %}{% endif%}</w:t>
-            </w:r>
-          </w:p>
-        </w:tc>
-      </w:tr>
-      <w:tr>
-        <w:tblPrEx>
-          <w:tblBorders>
-            <w:top w:val="single" w:color="45A3A7" w:sz="18" w:space="0"/>
-            <w:left w:val="none" w:color="auto" w:sz="0" w:space="0"/>
-            <w:bottom w:val="dotted" w:color="45A3A7" w:sz="4" w:space="0"/>
-            <w:right w:val="none" w:color="auto" w:sz="0" w:space="0"/>
-            <w:insideH w:val="dotted" w:color="45A3A7" w:sz="4" w:space="0"/>
-            <w:insideV w:val="dotted" w:color="45A3A7" w:sz="4" w:space="0"/>
-          </w:tblBorders>
-          <w:tblCellMar>
-            <w:top w:w="0" w:type="dxa"/>
-            <w:left w:w="108" w:type="dxa"/>
-            <w:bottom w:w="0" w:type="dxa"/>
-            <w:right w:w="108" w:type="dxa"/>
-          </w:tblCellMar>
-        </w:tblPrEx>
-        <w:trPr>
-          <w:trHeight w:val="474" w:hRule="atLeast"/>
-          <w:jc w:val="center"/>
-        </w:trPr>
-        <w:tc>
-          <w:tcPr>
-            <w:tcW w:w="432" w:type="dxa"/>
-            <w:vMerge w:val="continue"/>
-            <w:tcBorders>
-              <w:left w:val="nil"/>
-              <w:right w:val="single" w:color="FFFFFF" w:themeColor="background1" w:sz="18" w:space="0"/>
-            </w:tcBorders>
-            <w:shd w:val="clear" w:color="auto" w:fill="62B541"/>
-            <w:vAlign w:val="center"/>
-          </w:tcPr>
-          <w:p>
-            <w:pPr>
-              <w:keepNext/>
-              <w:spacing w:before="26"/>
-              <w:jc w:val="center"/>
-              <w:rPr>
-                <w:rFonts w:ascii="Times New Roman" w:hAnsi="Times New Roman" w:eastAsia="微软雅黑" w:cs="Times New Roman"/>
-                <w:b/>
-                <w:color w:val="FFFFFF" w:themeColor="background1"/>
-                <w:sz w:val="18"/>
-                <w:szCs w:val="18"/>
-                <w:lang w:eastAsia="zh-CN"/>
-                <w14:textFill>
-                  <w14:solidFill>
-                    <w14:schemeClr w14:val="bg1"/>
-                  </w14:solidFill>
-                </w14:textFill>
-              </w:rPr>
-            </w:pPr>
-          </w:p>
-        </w:tc>
-        <w:tc>
-          <w:tcPr>
-            <w:tcW w:w="1191" w:type="dxa"/>
-            <w:tcBorders>
-              <w:top w:val="single" w:color="FFFFFF" w:themeColor="background1" w:sz="18" w:space="0"/>
-              <w:left w:val="single" w:color="FFFFFF" w:themeColor="background1" w:sz="18" w:space="0"/>
-              <w:bottom w:val="single" w:color="FFFFFF" w:themeColor="background1" w:sz="18" w:space="0"/>
-              <w:right w:val="nil"/>
-            </w:tcBorders>
-            <w:shd w:val="clear" w:color="auto" w:fill="62B541"/>
-            <w:vAlign w:val="center"/>
-          </w:tcPr>
-          <w:p>
-            <w:pPr>
-              <w:keepNext/>
-              <w:spacing w:before="26"/>
-              <w:jc w:val="center"/>
-              <w:rPr>
-                <w:rFonts w:ascii="Times New Roman" w:hAnsi="Times New Roman" w:eastAsia="微软雅黑" w:cs="Times New Roman"/>
-                <w:b/>
-                <w:color w:val="FFFFFF" w:themeColor="background1"/>
-                <w:sz w:val="18"/>
-                <w:szCs w:val="18"/>
-                <w:lang w:eastAsia="zh-CN"/>
-                <w14:textFill>
-                  <w14:solidFill>
-                    <w14:schemeClr w14:val="bg1"/>
-                  </w14:solidFill>
-                </w14:textFill>
-              </w:rPr>
-            </w:pPr>
-            <w:r>
-              <w:rPr>
-                <w:rFonts w:ascii="Times New Roman" w:hAnsi="Times New Roman" w:eastAsia="微软雅黑" w:cs="Times New Roman"/>
-                <w:b/>
-                <w:color w:val="FFFFFF" w:themeColor="background1"/>
-                <w:sz w:val="18"/>
-                <w:szCs w:val="18"/>
-                <w:lang w:eastAsia="zh-CN"/>
-                <w14:textFill>
-                  <w14:solidFill>
-                    <w14:schemeClr w14:val="bg1"/>
-                  </w14:solidFill>
-                </w14:textFill>
-              </w:rPr>
-              <w:t>B级</w:t>
-            </w:r>
-          </w:p>
-        </w:tc>
-        <w:tc>
-          <w:tcPr>
-            <w:tcW w:w="8247" w:type="dxa"/>
-            <w:tcBorders>
-              <w:top w:val="single" w:color="A4A4A4" w:sz="4" w:space="0"/>
-              <w:left w:val="nil"/>
-              <w:bottom w:val="single" w:color="A4A4A4" w:sz="4" w:space="0"/>
-              <w:right w:val="nil"/>
-            </w:tcBorders>
-            <w:shd w:val="clear" w:color="auto" w:fill="auto"/>
-            <w:vAlign w:val="center"/>
-          </w:tcPr>
-          <w:p>
-            <w:pPr>
-              <w:keepNext/>
-              <w:spacing w:before="26"/>
-              <w:jc w:val="center"/>
-              <w:rPr>
-                <w:rFonts w:ascii="Times New Roman" w:hAnsi="Times New Roman" w:eastAsia="微软雅黑" w:cs="Times New Roman"/>
-                <w:sz w:val="18"/>
-                <w:szCs w:val="18"/>
-                <w:lang w:eastAsia="zh-CN"/>
-              </w:rPr>
-            </w:pPr>
-            <w:r>
-              <w:rPr>
-                <w:rFonts w:ascii="Times New Roman" w:hAnsi="Times New Roman" w:eastAsia="微软雅黑" w:cs="Times New Roman"/>
-                <w:sz w:val="18"/>
-                <w:szCs w:val="18"/>
-                <w:lang w:eastAsia="zh-CN"/>
-              </w:rPr>
-              <w:t>{% if tdd.resistant</w:t>
-            </w:r>
-            <w:r>
-              <w:rPr>
-                <w:rFonts w:hint="eastAsia" w:ascii="Times New Roman" w:hAnsi="Times New Roman" w:eastAsia="微软雅黑" w:cs="Times New Roman"/>
-                <w:sz w:val="18"/>
-                <w:szCs w:val="18"/>
-                <w:lang w:eastAsia="zh-CN"/>
-              </w:rPr>
-              <w:t>b</w:t>
-            </w:r>
-            <w:r>
-              <w:rPr>
-                <w:rFonts w:ascii="Times New Roman" w:hAnsi="Times New Roman" w:eastAsia="微软雅黑" w:cs="Times New Roman"/>
-                <w:sz w:val="18"/>
-                <w:szCs w:val="18"/>
-                <w:lang w:eastAsia="zh-CN"/>
-              </w:rPr>
-              <w:t>Str == [] %}无{% else%}{% for d in tdd.resistant</w:t>
-            </w:r>
-            <w:r>
-              <w:rPr>
-                <w:rFonts w:hint="eastAsia" w:ascii="Times New Roman" w:hAnsi="Times New Roman" w:eastAsia="微软雅黑" w:cs="Times New Roman"/>
-                <w:sz w:val="18"/>
-                <w:szCs w:val="18"/>
-                <w:lang w:eastAsia="zh-CN"/>
-              </w:rPr>
-              <w:t>b</w:t>
-            </w:r>
-            <w:r>
-              <w:rPr>
-                <w:rFonts w:ascii="Times New Roman" w:hAnsi="Times New Roman" w:eastAsia="微软雅黑" w:cs="Times New Roman"/>
-                <w:sz w:val="18"/>
-                <w:szCs w:val="18"/>
-                <w:lang w:eastAsia="zh-CN"/>
-              </w:rPr>
-              <w:t>Str %}{%if loop.last%}</w:t>
-            </w:r>
-            <w:r>
-              <w:rPr>
-                <w:rFonts w:hint="eastAsia" w:ascii="Times New Roman" w:hAnsi="Times New Roman" w:eastAsia="微软雅黑" w:cs="Times New Roman"/>
-                <w:sz w:val="18"/>
-                <w:szCs w:val="18"/>
-                <w:lang w:eastAsia="zh-CN"/>
-              </w:rPr>
-              <w:t>{{ d.nameLevel }}</w:t>
-            </w:r>
-            <w:r>
-              <w:rPr>
-                <w:rFonts w:ascii="Times New Roman" w:hAnsi="Times New Roman" w:eastAsia="微软雅黑" w:cs="Times New Roman"/>
-                <w:sz w:val="18"/>
-                <w:szCs w:val="18"/>
-                <w:lang w:eastAsia="zh-CN"/>
-              </w:rPr>
-              <w:t>{%else%}</w:t>
-            </w:r>
-            <w:r>
-              <w:rPr>
-                <w:rFonts w:hint="eastAsia" w:ascii="Times New Roman" w:hAnsi="Times New Roman" w:eastAsia="微软雅黑" w:cs="Times New Roman"/>
-                <w:sz w:val="18"/>
-                <w:szCs w:val="18"/>
-                <w:lang w:eastAsia="zh-CN"/>
-              </w:rPr>
-              <w:t>{{ d.nameLevel }}</w:t>
-            </w:r>
-            <w:r>
-              <w:rPr>
-                <w:rFonts w:ascii="Times New Roman" w:hAnsi="Times New Roman" w:eastAsia="微软雅黑" w:cs="Times New Roman"/>
-                <w:sz w:val="18"/>
-                <w:szCs w:val="18"/>
-                <w:lang w:eastAsia="zh-CN"/>
-              </w:rPr>
-              <w:t>，{%endif%}{% endfor %}{% endif%}</w:t>
-            </w:r>
-          </w:p>
-        </w:tc>
-      </w:tr>
-      <w:tr>
-        <w:tblPrEx>
-          <w:tblBorders>
-            <w:top w:val="single" w:color="45A3A7" w:sz="18" w:space="0"/>
-            <w:left w:val="none" w:color="auto" w:sz="0" w:space="0"/>
-            <w:bottom w:val="dotted" w:color="45A3A7" w:sz="4" w:space="0"/>
-            <w:right w:val="none" w:color="auto" w:sz="0" w:space="0"/>
-            <w:insideH w:val="dotted" w:color="45A3A7" w:sz="4" w:space="0"/>
-            <w:insideV w:val="dotted" w:color="45A3A7" w:sz="4" w:space="0"/>
-          </w:tblBorders>
-          <w:tblCellMar>
-            <w:top w:w="0" w:type="dxa"/>
-            <w:left w:w="108" w:type="dxa"/>
-            <w:bottom w:w="0" w:type="dxa"/>
-            <w:right w:w="108" w:type="dxa"/>
-          </w:tblCellMar>
-        </w:tblPrEx>
-        <w:trPr>
-          <w:trHeight w:val="474" w:hRule="atLeast"/>
-          <w:jc w:val="center"/>
-        </w:trPr>
-        <w:tc>
-          <w:tcPr>
-            <w:tcW w:w="432" w:type="dxa"/>
-            <w:vMerge w:val="continue"/>
-            <w:tcBorders>
-              <w:left w:val="nil"/>
-              <w:right w:val="single" w:color="FFFFFF" w:themeColor="background1" w:sz="18" w:space="0"/>
-            </w:tcBorders>
-            <w:shd w:val="clear" w:color="auto" w:fill="62B541"/>
-            <w:vAlign w:val="center"/>
-          </w:tcPr>
-          <w:p>
-            <w:pPr>
-              <w:keepNext/>
-              <w:spacing w:before="26"/>
-              <w:jc w:val="center"/>
-              <w:rPr>
-                <w:rFonts w:ascii="Times New Roman" w:hAnsi="Times New Roman" w:eastAsia="微软雅黑" w:cs="Times New Roman"/>
-                <w:b/>
-                <w:color w:val="FFFFFF" w:themeColor="background1"/>
-                <w:sz w:val="18"/>
-                <w:szCs w:val="18"/>
-                <w:lang w:eastAsia="zh-CN"/>
-                <w14:textFill>
-                  <w14:solidFill>
-                    <w14:schemeClr w14:val="bg1"/>
-                  </w14:solidFill>
-                </w14:textFill>
-              </w:rPr>
-            </w:pPr>
-          </w:p>
-        </w:tc>
-        <w:tc>
-          <w:tcPr>
-            <w:tcW w:w="1191" w:type="dxa"/>
-            <w:tcBorders>
-              <w:top w:val="single" w:color="FFFFFF" w:themeColor="background1" w:sz="18" w:space="0"/>
-              <w:left w:val="single" w:color="FFFFFF" w:themeColor="background1" w:sz="18" w:space="0"/>
-              <w:bottom w:val="single" w:color="FFFFFF" w:themeColor="background1" w:sz="18" w:space="0"/>
-              <w:right w:val="nil"/>
-            </w:tcBorders>
-            <w:shd w:val="clear" w:color="auto" w:fill="62B541"/>
-            <w:vAlign w:val="center"/>
-          </w:tcPr>
-          <w:p>
-            <w:pPr>
-              <w:keepNext/>
-              <w:spacing w:before="26"/>
-              <w:jc w:val="center"/>
-              <w:rPr>
-                <w:rFonts w:ascii="Times New Roman" w:hAnsi="Times New Roman" w:eastAsia="微软雅黑" w:cs="Times New Roman"/>
-                <w:b/>
-                <w:color w:val="FFFFFF" w:themeColor="background1"/>
-                <w:sz w:val="18"/>
-                <w:szCs w:val="18"/>
-                <w:lang w:eastAsia="zh-CN"/>
-                <w14:textFill>
-                  <w14:solidFill>
-                    <w14:schemeClr w14:val="bg1"/>
-                  </w14:solidFill>
-                </w14:textFill>
-              </w:rPr>
-            </w:pPr>
-            <w:r>
-              <w:rPr>
-                <w:rFonts w:ascii="Times New Roman" w:hAnsi="Times New Roman" w:eastAsia="微软雅黑" w:cs="Times New Roman"/>
-                <w:b/>
-                <w:color w:val="FFFFFF" w:themeColor="background1"/>
-                <w:sz w:val="18"/>
-                <w:szCs w:val="18"/>
-                <w:lang w:eastAsia="zh-CN"/>
-                <w14:textFill>
-                  <w14:solidFill>
-                    <w14:schemeClr w14:val="bg1"/>
-                  </w14:solidFill>
-                </w14:textFill>
-              </w:rPr>
-              <w:t>C级</w:t>
-            </w:r>
-          </w:p>
-        </w:tc>
-        <w:tc>
-          <w:tcPr>
-            <w:tcW w:w="8247" w:type="dxa"/>
-            <w:tcBorders>
-              <w:top w:val="single" w:color="A4A4A4" w:sz="4" w:space="0"/>
-              <w:left w:val="nil"/>
-              <w:bottom w:val="single" w:color="A4A4A4" w:sz="4" w:space="0"/>
-              <w:right w:val="nil"/>
-            </w:tcBorders>
-            <w:shd w:val="clear" w:color="auto" w:fill="auto"/>
-            <w:vAlign w:val="center"/>
-          </w:tcPr>
-          <w:p>
-            <w:pPr>
-              <w:keepNext/>
-              <w:spacing w:before="26"/>
-              <w:jc w:val="center"/>
-              <w:rPr>
-                <w:rFonts w:ascii="Times New Roman" w:hAnsi="Times New Roman" w:eastAsia="微软雅黑" w:cs="Times New Roman"/>
-                <w:sz w:val="18"/>
-                <w:szCs w:val="18"/>
-                <w:lang w:eastAsia="zh-CN"/>
-              </w:rPr>
-            </w:pPr>
-            <w:r>
-              <w:rPr>
-                <w:rFonts w:ascii="Times New Roman" w:hAnsi="Times New Roman" w:eastAsia="微软雅黑" w:cs="Times New Roman"/>
-                <w:sz w:val="18"/>
-                <w:szCs w:val="18"/>
-                <w:lang w:eastAsia="zh-CN"/>
-              </w:rPr>
-              <w:t>{% if tdd.resistant</w:t>
-            </w:r>
-            <w:r>
-              <w:rPr>
-                <w:rFonts w:hint="eastAsia" w:ascii="Times New Roman" w:hAnsi="Times New Roman" w:eastAsia="微软雅黑" w:cs="Times New Roman"/>
-                <w:sz w:val="18"/>
-                <w:szCs w:val="18"/>
-                <w:lang w:eastAsia="zh-CN"/>
-              </w:rPr>
-              <w:t>c</w:t>
-            </w:r>
-            <w:r>
-              <w:rPr>
-                <w:rFonts w:ascii="Times New Roman" w:hAnsi="Times New Roman" w:eastAsia="微软雅黑" w:cs="Times New Roman"/>
-                <w:sz w:val="18"/>
-                <w:szCs w:val="18"/>
-                <w:lang w:eastAsia="zh-CN"/>
-              </w:rPr>
-              <w:t>Str == [] %}无{% else%}{% for d in tdd.resistant</w:t>
-            </w:r>
-            <w:r>
-              <w:rPr>
-                <w:rFonts w:hint="eastAsia" w:ascii="Times New Roman" w:hAnsi="Times New Roman" w:eastAsia="微软雅黑" w:cs="Times New Roman"/>
-                <w:sz w:val="18"/>
-                <w:szCs w:val="18"/>
-                <w:lang w:eastAsia="zh-CN"/>
-              </w:rPr>
-              <w:t>c</w:t>
-            </w:r>
-            <w:r>
-              <w:rPr>
-                <w:rFonts w:ascii="Times New Roman" w:hAnsi="Times New Roman" w:eastAsia="微软雅黑" w:cs="Times New Roman"/>
-                <w:sz w:val="18"/>
-                <w:szCs w:val="18"/>
-                <w:lang w:eastAsia="zh-CN"/>
-              </w:rPr>
-              <w:t>Str %}{%if loop.last%}</w:t>
-            </w:r>
-            <w:r>
-              <w:rPr>
-                <w:rFonts w:hint="eastAsia" w:ascii="Times New Roman" w:hAnsi="Times New Roman" w:eastAsia="微软雅黑" w:cs="Times New Roman"/>
-                <w:sz w:val="18"/>
-                <w:szCs w:val="18"/>
-                <w:lang w:eastAsia="zh-CN"/>
-              </w:rPr>
-              <w:t>{{ d.nameLevel }}</w:t>
-            </w:r>
-            <w:r>
-              <w:rPr>
-                <w:rFonts w:ascii="Times New Roman" w:hAnsi="Times New Roman" w:eastAsia="微软雅黑" w:cs="Times New Roman"/>
-                <w:sz w:val="18"/>
-                <w:szCs w:val="18"/>
-                <w:lang w:eastAsia="zh-CN"/>
-              </w:rPr>
-              <w:t>{%else%}</w:t>
-            </w:r>
-            <w:r>
-              <w:rPr>
-                <w:rFonts w:hint="eastAsia" w:ascii="Times New Roman" w:hAnsi="Times New Roman" w:eastAsia="微软雅黑" w:cs="Times New Roman"/>
-                <w:sz w:val="18"/>
-                <w:szCs w:val="18"/>
-                <w:lang w:eastAsia="zh-CN"/>
-              </w:rPr>
-              <w:t>{{ d.nameLevel }}</w:t>
-            </w:r>
-            <w:r>
-              <w:rPr>
-                <w:rFonts w:ascii="Times New Roman" w:hAnsi="Times New Roman" w:eastAsia="微软雅黑" w:cs="Times New Roman"/>
-                <w:sz w:val="18"/>
-                <w:szCs w:val="18"/>
-                <w:lang w:eastAsia="zh-CN"/>
-              </w:rPr>
-              <w:t>，{%endif%}{% endfor %}{% endif%}</w:t>
-            </w:r>
-          </w:p>
-        </w:tc>
-      </w:tr>
-      <w:tr>
-        <w:tblPrEx>
-          <w:tblBorders>
-            <w:top w:val="single" w:color="45A3A7" w:sz="18" w:space="0"/>
-            <w:left w:val="none" w:color="auto" w:sz="0" w:space="0"/>
-            <w:bottom w:val="dotted" w:color="45A3A7" w:sz="4" w:space="0"/>
-            <w:right w:val="none" w:color="auto" w:sz="0" w:space="0"/>
-            <w:insideH w:val="dotted" w:color="45A3A7" w:sz="4" w:space="0"/>
-            <w:insideV w:val="dotted" w:color="45A3A7" w:sz="4" w:space="0"/>
-          </w:tblBorders>
-          <w:tblCellMar>
-            <w:top w:w="0" w:type="dxa"/>
-            <w:left w:w="108" w:type="dxa"/>
-            <w:bottom w:w="0" w:type="dxa"/>
-            <w:right w:w="108" w:type="dxa"/>
-          </w:tblCellMar>
-        </w:tblPrEx>
-        <w:trPr>
-          <w:trHeight w:val="474" w:hRule="atLeast"/>
-          <w:jc w:val="center"/>
-        </w:trPr>
-        <w:tc>
-          <w:tcPr>
-            <w:tcW w:w="432" w:type="dxa"/>
-            <w:vMerge w:val="continue"/>
-            <w:tcBorders>
-              <w:left w:val="nil"/>
-              <w:bottom w:val="single" w:color="FFFFFF" w:themeColor="background1" w:sz="18" w:space="0"/>
-              <w:right w:val="single" w:color="FFFFFF" w:themeColor="background1" w:sz="18" w:space="0"/>
-            </w:tcBorders>
-            <w:shd w:val="clear" w:color="auto" w:fill="62B541"/>
-            <w:vAlign w:val="center"/>
-          </w:tcPr>
-          <w:p>
-            <w:pPr>
-              <w:keepNext/>
-              <w:spacing w:before="26"/>
-              <w:jc w:val="center"/>
-              <w:rPr>
-                <w:rFonts w:ascii="Times New Roman" w:hAnsi="Times New Roman" w:eastAsia="微软雅黑" w:cs="Times New Roman"/>
-                <w:b/>
-                <w:color w:val="FFFFFF" w:themeColor="background1"/>
-                <w:sz w:val="18"/>
-                <w:szCs w:val="18"/>
-                <w:lang w:eastAsia="zh-CN"/>
-                <w14:textFill>
-                  <w14:solidFill>
-                    <w14:schemeClr w14:val="bg1"/>
-                  </w14:solidFill>
-                </w14:textFill>
-              </w:rPr>
-            </w:pPr>
-          </w:p>
-        </w:tc>
-        <w:tc>
-          <w:tcPr>
-            <w:tcW w:w="1191" w:type="dxa"/>
-            <w:tcBorders>
-              <w:top w:val="single" w:color="FFFFFF" w:themeColor="background1" w:sz="18" w:space="0"/>
-              <w:left w:val="single" w:color="FFFFFF" w:themeColor="background1" w:sz="18" w:space="0"/>
-              <w:bottom w:val="single" w:color="FFFFFF" w:themeColor="background1" w:sz="18" w:space="0"/>
-              <w:right w:val="nil"/>
-            </w:tcBorders>
-            <w:shd w:val="clear" w:color="auto" w:fill="62B541"/>
-            <w:vAlign w:val="center"/>
-          </w:tcPr>
-          <w:p>
-            <w:pPr>
-              <w:keepNext/>
-              <w:spacing w:before="26"/>
-              <w:jc w:val="center"/>
-              <w:rPr>
-                <w:rFonts w:ascii="Times New Roman" w:hAnsi="Times New Roman" w:eastAsia="微软雅黑" w:cs="Times New Roman"/>
-                <w:b/>
-                <w:color w:val="FFFFFF" w:themeColor="background1"/>
-                <w:sz w:val="18"/>
-                <w:szCs w:val="18"/>
-                <w:lang w:eastAsia="zh-CN"/>
-                <w14:textFill>
-                  <w14:solidFill>
-                    <w14:schemeClr w14:val="bg1"/>
-                  </w14:solidFill>
-                </w14:textFill>
-              </w:rPr>
-            </w:pPr>
-            <w:r>
-              <w:rPr>
-                <w:rFonts w:hint="eastAsia" w:ascii="Times New Roman" w:hAnsi="Times New Roman" w:eastAsia="微软雅黑" w:cs="Times New Roman"/>
-                <w:b/>
-                <w:color w:val="FFFFFF" w:themeColor="background1"/>
-                <w:sz w:val="18"/>
-                <w:szCs w:val="18"/>
-                <w:lang w:eastAsia="zh-CN"/>
-                <w14:textFill>
-                  <w14:solidFill>
-                    <w14:schemeClr w14:val="bg1"/>
-                  </w14:solidFill>
-                </w14:textFill>
-              </w:rPr>
-              <w:t>D</w:t>
-            </w:r>
-            <w:r>
-              <w:rPr>
-                <w:rFonts w:ascii="Times New Roman" w:hAnsi="Times New Roman" w:eastAsia="微软雅黑" w:cs="Times New Roman"/>
-                <w:b/>
-                <w:color w:val="FFFFFF" w:themeColor="background1"/>
-                <w:sz w:val="18"/>
-                <w:szCs w:val="18"/>
-                <w:lang w:eastAsia="zh-CN"/>
-                <w14:textFill>
-                  <w14:solidFill>
-                    <w14:schemeClr w14:val="bg1"/>
-                  </w14:solidFill>
-                </w14:textFill>
-              </w:rPr>
-              <w:t>级</w:t>
-            </w:r>
-          </w:p>
-        </w:tc>
-        <w:tc>
-          <w:tcPr>
-            <w:tcW w:w="8247" w:type="dxa"/>
-            <w:tcBorders>
-              <w:top w:val="single" w:color="A4A4A4" w:sz="4" w:space="0"/>
-              <w:left w:val="nil"/>
-              <w:bottom w:val="single" w:color="A4A4A4" w:sz="4" w:space="0"/>
-              <w:right w:val="nil"/>
-            </w:tcBorders>
-            <w:shd w:val="clear" w:color="auto" w:fill="auto"/>
-            <w:vAlign w:val="center"/>
-          </w:tcPr>
-          <w:p>
-            <w:pPr>
-              <w:keepNext/>
-              <w:spacing w:before="26"/>
-              <w:jc w:val="center"/>
-              <w:rPr>
-                <w:rFonts w:ascii="Times New Roman" w:hAnsi="Times New Roman" w:eastAsia="微软雅黑" w:cs="Times New Roman"/>
-                <w:sz w:val="18"/>
-                <w:szCs w:val="18"/>
-                <w:lang w:eastAsia="zh-CN"/>
-              </w:rPr>
-            </w:pPr>
-            <w:r>
-              <w:rPr>
-                <w:rFonts w:ascii="Times New Roman" w:hAnsi="Times New Roman" w:eastAsia="微软雅黑" w:cs="Times New Roman"/>
-                <w:sz w:val="18"/>
-                <w:szCs w:val="18"/>
-                <w:lang w:eastAsia="zh-CN"/>
-              </w:rPr>
-              <w:t>{% if tdd.resistant</w:t>
-            </w:r>
-            <w:r>
-              <w:rPr>
-                <w:rFonts w:hint="eastAsia" w:ascii="Times New Roman" w:hAnsi="Times New Roman" w:eastAsia="微软雅黑" w:cs="Times New Roman"/>
-                <w:sz w:val="18"/>
-                <w:szCs w:val="18"/>
-                <w:lang w:eastAsia="zh-CN"/>
-              </w:rPr>
-              <w:t>d</w:t>
-            </w:r>
-            <w:r>
-              <w:rPr>
-                <w:rFonts w:ascii="Times New Roman" w:hAnsi="Times New Roman" w:eastAsia="微软雅黑" w:cs="Times New Roman"/>
-                <w:sz w:val="18"/>
-                <w:szCs w:val="18"/>
-                <w:lang w:eastAsia="zh-CN"/>
-              </w:rPr>
-              <w:t>Str == [] %}无{% else%}{% for d in tdd.resistant</w:t>
-            </w:r>
-            <w:r>
-              <w:rPr>
-                <w:rFonts w:hint="eastAsia" w:ascii="Times New Roman" w:hAnsi="Times New Roman" w:eastAsia="微软雅黑" w:cs="Times New Roman"/>
-                <w:sz w:val="18"/>
-                <w:szCs w:val="18"/>
-                <w:lang w:eastAsia="zh-CN"/>
-              </w:rPr>
-              <w:t>d</w:t>
-            </w:r>
-            <w:r>
-              <w:rPr>
-                <w:rFonts w:ascii="Times New Roman" w:hAnsi="Times New Roman" w:eastAsia="微软雅黑" w:cs="Times New Roman"/>
-                <w:sz w:val="18"/>
-                <w:szCs w:val="18"/>
-                <w:lang w:eastAsia="zh-CN"/>
-              </w:rPr>
-              <w:t>Str %}{%if loop.last%}</w:t>
-            </w:r>
-            <w:r>
-              <w:rPr>
-                <w:rFonts w:hint="eastAsia" w:ascii="Times New Roman" w:hAnsi="Times New Roman" w:eastAsia="微软雅黑" w:cs="Times New Roman"/>
-                <w:sz w:val="18"/>
-                <w:szCs w:val="18"/>
-                <w:lang w:eastAsia="zh-CN"/>
-              </w:rPr>
-              <w:t>{{ d.nameLevel }}</w:t>
-            </w:r>
-            <w:r>
-              <w:rPr>
-                <w:rFonts w:ascii="Times New Roman" w:hAnsi="Times New Roman" w:eastAsia="微软雅黑" w:cs="Times New Roman"/>
-                <w:sz w:val="18"/>
-                <w:szCs w:val="18"/>
-                <w:lang w:eastAsia="zh-CN"/>
-              </w:rPr>
-              <w:t>{%else%}</w:t>
-            </w:r>
-            <w:r>
-              <w:rPr>
-                <w:rFonts w:hint="eastAsia" w:ascii="Times New Roman" w:hAnsi="Times New Roman" w:eastAsia="微软雅黑" w:cs="Times New Roman"/>
-                <w:sz w:val="18"/>
-                <w:szCs w:val="18"/>
-                <w:lang w:eastAsia="zh-CN"/>
-              </w:rPr>
-              <w:t>{{ d.nameLevel }}</w:t>
-            </w:r>
-            <w:r>
-              <w:rPr>
-                <w:rFonts w:ascii="Times New Roman" w:hAnsi="Times New Roman" w:eastAsia="微软雅黑" w:cs="Times New Roman"/>
-                <w:sz w:val="18"/>
-                <w:szCs w:val="18"/>
-                <w:lang w:eastAsia="zh-CN"/>
-              </w:rPr>
-              <w:t>，{%endif%}{% endfor %}{% endif%}</w:t>
-            </w:r>
-          </w:p>
-        </w:tc>
-      </w:tr>
-      <w:tr>
-        <w:tblPrEx>
-          <w:tblBorders>
-            <w:top w:val="single" w:color="45A3A7" w:sz="18" w:space="0"/>
-            <w:left w:val="none" w:color="auto" w:sz="0" w:space="0"/>
-            <w:bottom w:val="dotted" w:color="45A3A7" w:sz="4" w:space="0"/>
-            <w:right w:val="none" w:color="auto" w:sz="0" w:space="0"/>
-            <w:insideH w:val="dotted" w:color="45A3A7" w:sz="4" w:space="0"/>
-            <w:insideV w:val="dotted" w:color="45A3A7" w:sz="4" w:space="0"/>
-          </w:tblBorders>
-          <w:tblCellMar>
-            <w:top w:w="0" w:type="dxa"/>
-            <w:left w:w="108" w:type="dxa"/>
-            <w:bottom w:w="0" w:type="dxa"/>
-            <w:right w:w="108" w:type="dxa"/>
-          </w:tblCellMar>
-        </w:tblPrEx>
-        <w:trPr>
-          <w:jc w:val="center"/>
-        </w:trPr>
-        <w:tc>
-          <w:tcPr>
-            <w:tcW w:w="1623" w:type="dxa"/>
-            <w:gridSpan w:val="2"/>
-            <w:tcBorders>
-              <w:top w:val="single" w:color="FFFFFF" w:themeColor="background1" w:sz="18" w:space="0"/>
-              <w:left w:val="nil"/>
-              <w:right w:val="nil"/>
-            </w:tcBorders>
-            <w:shd w:val="clear" w:color="auto" w:fill="62B541"/>
-            <w:vAlign w:val="center"/>
-          </w:tcPr>
-          <w:p>
-            <w:pPr>
-              <w:keepNext/>
-              <w:spacing w:before="26"/>
-              <w:jc w:val="center"/>
-              <w:rPr>
-                <w:rFonts w:ascii="Times New Roman" w:hAnsi="Times New Roman" w:eastAsia="微软雅黑" w:cs="Times New Roman"/>
-                <w:b/>
-                <w:color w:val="FFFFFF" w:themeColor="background1"/>
-                <w:sz w:val="18"/>
-                <w:szCs w:val="18"/>
-                <w:lang w:eastAsia="zh-CN"/>
-                <w14:textFill>
-                  <w14:solidFill>
-                    <w14:schemeClr w14:val="bg1"/>
-                  </w14:solidFill>
-                </w14:textFill>
-              </w:rPr>
-            </w:pPr>
-            <w:r>
-              <w:rPr>
-                <w:rFonts w:hint="eastAsia" w:ascii="Times New Roman" w:hAnsi="Times New Roman" w:eastAsia="微软雅黑" w:cs="Times New Roman"/>
-                <w:b/>
-                <w:color w:val="FFFFFF" w:themeColor="background1"/>
-                <w:sz w:val="18"/>
-                <w:szCs w:val="18"/>
-                <w:lang w:eastAsia="zh-CN"/>
-                <w14:textFill>
-                  <w14:solidFill>
-                    <w14:schemeClr w14:val="bg1"/>
-                  </w14:solidFill>
-                </w14:textFill>
-              </w:rPr>
-              <w:t>基因突变相关说明</w:t>
-            </w:r>
-          </w:p>
-        </w:tc>
-        <w:tc>
-          <w:tcPr>
-            <w:tcW w:w="8247" w:type="dxa"/>
-            <w:tcBorders>
-              <w:top w:val="single" w:color="A4A4A4" w:sz="4" w:space="0"/>
-              <w:left w:val="nil"/>
-              <w:bottom w:val="single" w:color="A4A4A4" w:sz="4" w:space="0"/>
-              <w:right w:val="nil"/>
-            </w:tcBorders>
-            <w:vAlign w:val="center"/>
-          </w:tcPr>
-          <w:p>
-            <w:pPr>
-              <w:keepNext/>
-              <w:spacing w:before="26"/>
-              <w:rPr>
-                <w:rFonts w:ascii="Times New Roman" w:hAnsi="Times New Roman" w:eastAsia="微软雅黑" w:cs="Times New Roman"/>
-                <w:sz w:val="18"/>
-                <w:szCs w:val="18"/>
-                <w:lang w:eastAsia="zh-CN"/>
-              </w:rPr>
-            </w:pPr>
-            <w:r>
-              <w:rPr>
-                <w:rFonts w:hint="eastAsia" w:ascii="Times New Roman" w:hAnsi="Times New Roman" w:eastAsia="微软雅黑" w:cs="Times New Roman"/>
-                <w:sz w:val="18"/>
-                <w:szCs w:val="18"/>
-                <w:lang w:eastAsia="zh-CN"/>
-              </w:rPr>
-              <w:t>{% for md in tdd.medicationDescription %}{% if md.key == '变异解析</w:t>
             </w:r>
             <w:r>
               <w:rPr>
@@ -35086,6 +30793,4376 @@
               <w:jc w:val="center"/>
               <w:rPr>
                 <w:rFonts w:ascii="Times New Roman" w:hAnsi="Times New Roman" w:eastAsia="微软雅黑" w:cs="Times New Roman"/>
+                <w:sz w:val="18"/>
+                <w:szCs w:val="18"/>
+                <w:lang w:eastAsia="zh-CN"/>
+              </w:rPr>
+            </w:pPr>
+            <w:r>
+              <w:rPr>
+                <w:rFonts w:hint="eastAsia" w:ascii="Times New Roman" w:hAnsi="Times New Roman" w:eastAsia="微软雅黑" w:cs="Times New Roman"/>
+                <w:sz w:val="18"/>
+                <w:szCs w:val="18"/>
+                <w:lang w:eastAsia="zh-CN"/>
+              </w:rPr>
+              <w:t>{%endif%}{% endfor %}</w:t>
+            </w:r>
+          </w:p>
+        </w:tc>
+        <w:tc>
+          <w:tcPr>
+            <w:tcW w:w="856" w:type="dxa"/>
+            <w:tcBorders>
+              <w:top w:val="single" w:color="A4A4A4" w:sz="4" w:space="0"/>
+              <w:left w:val="single" w:color="A4A4A4" w:sz="4" w:space="0"/>
+              <w:bottom w:val="single" w:color="A4A4A4" w:sz="4" w:space="0"/>
+            </w:tcBorders>
+            <w:vAlign w:val="center"/>
+          </w:tcPr>
+          <w:p>
+            <w:pPr>
+              <w:keepNext/>
+              <w:spacing w:before="26"/>
+              <w:jc w:val="center"/>
+              <w:rPr>
+                <w:rFonts w:ascii="Times New Roman" w:hAnsi="Times New Roman" w:eastAsia="微软雅黑" w:cs="Times New Roman"/>
+                <w:bCs/>
+                <w:sz w:val="18"/>
+                <w:szCs w:val="18"/>
+                <w:lang w:eastAsia="zh-CN"/>
+              </w:rPr>
+            </w:pPr>
+            <w:r>
+              <w:rPr>
+                <w:rFonts w:hint="eastAsia" w:ascii="Times New Roman" w:hAnsi="Times New Roman" w:eastAsia="微软雅黑" w:cs="Times New Roman"/>
+                <w:bCs/>
+                <w:sz w:val="18"/>
+                <w:szCs w:val="18"/>
+                <w:lang w:eastAsia="zh-CN"/>
+              </w:rPr>
+              <w:t>{{ cti.location_chinese }}</w:t>
+            </w:r>
+          </w:p>
+        </w:tc>
+      </w:tr>
+      <w:tr>
+        <w:tblPrEx>
+          <w:tblBorders>
+            <w:top w:val="single" w:color="45A3A7" w:sz="18" w:space="0"/>
+            <w:left w:val="none" w:color="auto" w:sz="0" w:space="0"/>
+            <w:bottom w:val="dotted" w:color="45A3A7" w:sz="4" w:space="0"/>
+            <w:right w:val="none" w:color="auto" w:sz="0" w:space="0"/>
+            <w:insideH w:val="dotted" w:color="45A3A7" w:sz="4" w:space="0"/>
+            <w:insideV w:val="dotted" w:color="45A3A7" w:sz="4" w:space="0"/>
+          </w:tblBorders>
+          <w:tblCellMar>
+            <w:top w:w="0" w:type="dxa"/>
+            <w:left w:w="108" w:type="dxa"/>
+            <w:bottom w:w="0" w:type="dxa"/>
+            <w:right w:w="108" w:type="dxa"/>
+          </w:tblCellMar>
+        </w:tblPrEx>
+        <w:trPr>
+          <w:jc w:val="center"/>
+        </w:trPr>
+        <w:tc>
+          <w:tcPr>
+            <w:tcW w:w="9870" w:type="dxa"/>
+            <w:gridSpan w:val="6"/>
+            <w:tcBorders>
+              <w:top w:val="single" w:color="A4A4A4" w:sz="4" w:space="0"/>
+              <w:bottom w:val="single" w:color="A4A4A4" w:sz="4" w:space="0"/>
+            </w:tcBorders>
+            <w:vAlign w:val="center"/>
+          </w:tcPr>
+          <w:p>
+            <w:pPr>
+              <w:keepNext/>
+              <w:spacing w:before="26"/>
+              <w:jc w:val="center"/>
+              <w:rPr>
+                <w:rFonts w:ascii="Times New Roman" w:hAnsi="Times New Roman" w:eastAsia="微软雅黑" w:cs="Times New Roman"/>
+                <w:bCs/>
+                <w:sz w:val="18"/>
+                <w:szCs w:val="18"/>
+                <w:lang w:eastAsia="zh-CN"/>
+              </w:rPr>
+            </w:pPr>
+            <w:r>
+              <w:rPr>
+                <w:rFonts w:hint="eastAsia" w:ascii="Times New Roman" w:hAnsi="Times New Roman" w:eastAsia="微软雅黑" w:cs="Times New Roman"/>
+                <w:bCs/>
+                <w:sz w:val="18"/>
+                <w:szCs w:val="18"/>
+                <w:lang w:eastAsia="zh-CN"/>
+              </w:rPr>
+              <w:t>{%tr endfor %}</w:t>
+            </w:r>
+          </w:p>
+        </w:tc>
+      </w:tr>
+    </w:tbl>
+    <w:p>
+      <w:pPr>
+        <w:rPr>
+          <w:rFonts w:ascii="Times New Roman" w:hAnsi="Times New Roman" w:eastAsia="微软雅黑" w:cs="Times New Roman"/>
+          <w:b/>
+          <w:sz w:val="24"/>
+          <w:szCs w:val="24"/>
+          <w:lang w:eastAsia="zh-CN"/>
+        </w:rPr>
+      </w:pPr>
+      <w:r>
+        <w:rPr>
+          <w:rFonts w:hint="eastAsia" w:ascii="Times New Roman" w:hAnsi="Times New Roman" w:eastAsia="微软雅黑" w:cs="Times New Roman"/>
+          <w:b/>
+          <w:sz w:val="24"/>
+          <w:szCs w:val="24"/>
+          <w:lang w:eastAsia="zh-CN"/>
+        </w:rPr>
+        <w:t>{% endif %}{% endfor %}</w:t>
+      </w:r>
+      <w:r>
+        <w:rPr>
+          <w:rFonts w:ascii="Times New Roman" w:hAnsi="Times New Roman" w:eastAsia="微软雅黑" w:cs="Times New Roman"/>
+          <w:sz w:val="20"/>
+          <w:szCs w:val="18"/>
+          <w:lang w:eastAsia="zh-CN"/>
+        </w:rPr>
+        <w:br w:type="page"/>
+      </w:r>
+      <w:r>
+        <w:rPr>
+          <w:rFonts w:hint="eastAsia" w:ascii="Times New Roman" w:hAnsi="Times New Roman" w:eastAsia="微软雅黑" w:cs="Times New Roman"/>
+          <w:b/>
+          <w:sz w:val="24"/>
+          <w:szCs w:val="24"/>
+          <w:lang w:eastAsia="zh-CN"/>
+        </w:rPr>
+        <w:t>{% endif %}{%if geneticCancerRiskInfo %}</w:t>
+      </w:r>
+    </w:p>
+    <w:p>
+      <w:pPr>
+        <w:pStyle w:val="3"/>
+        <w:numPr>
+          <w:ilvl w:val="255"/>
+          <w:numId w:val="0"/>
+        </w:numPr>
+        <w:jc w:val="left"/>
+        <w:rPr>
+          <w:rFonts w:hint="eastAsia"/>
+          <w:color w:val="auto"/>
+          <w:sz w:val="30"/>
+          <w:lang w:eastAsia="zh-CN"/>
+        </w:rPr>
+      </w:pPr>
+      <w:bookmarkStart w:id="108" w:name="_Toc6442"/>
+      <w:bookmarkStart w:id="109" w:name="_Toc18929"/>
+      <w:bookmarkStart w:id="110" w:name="_Toc149837265"/>
+      <w:r>
+        <w:rPr>
+          <w:rFonts w:hint="eastAsia"/>
+          <w:color w:val="auto"/>
+          <w:sz w:val="30"/>
+          <w:lang w:eastAsia="zh-CN"/>
+        </w:rPr>
+        <w:t>胚系变异结果解析</w:t>
+      </w:r>
+      <w:bookmarkEnd w:id="108"/>
+    </w:p>
+    <w:p>
+      <w:pPr>
+        <w:rPr>
+          <w:rFonts w:hint="eastAsia" w:ascii="Times New Roman" w:hAnsi="Times New Roman" w:eastAsia="微软雅黑" w:cs="Times New Roman"/>
+          <w:b/>
+          <w:sz w:val="24"/>
+          <w:szCs w:val="24"/>
+          <w:lang w:eastAsia="zh-CN"/>
+        </w:rPr>
+      </w:pPr>
+      <w:r>
+        <w:rPr>
+          <w:rFonts w:hint="eastAsia" w:ascii="Times New Roman" w:hAnsi="Times New Roman" w:eastAsia="微软雅黑" w:cs="Times New Roman"/>
+          <w:b/>
+          <w:sz w:val="24"/>
+          <w:szCs w:val="24"/>
+          <w:lang w:eastAsia="zh-CN"/>
+        </w:rPr>
+        <w:t>{% for tdd in geneticCancerRiskInfo %}</w:t>
+      </w:r>
+      <w:bookmarkEnd w:id="109"/>
+      <w:bookmarkEnd w:id="110"/>
+    </w:p>
+    <w:p>
+      <w:pPr>
+        <w:keepNext/>
+        <w:spacing w:before="120" w:beforeLines="50" w:after="120" w:afterLines="50"/>
+        <w:rPr>
+          <w:rFonts w:ascii="Times New Roman" w:hAnsi="Times New Roman" w:eastAsia="微软雅黑" w:cs="Times New Roman"/>
+          <w:b/>
+          <w:sz w:val="24"/>
+          <w:szCs w:val="24"/>
+          <w:lang w:eastAsia="zh-CN"/>
+        </w:rPr>
+      </w:pPr>
+      <w:r>
+        <w:rPr>
+          <w:rFonts w:hint="eastAsia" w:ascii="Times New Roman" w:hAnsi="Times New Roman" w:eastAsia="微软雅黑" w:cs="Times New Roman"/>
+          <w:b/>
+          <w:sz w:val="24"/>
+          <w:szCs w:val="24"/>
+          <w:lang w:eastAsia="zh-CN"/>
+        </w:rPr>
+        <w:t>{{ tdd.gene }}</w:t>
+      </w:r>
+    </w:p>
+    <w:tbl>
+      <w:tblPr>
+        <w:tblStyle w:val="16"/>
+        <w:tblpPr w:leftFromText="180" w:rightFromText="180" w:vertAnchor="text" w:tblpXSpec="center" w:tblpY="1"/>
+        <w:tblOverlap w:val="never"/>
+        <w:tblW w:w="9870" w:type="dxa"/>
+        <w:jc w:val="center"/>
+        <w:tblBorders>
+          <w:top w:val="single" w:color="45A3A7" w:sz="18" w:space="0"/>
+          <w:left w:val="none" w:color="auto" w:sz="0" w:space="0"/>
+          <w:bottom w:val="dotted" w:color="45A3A7" w:sz="4" w:space="0"/>
+          <w:right w:val="none" w:color="auto" w:sz="0" w:space="0"/>
+          <w:insideH w:val="dotted" w:color="45A3A7" w:sz="4" w:space="0"/>
+          <w:insideV w:val="dotted" w:color="45A3A7" w:sz="4" w:space="0"/>
+        </w:tblBorders>
+        <w:tblLayout w:type="fixed"/>
+        <w:tblCellMar>
+          <w:top w:w="0" w:type="dxa"/>
+          <w:left w:w="108" w:type="dxa"/>
+          <w:bottom w:w="0" w:type="dxa"/>
+          <w:right w:w="108" w:type="dxa"/>
+        </w:tblCellMar>
+      </w:tblPr>
+      <w:tblGrid>
+        <w:gridCol w:w="432"/>
+        <w:gridCol w:w="1191"/>
+        <w:gridCol w:w="8247"/>
+      </w:tblGrid>
+      <w:tr>
+        <w:tblPrEx>
+          <w:tblBorders>
+            <w:top w:val="single" w:color="45A3A7" w:sz="18" w:space="0"/>
+            <w:left w:val="none" w:color="auto" w:sz="0" w:space="0"/>
+            <w:bottom w:val="dotted" w:color="45A3A7" w:sz="4" w:space="0"/>
+            <w:right w:val="none" w:color="auto" w:sz="0" w:space="0"/>
+            <w:insideH w:val="dotted" w:color="45A3A7" w:sz="4" w:space="0"/>
+            <w:insideV w:val="dotted" w:color="45A3A7" w:sz="4" w:space="0"/>
+          </w:tblBorders>
+          <w:tblCellMar>
+            <w:top w:w="0" w:type="dxa"/>
+            <w:left w:w="108" w:type="dxa"/>
+            <w:bottom w:w="0" w:type="dxa"/>
+            <w:right w:w="108" w:type="dxa"/>
+          </w:tblCellMar>
+        </w:tblPrEx>
+        <w:trPr>
+          <w:trHeight w:val="417" w:hRule="atLeast"/>
+          <w:jc w:val="center"/>
+        </w:trPr>
+        <w:tc>
+          <w:tcPr>
+            <w:tcW w:w="1623" w:type="dxa"/>
+            <w:gridSpan w:val="2"/>
+            <w:tcBorders>
+              <w:top w:val="nil"/>
+              <w:left w:val="nil"/>
+              <w:bottom w:val="single" w:color="FFFFFF" w:themeColor="background1" w:sz="18" w:space="0"/>
+              <w:right w:val="nil"/>
+            </w:tcBorders>
+            <w:shd w:val="clear" w:color="auto" w:fill="62B541"/>
+            <w:vAlign w:val="center"/>
+          </w:tcPr>
+          <w:p>
+            <w:pPr>
+              <w:keepNext/>
+              <w:spacing w:before="26"/>
+              <w:jc w:val="center"/>
+              <w:rPr>
+                <w:rFonts w:ascii="Times New Roman" w:hAnsi="Times New Roman" w:eastAsia="微软雅黑" w:cs="Times New Roman"/>
+                <w:b/>
+                <w:color w:val="FFFFFF" w:themeColor="background1"/>
+                <w:sz w:val="18"/>
+                <w:szCs w:val="18"/>
+                <w:lang w:eastAsia="zh-CN"/>
+                <w14:textFill>
+                  <w14:solidFill>
+                    <w14:schemeClr w14:val="bg1"/>
+                  </w14:solidFill>
+                </w14:textFill>
+              </w:rPr>
+            </w:pPr>
+            <w:r>
+              <w:rPr>
+                <w:rFonts w:ascii="Times New Roman" w:hAnsi="Times New Roman" w:eastAsia="微软雅黑" w:cs="Times New Roman"/>
+                <w:b/>
+                <w:color w:val="FFFFFF" w:themeColor="background1"/>
+                <w:sz w:val="18"/>
+                <w:szCs w:val="18"/>
+                <w:lang w:eastAsia="zh-CN"/>
+                <w14:textFill>
+                  <w14:solidFill>
+                    <w14:schemeClr w14:val="bg1"/>
+                  </w14:solidFill>
+                </w14:textFill>
+              </w:rPr>
+              <w:t>突变形式</w:t>
+            </w:r>
+          </w:p>
+        </w:tc>
+        <w:tc>
+          <w:tcPr>
+            <w:tcW w:w="8247" w:type="dxa"/>
+            <w:tcBorders>
+              <w:top w:val="single" w:color="BFBFBF" w:sz="4" w:space="0"/>
+              <w:left w:val="nil"/>
+              <w:bottom w:val="single" w:color="A4A4A4" w:sz="4" w:space="0"/>
+              <w:right w:val="nil"/>
+            </w:tcBorders>
+            <w:vAlign w:val="center"/>
+          </w:tcPr>
+          <w:p>
+            <w:pPr>
+              <w:keepNext/>
+              <w:spacing w:before="26"/>
+              <w:jc w:val="center"/>
+              <w:rPr>
+                <w:rFonts w:ascii="Times New Roman" w:hAnsi="Times New Roman" w:eastAsia="微软雅黑" w:cs="Times New Roman"/>
+                <w:bCs/>
+                <w:sz w:val="18"/>
+                <w:szCs w:val="18"/>
+                <w:lang w:eastAsia="zh-CN"/>
+              </w:rPr>
+            </w:pPr>
+            <w:r>
+              <w:rPr>
+                <w:rFonts w:hint="eastAsia" w:ascii="Times New Roman" w:hAnsi="Times New Roman" w:eastAsia="微软雅黑" w:cs="Times New Roman"/>
+                <w:bCs/>
+                <w:sz w:val="18"/>
+                <w:szCs w:val="18"/>
+                <w:lang w:eastAsia="zh-CN"/>
+              </w:rPr>
+              <w:t>{{ tdd.ori_variant }}</w:t>
+            </w:r>
+          </w:p>
+        </w:tc>
+      </w:tr>
+      <w:tr>
+        <w:tblPrEx>
+          <w:tblBorders>
+            <w:top w:val="single" w:color="45A3A7" w:sz="18" w:space="0"/>
+            <w:left w:val="none" w:color="auto" w:sz="0" w:space="0"/>
+            <w:bottom w:val="dotted" w:color="45A3A7" w:sz="4" w:space="0"/>
+            <w:right w:val="none" w:color="auto" w:sz="0" w:space="0"/>
+            <w:insideH w:val="dotted" w:color="45A3A7" w:sz="4" w:space="0"/>
+            <w:insideV w:val="dotted" w:color="45A3A7" w:sz="4" w:space="0"/>
+          </w:tblBorders>
+          <w:tblCellMar>
+            <w:top w:w="0" w:type="dxa"/>
+            <w:left w:w="108" w:type="dxa"/>
+            <w:bottom w:w="0" w:type="dxa"/>
+            <w:right w:w="108" w:type="dxa"/>
+          </w:tblCellMar>
+        </w:tblPrEx>
+        <w:trPr>
+          <w:trHeight w:val="494" w:hRule="atLeast"/>
+          <w:jc w:val="center"/>
+        </w:trPr>
+        <w:tc>
+          <w:tcPr>
+            <w:tcW w:w="1623" w:type="dxa"/>
+            <w:gridSpan w:val="2"/>
+            <w:tcBorders>
+              <w:top w:val="single" w:color="FFFFFF" w:themeColor="background1" w:sz="18" w:space="0"/>
+              <w:left w:val="nil"/>
+              <w:bottom w:val="single" w:color="FFFFFF" w:themeColor="background1" w:sz="18" w:space="0"/>
+              <w:right w:val="nil"/>
+            </w:tcBorders>
+            <w:shd w:val="clear" w:color="auto" w:fill="62B541"/>
+            <w:vAlign w:val="center"/>
+          </w:tcPr>
+          <w:p>
+            <w:pPr>
+              <w:keepNext/>
+              <w:spacing w:before="26"/>
+              <w:jc w:val="center"/>
+              <w:rPr>
+                <w:rFonts w:ascii="Times New Roman" w:hAnsi="Times New Roman" w:eastAsia="微软雅黑" w:cs="Times New Roman"/>
+                <w:b/>
+                <w:color w:val="FFFFFF" w:themeColor="background1"/>
+                <w:sz w:val="18"/>
+                <w:szCs w:val="18"/>
+                <w:lang w:eastAsia="zh-CN"/>
+                <w14:textFill>
+                  <w14:solidFill>
+                    <w14:schemeClr w14:val="bg1"/>
+                  </w14:solidFill>
+                </w14:textFill>
+              </w:rPr>
+            </w:pPr>
+            <w:r>
+              <w:rPr>
+                <w:rFonts w:hint="eastAsia" w:ascii="Times New Roman" w:hAnsi="Times New Roman" w:eastAsia="微软雅黑" w:cs="Times New Roman"/>
+                <w:b/>
+                <w:color w:val="FFFFFF" w:themeColor="background1"/>
+                <w:sz w:val="18"/>
+                <w:szCs w:val="18"/>
+                <w:highlight w:val="none"/>
+                <w:lang w:eastAsia="zh-CN"/>
+                <w14:textFill>
+                  <w14:solidFill>
+                    <w14:schemeClr w14:val="bg1"/>
+                  </w14:solidFill>
+                </w14:textFill>
+              </w:rPr>
+              <w:t>{{ tdd.mutFreq</w:t>
+            </w:r>
+            <w:r>
+              <w:rPr>
+                <w:rFonts w:hint="eastAsia" w:ascii="Times New Roman" w:hAnsi="Times New Roman" w:eastAsia="微软雅黑" w:cs="Times New Roman"/>
+                <w:b/>
+                <w:color w:val="FFFFFF" w:themeColor="background1"/>
+                <w:sz w:val="18"/>
+                <w:szCs w:val="18"/>
+                <w:highlight w:val="none"/>
+                <w:lang w:val="en-US" w:eastAsia="zh-CN"/>
+                <w14:textFill>
+                  <w14:solidFill>
+                    <w14:schemeClr w14:val="bg1"/>
+                  </w14:solidFill>
+                </w14:textFill>
+              </w:rPr>
+              <w:t>Type</w:t>
+            </w:r>
+            <w:r>
+              <w:rPr>
+                <w:rFonts w:hint="eastAsia" w:ascii="Times New Roman" w:hAnsi="Times New Roman" w:eastAsia="微软雅黑" w:cs="Times New Roman"/>
+                <w:b/>
+                <w:color w:val="FFFFFF" w:themeColor="background1"/>
+                <w:sz w:val="18"/>
+                <w:szCs w:val="18"/>
+                <w:highlight w:val="none"/>
+                <w:lang w:eastAsia="zh-CN"/>
+                <w14:textFill>
+                  <w14:solidFill>
+                    <w14:schemeClr w14:val="bg1"/>
+                  </w14:solidFill>
+                </w14:textFill>
+              </w:rPr>
+              <w:t xml:space="preserve"> }}</w:t>
+            </w:r>
+          </w:p>
+        </w:tc>
+        <w:tc>
+          <w:tcPr>
+            <w:tcW w:w="8247" w:type="dxa"/>
+            <w:tcBorders>
+              <w:top w:val="single" w:color="A4A4A4" w:sz="4" w:space="0"/>
+              <w:left w:val="nil"/>
+              <w:bottom w:val="single" w:color="A4A4A4" w:sz="4" w:space="0"/>
+              <w:right w:val="nil"/>
+            </w:tcBorders>
+            <w:vAlign w:val="center"/>
+          </w:tcPr>
+          <w:p>
+            <w:pPr>
+              <w:keepNext/>
+              <w:spacing w:before="26"/>
+              <w:jc w:val="center"/>
+              <w:rPr>
+                <w:rFonts w:ascii="Times New Roman" w:hAnsi="Times New Roman" w:eastAsia="微软雅黑" w:cs="Times New Roman"/>
+                <w:bCs/>
+                <w:sz w:val="18"/>
+                <w:szCs w:val="18"/>
+                <w:lang w:eastAsia="zh-CN"/>
+              </w:rPr>
+            </w:pPr>
+            <w:r>
+              <w:rPr>
+                <w:rFonts w:hint="eastAsia" w:ascii="Times New Roman" w:hAnsi="Times New Roman" w:eastAsia="微软雅黑" w:cs="Times New Roman"/>
+                <w:bCs/>
+                <w:sz w:val="18"/>
+                <w:szCs w:val="18"/>
+                <w:lang w:eastAsia="zh-CN"/>
+              </w:rPr>
+              <w:t>{{ tdd.mutFreq }}</w:t>
+            </w:r>
+          </w:p>
+        </w:tc>
+      </w:tr>
+      <w:tr>
+        <w:tblPrEx>
+          <w:tblBorders>
+            <w:top w:val="single" w:color="45A3A7" w:sz="18" w:space="0"/>
+            <w:left w:val="none" w:color="auto" w:sz="0" w:space="0"/>
+            <w:bottom w:val="dotted" w:color="45A3A7" w:sz="4" w:space="0"/>
+            <w:right w:val="none" w:color="auto" w:sz="0" w:space="0"/>
+            <w:insideH w:val="dotted" w:color="45A3A7" w:sz="4" w:space="0"/>
+            <w:insideV w:val="dotted" w:color="45A3A7" w:sz="4" w:space="0"/>
+          </w:tblBorders>
+          <w:tblCellMar>
+            <w:top w:w="0" w:type="dxa"/>
+            <w:left w:w="108" w:type="dxa"/>
+            <w:bottom w:w="0" w:type="dxa"/>
+            <w:right w:w="108" w:type="dxa"/>
+          </w:tblCellMar>
+        </w:tblPrEx>
+        <w:trPr>
+          <w:trHeight w:val="474" w:hRule="atLeast"/>
+          <w:jc w:val="center"/>
+        </w:trPr>
+        <w:tc>
+          <w:tcPr>
+            <w:tcW w:w="432" w:type="dxa"/>
+            <w:vMerge w:val="restart"/>
+            <w:tcBorders>
+              <w:top w:val="single" w:color="FFFFFF" w:themeColor="background1" w:sz="18" w:space="0"/>
+              <w:left w:val="nil"/>
+              <w:bottom w:val="single" w:color="FFFFFF" w:themeColor="background1" w:sz="18" w:space="0"/>
+              <w:right w:val="single" w:color="FFFFFF" w:themeColor="background1" w:sz="18" w:space="0"/>
+            </w:tcBorders>
+            <w:shd w:val="clear" w:color="auto" w:fill="62B541"/>
+            <w:vAlign w:val="center"/>
+          </w:tcPr>
+          <w:p>
+            <w:pPr>
+              <w:spacing w:before="1" w:line="250" w:lineRule="auto"/>
+              <w:jc w:val="center"/>
+              <w:rPr>
+                <w:rFonts w:ascii="Times New Roman" w:hAnsi="Times New Roman" w:eastAsia="微软雅黑" w:cs="Times New Roman"/>
+                <w:sz w:val="18"/>
+                <w:szCs w:val="18"/>
+                <w:lang w:eastAsia="zh-CN"/>
+              </w:rPr>
+            </w:pPr>
+            <w:r>
+              <w:rPr>
+                <w:rFonts w:ascii="Times New Roman" w:hAnsi="Times New Roman" w:eastAsia="微软雅黑" w:cs="Times New Roman"/>
+                <w:b/>
+                <w:color w:val="FFFFFF" w:themeColor="background1"/>
+                <w:sz w:val="18"/>
+                <w:szCs w:val="18"/>
+                <w:lang w:eastAsia="zh-CN"/>
+                <w14:textFill>
+                  <w14:solidFill>
+                    <w14:schemeClr w14:val="bg1"/>
+                  </w14:solidFill>
+                </w14:textFill>
+              </w:rPr>
+              <w:t>潜在获益药物</w:t>
+            </w:r>
+          </w:p>
+        </w:tc>
+        <w:tc>
+          <w:tcPr>
+            <w:tcW w:w="1191" w:type="dxa"/>
+            <w:tcBorders>
+              <w:top w:val="single" w:color="FFFFFF" w:themeColor="background1" w:sz="18" w:space="0"/>
+              <w:left w:val="single" w:color="FFFFFF" w:themeColor="background1" w:sz="18" w:space="0"/>
+              <w:bottom w:val="single" w:color="FFFFFF" w:themeColor="background1" w:sz="18" w:space="0"/>
+              <w:right w:val="nil"/>
+            </w:tcBorders>
+            <w:shd w:val="clear" w:color="auto" w:fill="62B541"/>
+            <w:vAlign w:val="center"/>
+          </w:tcPr>
+          <w:p>
+            <w:pPr>
+              <w:spacing w:before="1" w:line="250" w:lineRule="auto"/>
+              <w:jc w:val="center"/>
+              <w:rPr>
+                <w:rFonts w:ascii="Times New Roman" w:hAnsi="Times New Roman" w:eastAsia="微软雅黑" w:cs="Times New Roman"/>
+                <w:b/>
+                <w:color w:val="FFFFFF" w:themeColor="background1"/>
+                <w:sz w:val="18"/>
+                <w:szCs w:val="18"/>
+                <w:lang w:eastAsia="zh-CN"/>
+                <w14:textFill>
+                  <w14:solidFill>
+                    <w14:schemeClr w14:val="bg1"/>
+                  </w14:solidFill>
+                </w14:textFill>
+              </w:rPr>
+            </w:pPr>
+            <w:r>
+              <w:rPr>
+                <w:rFonts w:ascii="Times New Roman" w:hAnsi="Times New Roman" w:eastAsia="微软雅黑" w:cs="Times New Roman"/>
+                <w:b/>
+                <w:color w:val="FFFFFF" w:themeColor="background1"/>
+                <w:sz w:val="18"/>
+                <w:szCs w:val="18"/>
+                <w:lang w:eastAsia="zh-CN"/>
+                <w14:textFill>
+                  <w14:solidFill>
+                    <w14:schemeClr w14:val="bg1"/>
+                  </w14:solidFill>
+                </w14:textFill>
+              </w:rPr>
+              <w:t>A级</w:t>
+            </w:r>
+          </w:p>
+        </w:tc>
+        <w:tc>
+          <w:tcPr>
+            <w:tcW w:w="8247" w:type="dxa"/>
+            <w:tcBorders>
+              <w:top w:val="single" w:color="A4A4A4" w:sz="4" w:space="0"/>
+              <w:left w:val="nil"/>
+              <w:bottom w:val="single" w:color="A4A4A4" w:sz="4" w:space="0"/>
+              <w:right w:val="nil"/>
+            </w:tcBorders>
+            <w:shd w:val="clear" w:color="auto" w:fill="auto"/>
+            <w:vAlign w:val="center"/>
+          </w:tcPr>
+          <w:p>
+            <w:pPr>
+              <w:spacing w:before="1" w:line="250" w:lineRule="auto"/>
+              <w:jc w:val="center"/>
+              <w:rPr>
+                <w:rFonts w:ascii="Times New Roman" w:hAnsi="Times New Roman" w:eastAsia="微软雅黑" w:cs="Times New Roman"/>
+                <w:b/>
+                <w:color w:val="FFFFFF" w:themeColor="background1"/>
+                <w:sz w:val="18"/>
+                <w:szCs w:val="18"/>
+                <w:lang w:eastAsia="zh-CN"/>
+                <w14:textFill>
+                  <w14:solidFill>
+                    <w14:schemeClr w14:val="bg1"/>
+                  </w14:solidFill>
+                </w14:textFill>
+              </w:rPr>
+            </w:pPr>
+            <w:r>
+              <w:rPr>
+                <w:rFonts w:ascii="Times New Roman" w:hAnsi="Times New Roman" w:eastAsia="微软雅黑" w:cs="Times New Roman"/>
+                <w:sz w:val="18"/>
+                <w:szCs w:val="18"/>
+                <w:lang w:eastAsia="zh-CN"/>
+              </w:rPr>
+              <w:t>{% if tdd.drugaStr == [] %}无{% else%}{% for d in tdd.drugaStr %}{%if loop.last%}</w:t>
+            </w:r>
+            <w:r>
+              <w:rPr>
+                <w:rFonts w:hint="eastAsia" w:ascii="Times New Roman" w:hAnsi="Times New Roman" w:eastAsia="微软雅黑" w:cs="Times New Roman"/>
+                <w:sz w:val="18"/>
+                <w:szCs w:val="18"/>
+                <w:lang w:eastAsia="zh-CN"/>
+              </w:rPr>
+              <w:t>{{ d.nameLevel }}</w:t>
+            </w:r>
+            <w:r>
+              <w:rPr>
+                <w:rFonts w:ascii="Times New Roman" w:hAnsi="Times New Roman" w:eastAsia="微软雅黑" w:cs="Times New Roman"/>
+                <w:sz w:val="18"/>
+                <w:szCs w:val="18"/>
+                <w:lang w:eastAsia="zh-CN"/>
+              </w:rPr>
+              <w:t>{%else%}</w:t>
+            </w:r>
+            <w:r>
+              <w:rPr>
+                <w:rFonts w:hint="eastAsia" w:ascii="Times New Roman" w:hAnsi="Times New Roman" w:eastAsia="微软雅黑" w:cs="Times New Roman"/>
+                <w:sz w:val="18"/>
+                <w:szCs w:val="18"/>
+                <w:lang w:eastAsia="zh-CN"/>
+              </w:rPr>
+              <w:t>{{ d.nameLevel }}</w:t>
+            </w:r>
+            <w:r>
+              <w:rPr>
+                <w:rFonts w:ascii="Times New Roman" w:hAnsi="Times New Roman" w:eastAsia="微软雅黑" w:cs="Times New Roman"/>
+                <w:sz w:val="18"/>
+                <w:szCs w:val="18"/>
+                <w:lang w:eastAsia="zh-CN"/>
+              </w:rPr>
+              <w:t>，{%endif%}{% endfor %}{% endif%}</w:t>
+            </w:r>
+          </w:p>
+        </w:tc>
+      </w:tr>
+      <w:tr>
+        <w:tblPrEx>
+          <w:tblBorders>
+            <w:top w:val="single" w:color="45A3A7" w:sz="18" w:space="0"/>
+            <w:left w:val="none" w:color="auto" w:sz="0" w:space="0"/>
+            <w:bottom w:val="dotted" w:color="45A3A7" w:sz="4" w:space="0"/>
+            <w:right w:val="none" w:color="auto" w:sz="0" w:space="0"/>
+            <w:insideH w:val="dotted" w:color="45A3A7" w:sz="4" w:space="0"/>
+            <w:insideV w:val="dotted" w:color="45A3A7" w:sz="4" w:space="0"/>
+          </w:tblBorders>
+          <w:tblCellMar>
+            <w:top w:w="0" w:type="dxa"/>
+            <w:left w:w="108" w:type="dxa"/>
+            <w:bottom w:w="0" w:type="dxa"/>
+            <w:right w:w="108" w:type="dxa"/>
+          </w:tblCellMar>
+        </w:tblPrEx>
+        <w:trPr>
+          <w:trHeight w:val="474" w:hRule="atLeast"/>
+          <w:jc w:val="center"/>
+        </w:trPr>
+        <w:tc>
+          <w:tcPr>
+            <w:tcW w:w="432" w:type="dxa"/>
+            <w:vMerge w:val="continue"/>
+            <w:tcBorders>
+              <w:top w:val="single" w:color="FFFFFF" w:themeColor="background1" w:sz="18" w:space="0"/>
+              <w:left w:val="nil"/>
+              <w:bottom w:val="single" w:color="FFFFFF" w:themeColor="background1" w:sz="18" w:space="0"/>
+              <w:right w:val="single" w:color="FFFFFF" w:themeColor="background1" w:sz="18" w:space="0"/>
+            </w:tcBorders>
+            <w:shd w:val="clear" w:color="auto" w:fill="62B541"/>
+            <w:vAlign w:val="center"/>
+          </w:tcPr>
+          <w:p>
+            <w:pPr>
+              <w:spacing w:before="1" w:line="250" w:lineRule="auto"/>
+              <w:jc w:val="center"/>
+              <w:rPr>
+                <w:rFonts w:ascii="Times New Roman" w:hAnsi="Times New Roman" w:eastAsia="微软雅黑" w:cs="Times New Roman"/>
+                <w:b/>
+                <w:color w:val="FFFFFF" w:themeColor="background1"/>
+                <w:sz w:val="18"/>
+                <w:szCs w:val="18"/>
+                <w:lang w:eastAsia="zh-CN"/>
+                <w14:textFill>
+                  <w14:solidFill>
+                    <w14:schemeClr w14:val="bg1"/>
+                  </w14:solidFill>
+                </w14:textFill>
+              </w:rPr>
+            </w:pPr>
+          </w:p>
+        </w:tc>
+        <w:tc>
+          <w:tcPr>
+            <w:tcW w:w="1191" w:type="dxa"/>
+            <w:tcBorders>
+              <w:top w:val="single" w:color="FFFFFF" w:themeColor="background1" w:sz="18" w:space="0"/>
+              <w:left w:val="single" w:color="FFFFFF" w:themeColor="background1" w:sz="18" w:space="0"/>
+              <w:bottom w:val="single" w:color="FFFFFF" w:themeColor="background1" w:sz="18" w:space="0"/>
+              <w:right w:val="nil"/>
+            </w:tcBorders>
+            <w:shd w:val="clear" w:color="auto" w:fill="62B541"/>
+            <w:vAlign w:val="center"/>
+          </w:tcPr>
+          <w:p>
+            <w:pPr>
+              <w:spacing w:before="1" w:line="250" w:lineRule="auto"/>
+              <w:jc w:val="center"/>
+              <w:rPr>
+                <w:rFonts w:ascii="Times New Roman" w:hAnsi="Times New Roman" w:eastAsia="微软雅黑" w:cs="Times New Roman"/>
+                <w:b/>
+                <w:color w:val="FFFFFF" w:themeColor="background1"/>
+                <w:sz w:val="18"/>
+                <w:szCs w:val="18"/>
+                <w:lang w:eastAsia="zh-CN"/>
+                <w14:textFill>
+                  <w14:solidFill>
+                    <w14:schemeClr w14:val="bg1"/>
+                  </w14:solidFill>
+                </w14:textFill>
+              </w:rPr>
+            </w:pPr>
+            <w:r>
+              <w:rPr>
+                <w:rFonts w:ascii="Times New Roman" w:hAnsi="Times New Roman" w:eastAsia="微软雅黑" w:cs="Times New Roman"/>
+                <w:b/>
+                <w:color w:val="FFFFFF" w:themeColor="background1"/>
+                <w:sz w:val="18"/>
+                <w:szCs w:val="18"/>
+                <w:lang w:eastAsia="zh-CN"/>
+                <w14:textFill>
+                  <w14:solidFill>
+                    <w14:schemeClr w14:val="bg1"/>
+                  </w14:solidFill>
+                </w14:textFill>
+              </w:rPr>
+              <w:t>B级</w:t>
+            </w:r>
+          </w:p>
+        </w:tc>
+        <w:tc>
+          <w:tcPr>
+            <w:tcW w:w="8247" w:type="dxa"/>
+            <w:tcBorders>
+              <w:top w:val="single" w:color="A4A4A4" w:sz="4" w:space="0"/>
+              <w:left w:val="nil"/>
+              <w:bottom w:val="single" w:color="A4A4A4" w:sz="4" w:space="0"/>
+              <w:right w:val="nil"/>
+            </w:tcBorders>
+            <w:shd w:val="clear" w:color="auto" w:fill="auto"/>
+            <w:vAlign w:val="center"/>
+          </w:tcPr>
+          <w:p>
+            <w:pPr>
+              <w:keepNext/>
+              <w:spacing w:before="26"/>
+              <w:jc w:val="center"/>
+              <w:rPr>
+                <w:rFonts w:ascii="Times New Roman" w:hAnsi="Times New Roman" w:eastAsia="微软雅黑" w:cs="Times New Roman"/>
+                <w:b/>
+                <w:color w:val="FFFFFF" w:themeColor="background1"/>
+                <w:sz w:val="18"/>
+                <w:szCs w:val="18"/>
+                <w:lang w:eastAsia="zh-CN"/>
+                <w14:textFill>
+                  <w14:solidFill>
+                    <w14:schemeClr w14:val="bg1"/>
+                  </w14:solidFill>
+                </w14:textFill>
+              </w:rPr>
+            </w:pPr>
+            <w:r>
+              <w:rPr>
+                <w:rFonts w:ascii="Times New Roman" w:hAnsi="Times New Roman" w:eastAsia="微软雅黑" w:cs="Times New Roman"/>
+                <w:sz w:val="18"/>
+                <w:szCs w:val="18"/>
+                <w:lang w:eastAsia="zh-CN"/>
+              </w:rPr>
+              <w:t>{% if tdd.drugbStr == [] %}无{% else%}{% for d in tdd.drugbStr %}{%if loop.last%}</w:t>
+            </w:r>
+            <w:r>
+              <w:rPr>
+                <w:rFonts w:hint="eastAsia" w:ascii="Times New Roman" w:hAnsi="Times New Roman" w:eastAsia="微软雅黑" w:cs="Times New Roman"/>
+                <w:sz w:val="18"/>
+                <w:szCs w:val="18"/>
+                <w:lang w:eastAsia="zh-CN"/>
+              </w:rPr>
+              <w:t>{{ d.nameLevel }}</w:t>
+            </w:r>
+            <w:r>
+              <w:rPr>
+                <w:rFonts w:ascii="Times New Roman" w:hAnsi="Times New Roman" w:eastAsia="微软雅黑" w:cs="Times New Roman"/>
+                <w:sz w:val="18"/>
+                <w:szCs w:val="18"/>
+                <w:lang w:eastAsia="zh-CN"/>
+              </w:rPr>
+              <w:t>{%else%}</w:t>
+            </w:r>
+            <w:r>
+              <w:rPr>
+                <w:rFonts w:hint="eastAsia" w:ascii="Times New Roman" w:hAnsi="Times New Roman" w:eastAsia="微软雅黑" w:cs="Times New Roman"/>
+                <w:sz w:val="18"/>
+                <w:szCs w:val="18"/>
+                <w:lang w:eastAsia="zh-CN"/>
+              </w:rPr>
+              <w:t>{{ d.nameLevel }}</w:t>
+            </w:r>
+            <w:r>
+              <w:rPr>
+                <w:rFonts w:ascii="Times New Roman" w:hAnsi="Times New Roman" w:eastAsia="微软雅黑" w:cs="Times New Roman"/>
+                <w:sz w:val="18"/>
+                <w:szCs w:val="18"/>
+                <w:lang w:eastAsia="zh-CN"/>
+              </w:rPr>
+              <w:t>，{%endif%}{% endfor %}{% endif%}</w:t>
+            </w:r>
+          </w:p>
+        </w:tc>
+      </w:tr>
+      <w:tr>
+        <w:tblPrEx>
+          <w:tblBorders>
+            <w:top w:val="single" w:color="45A3A7" w:sz="18" w:space="0"/>
+            <w:left w:val="none" w:color="auto" w:sz="0" w:space="0"/>
+            <w:bottom w:val="dotted" w:color="45A3A7" w:sz="4" w:space="0"/>
+            <w:right w:val="none" w:color="auto" w:sz="0" w:space="0"/>
+            <w:insideH w:val="dotted" w:color="45A3A7" w:sz="4" w:space="0"/>
+            <w:insideV w:val="dotted" w:color="45A3A7" w:sz="4" w:space="0"/>
+          </w:tblBorders>
+          <w:tblCellMar>
+            <w:top w:w="0" w:type="dxa"/>
+            <w:left w:w="108" w:type="dxa"/>
+            <w:bottom w:w="0" w:type="dxa"/>
+            <w:right w:w="108" w:type="dxa"/>
+          </w:tblCellMar>
+        </w:tblPrEx>
+        <w:trPr>
+          <w:trHeight w:val="474" w:hRule="atLeast"/>
+          <w:jc w:val="center"/>
+        </w:trPr>
+        <w:tc>
+          <w:tcPr>
+            <w:tcW w:w="432" w:type="dxa"/>
+            <w:vMerge w:val="continue"/>
+            <w:tcBorders>
+              <w:top w:val="single" w:color="FFFFFF" w:themeColor="background1" w:sz="18" w:space="0"/>
+              <w:left w:val="nil"/>
+              <w:bottom w:val="single" w:color="FFFFFF" w:themeColor="background1" w:sz="18" w:space="0"/>
+              <w:right w:val="single" w:color="FFFFFF" w:themeColor="background1" w:sz="18" w:space="0"/>
+            </w:tcBorders>
+            <w:shd w:val="clear" w:color="auto" w:fill="62B541"/>
+            <w:vAlign w:val="center"/>
+          </w:tcPr>
+          <w:p>
+            <w:pPr>
+              <w:spacing w:before="1" w:line="250" w:lineRule="auto"/>
+              <w:jc w:val="center"/>
+              <w:rPr>
+                <w:rFonts w:ascii="Times New Roman" w:hAnsi="Times New Roman" w:eastAsia="微软雅黑" w:cs="Times New Roman"/>
+                <w:b/>
+                <w:color w:val="FFFFFF" w:themeColor="background1"/>
+                <w:sz w:val="18"/>
+                <w:szCs w:val="18"/>
+                <w:lang w:eastAsia="zh-CN"/>
+                <w14:textFill>
+                  <w14:solidFill>
+                    <w14:schemeClr w14:val="bg1"/>
+                  </w14:solidFill>
+                </w14:textFill>
+              </w:rPr>
+            </w:pPr>
+          </w:p>
+        </w:tc>
+        <w:tc>
+          <w:tcPr>
+            <w:tcW w:w="1191" w:type="dxa"/>
+            <w:tcBorders>
+              <w:top w:val="single" w:color="FFFFFF" w:themeColor="background1" w:sz="18" w:space="0"/>
+              <w:left w:val="single" w:color="FFFFFF" w:themeColor="background1" w:sz="18" w:space="0"/>
+              <w:bottom w:val="single" w:color="FFFFFF" w:themeColor="background1" w:sz="18" w:space="0"/>
+              <w:right w:val="nil"/>
+            </w:tcBorders>
+            <w:shd w:val="clear" w:color="auto" w:fill="62B541"/>
+            <w:vAlign w:val="center"/>
+          </w:tcPr>
+          <w:p>
+            <w:pPr>
+              <w:spacing w:before="1" w:line="250" w:lineRule="auto"/>
+              <w:jc w:val="center"/>
+              <w:rPr>
+                <w:rFonts w:ascii="Times New Roman" w:hAnsi="Times New Roman" w:eastAsia="微软雅黑" w:cs="Times New Roman"/>
+                <w:b/>
+                <w:color w:val="FFFFFF" w:themeColor="background1"/>
+                <w:sz w:val="18"/>
+                <w:szCs w:val="18"/>
+                <w:lang w:eastAsia="zh-CN"/>
+                <w14:textFill>
+                  <w14:solidFill>
+                    <w14:schemeClr w14:val="bg1"/>
+                  </w14:solidFill>
+                </w14:textFill>
+              </w:rPr>
+            </w:pPr>
+            <w:r>
+              <w:rPr>
+                <w:rFonts w:ascii="Times New Roman" w:hAnsi="Times New Roman" w:eastAsia="微软雅黑" w:cs="Times New Roman"/>
+                <w:b/>
+                <w:color w:val="FFFFFF" w:themeColor="background1"/>
+                <w:sz w:val="18"/>
+                <w:szCs w:val="18"/>
+                <w:lang w:eastAsia="zh-CN"/>
+                <w14:textFill>
+                  <w14:solidFill>
+                    <w14:schemeClr w14:val="bg1"/>
+                  </w14:solidFill>
+                </w14:textFill>
+              </w:rPr>
+              <w:t>C级</w:t>
+            </w:r>
+          </w:p>
+        </w:tc>
+        <w:tc>
+          <w:tcPr>
+            <w:tcW w:w="8247" w:type="dxa"/>
+            <w:tcBorders>
+              <w:top w:val="single" w:color="A4A4A4" w:sz="4" w:space="0"/>
+              <w:left w:val="nil"/>
+              <w:bottom w:val="single" w:color="A4A4A4" w:sz="4" w:space="0"/>
+              <w:right w:val="nil"/>
+            </w:tcBorders>
+            <w:shd w:val="clear" w:color="auto" w:fill="auto"/>
+            <w:vAlign w:val="center"/>
+          </w:tcPr>
+          <w:p>
+            <w:pPr>
+              <w:keepNext/>
+              <w:spacing w:before="26"/>
+              <w:jc w:val="center"/>
+              <w:rPr>
+                <w:rFonts w:ascii="Times New Roman" w:hAnsi="Times New Roman" w:eastAsia="微软雅黑" w:cs="Times New Roman"/>
+                <w:b/>
+                <w:color w:val="FFFFFF" w:themeColor="background1"/>
+                <w:sz w:val="18"/>
+                <w:szCs w:val="18"/>
+                <w:lang w:eastAsia="zh-CN"/>
+                <w14:textFill>
+                  <w14:solidFill>
+                    <w14:schemeClr w14:val="bg1"/>
+                  </w14:solidFill>
+                </w14:textFill>
+              </w:rPr>
+            </w:pPr>
+            <w:r>
+              <w:rPr>
+                <w:rFonts w:ascii="Times New Roman" w:hAnsi="Times New Roman" w:eastAsia="微软雅黑" w:cs="Times New Roman"/>
+                <w:sz w:val="18"/>
+                <w:szCs w:val="18"/>
+                <w:lang w:eastAsia="zh-CN"/>
+              </w:rPr>
+              <w:t>{% if tdd.drugcStr == [] %}无{% else%}{% for d in tdd.drugcStr %}{%if loop.last%}</w:t>
+            </w:r>
+            <w:r>
+              <w:rPr>
+                <w:rFonts w:hint="eastAsia" w:ascii="Times New Roman" w:hAnsi="Times New Roman" w:eastAsia="微软雅黑" w:cs="Times New Roman"/>
+                <w:sz w:val="18"/>
+                <w:szCs w:val="18"/>
+                <w:lang w:eastAsia="zh-CN"/>
+              </w:rPr>
+              <w:t>{{ d.nameLevel }}</w:t>
+            </w:r>
+            <w:r>
+              <w:rPr>
+                <w:rFonts w:ascii="Times New Roman" w:hAnsi="Times New Roman" w:eastAsia="微软雅黑" w:cs="Times New Roman"/>
+                <w:sz w:val="18"/>
+                <w:szCs w:val="18"/>
+                <w:lang w:eastAsia="zh-CN"/>
+              </w:rPr>
+              <w:t>{%else%}</w:t>
+            </w:r>
+            <w:r>
+              <w:rPr>
+                <w:rFonts w:hint="eastAsia" w:ascii="Times New Roman" w:hAnsi="Times New Roman" w:eastAsia="微软雅黑" w:cs="Times New Roman"/>
+                <w:sz w:val="18"/>
+                <w:szCs w:val="18"/>
+                <w:lang w:eastAsia="zh-CN"/>
+              </w:rPr>
+              <w:t>{{ d.nameLevel }}</w:t>
+            </w:r>
+            <w:r>
+              <w:rPr>
+                <w:rFonts w:ascii="Times New Roman" w:hAnsi="Times New Roman" w:eastAsia="微软雅黑" w:cs="Times New Roman"/>
+                <w:sz w:val="18"/>
+                <w:szCs w:val="18"/>
+                <w:lang w:eastAsia="zh-CN"/>
+              </w:rPr>
+              <w:t>，{%endif%}{% endfor %}{% endif%}</w:t>
+            </w:r>
+          </w:p>
+        </w:tc>
+      </w:tr>
+      <w:tr>
+        <w:tblPrEx>
+          <w:tblBorders>
+            <w:top w:val="single" w:color="45A3A7" w:sz="18" w:space="0"/>
+            <w:left w:val="none" w:color="auto" w:sz="0" w:space="0"/>
+            <w:bottom w:val="dotted" w:color="45A3A7" w:sz="4" w:space="0"/>
+            <w:right w:val="none" w:color="auto" w:sz="0" w:space="0"/>
+            <w:insideH w:val="dotted" w:color="45A3A7" w:sz="4" w:space="0"/>
+            <w:insideV w:val="dotted" w:color="45A3A7" w:sz="4" w:space="0"/>
+          </w:tblBorders>
+          <w:tblCellMar>
+            <w:top w:w="0" w:type="dxa"/>
+            <w:left w:w="108" w:type="dxa"/>
+            <w:bottom w:w="0" w:type="dxa"/>
+            <w:right w:w="108" w:type="dxa"/>
+          </w:tblCellMar>
+        </w:tblPrEx>
+        <w:trPr>
+          <w:trHeight w:val="474" w:hRule="atLeast"/>
+          <w:jc w:val="center"/>
+        </w:trPr>
+        <w:tc>
+          <w:tcPr>
+            <w:tcW w:w="432" w:type="dxa"/>
+            <w:vMerge w:val="continue"/>
+            <w:tcBorders>
+              <w:top w:val="single" w:color="FFFFFF" w:themeColor="background1" w:sz="18" w:space="0"/>
+              <w:left w:val="nil"/>
+              <w:bottom w:val="single" w:color="FFFFFF" w:themeColor="background1" w:sz="18" w:space="0"/>
+              <w:right w:val="single" w:color="FFFFFF" w:themeColor="background1" w:sz="18" w:space="0"/>
+            </w:tcBorders>
+            <w:shd w:val="clear" w:color="auto" w:fill="62B541"/>
+            <w:vAlign w:val="center"/>
+          </w:tcPr>
+          <w:p>
+            <w:pPr>
+              <w:spacing w:before="1" w:line="250" w:lineRule="auto"/>
+              <w:jc w:val="center"/>
+              <w:rPr>
+                <w:rFonts w:ascii="Times New Roman" w:hAnsi="Times New Roman" w:eastAsia="微软雅黑" w:cs="Times New Roman"/>
+                <w:b/>
+                <w:color w:val="FFFFFF" w:themeColor="background1"/>
+                <w:sz w:val="18"/>
+                <w:szCs w:val="18"/>
+                <w:lang w:eastAsia="zh-CN"/>
+                <w14:textFill>
+                  <w14:solidFill>
+                    <w14:schemeClr w14:val="bg1"/>
+                  </w14:solidFill>
+                </w14:textFill>
+              </w:rPr>
+            </w:pPr>
+          </w:p>
+        </w:tc>
+        <w:tc>
+          <w:tcPr>
+            <w:tcW w:w="1191" w:type="dxa"/>
+            <w:tcBorders>
+              <w:top w:val="single" w:color="FFFFFF" w:themeColor="background1" w:sz="18" w:space="0"/>
+              <w:left w:val="single" w:color="FFFFFF" w:themeColor="background1" w:sz="18" w:space="0"/>
+              <w:bottom w:val="single" w:color="FFFFFF" w:themeColor="background1" w:sz="18" w:space="0"/>
+              <w:right w:val="nil"/>
+            </w:tcBorders>
+            <w:shd w:val="clear" w:color="auto" w:fill="62B541"/>
+            <w:vAlign w:val="center"/>
+          </w:tcPr>
+          <w:p>
+            <w:pPr>
+              <w:spacing w:before="1" w:line="250" w:lineRule="auto"/>
+              <w:jc w:val="center"/>
+              <w:rPr>
+                <w:rFonts w:ascii="Times New Roman" w:hAnsi="Times New Roman" w:eastAsia="微软雅黑" w:cs="Times New Roman"/>
+                <w:b/>
+                <w:color w:val="FFFFFF" w:themeColor="background1"/>
+                <w:sz w:val="18"/>
+                <w:szCs w:val="18"/>
+                <w:lang w:eastAsia="zh-CN"/>
+                <w14:textFill>
+                  <w14:solidFill>
+                    <w14:schemeClr w14:val="bg1"/>
+                  </w14:solidFill>
+                </w14:textFill>
+              </w:rPr>
+            </w:pPr>
+            <w:r>
+              <w:rPr>
+                <w:rFonts w:hint="eastAsia" w:ascii="Times New Roman" w:hAnsi="Times New Roman" w:eastAsia="微软雅黑" w:cs="Times New Roman"/>
+                <w:b/>
+                <w:color w:val="FFFFFF" w:themeColor="background1"/>
+                <w:sz w:val="18"/>
+                <w:szCs w:val="18"/>
+                <w:lang w:eastAsia="zh-CN"/>
+                <w14:textFill>
+                  <w14:solidFill>
+                    <w14:schemeClr w14:val="bg1"/>
+                  </w14:solidFill>
+                </w14:textFill>
+              </w:rPr>
+              <w:t>D</w:t>
+            </w:r>
+            <w:r>
+              <w:rPr>
+                <w:rFonts w:ascii="Times New Roman" w:hAnsi="Times New Roman" w:eastAsia="微软雅黑" w:cs="Times New Roman"/>
+                <w:b/>
+                <w:color w:val="FFFFFF" w:themeColor="background1"/>
+                <w:sz w:val="18"/>
+                <w:szCs w:val="18"/>
+                <w:lang w:eastAsia="zh-CN"/>
+                <w14:textFill>
+                  <w14:solidFill>
+                    <w14:schemeClr w14:val="bg1"/>
+                  </w14:solidFill>
+                </w14:textFill>
+              </w:rPr>
+              <w:t>级</w:t>
+            </w:r>
+          </w:p>
+        </w:tc>
+        <w:tc>
+          <w:tcPr>
+            <w:tcW w:w="8247" w:type="dxa"/>
+            <w:tcBorders>
+              <w:top w:val="single" w:color="A4A4A4" w:sz="4" w:space="0"/>
+              <w:left w:val="nil"/>
+              <w:bottom w:val="single" w:color="A4A4A4" w:sz="4" w:space="0"/>
+              <w:right w:val="nil"/>
+            </w:tcBorders>
+            <w:shd w:val="clear" w:color="auto" w:fill="auto"/>
+            <w:vAlign w:val="center"/>
+          </w:tcPr>
+          <w:p>
+            <w:pPr>
+              <w:keepNext/>
+              <w:spacing w:before="26"/>
+              <w:jc w:val="center"/>
+              <w:rPr>
+                <w:rFonts w:ascii="Times New Roman" w:hAnsi="Times New Roman" w:eastAsia="微软雅黑" w:cs="Times New Roman"/>
+                <w:b/>
+                <w:color w:val="FFFFFF" w:themeColor="background1"/>
+                <w:sz w:val="18"/>
+                <w:szCs w:val="18"/>
+                <w:lang w:eastAsia="zh-CN"/>
+                <w14:textFill>
+                  <w14:solidFill>
+                    <w14:schemeClr w14:val="bg1"/>
+                  </w14:solidFill>
+                </w14:textFill>
+              </w:rPr>
+            </w:pPr>
+            <w:r>
+              <w:rPr>
+                <w:rFonts w:ascii="Times New Roman" w:hAnsi="Times New Roman" w:eastAsia="微软雅黑" w:cs="Times New Roman"/>
+                <w:sz w:val="18"/>
+                <w:szCs w:val="18"/>
+                <w:lang w:eastAsia="zh-CN"/>
+              </w:rPr>
+              <w:t>{% if tdd.drug</w:t>
+            </w:r>
+            <w:r>
+              <w:rPr>
+                <w:rFonts w:hint="eastAsia" w:ascii="Times New Roman" w:hAnsi="Times New Roman" w:eastAsia="微软雅黑" w:cs="Times New Roman"/>
+                <w:sz w:val="18"/>
+                <w:szCs w:val="18"/>
+                <w:lang w:eastAsia="zh-CN"/>
+              </w:rPr>
+              <w:t>d</w:t>
+            </w:r>
+            <w:r>
+              <w:rPr>
+                <w:rFonts w:ascii="Times New Roman" w:hAnsi="Times New Roman" w:eastAsia="微软雅黑" w:cs="Times New Roman"/>
+                <w:sz w:val="18"/>
+                <w:szCs w:val="18"/>
+                <w:lang w:eastAsia="zh-CN"/>
+              </w:rPr>
+              <w:t>Str == [] %}无{% else%}{% for d in tdd.drug</w:t>
+            </w:r>
+            <w:r>
+              <w:rPr>
+                <w:rFonts w:hint="eastAsia" w:ascii="Times New Roman" w:hAnsi="Times New Roman" w:eastAsia="微软雅黑" w:cs="Times New Roman"/>
+                <w:sz w:val="18"/>
+                <w:szCs w:val="18"/>
+                <w:lang w:eastAsia="zh-CN"/>
+              </w:rPr>
+              <w:t>d</w:t>
+            </w:r>
+            <w:r>
+              <w:rPr>
+                <w:rFonts w:ascii="Times New Roman" w:hAnsi="Times New Roman" w:eastAsia="微软雅黑" w:cs="Times New Roman"/>
+                <w:sz w:val="18"/>
+                <w:szCs w:val="18"/>
+                <w:lang w:eastAsia="zh-CN"/>
+              </w:rPr>
+              <w:t>Str %}{%if loop.last%}</w:t>
+            </w:r>
+            <w:r>
+              <w:rPr>
+                <w:rFonts w:hint="eastAsia" w:ascii="Times New Roman" w:hAnsi="Times New Roman" w:eastAsia="微软雅黑" w:cs="Times New Roman"/>
+                <w:sz w:val="18"/>
+                <w:szCs w:val="18"/>
+                <w:lang w:eastAsia="zh-CN"/>
+              </w:rPr>
+              <w:t>{{ d.nameLevel }}</w:t>
+            </w:r>
+            <w:r>
+              <w:rPr>
+                <w:rFonts w:ascii="Times New Roman" w:hAnsi="Times New Roman" w:eastAsia="微软雅黑" w:cs="Times New Roman"/>
+                <w:sz w:val="18"/>
+                <w:szCs w:val="18"/>
+                <w:lang w:eastAsia="zh-CN"/>
+              </w:rPr>
+              <w:t>{%else%}</w:t>
+            </w:r>
+            <w:r>
+              <w:rPr>
+                <w:rFonts w:hint="eastAsia" w:ascii="Times New Roman" w:hAnsi="Times New Roman" w:eastAsia="微软雅黑" w:cs="Times New Roman"/>
+                <w:sz w:val="18"/>
+                <w:szCs w:val="18"/>
+                <w:lang w:eastAsia="zh-CN"/>
+              </w:rPr>
+              <w:t>{{ d.nameLevel }}</w:t>
+            </w:r>
+            <w:r>
+              <w:rPr>
+                <w:rFonts w:ascii="Times New Roman" w:hAnsi="Times New Roman" w:eastAsia="微软雅黑" w:cs="Times New Roman"/>
+                <w:sz w:val="18"/>
+                <w:szCs w:val="18"/>
+                <w:lang w:eastAsia="zh-CN"/>
+              </w:rPr>
+              <w:t>，{%endif%}{% endfor %}{% endif%}</w:t>
+            </w:r>
+          </w:p>
+        </w:tc>
+      </w:tr>
+      <w:tr>
+        <w:tblPrEx>
+          <w:tblBorders>
+            <w:top w:val="single" w:color="45A3A7" w:sz="18" w:space="0"/>
+            <w:left w:val="none" w:color="auto" w:sz="0" w:space="0"/>
+            <w:bottom w:val="dotted" w:color="45A3A7" w:sz="4" w:space="0"/>
+            <w:right w:val="none" w:color="auto" w:sz="0" w:space="0"/>
+            <w:insideH w:val="dotted" w:color="45A3A7" w:sz="4" w:space="0"/>
+            <w:insideV w:val="dotted" w:color="45A3A7" w:sz="4" w:space="0"/>
+          </w:tblBorders>
+          <w:tblCellMar>
+            <w:top w:w="0" w:type="dxa"/>
+            <w:left w:w="108" w:type="dxa"/>
+            <w:bottom w:w="0" w:type="dxa"/>
+            <w:right w:w="108" w:type="dxa"/>
+          </w:tblCellMar>
+        </w:tblPrEx>
+        <w:trPr>
+          <w:trHeight w:val="474" w:hRule="atLeast"/>
+          <w:jc w:val="center"/>
+        </w:trPr>
+        <w:tc>
+          <w:tcPr>
+            <w:tcW w:w="432" w:type="dxa"/>
+            <w:vMerge w:val="restart"/>
+            <w:tcBorders>
+              <w:top w:val="single" w:color="FFFFFF" w:themeColor="background1" w:sz="18" w:space="0"/>
+              <w:left w:val="nil"/>
+              <w:right w:val="single" w:color="FFFFFF" w:themeColor="background1" w:sz="18" w:space="0"/>
+            </w:tcBorders>
+            <w:shd w:val="clear" w:color="auto" w:fill="62B541"/>
+            <w:vAlign w:val="center"/>
+          </w:tcPr>
+          <w:p>
+            <w:pPr>
+              <w:keepNext/>
+              <w:spacing w:before="26"/>
+              <w:jc w:val="center"/>
+              <w:rPr>
+                <w:rFonts w:ascii="Times New Roman" w:hAnsi="Times New Roman" w:eastAsia="微软雅黑" w:cs="Times New Roman"/>
+                <w:b/>
+                <w:color w:val="FFFFFF" w:themeColor="background1"/>
+                <w:sz w:val="18"/>
+                <w:szCs w:val="18"/>
+                <w:lang w:eastAsia="zh-CN"/>
+                <w14:textFill>
+                  <w14:solidFill>
+                    <w14:schemeClr w14:val="bg1"/>
+                  </w14:solidFill>
+                </w14:textFill>
+              </w:rPr>
+            </w:pPr>
+            <w:r>
+              <w:rPr>
+                <w:rFonts w:ascii="Times New Roman" w:hAnsi="Times New Roman" w:eastAsia="微软雅黑" w:cs="Times New Roman"/>
+                <w:b/>
+                <w:color w:val="FFFFFF" w:themeColor="background1"/>
+                <w:sz w:val="18"/>
+                <w:szCs w:val="18"/>
+                <w:lang w:eastAsia="zh-CN"/>
+                <w14:textFill>
+                  <w14:solidFill>
+                    <w14:schemeClr w14:val="bg1"/>
+                  </w14:solidFill>
+                </w14:textFill>
+              </w:rPr>
+              <w:t>潜在耐药信息</w:t>
+            </w:r>
+          </w:p>
+        </w:tc>
+        <w:tc>
+          <w:tcPr>
+            <w:tcW w:w="1191" w:type="dxa"/>
+            <w:tcBorders>
+              <w:top w:val="single" w:color="FFFFFF" w:themeColor="background1" w:sz="18" w:space="0"/>
+              <w:left w:val="single" w:color="FFFFFF" w:themeColor="background1" w:sz="18" w:space="0"/>
+              <w:bottom w:val="single" w:color="FFFFFF" w:themeColor="background1" w:sz="18" w:space="0"/>
+              <w:right w:val="nil"/>
+            </w:tcBorders>
+            <w:shd w:val="clear" w:color="auto" w:fill="62B541"/>
+            <w:vAlign w:val="center"/>
+          </w:tcPr>
+          <w:p>
+            <w:pPr>
+              <w:keepNext/>
+              <w:spacing w:before="26"/>
+              <w:jc w:val="center"/>
+              <w:rPr>
+                <w:rFonts w:ascii="Times New Roman" w:hAnsi="Times New Roman" w:eastAsia="微软雅黑" w:cs="Times New Roman"/>
+                <w:b/>
+                <w:color w:val="FFFFFF" w:themeColor="background1"/>
+                <w:sz w:val="18"/>
+                <w:szCs w:val="18"/>
+                <w:lang w:eastAsia="zh-CN"/>
+                <w14:textFill>
+                  <w14:solidFill>
+                    <w14:schemeClr w14:val="bg1"/>
+                  </w14:solidFill>
+                </w14:textFill>
+              </w:rPr>
+            </w:pPr>
+            <w:r>
+              <w:rPr>
+                <w:rFonts w:ascii="Times New Roman" w:hAnsi="Times New Roman" w:eastAsia="微软雅黑" w:cs="Times New Roman"/>
+                <w:b/>
+                <w:color w:val="FFFFFF" w:themeColor="background1"/>
+                <w:sz w:val="18"/>
+                <w:szCs w:val="18"/>
+                <w:lang w:eastAsia="zh-CN"/>
+                <w14:textFill>
+                  <w14:solidFill>
+                    <w14:schemeClr w14:val="bg1"/>
+                  </w14:solidFill>
+                </w14:textFill>
+              </w:rPr>
+              <w:t>A级</w:t>
+            </w:r>
+          </w:p>
+        </w:tc>
+        <w:tc>
+          <w:tcPr>
+            <w:tcW w:w="8247" w:type="dxa"/>
+            <w:tcBorders>
+              <w:top w:val="single" w:color="A4A4A4" w:sz="4" w:space="0"/>
+              <w:left w:val="nil"/>
+              <w:bottom w:val="single" w:color="A4A4A4" w:sz="4" w:space="0"/>
+              <w:right w:val="nil"/>
+            </w:tcBorders>
+            <w:shd w:val="clear" w:color="auto" w:fill="auto"/>
+            <w:vAlign w:val="center"/>
+          </w:tcPr>
+          <w:p>
+            <w:pPr>
+              <w:keepNext/>
+              <w:spacing w:before="26"/>
+              <w:jc w:val="center"/>
+              <w:rPr>
+                <w:rFonts w:ascii="Times New Roman" w:hAnsi="Times New Roman" w:eastAsia="微软雅黑" w:cs="Times New Roman"/>
+                <w:sz w:val="18"/>
+                <w:szCs w:val="18"/>
+                <w:lang w:eastAsia="zh-CN"/>
+              </w:rPr>
+            </w:pPr>
+            <w:r>
+              <w:rPr>
+                <w:rFonts w:ascii="Times New Roman" w:hAnsi="Times New Roman" w:eastAsia="微软雅黑" w:cs="Times New Roman"/>
+                <w:sz w:val="18"/>
+                <w:szCs w:val="18"/>
+                <w:lang w:eastAsia="zh-CN"/>
+              </w:rPr>
+              <w:t>{% if tdd.resistant</w:t>
+            </w:r>
+            <w:r>
+              <w:rPr>
+                <w:rFonts w:hint="eastAsia" w:ascii="Times New Roman" w:hAnsi="Times New Roman" w:eastAsia="微软雅黑" w:cs="Times New Roman"/>
+                <w:sz w:val="18"/>
+                <w:szCs w:val="18"/>
+                <w:lang w:eastAsia="zh-CN"/>
+              </w:rPr>
+              <w:t>a</w:t>
+            </w:r>
+            <w:r>
+              <w:rPr>
+                <w:rFonts w:ascii="Times New Roman" w:hAnsi="Times New Roman" w:eastAsia="微软雅黑" w:cs="Times New Roman"/>
+                <w:sz w:val="18"/>
+                <w:szCs w:val="18"/>
+                <w:lang w:eastAsia="zh-CN"/>
+              </w:rPr>
+              <w:t>Str == [] %}无{% else%}{% for d in tdd.resistant</w:t>
+            </w:r>
+            <w:r>
+              <w:rPr>
+                <w:rFonts w:hint="eastAsia" w:ascii="Times New Roman" w:hAnsi="Times New Roman" w:eastAsia="微软雅黑" w:cs="Times New Roman"/>
+                <w:sz w:val="18"/>
+                <w:szCs w:val="18"/>
+                <w:lang w:eastAsia="zh-CN"/>
+              </w:rPr>
+              <w:t>a</w:t>
+            </w:r>
+            <w:r>
+              <w:rPr>
+                <w:rFonts w:ascii="Times New Roman" w:hAnsi="Times New Roman" w:eastAsia="微软雅黑" w:cs="Times New Roman"/>
+                <w:sz w:val="18"/>
+                <w:szCs w:val="18"/>
+                <w:lang w:eastAsia="zh-CN"/>
+              </w:rPr>
+              <w:t>Str %}{%if loop.last%}</w:t>
+            </w:r>
+            <w:r>
+              <w:rPr>
+                <w:rFonts w:hint="eastAsia" w:ascii="Times New Roman" w:hAnsi="Times New Roman" w:eastAsia="微软雅黑" w:cs="Times New Roman"/>
+                <w:sz w:val="18"/>
+                <w:szCs w:val="18"/>
+                <w:lang w:eastAsia="zh-CN"/>
+              </w:rPr>
+              <w:t>{{ d.nameLevel }}</w:t>
+            </w:r>
+            <w:r>
+              <w:rPr>
+                <w:rFonts w:ascii="Times New Roman" w:hAnsi="Times New Roman" w:eastAsia="微软雅黑" w:cs="Times New Roman"/>
+                <w:sz w:val="18"/>
+                <w:szCs w:val="18"/>
+                <w:lang w:eastAsia="zh-CN"/>
+              </w:rPr>
+              <w:t>{%else%}</w:t>
+            </w:r>
+            <w:r>
+              <w:rPr>
+                <w:rFonts w:hint="eastAsia" w:ascii="Times New Roman" w:hAnsi="Times New Roman" w:eastAsia="微软雅黑" w:cs="Times New Roman"/>
+                <w:sz w:val="18"/>
+                <w:szCs w:val="18"/>
+                <w:lang w:eastAsia="zh-CN"/>
+              </w:rPr>
+              <w:t>{{ d.nameLevel }}</w:t>
+            </w:r>
+            <w:r>
+              <w:rPr>
+                <w:rFonts w:ascii="Times New Roman" w:hAnsi="Times New Roman" w:eastAsia="微软雅黑" w:cs="Times New Roman"/>
+                <w:sz w:val="18"/>
+                <w:szCs w:val="18"/>
+                <w:lang w:eastAsia="zh-CN"/>
+              </w:rPr>
+              <w:t>，{%endif%}{% endfor %}{% endif%}</w:t>
+            </w:r>
+          </w:p>
+        </w:tc>
+      </w:tr>
+      <w:tr>
+        <w:tblPrEx>
+          <w:tblBorders>
+            <w:top w:val="single" w:color="45A3A7" w:sz="18" w:space="0"/>
+            <w:left w:val="none" w:color="auto" w:sz="0" w:space="0"/>
+            <w:bottom w:val="dotted" w:color="45A3A7" w:sz="4" w:space="0"/>
+            <w:right w:val="none" w:color="auto" w:sz="0" w:space="0"/>
+            <w:insideH w:val="dotted" w:color="45A3A7" w:sz="4" w:space="0"/>
+            <w:insideV w:val="dotted" w:color="45A3A7" w:sz="4" w:space="0"/>
+          </w:tblBorders>
+          <w:tblCellMar>
+            <w:top w:w="0" w:type="dxa"/>
+            <w:left w:w="108" w:type="dxa"/>
+            <w:bottom w:w="0" w:type="dxa"/>
+            <w:right w:w="108" w:type="dxa"/>
+          </w:tblCellMar>
+        </w:tblPrEx>
+        <w:trPr>
+          <w:trHeight w:val="474" w:hRule="atLeast"/>
+          <w:jc w:val="center"/>
+        </w:trPr>
+        <w:tc>
+          <w:tcPr>
+            <w:tcW w:w="432" w:type="dxa"/>
+            <w:vMerge w:val="continue"/>
+            <w:tcBorders>
+              <w:left w:val="nil"/>
+              <w:right w:val="single" w:color="FFFFFF" w:themeColor="background1" w:sz="18" w:space="0"/>
+            </w:tcBorders>
+            <w:shd w:val="clear" w:color="auto" w:fill="62B541"/>
+            <w:vAlign w:val="center"/>
+          </w:tcPr>
+          <w:p>
+            <w:pPr>
+              <w:keepNext/>
+              <w:spacing w:before="26"/>
+              <w:jc w:val="center"/>
+              <w:rPr>
+                <w:rFonts w:ascii="Times New Roman" w:hAnsi="Times New Roman" w:eastAsia="微软雅黑" w:cs="Times New Roman"/>
+                <w:b/>
+                <w:color w:val="FFFFFF" w:themeColor="background1"/>
+                <w:sz w:val="18"/>
+                <w:szCs w:val="18"/>
+                <w:lang w:eastAsia="zh-CN"/>
+                <w14:textFill>
+                  <w14:solidFill>
+                    <w14:schemeClr w14:val="bg1"/>
+                  </w14:solidFill>
+                </w14:textFill>
+              </w:rPr>
+            </w:pPr>
+          </w:p>
+        </w:tc>
+        <w:tc>
+          <w:tcPr>
+            <w:tcW w:w="1191" w:type="dxa"/>
+            <w:tcBorders>
+              <w:top w:val="single" w:color="FFFFFF" w:themeColor="background1" w:sz="18" w:space="0"/>
+              <w:left w:val="single" w:color="FFFFFF" w:themeColor="background1" w:sz="18" w:space="0"/>
+              <w:bottom w:val="single" w:color="FFFFFF" w:themeColor="background1" w:sz="18" w:space="0"/>
+              <w:right w:val="nil"/>
+            </w:tcBorders>
+            <w:shd w:val="clear" w:color="auto" w:fill="62B541"/>
+            <w:vAlign w:val="center"/>
+          </w:tcPr>
+          <w:p>
+            <w:pPr>
+              <w:keepNext/>
+              <w:spacing w:before="26"/>
+              <w:jc w:val="center"/>
+              <w:rPr>
+                <w:rFonts w:ascii="Times New Roman" w:hAnsi="Times New Roman" w:eastAsia="微软雅黑" w:cs="Times New Roman"/>
+                <w:b/>
+                <w:color w:val="FFFFFF" w:themeColor="background1"/>
+                <w:sz w:val="18"/>
+                <w:szCs w:val="18"/>
+                <w:lang w:eastAsia="zh-CN"/>
+                <w14:textFill>
+                  <w14:solidFill>
+                    <w14:schemeClr w14:val="bg1"/>
+                  </w14:solidFill>
+                </w14:textFill>
+              </w:rPr>
+            </w:pPr>
+            <w:r>
+              <w:rPr>
+                <w:rFonts w:ascii="Times New Roman" w:hAnsi="Times New Roman" w:eastAsia="微软雅黑" w:cs="Times New Roman"/>
+                <w:b/>
+                <w:color w:val="FFFFFF" w:themeColor="background1"/>
+                <w:sz w:val="18"/>
+                <w:szCs w:val="18"/>
+                <w:lang w:eastAsia="zh-CN"/>
+                <w14:textFill>
+                  <w14:solidFill>
+                    <w14:schemeClr w14:val="bg1"/>
+                  </w14:solidFill>
+                </w14:textFill>
+              </w:rPr>
+              <w:t>B级</w:t>
+            </w:r>
+          </w:p>
+        </w:tc>
+        <w:tc>
+          <w:tcPr>
+            <w:tcW w:w="8247" w:type="dxa"/>
+            <w:tcBorders>
+              <w:top w:val="single" w:color="A4A4A4" w:sz="4" w:space="0"/>
+              <w:left w:val="nil"/>
+              <w:bottom w:val="single" w:color="A4A4A4" w:sz="4" w:space="0"/>
+              <w:right w:val="nil"/>
+            </w:tcBorders>
+            <w:shd w:val="clear" w:color="auto" w:fill="auto"/>
+            <w:vAlign w:val="center"/>
+          </w:tcPr>
+          <w:p>
+            <w:pPr>
+              <w:keepNext/>
+              <w:spacing w:before="26"/>
+              <w:jc w:val="center"/>
+              <w:rPr>
+                <w:rFonts w:ascii="Times New Roman" w:hAnsi="Times New Roman" w:eastAsia="微软雅黑" w:cs="Times New Roman"/>
+                <w:sz w:val="18"/>
+                <w:szCs w:val="18"/>
+                <w:lang w:eastAsia="zh-CN"/>
+              </w:rPr>
+            </w:pPr>
+            <w:r>
+              <w:rPr>
+                <w:rFonts w:ascii="Times New Roman" w:hAnsi="Times New Roman" w:eastAsia="微软雅黑" w:cs="Times New Roman"/>
+                <w:sz w:val="18"/>
+                <w:szCs w:val="18"/>
+                <w:lang w:eastAsia="zh-CN"/>
+              </w:rPr>
+              <w:t>{% if tdd.resistant</w:t>
+            </w:r>
+            <w:r>
+              <w:rPr>
+                <w:rFonts w:hint="eastAsia" w:ascii="Times New Roman" w:hAnsi="Times New Roman" w:eastAsia="微软雅黑" w:cs="Times New Roman"/>
+                <w:sz w:val="18"/>
+                <w:szCs w:val="18"/>
+                <w:lang w:eastAsia="zh-CN"/>
+              </w:rPr>
+              <w:t>b</w:t>
+            </w:r>
+            <w:r>
+              <w:rPr>
+                <w:rFonts w:ascii="Times New Roman" w:hAnsi="Times New Roman" w:eastAsia="微软雅黑" w:cs="Times New Roman"/>
+                <w:sz w:val="18"/>
+                <w:szCs w:val="18"/>
+                <w:lang w:eastAsia="zh-CN"/>
+              </w:rPr>
+              <w:t>Str == [] %}无{% else%}{% for d in tdd.resistant</w:t>
+            </w:r>
+            <w:r>
+              <w:rPr>
+                <w:rFonts w:hint="eastAsia" w:ascii="Times New Roman" w:hAnsi="Times New Roman" w:eastAsia="微软雅黑" w:cs="Times New Roman"/>
+                <w:sz w:val="18"/>
+                <w:szCs w:val="18"/>
+                <w:lang w:eastAsia="zh-CN"/>
+              </w:rPr>
+              <w:t>b</w:t>
+            </w:r>
+            <w:r>
+              <w:rPr>
+                <w:rFonts w:ascii="Times New Roman" w:hAnsi="Times New Roman" w:eastAsia="微软雅黑" w:cs="Times New Roman"/>
+                <w:sz w:val="18"/>
+                <w:szCs w:val="18"/>
+                <w:lang w:eastAsia="zh-CN"/>
+              </w:rPr>
+              <w:t>Str %}{%if loop.last%}</w:t>
+            </w:r>
+            <w:r>
+              <w:rPr>
+                <w:rFonts w:hint="eastAsia" w:ascii="Times New Roman" w:hAnsi="Times New Roman" w:eastAsia="微软雅黑" w:cs="Times New Roman"/>
+                <w:sz w:val="18"/>
+                <w:szCs w:val="18"/>
+                <w:lang w:eastAsia="zh-CN"/>
+              </w:rPr>
+              <w:t>{{ d.nameLevel }}</w:t>
+            </w:r>
+            <w:r>
+              <w:rPr>
+                <w:rFonts w:ascii="Times New Roman" w:hAnsi="Times New Roman" w:eastAsia="微软雅黑" w:cs="Times New Roman"/>
+                <w:sz w:val="18"/>
+                <w:szCs w:val="18"/>
+                <w:lang w:eastAsia="zh-CN"/>
+              </w:rPr>
+              <w:t>{%else%}</w:t>
+            </w:r>
+            <w:r>
+              <w:rPr>
+                <w:rFonts w:hint="eastAsia" w:ascii="Times New Roman" w:hAnsi="Times New Roman" w:eastAsia="微软雅黑" w:cs="Times New Roman"/>
+                <w:sz w:val="18"/>
+                <w:szCs w:val="18"/>
+                <w:lang w:eastAsia="zh-CN"/>
+              </w:rPr>
+              <w:t>{{ d.nameLevel }}</w:t>
+            </w:r>
+            <w:r>
+              <w:rPr>
+                <w:rFonts w:ascii="Times New Roman" w:hAnsi="Times New Roman" w:eastAsia="微软雅黑" w:cs="Times New Roman"/>
+                <w:sz w:val="18"/>
+                <w:szCs w:val="18"/>
+                <w:lang w:eastAsia="zh-CN"/>
+              </w:rPr>
+              <w:t>，{%endif%}{% endfor %}{% endif%}</w:t>
+            </w:r>
+          </w:p>
+        </w:tc>
+      </w:tr>
+      <w:tr>
+        <w:tblPrEx>
+          <w:tblBorders>
+            <w:top w:val="single" w:color="45A3A7" w:sz="18" w:space="0"/>
+            <w:left w:val="none" w:color="auto" w:sz="0" w:space="0"/>
+            <w:bottom w:val="dotted" w:color="45A3A7" w:sz="4" w:space="0"/>
+            <w:right w:val="none" w:color="auto" w:sz="0" w:space="0"/>
+            <w:insideH w:val="dotted" w:color="45A3A7" w:sz="4" w:space="0"/>
+            <w:insideV w:val="dotted" w:color="45A3A7" w:sz="4" w:space="0"/>
+          </w:tblBorders>
+          <w:tblCellMar>
+            <w:top w:w="0" w:type="dxa"/>
+            <w:left w:w="108" w:type="dxa"/>
+            <w:bottom w:w="0" w:type="dxa"/>
+            <w:right w:w="108" w:type="dxa"/>
+          </w:tblCellMar>
+        </w:tblPrEx>
+        <w:trPr>
+          <w:trHeight w:val="474" w:hRule="atLeast"/>
+          <w:jc w:val="center"/>
+        </w:trPr>
+        <w:tc>
+          <w:tcPr>
+            <w:tcW w:w="432" w:type="dxa"/>
+            <w:vMerge w:val="continue"/>
+            <w:tcBorders>
+              <w:left w:val="nil"/>
+              <w:right w:val="single" w:color="FFFFFF" w:themeColor="background1" w:sz="18" w:space="0"/>
+            </w:tcBorders>
+            <w:shd w:val="clear" w:color="auto" w:fill="62B541"/>
+            <w:vAlign w:val="center"/>
+          </w:tcPr>
+          <w:p>
+            <w:pPr>
+              <w:keepNext/>
+              <w:spacing w:before="26"/>
+              <w:jc w:val="center"/>
+              <w:rPr>
+                <w:rFonts w:ascii="Times New Roman" w:hAnsi="Times New Roman" w:eastAsia="微软雅黑" w:cs="Times New Roman"/>
+                <w:b/>
+                <w:color w:val="FFFFFF" w:themeColor="background1"/>
+                <w:sz w:val="18"/>
+                <w:szCs w:val="18"/>
+                <w:lang w:eastAsia="zh-CN"/>
+                <w14:textFill>
+                  <w14:solidFill>
+                    <w14:schemeClr w14:val="bg1"/>
+                  </w14:solidFill>
+                </w14:textFill>
+              </w:rPr>
+            </w:pPr>
+          </w:p>
+        </w:tc>
+        <w:tc>
+          <w:tcPr>
+            <w:tcW w:w="1191" w:type="dxa"/>
+            <w:tcBorders>
+              <w:top w:val="single" w:color="FFFFFF" w:themeColor="background1" w:sz="18" w:space="0"/>
+              <w:left w:val="single" w:color="FFFFFF" w:themeColor="background1" w:sz="18" w:space="0"/>
+              <w:bottom w:val="single" w:color="FFFFFF" w:themeColor="background1" w:sz="18" w:space="0"/>
+              <w:right w:val="nil"/>
+            </w:tcBorders>
+            <w:shd w:val="clear" w:color="auto" w:fill="62B541"/>
+            <w:vAlign w:val="center"/>
+          </w:tcPr>
+          <w:p>
+            <w:pPr>
+              <w:keepNext/>
+              <w:spacing w:before="26"/>
+              <w:jc w:val="center"/>
+              <w:rPr>
+                <w:rFonts w:ascii="Times New Roman" w:hAnsi="Times New Roman" w:eastAsia="微软雅黑" w:cs="Times New Roman"/>
+                <w:b/>
+                <w:color w:val="FFFFFF" w:themeColor="background1"/>
+                <w:sz w:val="18"/>
+                <w:szCs w:val="18"/>
+                <w:lang w:eastAsia="zh-CN"/>
+                <w14:textFill>
+                  <w14:solidFill>
+                    <w14:schemeClr w14:val="bg1"/>
+                  </w14:solidFill>
+                </w14:textFill>
+              </w:rPr>
+            </w:pPr>
+            <w:r>
+              <w:rPr>
+                <w:rFonts w:ascii="Times New Roman" w:hAnsi="Times New Roman" w:eastAsia="微软雅黑" w:cs="Times New Roman"/>
+                <w:b/>
+                <w:color w:val="FFFFFF" w:themeColor="background1"/>
+                <w:sz w:val="18"/>
+                <w:szCs w:val="18"/>
+                <w:lang w:eastAsia="zh-CN"/>
+                <w14:textFill>
+                  <w14:solidFill>
+                    <w14:schemeClr w14:val="bg1"/>
+                  </w14:solidFill>
+                </w14:textFill>
+              </w:rPr>
+              <w:t>C级</w:t>
+            </w:r>
+          </w:p>
+        </w:tc>
+        <w:tc>
+          <w:tcPr>
+            <w:tcW w:w="8247" w:type="dxa"/>
+            <w:tcBorders>
+              <w:top w:val="single" w:color="A4A4A4" w:sz="4" w:space="0"/>
+              <w:left w:val="nil"/>
+              <w:bottom w:val="single" w:color="A4A4A4" w:sz="4" w:space="0"/>
+              <w:right w:val="nil"/>
+            </w:tcBorders>
+            <w:shd w:val="clear" w:color="auto" w:fill="auto"/>
+            <w:vAlign w:val="center"/>
+          </w:tcPr>
+          <w:p>
+            <w:pPr>
+              <w:keepNext/>
+              <w:spacing w:before="26"/>
+              <w:jc w:val="center"/>
+              <w:rPr>
+                <w:rFonts w:ascii="Times New Roman" w:hAnsi="Times New Roman" w:eastAsia="微软雅黑" w:cs="Times New Roman"/>
+                <w:sz w:val="18"/>
+                <w:szCs w:val="18"/>
+                <w:lang w:eastAsia="zh-CN"/>
+              </w:rPr>
+            </w:pPr>
+            <w:r>
+              <w:rPr>
+                <w:rFonts w:ascii="Times New Roman" w:hAnsi="Times New Roman" w:eastAsia="微软雅黑" w:cs="Times New Roman"/>
+                <w:sz w:val="18"/>
+                <w:szCs w:val="18"/>
+                <w:lang w:eastAsia="zh-CN"/>
+              </w:rPr>
+              <w:t>{% if tdd.resistant</w:t>
+            </w:r>
+            <w:r>
+              <w:rPr>
+                <w:rFonts w:hint="eastAsia" w:ascii="Times New Roman" w:hAnsi="Times New Roman" w:eastAsia="微软雅黑" w:cs="Times New Roman"/>
+                <w:sz w:val="18"/>
+                <w:szCs w:val="18"/>
+                <w:lang w:eastAsia="zh-CN"/>
+              </w:rPr>
+              <w:t>c</w:t>
+            </w:r>
+            <w:r>
+              <w:rPr>
+                <w:rFonts w:ascii="Times New Roman" w:hAnsi="Times New Roman" w:eastAsia="微软雅黑" w:cs="Times New Roman"/>
+                <w:sz w:val="18"/>
+                <w:szCs w:val="18"/>
+                <w:lang w:eastAsia="zh-CN"/>
+              </w:rPr>
+              <w:t>Str == [] %}无{% else%}{% for d in tdd.resistant</w:t>
+            </w:r>
+            <w:r>
+              <w:rPr>
+                <w:rFonts w:hint="eastAsia" w:ascii="Times New Roman" w:hAnsi="Times New Roman" w:eastAsia="微软雅黑" w:cs="Times New Roman"/>
+                <w:sz w:val="18"/>
+                <w:szCs w:val="18"/>
+                <w:lang w:eastAsia="zh-CN"/>
+              </w:rPr>
+              <w:t>c</w:t>
+            </w:r>
+            <w:r>
+              <w:rPr>
+                <w:rFonts w:ascii="Times New Roman" w:hAnsi="Times New Roman" w:eastAsia="微软雅黑" w:cs="Times New Roman"/>
+                <w:sz w:val="18"/>
+                <w:szCs w:val="18"/>
+                <w:lang w:eastAsia="zh-CN"/>
+              </w:rPr>
+              <w:t>Str %}{%if loop.last%}</w:t>
+            </w:r>
+            <w:r>
+              <w:rPr>
+                <w:rFonts w:hint="eastAsia" w:ascii="Times New Roman" w:hAnsi="Times New Roman" w:eastAsia="微软雅黑" w:cs="Times New Roman"/>
+                <w:sz w:val="18"/>
+                <w:szCs w:val="18"/>
+                <w:lang w:eastAsia="zh-CN"/>
+              </w:rPr>
+              <w:t>{{ d.nameLevel }}</w:t>
+            </w:r>
+            <w:r>
+              <w:rPr>
+                <w:rFonts w:ascii="Times New Roman" w:hAnsi="Times New Roman" w:eastAsia="微软雅黑" w:cs="Times New Roman"/>
+                <w:sz w:val="18"/>
+                <w:szCs w:val="18"/>
+                <w:lang w:eastAsia="zh-CN"/>
+              </w:rPr>
+              <w:t>{%else%}</w:t>
+            </w:r>
+            <w:r>
+              <w:rPr>
+                <w:rFonts w:hint="eastAsia" w:ascii="Times New Roman" w:hAnsi="Times New Roman" w:eastAsia="微软雅黑" w:cs="Times New Roman"/>
+                <w:sz w:val="18"/>
+                <w:szCs w:val="18"/>
+                <w:lang w:eastAsia="zh-CN"/>
+              </w:rPr>
+              <w:t>{{ d.nameLevel }}</w:t>
+            </w:r>
+            <w:r>
+              <w:rPr>
+                <w:rFonts w:ascii="Times New Roman" w:hAnsi="Times New Roman" w:eastAsia="微软雅黑" w:cs="Times New Roman"/>
+                <w:sz w:val="18"/>
+                <w:szCs w:val="18"/>
+                <w:lang w:eastAsia="zh-CN"/>
+              </w:rPr>
+              <w:t>，{%endif%}{% endfor %}{% endif%}</w:t>
+            </w:r>
+          </w:p>
+        </w:tc>
+      </w:tr>
+      <w:tr>
+        <w:tblPrEx>
+          <w:tblBorders>
+            <w:top w:val="single" w:color="45A3A7" w:sz="18" w:space="0"/>
+            <w:left w:val="none" w:color="auto" w:sz="0" w:space="0"/>
+            <w:bottom w:val="dotted" w:color="45A3A7" w:sz="4" w:space="0"/>
+            <w:right w:val="none" w:color="auto" w:sz="0" w:space="0"/>
+            <w:insideH w:val="dotted" w:color="45A3A7" w:sz="4" w:space="0"/>
+            <w:insideV w:val="dotted" w:color="45A3A7" w:sz="4" w:space="0"/>
+          </w:tblBorders>
+          <w:tblCellMar>
+            <w:top w:w="0" w:type="dxa"/>
+            <w:left w:w="108" w:type="dxa"/>
+            <w:bottom w:w="0" w:type="dxa"/>
+            <w:right w:w="108" w:type="dxa"/>
+          </w:tblCellMar>
+        </w:tblPrEx>
+        <w:trPr>
+          <w:trHeight w:val="474" w:hRule="atLeast"/>
+          <w:jc w:val="center"/>
+        </w:trPr>
+        <w:tc>
+          <w:tcPr>
+            <w:tcW w:w="432" w:type="dxa"/>
+            <w:vMerge w:val="continue"/>
+            <w:tcBorders>
+              <w:left w:val="nil"/>
+              <w:bottom w:val="single" w:color="FFFFFF" w:themeColor="background1" w:sz="18" w:space="0"/>
+              <w:right w:val="single" w:color="FFFFFF" w:themeColor="background1" w:sz="18" w:space="0"/>
+            </w:tcBorders>
+            <w:shd w:val="clear" w:color="auto" w:fill="62B541"/>
+            <w:vAlign w:val="center"/>
+          </w:tcPr>
+          <w:p>
+            <w:pPr>
+              <w:keepNext/>
+              <w:spacing w:before="26"/>
+              <w:jc w:val="center"/>
+              <w:rPr>
+                <w:rFonts w:ascii="Times New Roman" w:hAnsi="Times New Roman" w:eastAsia="微软雅黑" w:cs="Times New Roman"/>
+                <w:b/>
+                <w:color w:val="FFFFFF" w:themeColor="background1"/>
+                <w:sz w:val="18"/>
+                <w:szCs w:val="18"/>
+                <w:lang w:eastAsia="zh-CN"/>
+                <w14:textFill>
+                  <w14:solidFill>
+                    <w14:schemeClr w14:val="bg1"/>
+                  </w14:solidFill>
+                </w14:textFill>
+              </w:rPr>
+            </w:pPr>
+          </w:p>
+        </w:tc>
+        <w:tc>
+          <w:tcPr>
+            <w:tcW w:w="1191" w:type="dxa"/>
+            <w:tcBorders>
+              <w:top w:val="single" w:color="FFFFFF" w:themeColor="background1" w:sz="18" w:space="0"/>
+              <w:left w:val="single" w:color="FFFFFF" w:themeColor="background1" w:sz="18" w:space="0"/>
+              <w:bottom w:val="single" w:color="FFFFFF" w:themeColor="background1" w:sz="18" w:space="0"/>
+              <w:right w:val="nil"/>
+            </w:tcBorders>
+            <w:shd w:val="clear" w:color="auto" w:fill="62B541"/>
+            <w:vAlign w:val="center"/>
+          </w:tcPr>
+          <w:p>
+            <w:pPr>
+              <w:keepNext/>
+              <w:spacing w:before="26"/>
+              <w:jc w:val="center"/>
+              <w:rPr>
+                <w:rFonts w:ascii="Times New Roman" w:hAnsi="Times New Roman" w:eastAsia="微软雅黑" w:cs="Times New Roman"/>
+                <w:b/>
+                <w:color w:val="FFFFFF" w:themeColor="background1"/>
+                <w:sz w:val="18"/>
+                <w:szCs w:val="18"/>
+                <w:lang w:eastAsia="zh-CN"/>
+                <w14:textFill>
+                  <w14:solidFill>
+                    <w14:schemeClr w14:val="bg1"/>
+                  </w14:solidFill>
+                </w14:textFill>
+              </w:rPr>
+            </w:pPr>
+            <w:r>
+              <w:rPr>
+                <w:rFonts w:hint="eastAsia" w:ascii="Times New Roman" w:hAnsi="Times New Roman" w:eastAsia="微软雅黑" w:cs="Times New Roman"/>
+                <w:b/>
+                <w:color w:val="FFFFFF" w:themeColor="background1"/>
+                <w:sz w:val="18"/>
+                <w:szCs w:val="18"/>
+                <w:lang w:eastAsia="zh-CN"/>
+                <w14:textFill>
+                  <w14:solidFill>
+                    <w14:schemeClr w14:val="bg1"/>
+                  </w14:solidFill>
+                </w14:textFill>
+              </w:rPr>
+              <w:t>D</w:t>
+            </w:r>
+            <w:r>
+              <w:rPr>
+                <w:rFonts w:ascii="Times New Roman" w:hAnsi="Times New Roman" w:eastAsia="微软雅黑" w:cs="Times New Roman"/>
+                <w:b/>
+                <w:color w:val="FFFFFF" w:themeColor="background1"/>
+                <w:sz w:val="18"/>
+                <w:szCs w:val="18"/>
+                <w:lang w:eastAsia="zh-CN"/>
+                <w14:textFill>
+                  <w14:solidFill>
+                    <w14:schemeClr w14:val="bg1"/>
+                  </w14:solidFill>
+                </w14:textFill>
+              </w:rPr>
+              <w:t>级</w:t>
+            </w:r>
+          </w:p>
+        </w:tc>
+        <w:tc>
+          <w:tcPr>
+            <w:tcW w:w="8247" w:type="dxa"/>
+            <w:tcBorders>
+              <w:top w:val="single" w:color="A4A4A4" w:sz="4" w:space="0"/>
+              <w:left w:val="nil"/>
+              <w:bottom w:val="single" w:color="A4A4A4" w:sz="4" w:space="0"/>
+              <w:right w:val="nil"/>
+            </w:tcBorders>
+            <w:shd w:val="clear" w:color="auto" w:fill="auto"/>
+            <w:vAlign w:val="center"/>
+          </w:tcPr>
+          <w:p>
+            <w:pPr>
+              <w:keepNext/>
+              <w:spacing w:before="26"/>
+              <w:jc w:val="center"/>
+              <w:rPr>
+                <w:rFonts w:ascii="Times New Roman" w:hAnsi="Times New Roman" w:eastAsia="微软雅黑" w:cs="Times New Roman"/>
+                <w:sz w:val="18"/>
+                <w:szCs w:val="18"/>
+                <w:lang w:eastAsia="zh-CN"/>
+              </w:rPr>
+            </w:pPr>
+            <w:r>
+              <w:rPr>
+                <w:rFonts w:ascii="Times New Roman" w:hAnsi="Times New Roman" w:eastAsia="微软雅黑" w:cs="Times New Roman"/>
+                <w:sz w:val="18"/>
+                <w:szCs w:val="18"/>
+                <w:lang w:eastAsia="zh-CN"/>
+              </w:rPr>
+              <w:t>{% if tdd.resistant</w:t>
+            </w:r>
+            <w:r>
+              <w:rPr>
+                <w:rFonts w:hint="eastAsia" w:ascii="Times New Roman" w:hAnsi="Times New Roman" w:eastAsia="微软雅黑" w:cs="Times New Roman"/>
+                <w:sz w:val="18"/>
+                <w:szCs w:val="18"/>
+                <w:lang w:eastAsia="zh-CN"/>
+              </w:rPr>
+              <w:t>d</w:t>
+            </w:r>
+            <w:r>
+              <w:rPr>
+                <w:rFonts w:ascii="Times New Roman" w:hAnsi="Times New Roman" w:eastAsia="微软雅黑" w:cs="Times New Roman"/>
+                <w:sz w:val="18"/>
+                <w:szCs w:val="18"/>
+                <w:lang w:eastAsia="zh-CN"/>
+              </w:rPr>
+              <w:t>Str == [] %}无{% else%}{% for d in tdd.resistant</w:t>
+            </w:r>
+            <w:r>
+              <w:rPr>
+                <w:rFonts w:hint="eastAsia" w:ascii="Times New Roman" w:hAnsi="Times New Roman" w:eastAsia="微软雅黑" w:cs="Times New Roman"/>
+                <w:sz w:val="18"/>
+                <w:szCs w:val="18"/>
+                <w:lang w:eastAsia="zh-CN"/>
+              </w:rPr>
+              <w:t>d</w:t>
+            </w:r>
+            <w:r>
+              <w:rPr>
+                <w:rFonts w:ascii="Times New Roman" w:hAnsi="Times New Roman" w:eastAsia="微软雅黑" w:cs="Times New Roman"/>
+                <w:sz w:val="18"/>
+                <w:szCs w:val="18"/>
+                <w:lang w:eastAsia="zh-CN"/>
+              </w:rPr>
+              <w:t>Str %}{%if loop.last%}</w:t>
+            </w:r>
+            <w:r>
+              <w:rPr>
+                <w:rFonts w:hint="eastAsia" w:ascii="Times New Roman" w:hAnsi="Times New Roman" w:eastAsia="微软雅黑" w:cs="Times New Roman"/>
+                <w:sz w:val="18"/>
+                <w:szCs w:val="18"/>
+                <w:lang w:eastAsia="zh-CN"/>
+              </w:rPr>
+              <w:t>{{ d.nameLevel }}</w:t>
+            </w:r>
+            <w:r>
+              <w:rPr>
+                <w:rFonts w:ascii="Times New Roman" w:hAnsi="Times New Roman" w:eastAsia="微软雅黑" w:cs="Times New Roman"/>
+                <w:sz w:val="18"/>
+                <w:szCs w:val="18"/>
+                <w:lang w:eastAsia="zh-CN"/>
+              </w:rPr>
+              <w:t>{%else%}</w:t>
+            </w:r>
+            <w:r>
+              <w:rPr>
+                <w:rFonts w:hint="eastAsia" w:ascii="Times New Roman" w:hAnsi="Times New Roman" w:eastAsia="微软雅黑" w:cs="Times New Roman"/>
+                <w:sz w:val="18"/>
+                <w:szCs w:val="18"/>
+                <w:lang w:eastAsia="zh-CN"/>
+              </w:rPr>
+              <w:t>{{ d.nameLevel }}</w:t>
+            </w:r>
+            <w:r>
+              <w:rPr>
+                <w:rFonts w:ascii="Times New Roman" w:hAnsi="Times New Roman" w:eastAsia="微软雅黑" w:cs="Times New Roman"/>
+                <w:sz w:val="18"/>
+                <w:szCs w:val="18"/>
+                <w:lang w:eastAsia="zh-CN"/>
+              </w:rPr>
+              <w:t>，{%endif%}{% endfor %}{% endif%}</w:t>
+            </w:r>
+          </w:p>
+        </w:tc>
+      </w:tr>
+      <w:tr>
+        <w:tblPrEx>
+          <w:tblBorders>
+            <w:top w:val="single" w:color="45A3A7" w:sz="18" w:space="0"/>
+            <w:left w:val="none" w:color="auto" w:sz="0" w:space="0"/>
+            <w:bottom w:val="dotted" w:color="45A3A7" w:sz="4" w:space="0"/>
+            <w:right w:val="none" w:color="auto" w:sz="0" w:space="0"/>
+            <w:insideH w:val="dotted" w:color="45A3A7" w:sz="4" w:space="0"/>
+            <w:insideV w:val="dotted" w:color="45A3A7" w:sz="4" w:space="0"/>
+          </w:tblBorders>
+          <w:tblCellMar>
+            <w:top w:w="0" w:type="dxa"/>
+            <w:left w:w="108" w:type="dxa"/>
+            <w:bottom w:w="0" w:type="dxa"/>
+            <w:right w:w="108" w:type="dxa"/>
+          </w:tblCellMar>
+        </w:tblPrEx>
+        <w:trPr>
+          <w:jc w:val="center"/>
+        </w:trPr>
+        <w:tc>
+          <w:tcPr>
+            <w:tcW w:w="1623" w:type="dxa"/>
+            <w:gridSpan w:val="2"/>
+            <w:tcBorders>
+              <w:top w:val="single" w:color="FFFFFF" w:themeColor="background1" w:sz="18" w:space="0"/>
+              <w:left w:val="nil"/>
+              <w:right w:val="nil"/>
+            </w:tcBorders>
+            <w:shd w:val="clear" w:color="auto" w:fill="62B541"/>
+            <w:vAlign w:val="center"/>
+          </w:tcPr>
+          <w:p>
+            <w:pPr>
+              <w:keepNext/>
+              <w:spacing w:before="26"/>
+              <w:jc w:val="center"/>
+              <w:rPr>
+                <w:rFonts w:ascii="Times New Roman" w:hAnsi="Times New Roman" w:eastAsia="微软雅黑" w:cs="Times New Roman"/>
+                <w:b/>
+                <w:color w:val="FFFFFF" w:themeColor="background1"/>
+                <w:sz w:val="18"/>
+                <w:szCs w:val="18"/>
+                <w:lang w:eastAsia="zh-CN"/>
+                <w14:textFill>
+                  <w14:solidFill>
+                    <w14:schemeClr w14:val="bg1"/>
+                  </w14:solidFill>
+                </w14:textFill>
+              </w:rPr>
+            </w:pPr>
+            <w:r>
+              <w:rPr>
+                <w:rFonts w:hint="eastAsia" w:ascii="Times New Roman" w:hAnsi="Times New Roman" w:eastAsia="微软雅黑" w:cs="Times New Roman"/>
+                <w:b/>
+                <w:color w:val="FFFFFF" w:themeColor="background1"/>
+                <w:sz w:val="18"/>
+                <w:szCs w:val="18"/>
+                <w:lang w:eastAsia="zh-CN"/>
+                <w14:textFill>
+                  <w14:solidFill>
+                    <w14:schemeClr w14:val="bg1"/>
+                  </w14:solidFill>
+                </w14:textFill>
+              </w:rPr>
+              <w:t>基因突变相关说明</w:t>
+            </w:r>
+          </w:p>
+        </w:tc>
+        <w:tc>
+          <w:tcPr>
+            <w:tcW w:w="8247" w:type="dxa"/>
+            <w:tcBorders>
+              <w:top w:val="single" w:color="A4A4A4" w:sz="4" w:space="0"/>
+              <w:left w:val="nil"/>
+              <w:bottom w:val="single" w:color="A4A4A4" w:sz="4" w:space="0"/>
+              <w:right w:val="nil"/>
+            </w:tcBorders>
+            <w:vAlign w:val="center"/>
+          </w:tcPr>
+          <w:p>
+            <w:pPr>
+              <w:keepNext/>
+              <w:spacing w:before="26"/>
+              <w:rPr>
+                <w:rFonts w:ascii="Times New Roman" w:hAnsi="Times New Roman" w:eastAsia="微软雅黑" w:cs="Times New Roman"/>
+                <w:sz w:val="18"/>
+                <w:szCs w:val="18"/>
+                <w:lang w:eastAsia="zh-CN"/>
+              </w:rPr>
+            </w:pPr>
+            <w:r>
+              <w:rPr>
+                <w:rFonts w:hint="eastAsia" w:ascii="Times New Roman" w:hAnsi="Times New Roman" w:eastAsia="微软雅黑" w:cs="Times New Roman"/>
+                <w:sz w:val="18"/>
+                <w:szCs w:val="18"/>
+                <w:lang w:eastAsia="zh-CN"/>
+              </w:rPr>
+              <w:t>{% for md in tdd.medicationDescription %}{% if md.key == '变异解析</w:t>
+            </w:r>
+            <w:r>
+              <w:rPr>
+                <w:rFonts w:ascii="Times New Roman" w:hAnsi="Times New Roman" w:eastAsia="微软雅黑" w:cs="Times New Roman"/>
+                <w:sz w:val="18"/>
+                <w:szCs w:val="18"/>
+                <w:lang w:eastAsia="zh-CN"/>
+              </w:rPr>
+              <w:t>:</w:t>
+            </w:r>
+            <w:r>
+              <w:rPr>
+                <w:rFonts w:hint="eastAsia" w:ascii="Times New Roman" w:hAnsi="Times New Roman" w:eastAsia="微软雅黑" w:cs="Times New Roman"/>
+                <w:sz w:val="18"/>
+                <w:szCs w:val="18"/>
+                <w:lang w:eastAsia="zh-CN"/>
+              </w:rPr>
+              <w:t>' %}</w:t>
+            </w:r>
+            <w:r>
+              <w:rPr>
+                <w:rFonts w:hint="eastAsia" w:ascii="Times New Roman" w:hAnsi="Times New Roman" w:eastAsia="微软雅黑" w:cs="Times New Roman"/>
+                <w:b/>
+                <w:bCs/>
+                <w:sz w:val="18"/>
+                <w:szCs w:val="18"/>
+                <w:lang w:eastAsia="zh-CN"/>
+              </w:rPr>
+              <w:t>{{md.key}}</w:t>
+            </w:r>
+            <w:r>
+              <w:rPr>
+                <w:rFonts w:hint="eastAsia" w:ascii="Times New Roman" w:hAnsi="Times New Roman" w:eastAsia="微软雅黑" w:cs="Times New Roman"/>
+                <w:sz w:val="18"/>
+                <w:szCs w:val="18"/>
+                <w:lang w:eastAsia="zh-CN"/>
+              </w:rPr>
+              <w:t>{{md.value}}{% elif md.value == '' %}{% else%}</w:t>
+            </w:r>
+            <w:r>
+              <w:rPr>
+                <w:rFonts w:hint="eastAsia" w:ascii="Times New Roman" w:hAnsi="Times New Roman" w:eastAsia="微软雅黑" w:cs="Times New Roman"/>
+                <w:b/>
+                <w:bCs/>
+                <w:sz w:val="18"/>
+                <w:szCs w:val="18"/>
+                <w:lang w:eastAsia="zh-CN"/>
+              </w:rPr>
+              <w:t>{{md.key}}</w:t>
+            </w:r>
+            <w:r>
+              <w:rPr>
+                <w:rFonts w:hint="eastAsia" w:ascii="Times New Roman" w:hAnsi="Times New Roman" w:eastAsia="微软雅黑" w:cs="Times New Roman"/>
+                <w:sz w:val="18"/>
+                <w:szCs w:val="18"/>
+                <w:lang w:eastAsia="zh-CN"/>
+              </w:rPr>
+              <w:t>{{md.value}}</w:t>
+            </w:r>
+          </w:p>
+          <w:p>
+            <w:pPr>
+              <w:keepNext/>
+              <w:spacing w:before="26"/>
+              <w:rPr>
+                <w:rFonts w:ascii="Times New Roman" w:hAnsi="Times New Roman" w:eastAsia="微软雅黑" w:cs="Times New Roman"/>
+                <w:sz w:val="18"/>
+                <w:szCs w:val="18"/>
+                <w:lang w:eastAsia="zh-CN"/>
+              </w:rPr>
+            </w:pPr>
+            <w:r>
+              <w:rPr>
+                <w:rFonts w:hint="eastAsia" w:ascii="Times New Roman" w:hAnsi="Times New Roman" w:eastAsia="微软雅黑" w:cs="Times New Roman"/>
+                <w:sz w:val="18"/>
+                <w:szCs w:val="18"/>
+                <w:lang w:eastAsia="zh-CN"/>
+              </w:rPr>
+              <w:t>{% endif %}{% endfor %}</w:t>
+            </w:r>
+          </w:p>
+        </w:tc>
+      </w:tr>
+    </w:tbl>
+    <w:p>
+      <w:pPr>
+        <w:spacing w:before="26"/>
+        <w:rPr>
+          <w:rFonts w:ascii="Times New Roman" w:hAnsi="Times New Roman" w:eastAsia="微软雅黑" w:cs="Times New Roman"/>
+          <w:b/>
+          <w:sz w:val="24"/>
+          <w:szCs w:val="24"/>
+          <w:lang w:eastAsia="zh-CN"/>
+        </w:rPr>
+      </w:pPr>
+      <w:r>
+        <w:rPr>
+          <w:rFonts w:hint="eastAsia" w:ascii="Times New Roman" w:hAnsi="Times New Roman" w:eastAsia="微软雅黑" w:cs="Times New Roman"/>
+          <w:b/>
+          <w:sz w:val="24"/>
+          <w:szCs w:val="24"/>
+          <w:lang w:eastAsia="zh-CN"/>
+        </w:rPr>
+        <w:t>{%if tdd.drugResearchList != [] %}</w:t>
+      </w:r>
+    </w:p>
+    <w:p>
+      <w:pPr>
+        <w:keepNext/>
+        <w:spacing w:before="26"/>
+        <w:rPr>
+          <w:rFonts w:ascii="Times New Roman" w:hAnsi="Times New Roman" w:eastAsia="微软雅黑" w:cs="Times New Roman"/>
+          <w:b/>
+          <w:sz w:val="24"/>
+          <w:lang w:eastAsia="zh-CN"/>
+        </w:rPr>
+      </w:pPr>
+      <w:r>
+        <w:rPr>
+          <w:rFonts w:ascii="Times New Roman" w:hAnsi="Times New Roman" w:eastAsia="微软雅黑" w:cs="Times New Roman"/>
+          <w:b/>
+          <w:sz w:val="24"/>
+          <w:lang w:eastAsia="zh-CN"/>
+        </w:rPr>
+        <w:t>潜在受益药物研究信息：</w:t>
+      </w:r>
+    </w:p>
+    <w:tbl>
+      <w:tblPr>
+        <w:tblStyle w:val="16"/>
+        <w:tblpPr w:leftFromText="180" w:rightFromText="180" w:vertAnchor="text" w:tblpXSpec="center" w:tblpY="1"/>
+        <w:tblOverlap w:val="never"/>
+        <w:tblW w:w="9870" w:type="dxa"/>
+        <w:jc w:val="center"/>
+        <w:tblBorders>
+          <w:top w:val="single" w:color="45A3A7" w:sz="18" w:space="0"/>
+          <w:left w:val="none" w:color="auto" w:sz="0" w:space="0"/>
+          <w:bottom w:val="dotted" w:color="45A3A7" w:sz="4" w:space="0"/>
+          <w:right w:val="none" w:color="auto" w:sz="0" w:space="0"/>
+          <w:insideH w:val="dotted" w:color="45A3A7" w:sz="4" w:space="0"/>
+          <w:insideV w:val="dotted" w:color="45A3A7" w:sz="4" w:space="0"/>
+        </w:tblBorders>
+        <w:tblLayout w:type="fixed"/>
+        <w:tblCellMar>
+          <w:top w:w="0" w:type="dxa"/>
+          <w:left w:w="108" w:type="dxa"/>
+          <w:bottom w:w="0" w:type="dxa"/>
+          <w:right w:w="108" w:type="dxa"/>
+        </w:tblCellMar>
+      </w:tblPr>
+      <w:tblGrid>
+        <w:gridCol w:w="1526"/>
+        <w:gridCol w:w="1417"/>
+        <w:gridCol w:w="1232"/>
+        <w:gridCol w:w="5695"/>
+      </w:tblGrid>
+      <w:tr>
+        <w:tblPrEx>
+          <w:tblBorders>
+            <w:top w:val="single" w:color="45A3A7" w:sz="18" w:space="0"/>
+            <w:left w:val="none" w:color="auto" w:sz="0" w:space="0"/>
+            <w:bottom w:val="dotted" w:color="45A3A7" w:sz="4" w:space="0"/>
+            <w:right w:val="none" w:color="auto" w:sz="0" w:space="0"/>
+            <w:insideH w:val="dotted" w:color="45A3A7" w:sz="4" w:space="0"/>
+            <w:insideV w:val="dotted" w:color="45A3A7" w:sz="4" w:space="0"/>
+          </w:tblBorders>
+          <w:tblCellMar>
+            <w:top w:w="0" w:type="dxa"/>
+            <w:left w:w="108" w:type="dxa"/>
+            <w:bottom w:w="0" w:type="dxa"/>
+            <w:right w:w="108" w:type="dxa"/>
+          </w:tblCellMar>
+        </w:tblPrEx>
+        <w:trPr>
+          <w:trHeight w:val="417" w:hRule="atLeast"/>
+          <w:jc w:val="center"/>
+        </w:trPr>
+        <w:tc>
+          <w:tcPr>
+            <w:tcW w:w="1526" w:type="dxa"/>
+            <w:tcBorders>
+              <w:top w:val="nil"/>
+              <w:left w:val="nil"/>
+              <w:bottom w:val="nil"/>
+              <w:right w:val="single" w:color="FFFFFF" w:sz="18" w:space="0"/>
+            </w:tcBorders>
+            <w:shd w:val="clear" w:color="auto" w:fill="62B541"/>
+            <w:vAlign w:val="center"/>
+          </w:tcPr>
+          <w:p>
+            <w:pPr>
+              <w:keepNext/>
+              <w:jc w:val="center"/>
+              <w:rPr>
+                <w:rFonts w:ascii="Times New Roman" w:hAnsi="Times New Roman" w:eastAsia="微软雅黑" w:cs="Times New Roman"/>
+                <w:b/>
+                <w:color w:val="FFFFFF" w:themeColor="background1"/>
+                <w:sz w:val="18"/>
+                <w:szCs w:val="18"/>
+                <w:lang w:eastAsia="zh-CN"/>
+                <w14:textFill>
+                  <w14:solidFill>
+                    <w14:schemeClr w14:val="bg1"/>
+                  </w14:solidFill>
+                </w14:textFill>
+              </w:rPr>
+            </w:pPr>
+            <w:r>
+              <w:rPr>
+                <w:rFonts w:ascii="Times New Roman" w:hAnsi="Times New Roman" w:eastAsia="微软雅黑" w:cs="Times New Roman"/>
+                <w:b/>
+                <w:color w:val="FFFFFF" w:themeColor="background1"/>
+                <w:sz w:val="18"/>
+                <w:szCs w:val="18"/>
+                <w:lang w:eastAsia="zh-CN"/>
+                <w14:textFill>
+                  <w14:solidFill>
+                    <w14:schemeClr w14:val="bg1"/>
+                  </w14:solidFill>
+                </w14:textFill>
+              </w:rPr>
+              <w:t>药物名称</w:t>
+            </w:r>
+          </w:p>
+        </w:tc>
+        <w:tc>
+          <w:tcPr>
+            <w:tcW w:w="1417" w:type="dxa"/>
+            <w:tcBorders>
+              <w:top w:val="nil"/>
+              <w:left w:val="single" w:color="FFFFFF" w:sz="18" w:space="0"/>
+              <w:bottom w:val="nil"/>
+              <w:right w:val="single" w:color="FFFFFF" w:sz="18" w:space="0"/>
+            </w:tcBorders>
+            <w:shd w:val="clear" w:color="auto" w:fill="62B541"/>
+            <w:vAlign w:val="center"/>
+          </w:tcPr>
+          <w:p>
+            <w:pPr>
+              <w:keepNext/>
+              <w:jc w:val="center"/>
+              <w:rPr>
+                <w:rFonts w:ascii="Times New Roman" w:hAnsi="Times New Roman" w:eastAsia="微软雅黑" w:cs="Times New Roman"/>
+                <w:b/>
+                <w:color w:val="FFFFFF" w:themeColor="background1"/>
+                <w:sz w:val="18"/>
+                <w:szCs w:val="18"/>
+                <w:lang w:eastAsia="zh-CN"/>
+                <w14:textFill>
+                  <w14:solidFill>
+                    <w14:schemeClr w14:val="bg1"/>
+                  </w14:solidFill>
+                </w14:textFill>
+              </w:rPr>
+            </w:pPr>
+            <w:r>
+              <w:rPr>
+                <w:rFonts w:ascii="Times New Roman" w:hAnsi="Times New Roman" w:eastAsia="微软雅黑" w:cs="Times New Roman"/>
+                <w:b/>
+                <w:color w:val="FFFFFF" w:themeColor="background1"/>
+                <w:sz w:val="18"/>
+                <w:szCs w:val="18"/>
+                <w:lang w:eastAsia="zh-CN"/>
+                <w14:textFill>
+                  <w14:solidFill>
+                    <w14:schemeClr w14:val="bg1"/>
+                  </w14:solidFill>
+                </w14:textFill>
+              </w:rPr>
+              <w:t>相关疾病</w:t>
+            </w:r>
+          </w:p>
+        </w:tc>
+        <w:tc>
+          <w:tcPr>
+            <w:tcW w:w="1232" w:type="dxa"/>
+            <w:tcBorders>
+              <w:top w:val="nil"/>
+              <w:left w:val="single" w:color="FFFFFF" w:sz="18" w:space="0"/>
+              <w:bottom w:val="nil"/>
+              <w:right w:val="single" w:color="FFFFFF" w:sz="18" w:space="0"/>
+            </w:tcBorders>
+            <w:shd w:val="clear" w:color="auto" w:fill="62B541"/>
+            <w:vAlign w:val="center"/>
+          </w:tcPr>
+          <w:p>
+            <w:pPr>
+              <w:keepNext/>
+              <w:jc w:val="center"/>
+              <w:rPr>
+                <w:rFonts w:ascii="Times New Roman" w:hAnsi="Times New Roman" w:eastAsia="微软雅黑" w:cs="Times New Roman"/>
+                <w:b/>
+                <w:color w:val="FFFFFF" w:themeColor="background1"/>
+                <w:sz w:val="18"/>
+                <w:szCs w:val="18"/>
+                <w:lang w:eastAsia="zh-CN"/>
+                <w14:textFill>
+                  <w14:solidFill>
+                    <w14:schemeClr w14:val="bg1"/>
+                  </w14:solidFill>
+                </w14:textFill>
+              </w:rPr>
+            </w:pPr>
+            <w:r>
+              <w:rPr>
+                <w:rFonts w:ascii="Times New Roman" w:hAnsi="Times New Roman" w:eastAsia="微软雅黑" w:cs="Times New Roman"/>
+                <w:b/>
+                <w:color w:val="FFFFFF" w:themeColor="background1"/>
+                <w:sz w:val="18"/>
+                <w:szCs w:val="18"/>
+                <w:lang w:eastAsia="zh-CN"/>
+                <w14:textFill>
+                  <w14:solidFill>
+                    <w14:schemeClr w14:val="bg1"/>
+                  </w14:solidFill>
+                </w14:textFill>
+              </w:rPr>
+              <w:t>证据</w:t>
+            </w:r>
+            <w:r>
+              <w:rPr>
+                <w:rFonts w:hint="eastAsia" w:ascii="Times New Roman" w:hAnsi="Times New Roman" w:eastAsia="微软雅黑" w:cs="Times New Roman"/>
+                <w:b/>
+                <w:color w:val="FFFFFF" w:themeColor="background1"/>
+                <w:sz w:val="18"/>
+                <w:szCs w:val="18"/>
+                <w:lang w:eastAsia="zh-CN"/>
+                <w14:textFill>
+                  <w14:solidFill>
+                    <w14:schemeClr w14:val="bg1"/>
+                  </w14:solidFill>
+                </w14:textFill>
+              </w:rPr>
+              <w:t>等级</w:t>
+            </w:r>
+          </w:p>
+        </w:tc>
+        <w:tc>
+          <w:tcPr>
+            <w:tcW w:w="5695" w:type="dxa"/>
+            <w:tcBorders>
+              <w:top w:val="nil"/>
+              <w:left w:val="single" w:color="FFFFFF" w:sz="18" w:space="0"/>
+              <w:bottom w:val="nil"/>
+              <w:right w:val="nil"/>
+            </w:tcBorders>
+            <w:shd w:val="clear" w:color="auto" w:fill="62B541"/>
+            <w:vAlign w:val="center"/>
+          </w:tcPr>
+          <w:p>
+            <w:pPr>
+              <w:keepNext/>
+              <w:jc w:val="center"/>
+              <w:rPr>
+                <w:rFonts w:ascii="Times New Roman" w:hAnsi="Times New Roman" w:eastAsia="微软雅黑" w:cs="Times New Roman"/>
+                <w:b/>
+                <w:color w:val="FFFFFF" w:themeColor="background1"/>
+                <w:sz w:val="18"/>
+                <w:szCs w:val="18"/>
+                <w:lang w:eastAsia="zh-CN"/>
+                <w14:textFill>
+                  <w14:solidFill>
+                    <w14:schemeClr w14:val="bg1"/>
+                  </w14:solidFill>
+                </w14:textFill>
+              </w:rPr>
+            </w:pPr>
+            <w:r>
+              <w:rPr>
+                <w:rFonts w:ascii="Times New Roman" w:hAnsi="Times New Roman" w:eastAsia="微软雅黑" w:cs="Times New Roman"/>
+                <w:b/>
+                <w:color w:val="FFFFFF" w:themeColor="background1"/>
+                <w:sz w:val="18"/>
+                <w:szCs w:val="18"/>
+                <w:lang w:eastAsia="zh-CN"/>
+                <w14:textFill>
+                  <w14:solidFill>
+                    <w14:schemeClr w14:val="bg1"/>
+                  </w14:solidFill>
+                </w14:textFill>
+              </w:rPr>
+              <w:t>循证医学信息</w:t>
+            </w:r>
+          </w:p>
+        </w:tc>
+      </w:tr>
+      <w:tr>
+        <w:tblPrEx>
+          <w:tblBorders>
+            <w:top w:val="single" w:color="45A3A7" w:sz="18" w:space="0"/>
+            <w:left w:val="none" w:color="auto" w:sz="0" w:space="0"/>
+            <w:bottom w:val="dotted" w:color="45A3A7" w:sz="4" w:space="0"/>
+            <w:right w:val="none" w:color="auto" w:sz="0" w:space="0"/>
+            <w:insideH w:val="dotted" w:color="45A3A7" w:sz="4" w:space="0"/>
+            <w:insideV w:val="dotted" w:color="45A3A7" w:sz="4" w:space="0"/>
+          </w:tblBorders>
+          <w:tblCellMar>
+            <w:top w:w="0" w:type="dxa"/>
+            <w:left w:w="108" w:type="dxa"/>
+            <w:bottom w:w="0" w:type="dxa"/>
+            <w:right w:w="108" w:type="dxa"/>
+          </w:tblCellMar>
+        </w:tblPrEx>
+        <w:trPr>
+          <w:trHeight w:val="494" w:hRule="atLeast"/>
+          <w:jc w:val="center"/>
+        </w:trPr>
+        <w:tc>
+          <w:tcPr>
+            <w:tcW w:w="9870" w:type="dxa"/>
+            <w:gridSpan w:val="4"/>
+            <w:tcBorders>
+              <w:top w:val="nil"/>
+              <w:left w:val="nil"/>
+              <w:bottom w:val="single" w:color="A4A4A4" w:sz="4" w:space="0"/>
+              <w:right w:val="nil"/>
+            </w:tcBorders>
+            <w:vAlign w:val="center"/>
+          </w:tcPr>
+          <w:p>
+            <w:pPr>
+              <w:keepNext/>
+              <w:spacing w:before="26"/>
+              <w:jc w:val="center"/>
+              <w:rPr>
+                <w:rFonts w:ascii="Times New Roman" w:hAnsi="Times New Roman" w:eastAsia="微软雅黑" w:cs="Times New Roman"/>
+                <w:bCs/>
+                <w:sz w:val="18"/>
+                <w:szCs w:val="18"/>
+                <w:highlight w:val="yellow"/>
+                <w:lang w:eastAsia="zh-CN"/>
+              </w:rPr>
+            </w:pPr>
+            <w:r>
+              <w:rPr>
+                <w:rFonts w:hint="eastAsia" w:ascii="Times New Roman" w:hAnsi="Times New Roman" w:eastAsia="微软雅黑" w:cs="Times New Roman"/>
+                <w:b/>
+                <w:sz w:val="18"/>
+                <w:szCs w:val="18"/>
+                <w:lang w:eastAsia="zh-CN"/>
+              </w:rPr>
+              <w:t>{%tr for dis in tdd.drugResearchList %}</w:t>
+            </w:r>
+          </w:p>
+        </w:tc>
+      </w:tr>
+      <w:tr>
+        <w:tblPrEx>
+          <w:tblBorders>
+            <w:top w:val="single" w:color="45A3A7" w:sz="18" w:space="0"/>
+            <w:left w:val="none" w:color="auto" w:sz="0" w:space="0"/>
+            <w:bottom w:val="dotted" w:color="45A3A7" w:sz="4" w:space="0"/>
+            <w:right w:val="none" w:color="auto" w:sz="0" w:space="0"/>
+            <w:insideH w:val="dotted" w:color="45A3A7" w:sz="4" w:space="0"/>
+            <w:insideV w:val="dotted" w:color="45A3A7" w:sz="4" w:space="0"/>
+          </w:tblBorders>
+          <w:tblCellMar>
+            <w:top w:w="0" w:type="dxa"/>
+            <w:left w:w="108" w:type="dxa"/>
+            <w:bottom w:w="0" w:type="dxa"/>
+            <w:right w:w="108" w:type="dxa"/>
+          </w:tblCellMar>
+        </w:tblPrEx>
+        <w:trPr>
+          <w:trHeight w:val="494" w:hRule="atLeast"/>
+          <w:jc w:val="center"/>
+        </w:trPr>
+        <w:tc>
+          <w:tcPr>
+            <w:tcW w:w="1526" w:type="dxa"/>
+            <w:tcBorders>
+              <w:top w:val="single" w:color="A4A4A4" w:sz="4" w:space="0"/>
+              <w:left w:val="nil"/>
+              <w:bottom w:val="single" w:color="A4A4A4" w:sz="4" w:space="0"/>
+              <w:right w:val="single" w:color="A4A4A4" w:sz="4" w:space="0"/>
+            </w:tcBorders>
+            <w:vAlign w:val="center"/>
+          </w:tcPr>
+          <w:p>
+            <w:pPr>
+              <w:spacing w:before="1" w:line="249" w:lineRule="auto"/>
+              <w:ind w:right="131"/>
+              <w:jc w:val="center"/>
+              <w:rPr>
+                <w:rFonts w:ascii="Times New Roman" w:hAnsi="Times New Roman" w:eastAsia="微软雅黑" w:cs="Times New Roman"/>
+                <w:b/>
+                <w:sz w:val="18"/>
+                <w:szCs w:val="18"/>
+                <w:highlight w:val="yellow"/>
+              </w:rPr>
+            </w:pPr>
+            <w:r>
+              <w:rPr>
+                <w:rFonts w:ascii="Times New Roman" w:hAnsi="Times New Roman" w:eastAsia="微软雅黑" w:cs="Times New Roman"/>
+                <w:sz w:val="18"/>
+                <w:szCs w:val="18"/>
+                <w:lang w:eastAsia="zh-CN"/>
+              </w:rPr>
+              <w:t>{{</w:t>
+            </w:r>
+            <w:r>
+              <w:rPr>
+                <w:rFonts w:ascii="Times New Roman" w:hAnsi="Times New Roman" w:eastAsia="微软雅黑" w:cs="Times New Roman"/>
+                <w:bCs/>
+                <w:sz w:val="18"/>
+                <w:szCs w:val="18"/>
+                <w:lang w:eastAsia="zh-CN"/>
+              </w:rPr>
+              <w:t>dis.drug_name_chinese</w:t>
+            </w:r>
+            <w:r>
+              <w:rPr>
+                <w:rFonts w:hint="eastAsia" w:ascii="Times New Roman" w:hAnsi="Times New Roman" w:eastAsia="微软雅黑" w:cs="Times New Roman"/>
+                <w:bCs/>
+                <w:sz w:val="18"/>
+                <w:szCs w:val="18"/>
+                <w:lang w:eastAsia="zh-CN"/>
+              </w:rPr>
+              <w:t>3</w:t>
+            </w:r>
+            <w:r>
+              <w:rPr>
+                <w:rFonts w:ascii="Times New Roman" w:hAnsi="Times New Roman" w:eastAsia="微软雅黑" w:cs="Times New Roman"/>
+                <w:sz w:val="18"/>
+                <w:szCs w:val="18"/>
+                <w:lang w:eastAsia="zh-CN"/>
+              </w:rPr>
+              <w:t xml:space="preserve"> }}</w:t>
+            </w:r>
+          </w:p>
+        </w:tc>
+        <w:tc>
+          <w:tcPr>
+            <w:tcW w:w="1417" w:type="dxa"/>
+            <w:tcBorders>
+              <w:top w:val="single" w:color="A4A4A4" w:sz="4" w:space="0"/>
+              <w:left w:val="single" w:color="A4A4A4" w:sz="4" w:space="0"/>
+              <w:bottom w:val="single" w:color="A4A4A4" w:sz="4" w:space="0"/>
+              <w:right w:val="single" w:color="A4A4A4" w:sz="4" w:space="0"/>
+            </w:tcBorders>
+            <w:vAlign w:val="center"/>
+          </w:tcPr>
+          <w:p>
+            <w:pPr>
+              <w:keepNext/>
+              <w:spacing w:before="26"/>
+              <w:jc w:val="center"/>
+              <w:rPr>
+                <w:rFonts w:ascii="Times New Roman" w:hAnsi="Times New Roman" w:eastAsia="微软雅黑" w:cs="Times New Roman"/>
+                <w:bCs/>
+                <w:sz w:val="18"/>
+                <w:szCs w:val="18"/>
+                <w:highlight w:val="yellow"/>
+                <w:lang w:eastAsia="zh-CN"/>
+              </w:rPr>
+            </w:pPr>
+            <w:r>
+              <w:rPr>
+                <w:rFonts w:hint="eastAsia" w:ascii="Times New Roman" w:hAnsi="Times New Roman" w:eastAsia="微软雅黑" w:cs="Times New Roman"/>
+                <w:sz w:val="18"/>
+                <w:szCs w:val="18"/>
+                <w:lang w:eastAsia="zh-CN"/>
+              </w:rPr>
+              <w:t>{{dis.</w:t>
+            </w:r>
+            <w:r>
+              <w:rPr>
+                <w:rFonts w:hint="eastAsia" w:ascii="Times New Roman" w:hAnsi="Times New Roman" w:eastAsia="微软雅黑" w:cs="Times New Roman"/>
+                <w:bCs/>
+                <w:sz w:val="18"/>
+                <w:szCs w:val="18"/>
+                <w:lang w:eastAsia="zh-CN"/>
+              </w:rPr>
+              <w:t>disease_name_chinese</w:t>
+            </w:r>
+            <w:r>
+              <w:rPr>
+                <w:rFonts w:hint="eastAsia" w:ascii="Times New Roman" w:hAnsi="Times New Roman" w:eastAsia="微软雅黑" w:cs="Times New Roman"/>
+                <w:sz w:val="18"/>
+                <w:szCs w:val="18"/>
+                <w:lang w:eastAsia="zh-CN"/>
+              </w:rPr>
+              <w:t>}}</w:t>
+            </w:r>
+          </w:p>
+        </w:tc>
+        <w:tc>
+          <w:tcPr>
+            <w:tcW w:w="1232" w:type="dxa"/>
+            <w:tcBorders>
+              <w:top w:val="single" w:color="A4A4A4" w:sz="4" w:space="0"/>
+              <w:left w:val="single" w:color="A4A4A4" w:sz="4" w:space="0"/>
+              <w:bottom w:val="single" w:color="A4A4A4" w:sz="4" w:space="0"/>
+              <w:right w:val="single" w:color="A4A4A4" w:sz="4" w:space="0"/>
+            </w:tcBorders>
+            <w:vAlign w:val="center"/>
+          </w:tcPr>
+          <w:p>
+            <w:pPr>
+              <w:keepNext/>
+              <w:spacing w:before="26"/>
+              <w:jc w:val="center"/>
+              <w:rPr>
+                <w:rFonts w:ascii="Times New Roman" w:hAnsi="Times New Roman" w:eastAsia="微软雅黑" w:cs="Times New Roman"/>
+                <w:bCs/>
+                <w:sz w:val="18"/>
+                <w:szCs w:val="18"/>
+                <w:highlight w:val="yellow"/>
+                <w:lang w:eastAsia="zh-CN"/>
+              </w:rPr>
+            </w:pPr>
+            <w:r>
+              <w:rPr>
+                <w:rFonts w:hint="eastAsia" w:ascii="Times New Roman" w:hAnsi="Times New Roman" w:eastAsia="微软雅黑" w:cs="Times New Roman"/>
+                <w:sz w:val="18"/>
+                <w:szCs w:val="18"/>
+                <w:lang w:eastAsia="zh-CN"/>
+              </w:rPr>
+              <w:t>{{</w:t>
+            </w:r>
+            <w:r>
+              <w:rPr>
+                <w:rFonts w:hint="eastAsia" w:ascii="Times New Roman" w:hAnsi="Times New Roman" w:eastAsia="微软雅黑" w:cs="Times New Roman"/>
+                <w:bCs/>
+                <w:sz w:val="18"/>
+                <w:szCs w:val="18"/>
+                <w:lang w:eastAsia="zh-CN"/>
+              </w:rPr>
+              <w:t>dis.evidence_phase_chinese</w:t>
+            </w:r>
+            <w:r>
+              <w:rPr>
+                <w:rFonts w:hint="eastAsia" w:ascii="Times New Roman" w:hAnsi="Times New Roman" w:eastAsia="微软雅黑" w:cs="Times New Roman"/>
+                <w:sz w:val="18"/>
+                <w:szCs w:val="18"/>
+                <w:lang w:eastAsia="zh-CN"/>
+              </w:rPr>
+              <w:t>}}</w:t>
+            </w:r>
+          </w:p>
+        </w:tc>
+        <w:tc>
+          <w:tcPr>
+            <w:tcW w:w="5695" w:type="dxa"/>
+            <w:tcBorders>
+              <w:top w:val="single" w:color="A4A4A4" w:sz="4" w:space="0"/>
+              <w:left w:val="single" w:color="A4A4A4" w:sz="4" w:space="0"/>
+              <w:bottom w:val="single" w:color="A4A4A4" w:sz="4" w:space="0"/>
+              <w:right w:val="nil"/>
+            </w:tcBorders>
+            <w:vAlign w:val="center"/>
+          </w:tcPr>
+          <w:p>
+            <w:pPr>
+              <w:keepNext/>
+              <w:spacing w:before="26"/>
+              <w:jc w:val="center"/>
+              <w:rPr>
+                <w:rFonts w:ascii="Times New Roman" w:hAnsi="Times New Roman" w:eastAsia="微软雅黑" w:cs="Times New Roman"/>
+                <w:bCs/>
+                <w:sz w:val="18"/>
+                <w:szCs w:val="18"/>
+                <w:highlight w:val="yellow"/>
+                <w:lang w:eastAsia="zh-CN"/>
+              </w:rPr>
+            </w:pPr>
+            <w:r>
+              <w:rPr>
+                <w:rFonts w:hint="eastAsia" w:ascii="Times New Roman" w:hAnsi="Times New Roman" w:eastAsia="微软雅黑" w:cs="Times New Roman"/>
+                <w:sz w:val="18"/>
+                <w:szCs w:val="18"/>
+                <w:lang w:eastAsia="zh-CN"/>
+              </w:rPr>
+              <w:t>{{</w:t>
+            </w:r>
+            <w:r>
+              <w:rPr>
+                <w:rFonts w:hint="eastAsia" w:ascii="Times New Roman" w:hAnsi="Times New Roman" w:eastAsia="微软雅黑" w:cs="Times New Roman"/>
+                <w:bCs/>
+                <w:sz w:val="18"/>
+                <w:szCs w:val="18"/>
+                <w:lang w:eastAsia="zh-CN"/>
+              </w:rPr>
+              <w:t>dis.annotation_chinese</w:t>
+            </w:r>
+            <w:r>
+              <w:rPr>
+                <w:rFonts w:hint="eastAsia" w:ascii="Times New Roman" w:hAnsi="Times New Roman" w:eastAsia="微软雅黑" w:cs="Times New Roman"/>
+                <w:sz w:val="18"/>
+                <w:szCs w:val="18"/>
+                <w:lang w:eastAsia="zh-CN"/>
+              </w:rPr>
+              <w:t>}}</w:t>
+            </w:r>
+          </w:p>
+        </w:tc>
+      </w:tr>
+      <w:tr>
+        <w:tblPrEx>
+          <w:tblBorders>
+            <w:top w:val="single" w:color="45A3A7" w:sz="18" w:space="0"/>
+            <w:left w:val="none" w:color="auto" w:sz="0" w:space="0"/>
+            <w:bottom w:val="dotted" w:color="45A3A7" w:sz="4" w:space="0"/>
+            <w:right w:val="none" w:color="auto" w:sz="0" w:space="0"/>
+            <w:insideH w:val="dotted" w:color="45A3A7" w:sz="4" w:space="0"/>
+            <w:insideV w:val="dotted" w:color="45A3A7" w:sz="4" w:space="0"/>
+          </w:tblBorders>
+          <w:tblCellMar>
+            <w:top w:w="0" w:type="dxa"/>
+            <w:left w:w="108" w:type="dxa"/>
+            <w:bottom w:w="0" w:type="dxa"/>
+            <w:right w:w="108" w:type="dxa"/>
+          </w:tblCellMar>
+        </w:tblPrEx>
+        <w:trPr>
+          <w:trHeight w:val="494" w:hRule="atLeast"/>
+          <w:jc w:val="center"/>
+        </w:trPr>
+        <w:tc>
+          <w:tcPr>
+            <w:tcW w:w="9870" w:type="dxa"/>
+            <w:gridSpan w:val="4"/>
+            <w:tcBorders>
+              <w:top w:val="single" w:color="A4A4A4" w:sz="4" w:space="0"/>
+              <w:left w:val="nil"/>
+              <w:bottom w:val="single" w:color="A4A4A4" w:sz="4" w:space="0"/>
+              <w:right w:val="nil"/>
+            </w:tcBorders>
+            <w:vAlign w:val="center"/>
+          </w:tcPr>
+          <w:p>
+            <w:pPr>
+              <w:keepNext/>
+              <w:spacing w:before="26"/>
+              <w:jc w:val="center"/>
+              <w:rPr>
+                <w:rFonts w:ascii="Times New Roman" w:hAnsi="Times New Roman" w:eastAsia="微软雅黑" w:cs="Times New Roman"/>
+                <w:bCs/>
+                <w:sz w:val="18"/>
+                <w:szCs w:val="18"/>
+                <w:lang w:eastAsia="zh-CN"/>
+              </w:rPr>
+            </w:pPr>
+            <w:r>
+              <w:rPr>
+                <w:rFonts w:hint="eastAsia" w:ascii="Times New Roman" w:hAnsi="Times New Roman" w:eastAsia="微软雅黑" w:cs="Times New Roman"/>
+                <w:b/>
+                <w:sz w:val="18"/>
+                <w:szCs w:val="18"/>
+                <w:lang w:eastAsia="zh-CN"/>
+              </w:rPr>
+              <w:t>{%tr endfor %}</w:t>
+            </w:r>
+          </w:p>
+        </w:tc>
+      </w:tr>
+    </w:tbl>
+    <w:p>
+      <w:pPr>
+        <w:spacing w:before="26"/>
+        <w:rPr>
+          <w:rFonts w:ascii="Times New Roman" w:hAnsi="Times New Roman" w:eastAsia="微软雅黑" w:cs="Times New Roman"/>
+          <w:b/>
+          <w:sz w:val="24"/>
+          <w:szCs w:val="24"/>
+          <w:lang w:eastAsia="zh-CN"/>
+        </w:rPr>
+      </w:pPr>
+      <w:r>
+        <w:rPr>
+          <w:rFonts w:hint="eastAsia" w:ascii="Times New Roman" w:hAnsi="Times New Roman" w:eastAsia="微软雅黑" w:cs="Times New Roman"/>
+          <w:b/>
+          <w:sz w:val="24"/>
+          <w:szCs w:val="24"/>
+          <w:lang w:eastAsia="zh-CN"/>
+        </w:rPr>
+        <w:t>{% endif %}{%if tdd.potentialDrugList != [] %}</w:t>
+      </w:r>
+    </w:p>
+    <w:p>
+      <w:pPr>
+        <w:keepNext/>
+        <w:spacing w:before="26"/>
+        <w:rPr>
+          <w:rFonts w:ascii="Times New Roman" w:hAnsi="Times New Roman" w:eastAsia="微软雅黑" w:cs="Times New Roman"/>
+          <w:b/>
+          <w:sz w:val="24"/>
+          <w:lang w:eastAsia="zh-CN"/>
+        </w:rPr>
+      </w:pPr>
+      <w:r>
+        <w:rPr>
+          <w:rFonts w:hint="eastAsia" w:ascii="Times New Roman" w:hAnsi="Times New Roman" w:eastAsia="微软雅黑" w:cs="Times New Roman"/>
+          <w:b/>
+          <w:sz w:val="24"/>
+          <w:lang w:eastAsia="zh-CN"/>
+        </w:rPr>
+        <w:t>潜在耐药研究信息：</w:t>
+      </w:r>
+    </w:p>
+    <w:tbl>
+      <w:tblPr>
+        <w:tblStyle w:val="16"/>
+        <w:tblpPr w:leftFromText="180" w:rightFromText="180" w:vertAnchor="text" w:tblpXSpec="center" w:tblpY="1"/>
+        <w:tblOverlap w:val="never"/>
+        <w:tblW w:w="9870" w:type="dxa"/>
+        <w:jc w:val="center"/>
+        <w:tblBorders>
+          <w:top w:val="single" w:color="45A3A7" w:sz="18" w:space="0"/>
+          <w:left w:val="none" w:color="auto" w:sz="0" w:space="0"/>
+          <w:bottom w:val="dotted" w:color="45A3A7" w:sz="4" w:space="0"/>
+          <w:right w:val="none" w:color="auto" w:sz="0" w:space="0"/>
+          <w:insideH w:val="dotted" w:color="45A3A7" w:sz="4" w:space="0"/>
+          <w:insideV w:val="dotted" w:color="45A3A7" w:sz="4" w:space="0"/>
+        </w:tblBorders>
+        <w:tblLayout w:type="fixed"/>
+        <w:tblCellMar>
+          <w:top w:w="0" w:type="dxa"/>
+          <w:left w:w="108" w:type="dxa"/>
+          <w:bottom w:w="0" w:type="dxa"/>
+          <w:right w:w="108" w:type="dxa"/>
+        </w:tblCellMar>
+      </w:tblPr>
+      <w:tblGrid>
+        <w:gridCol w:w="1526"/>
+        <w:gridCol w:w="1417"/>
+        <w:gridCol w:w="1261"/>
+        <w:gridCol w:w="5666"/>
+      </w:tblGrid>
+      <w:tr>
+        <w:tblPrEx>
+          <w:tblBorders>
+            <w:top w:val="single" w:color="45A3A7" w:sz="18" w:space="0"/>
+            <w:left w:val="none" w:color="auto" w:sz="0" w:space="0"/>
+            <w:bottom w:val="dotted" w:color="45A3A7" w:sz="4" w:space="0"/>
+            <w:right w:val="none" w:color="auto" w:sz="0" w:space="0"/>
+            <w:insideH w:val="dotted" w:color="45A3A7" w:sz="4" w:space="0"/>
+            <w:insideV w:val="dotted" w:color="45A3A7" w:sz="4" w:space="0"/>
+          </w:tblBorders>
+        </w:tblPrEx>
+        <w:trPr>
+          <w:trHeight w:val="417" w:hRule="atLeast"/>
+          <w:jc w:val="center"/>
+        </w:trPr>
+        <w:tc>
+          <w:tcPr>
+            <w:tcW w:w="1526" w:type="dxa"/>
+            <w:tcBorders>
+              <w:top w:val="nil"/>
+              <w:left w:val="nil"/>
+              <w:bottom w:val="nil"/>
+              <w:right w:val="single" w:color="FFFFFF" w:sz="18" w:space="0"/>
+            </w:tcBorders>
+            <w:shd w:val="clear" w:color="auto" w:fill="62B541"/>
+            <w:vAlign w:val="center"/>
+          </w:tcPr>
+          <w:p>
+            <w:pPr>
+              <w:keepNext/>
+              <w:jc w:val="center"/>
+              <w:rPr>
+                <w:rFonts w:ascii="Times New Roman" w:hAnsi="Times New Roman" w:eastAsia="微软雅黑" w:cs="Times New Roman"/>
+                <w:b/>
+                <w:color w:val="FFFFFF" w:themeColor="background1"/>
+                <w:sz w:val="18"/>
+                <w:szCs w:val="18"/>
+                <w:lang w:eastAsia="zh-CN"/>
+                <w14:textFill>
+                  <w14:solidFill>
+                    <w14:schemeClr w14:val="bg1"/>
+                  </w14:solidFill>
+                </w14:textFill>
+              </w:rPr>
+            </w:pPr>
+            <w:r>
+              <w:rPr>
+                <w:rFonts w:ascii="Times New Roman" w:hAnsi="Times New Roman" w:eastAsia="微软雅黑" w:cs="Times New Roman"/>
+                <w:b/>
+                <w:color w:val="FFFFFF" w:themeColor="background1"/>
+                <w:sz w:val="18"/>
+                <w:szCs w:val="18"/>
+                <w:lang w:eastAsia="zh-CN"/>
+                <w14:textFill>
+                  <w14:solidFill>
+                    <w14:schemeClr w14:val="bg1"/>
+                  </w14:solidFill>
+                </w14:textFill>
+              </w:rPr>
+              <w:t>药物名称</w:t>
+            </w:r>
+          </w:p>
+        </w:tc>
+        <w:tc>
+          <w:tcPr>
+            <w:tcW w:w="1417" w:type="dxa"/>
+            <w:tcBorders>
+              <w:top w:val="nil"/>
+              <w:left w:val="single" w:color="FFFFFF" w:sz="18" w:space="0"/>
+              <w:bottom w:val="nil"/>
+              <w:right w:val="single" w:color="FFFFFF" w:sz="18" w:space="0"/>
+            </w:tcBorders>
+            <w:shd w:val="clear" w:color="auto" w:fill="62B541"/>
+            <w:vAlign w:val="center"/>
+          </w:tcPr>
+          <w:p>
+            <w:pPr>
+              <w:keepNext/>
+              <w:jc w:val="center"/>
+              <w:rPr>
+                <w:rFonts w:ascii="Times New Roman" w:hAnsi="Times New Roman" w:eastAsia="微软雅黑" w:cs="Times New Roman"/>
+                <w:b/>
+                <w:color w:val="FFFFFF" w:themeColor="background1"/>
+                <w:sz w:val="18"/>
+                <w:szCs w:val="18"/>
+                <w:lang w:eastAsia="zh-CN"/>
+                <w14:textFill>
+                  <w14:solidFill>
+                    <w14:schemeClr w14:val="bg1"/>
+                  </w14:solidFill>
+                </w14:textFill>
+              </w:rPr>
+            </w:pPr>
+            <w:r>
+              <w:rPr>
+                <w:rFonts w:ascii="Times New Roman" w:hAnsi="Times New Roman" w:eastAsia="微软雅黑" w:cs="Times New Roman"/>
+                <w:b/>
+                <w:color w:val="FFFFFF" w:themeColor="background1"/>
+                <w:sz w:val="18"/>
+                <w:szCs w:val="18"/>
+                <w:lang w:eastAsia="zh-CN"/>
+                <w14:textFill>
+                  <w14:solidFill>
+                    <w14:schemeClr w14:val="bg1"/>
+                  </w14:solidFill>
+                </w14:textFill>
+              </w:rPr>
+              <w:t>相关疾病</w:t>
+            </w:r>
+          </w:p>
+        </w:tc>
+        <w:tc>
+          <w:tcPr>
+            <w:tcW w:w="1261" w:type="dxa"/>
+            <w:tcBorders>
+              <w:top w:val="nil"/>
+              <w:left w:val="single" w:color="FFFFFF" w:sz="18" w:space="0"/>
+              <w:bottom w:val="nil"/>
+              <w:right w:val="single" w:color="FFFFFF" w:sz="18" w:space="0"/>
+            </w:tcBorders>
+            <w:shd w:val="clear" w:color="auto" w:fill="62B541"/>
+            <w:vAlign w:val="center"/>
+          </w:tcPr>
+          <w:p>
+            <w:pPr>
+              <w:keepNext/>
+              <w:jc w:val="center"/>
+              <w:rPr>
+                <w:rFonts w:ascii="Times New Roman" w:hAnsi="Times New Roman" w:eastAsia="微软雅黑" w:cs="Times New Roman"/>
+                <w:b/>
+                <w:color w:val="FFFFFF" w:themeColor="background1"/>
+                <w:sz w:val="18"/>
+                <w:szCs w:val="18"/>
+                <w:lang w:eastAsia="zh-CN"/>
+                <w14:textFill>
+                  <w14:solidFill>
+                    <w14:schemeClr w14:val="bg1"/>
+                  </w14:solidFill>
+                </w14:textFill>
+              </w:rPr>
+            </w:pPr>
+            <w:r>
+              <w:rPr>
+                <w:rFonts w:ascii="Times New Roman" w:hAnsi="Times New Roman" w:eastAsia="微软雅黑" w:cs="Times New Roman"/>
+                <w:b/>
+                <w:color w:val="FFFFFF" w:themeColor="background1"/>
+                <w:sz w:val="18"/>
+                <w:szCs w:val="18"/>
+                <w:lang w:eastAsia="zh-CN"/>
+                <w14:textFill>
+                  <w14:solidFill>
+                    <w14:schemeClr w14:val="bg1"/>
+                  </w14:solidFill>
+                </w14:textFill>
+              </w:rPr>
+              <w:t>证据</w:t>
+            </w:r>
+            <w:r>
+              <w:rPr>
+                <w:rFonts w:hint="eastAsia" w:ascii="Times New Roman" w:hAnsi="Times New Roman" w:eastAsia="微软雅黑" w:cs="Times New Roman"/>
+                <w:b/>
+                <w:color w:val="FFFFFF" w:themeColor="background1"/>
+                <w:sz w:val="18"/>
+                <w:szCs w:val="18"/>
+                <w:lang w:eastAsia="zh-CN"/>
+                <w14:textFill>
+                  <w14:solidFill>
+                    <w14:schemeClr w14:val="bg1"/>
+                  </w14:solidFill>
+                </w14:textFill>
+              </w:rPr>
+              <w:t>等级</w:t>
+            </w:r>
+          </w:p>
+        </w:tc>
+        <w:tc>
+          <w:tcPr>
+            <w:tcW w:w="5666" w:type="dxa"/>
+            <w:tcBorders>
+              <w:top w:val="nil"/>
+              <w:left w:val="single" w:color="FFFFFF" w:sz="18" w:space="0"/>
+              <w:bottom w:val="nil"/>
+              <w:right w:val="nil"/>
+            </w:tcBorders>
+            <w:shd w:val="clear" w:color="auto" w:fill="62B541"/>
+            <w:vAlign w:val="center"/>
+          </w:tcPr>
+          <w:p>
+            <w:pPr>
+              <w:keepNext/>
+              <w:jc w:val="center"/>
+              <w:rPr>
+                <w:rFonts w:ascii="Times New Roman" w:hAnsi="Times New Roman" w:eastAsia="微软雅黑" w:cs="Times New Roman"/>
+                <w:b/>
+                <w:color w:val="FFFFFF" w:themeColor="background1"/>
+                <w:sz w:val="18"/>
+                <w:szCs w:val="18"/>
+                <w:lang w:eastAsia="zh-CN"/>
+                <w14:textFill>
+                  <w14:solidFill>
+                    <w14:schemeClr w14:val="bg1"/>
+                  </w14:solidFill>
+                </w14:textFill>
+              </w:rPr>
+            </w:pPr>
+            <w:r>
+              <w:rPr>
+                <w:rFonts w:ascii="Times New Roman" w:hAnsi="Times New Roman" w:eastAsia="微软雅黑" w:cs="Times New Roman"/>
+                <w:b/>
+                <w:color w:val="FFFFFF" w:themeColor="background1"/>
+                <w:sz w:val="18"/>
+                <w:szCs w:val="18"/>
+                <w:lang w:eastAsia="zh-CN"/>
+                <w14:textFill>
+                  <w14:solidFill>
+                    <w14:schemeClr w14:val="bg1"/>
+                  </w14:solidFill>
+                </w14:textFill>
+              </w:rPr>
+              <w:t>循证医学信息</w:t>
+            </w:r>
+          </w:p>
+        </w:tc>
+      </w:tr>
+      <w:tr>
+        <w:tblPrEx>
+          <w:tblBorders>
+            <w:top w:val="single" w:color="45A3A7" w:sz="18" w:space="0"/>
+            <w:left w:val="none" w:color="auto" w:sz="0" w:space="0"/>
+            <w:bottom w:val="dotted" w:color="45A3A7" w:sz="4" w:space="0"/>
+            <w:right w:val="none" w:color="auto" w:sz="0" w:space="0"/>
+            <w:insideH w:val="dotted" w:color="45A3A7" w:sz="4" w:space="0"/>
+            <w:insideV w:val="dotted" w:color="45A3A7" w:sz="4" w:space="0"/>
+          </w:tblBorders>
+          <w:tblCellMar>
+            <w:top w:w="0" w:type="dxa"/>
+            <w:left w:w="108" w:type="dxa"/>
+            <w:bottom w:w="0" w:type="dxa"/>
+            <w:right w:w="108" w:type="dxa"/>
+          </w:tblCellMar>
+        </w:tblPrEx>
+        <w:trPr>
+          <w:trHeight w:val="494" w:hRule="atLeast"/>
+          <w:jc w:val="center"/>
+        </w:trPr>
+        <w:tc>
+          <w:tcPr>
+            <w:tcW w:w="9870" w:type="dxa"/>
+            <w:gridSpan w:val="4"/>
+            <w:tcBorders>
+              <w:top w:val="nil"/>
+              <w:left w:val="nil"/>
+              <w:bottom w:val="single" w:color="A4A4A4" w:sz="4" w:space="0"/>
+              <w:right w:val="nil"/>
+            </w:tcBorders>
+            <w:vAlign w:val="center"/>
+          </w:tcPr>
+          <w:p>
+            <w:pPr>
+              <w:keepNext/>
+              <w:spacing w:before="26"/>
+              <w:jc w:val="center"/>
+              <w:rPr>
+                <w:rFonts w:ascii="Times New Roman" w:hAnsi="Times New Roman" w:eastAsia="微软雅黑" w:cs="Times New Roman"/>
+                <w:bCs/>
+                <w:sz w:val="18"/>
+                <w:szCs w:val="18"/>
+                <w:highlight w:val="yellow"/>
+                <w:lang w:eastAsia="zh-CN"/>
+              </w:rPr>
+            </w:pPr>
+            <w:r>
+              <w:rPr>
+                <w:rFonts w:hint="eastAsia" w:ascii="Times New Roman" w:hAnsi="Times New Roman" w:eastAsia="微软雅黑" w:cs="Times New Roman"/>
+                <w:b/>
+                <w:sz w:val="18"/>
+                <w:szCs w:val="18"/>
+                <w:lang w:eastAsia="zh-CN"/>
+              </w:rPr>
+              <w:t>{%tr for dis in tdd.</w:t>
+            </w:r>
+            <w:r>
+              <w:rPr>
+                <w:rFonts w:ascii="Times New Roman" w:hAnsi="Times New Roman" w:eastAsia="微软雅黑" w:cs="Times New Roman"/>
+                <w:b/>
+                <w:sz w:val="18"/>
+                <w:szCs w:val="18"/>
+                <w:lang w:eastAsia="zh-CN"/>
+              </w:rPr>
+              <w:t>potentialDrugList</w:t>
+            </w:r>
+            <w:r>
+              <w:rPr>
+                <w:rFonts w:hint="eastAsia" w:ascii="Times New Roman" w:hAnsi="Times New Roman" w:eastAsia="微软雅黑" w:cs="Times New Roman"/>
+                <w:b/>
+                <w:sz w:val="18"/>
+                <w:szCs w:val="18"/>
+                <w:lang w:eastAsia="zh-CN"/>
+              </w:rPr>
+              <w:t xml:space="preserve"> %}</w:t>
+            </w:r>
+          </w:p>
+        </w:tc>
+      </w:tr>
+      <w:tr>
+        <w:tblPrEx>
+          <w:tblBorders>
+            <w:top w:val="single" w:color="45A3A7" w:sz="18" w:space="0"/>
+            <w:left w:val="none" w:color="auto" w:sz="0" w:space="0"/>
+            <w:bottom w:val="dotted" w:color="45A3A7" w:sz="4" w:space="0"/>
+            <w:right w:val="none" w:color="auto" w:sz="0" w:space="0"/>
+            <w:insideH w:val="dotted" w:color="45A3A7" w:sz="4" w:space="0"/>
+            <w:insideV w:val="dotted" w:color="45A3A7" w:sz="4" w:space="0"/>
+          </w:tblBorders>
+          <w:tblCellMar>
+            <w:top w:w="0" w:type="dxa"/>
+            <w:left w:w="108" w:type="dxa"/>
+            <w:bottom w:w="0" w:type="dxa"/>
+            <w:right w:w="108" w:type="dxa"/>
+          </w:tblCellMar>
+        </w:tblPrEx>
+        <w:trPr>
+          <w:trHeight w:val="494" w:hRule="atLeast"/>
+          <w:jc w:val="center"/>
+        </w:trPr>
+        <w:tc>
+          <w:tcPr>
+            <w:tcW w:w="1526" w:type="dxa"/>
+            <w:tcBorders>
+              <w:top w:val="single" w:color="A4A4A4" w:sz="4" w:space="0"/>
+              <w:left w:val="nil"/>
+              <w:bottom w:val="single" w:color="A4A4A4" w:sz="4" w:space="0"/>
+              <w:right w:val="single" w:color="A4A4A4" w:sz="4" w:space="0"/>
+            </w:tcBorders>
+            <w:vAlign w:val="center"/>
+          </w:tcPr>
+          <w:p>
+            <w:pPr>
+              <w:spacing w:before="1" w:line="249" w:lineRule="auto"/>
+              <w:ind w:right="131"/>
+              <w:jc w:val="center"/>
+              <w:rPr>
+                <w:rFonts w:ascii="Times New Roman" w:hAnsi="Times New Roman" w:eastAsia="微软雅黑" w:cs="Times New Roman"/>
+                <w:b/>
+                <w:sz w:val="18"/>
+                <w:szCs w:val="18"/>
+                <w:highlight w:val="yellow"/>
+              </w:rPr>
+            </w:pPr>
+            <w:r>
+              <w:rPr>
+                <w:rFonts w:ascii="Times New Roman" w:hAnsi="Times New Roman" w:eastAsia="微软雅黑" w:cs="Times New Roman"/>
+                <w:sz w:val="18"/>
+                <w:szCs w:val="18"/>
+                <w:lang w:eastAsia="zh-CN"/>
+              </w:rPr>
+              <w:t>{{</w:t>
+            </w:r>
+            <w:r>
+              <w:rPr>
+                <w:rFonts w:ascii="Times New Roman" w:hAnsi="Times New Roman" w:eastAsia="微软雅黑" w:cs="Times New Roman"/>
+                <w:bCs/>
+                <w:sz w:val="18"/>
+                <w:szCs w:val="18"/>
+                <w:lang w:eastAsia="zh-CN"/>
+              </w:rPr>
+              <w:t>dis.drug_name_chinese</w:t>
+            </w:r>
+            <w:r>
+              <w:rPr>
+                <w:rFonts w:hint="eastAsia" w:ascii="Times New Roman" w:hAnsi="Times New Roman" w:eastAsia="微软雅黑" w:cs="Times New Roman"/>
+                <w:bCs/>
+                <w:sz w:val="18"/>
+                <w:szCs w:val="18"/>
+                <w:lang w:eastAsia="zh-CN"/>
+              </w:rPr>
+              <w:t>3</w:t>
+            </w:r>
+            <w:r>
+              <w:rPr>
+                <w:rFonts w:ascii="Times New Roman" w:hAnsi="Times New Roman" w:eastAsia="微软雅黑" w:cs="Times New Roman"/>
+                <w:sz w:val="18"/>
+                <w:szCs w:val="18"/>
+                <w:lang w:eastAsia="zh-CN"/>
+              </w:rPr>
+              <w:t xml:space="preserve"> }}</w:t>
+            </w:r>
+          </w:p>
+        </w:tc>
+        <w:tc>
+          <w:tcPr>
+            <w:tcW w:w="1417" w:type="dxa"/>
+            <w:tcBorders>
+              <w:top w:val="single" w:color="A4A4A4" w:sz="4" w:space="0"/>
+              <w:left w:val="single" w:color="A4A4A4" w:sz="4" w:space="0"/>
+              <w:bottom w:val="single" w:color="A4A4A4" w:sz="4" w:space="0"/>
+              <w:right w:val="single" w:color="A4A4A4" w:sz="4" w:space="0"/>
+            </w:tcBorders>
+            <w:vAlign w:val="center"/>
+          </w:tcPr>
+          <w:p>
+            <w:pPr>
+              <w:keepNext/>
+              <w:spacing w:before="26"/>
+              <w:jc w:val="center"/>
+              <w:rPr>
+                <w:rFonts w:ascii="Times New Roman" w:hAnsi="Times New Roman" w:eastAsia="微软雅黑" w:cs="Times New Roman"/>
+                <w:bCs/>
+                <w:sz w:val="18"/>
+                <w:szCs w:val="18"/>
+                <w:highlight w:val="yellow"/>
+                <w:lang w:eastAsia="zh-CN"/>
+              </w:rPr>
+            </w:pPr>
+            <w:r>
+              <w:rPr>
+                <w:rFonts w:hint="eastAsia" w:ascii="Times New Roman" w:hAnsi="Times New Roman" w:eastAsia="微软雅黑" w:cs="Times New Roman"/>
+                <w:sz w:val="18"/>
+                <w:szCs w:val="18"/>
+                <w:lang w:eastAsia="zh-CN"/>
+              </w:rPr>
+              <w:t>{{dis.</w:t>
+            </w:r>
+            <w:r>
+              <w:rPr>
+                <w:rFonts w:hint="eastAsia" w:ascii="Times New Roman" w:hAnsi="Times New Roman" w:eastAsia="微软雅黑" w:cs="Times New Roman"/>
+                <w:bCs/>
+                <w:sz w:val="18"/>
+                <w:szCs w:val="18"/>
+                <w:lang w:eastAsia="zh-CN"/>
+              </w:rPr>
+              <w:t>disease_name_chinese</w:t>
+            </w:r>
+            <w:r>
+              <w:rPr>
+                <w:rFonts w:hint="eastAsia" w:ascii="Times New Roman" w:hAnsi="Times New Roman" w:eastAsia="微软雅黑" w:cs="Times New Roman"/>
+                <w:sz w:val="18"/>
+                <w:szCs w:val="18"/>
+                <w:lang w:eastAsia="zh-CN"/>
+              </w:rPr>
+              <w:t>}}</w:t>
+            </w:r>
+          </w:p>
+        </w:tc>
+        <w:tc>
+          <w:tcPr>
+            <w:tcW w:w="1261" w:type="dxa"/>
+            <w:tcBorders>
+              <w:top w:val="single" w:color="A4A4A4" w:sz="4" w:space="0"/>
+              <w:left w:val="single" w:color="A4A4A4" w:sz="4" w:space="0"/>
+              <w:bottom w:val="single" w:color="A4A4A4" w:sz="4" w:space="0"/>
+              <w:right w:val="single" w:color="A4A4A4" w:sz="4" w:space="0"/>
+            </w:tcBorders>
+            <w:vAlign w:val="center"/>
+          </w:tcPr>
+          <w:p>
+            <w:pPr>
+              <w:keepNext/>
+              <w:spacing w:before="26"/>
+              <w:jc w:val="center"/>
+              <w:rPr>
+                <w:rFonts w:ascii="Times New Roman" w:hAnsi="Times New Roman" w:eastAsia="微软雅黑" w:cs="Times New Roman"/>
+                <w:bCs/>
+                <w:sz w:val="18"/>
+                <w:szCs w:val="18"/>
+                <w:highlight w:val="yellow"/>
+                <w:lang w:eastAsia="zh-CN"/>
+              </w:rPr>
+            </w:pPr>
+            <w:r>
+              <w:rPr>
+                <w:rFonts w:hint="eastAsia" w:ascii="Times New Roman" w:hAnsi="Times New Roman" w:eastAsia="微软雅黑" w:cs="Times New Roman"/>
+                <w:sz w:val="18"/>
+                <w:szCs w:val="18"/>
+                <w:lang w:eastAsia="zh-CN"/>
+              </w:rPr>
+              <w:t>{{</w:t>
+            </w:r>
+            <w:r>
+              <w:rPr>
+                <w:rFonts w:hint="eastAsia" w:ascii="Times New Roman" w:hAnsi="Times New Roman" w:eastAsia="微软雅黑" w:cs="Times New Roman"/>
+                <w:bCs/>
+                <w:sz w:val="18"/>
+                <w:szCs w:val="18"/>
+                <w:lang w:eastAsia="zh-CN"/>
+              </w:rPr>
+              <w:t>dis.evidence_phase_chinese</w:t>
+            </w:r>
+            <w:r>
+              <w:rPr>
+                <w:rFonts w:hint="eastAsia" w:ascii="Times New Roman" w:hAnsi="Times New Roman" w:eastAsia="微软雅黑" w:cs="Times New Roman"/>
+                <w:sz w:val="18"/>
+                <w:szCs w:val="18"/>
+                <w:lang w:eastAsia="zh-CN"/>
+              </w:rPr>
+              <w:t>}}</w:t>
+            </w:r>
+          </w:p>
+        </w:tc>
+        <w:tc>
+          <w:tcPr>
+            <w:tcW w:w="5666" w:type="dxa"/>
+            <w:tcBorders>
+              <w:top w:val="single" w:color="A4A4A4" w:sz="4" w:space="0"/>
+              <w:left w:val="single" w:color="A4A4A4" w:sz="4" w:space="0"/>
+              <w:bottom w:val="single" w:color="A4A4A4" w:sz="4" w:space="0"/>
+              <w:right w:val="nil"/>
+            </w:tcBorders>
+            <w:vAlign w:val="center"/>
+          </w:tcPr>
+          <w:p>
+            <w:pPr>
+              <w:keepNext/>
+              <w:spacing w:before="26"/>
+              <w:jc w:val="center"/>
+              <w:rPr>
+                <w:rFonts w:ascii="Times New Roman" w:hAnsi="Times New Roman" w:eastAsia="微软雅黑" w:cs="Times New Roman"/>
+                <w:bCs/>
+                <w:sz w:val="18"/>
+                <w:szCs w:val="18"/>
+                <w:highlight w:val="yellow"/>
+                <w:lang w:eastAsia="zh-CN"/>
+              </w:rPr>
+            </w:pPr>
+            <w:r>
+              <w:rPr>
+                <w:rFonts w:hint="eastAsia" w:ascii="Times New Roman" w:hAnsi="Times New Roman" w:eastAsia="微软雅黑" w:cs="Times New Roman"/>
+                <w:sz w:val="18"/>
+                <w:szCs w:val="18"/>
+                <w:lang w:eastAsia="zh-CN"/>
+              </w:rPr>
+              <w:t>{{</w:t>
+            </w:r>
+            <w:r>
+              <w:rPr>
+                <w:rFonts w:hint="eastAsia" w:ascii="Times New Roman" w:hAnsi="Times New Roman" w:eastAsia="微软雅黑" w:cs="Times New Roman"/>
+                <w:bCs/>
+                <w:sz w:val="18"/>
+                <w:szCs w:val="18"/>
+                <w:lang w:eastAsia="zh-CN"/>
+              </w:rPr>
+              <w:t>dis.annotation_chinese</w:t>
+            </w:r>
+            <w:r>
+              <w:rPr>
+                <w:rFonts w:hint="eastAsia" w:ascii="Times New Roman" w:hAnsi="Times New Roman" w:eastAsia="微软雅黑" w:cs="Times New Roman"/>
+                <w:sz w:val="18"/>
+                <w:szCs w:val="18"/>
+                <w:lang w:eastAsia="zh-CN"/>
+              </w:rPr>
+              <w:t>}}</w:t>
+            </w:r>
+          </w:p>
+        </w:tc>
+      </w:tr>
+      <w:tr>
+        <w:tblPrEx>
+          <w:tblBorders>
+            <w:top w:val="single" w:color="45A3A7" w:sz="18" w:space="0"/>
+            <w:left w:val="none" w:color="auto" w:sz="0" w:space="0"/>
+            <w:bottom w:val="dotted" w:color="45A3A7" w:sz="4" w:space="0"/>
+            <w:right w:val="none" w:color="auto" w:sz="0" w:space="0"/>
+            <w:insideH w:val="dotted" w:color="45A3A7" w:sz="4" w:space="0"/>
+            <w:insideV w:val="dotted" w:color="45A3A7" w:sz="4" w:space="0"/>
+          </w:tblBorders>
+          <w:tblCellMar>
+            <w:top w:w="0" w:type="dxa"/>
+            <w:left w:w="108" w:type="dxa"/>
+            <w:bottom w:w="0" w:type="dxa"/>
+            <w:right w:w="108" w:type="dxa"/>
+          </w:tblCellMar>
+        </w:tblPrEx>
+        <w:trPr>
+          <w:trHeight w:val="494" w:hRule="atLeast"/>
+          <w:jc w:val="center"/>
+        </w:trPr>
+        <w:tc>
+          <w:tcPr>
+            <w:tcW w:w="9870" w:type="dxa"/>
+            <w:gridSpan w:val="4"/>
+            <w:tcBorders>
+              <w:top w:val="single" w:color="A4A4A4" w:sz="4" w:space="0"/>
+              <w:left w:val="nil"/>
+              <w:bottom w:val="single" w:color="A4A4A4" w:sz="4" w:space="0"/>
+              <w:right w:val="nil"/>
+            </w:tcBorders>
+            <w:vAlign w:val="center"/>
+          </w:tcPr>
+          <w:p>
+            <w:pPr>
+              <w:keepNext/>
+              <w:spacing w:before="26"/>
+              <w:jc w:val="center"/>
+              <w:rPr>
+                <w:rFonts w:ascii="Times New Roman" w:hAnsi="Times New Roman" w:eastAsia="微软雅黑" w:cs="Times New Roman"/>
+                <w:bCs/>
+                <w:sz w:val="18"/>
+                <w:szCs w:val="18"/>
+                <w:lang w:eastAsia="zh-CN"/>
+              </w:rPr>
+            </w:pPr>
+            <w:r>
+              <w:rPr>
+                <w:rFonts w:hint="eastAsia" w:ascii="Times New Roman" w:hAnsi="Times New Roman" w:eastAsia="微软雅黑" w:cs="Times New Roman"/>
+                <w:b/>
+                <w:sz w:val="18"/>
+                <w:szCs w:val="18"/>
+                <w:lang w:eastAsia="zh-CN"/>
+              </w:rPr>
+              <w:t>{%tr endfor %}</w:t>
+            </w:r>
+          </w:p>
+        </w:tc>
+      </w:tr>
+    </w:tbl>
+    <w:p>
+      <w:pPr>
+        <w:spacing w:before="26"/>
+        <w:rPr>
+          <w:rFonts w:ascii="Times New Roman" w:hAnsi="Times New Roman" w:eastAsia="微软雅黑" w:cs="Times New Roman"/>
+          <w:b/>
+          <w:sz w:val="24"/>
+          <w:szCs w:val="24"/>
+          <w:lang w:eastAsia="zh-CN"/>
+        </w:rPr>
+      </w:pPr>
+      <w:r>
+        <w:rPr>
+          <w:rFonts w:hint="eastAsia" w:ascii="Times New Roman" w:hAnsi="Times New Roman" w:eastAsia="微软雅黑" w:cs="Times New Roman"/>
+          <w:b/>
+          <w:sz w:val="24"/>
+          <w:szCs w:val="24"/>
+          <w:lang w:eastAsia="zh-CN"/>
+        </w:rPr>
+        <w:t>{% endif %}{%if tdd.clinicalTrialInformationStr!= [] %}</w:t>
+      </w:r>
+    </w:p>
+    <w:p>
+      <w:pPr>
+        <w:keepNext/>
+        <w:spacing w:before="26"/>
+        <w:rPr>
+          <w:rFonts w:ascii="Times New Roman" w:hAnsi="Times New Roman" w:eastAsia="微软雅黑" w:cs="Times New Roman"/>
+          <w:b/>
+          <w:sz w:val="24"/>
+          <w:lang w:eastAsia="zh-CN"/>
+        </w:rPr>
+      </w:pPr>
+      <w:r>
+        <w:rPr>
+          <w:rFonts w:hint="eastAsia" w:ascii="Times New Roman" w:hAnsi="Times New Roman" w:eastAsia="微软雅黑" w:cs="Times New Roman"/>
+          <w:b/>
+          <w:sz w:val="24"/>
+          <w:lang w:eastAsia="zh-CN"/>
+        </w:rPr>
+        <w:t>临床试验信息</w:t>
+      </w:r>
+    </w:p>
+    <w:tbl>
+      <w:tblPr>
+        <w:tblStyle w:val="16"/>
+        <w:tblpPr w:leftFromText="180" w:rightFromText="180" w:vertAnchor="text" w:tblpXSpec="center" w:tblpY="1"/>
+        <w:tblOverlap w:val="never"/>
+        <w:tblW w:w="9870" w:type="dxa"/>
+        <w:jc w:val="center"/>
+        <w:tblBorders>
+          <w:top w:val="single" w:color="45A3A7" w:sz="18" w:space="0"/>
+          <w:left w:val="none" w:color="auto" w:sz="0" w:space="0"/>
+          <w:bottom w:val="dotted" w:color="45A3A7" w:sz="4" w:space="0"/>
+          <w:right w:val="none" w:color="auto" w:sz="0" w:space="0"/>
+          <w:insideH w:val="dotted" w:color="45A3A7" w:sz="4" w:space="0"/>
+          <w:insideV w:val="dotted" w:color="45A3A7" w:sz="4" w:space="0"/>
+        </w:tblBorders>
+        <w:tblLayout w:type="fixed"/>
+        <w:tblCellMar>
+          <w:top w:w="0" w:type="dxa"/>
+          <w:left w:w="108" w:type="dxa"/>
+          <w:bottom w:w="0" w:type="dxa"/>
+          <w:right w:w="108" w:type="dxa"/>
+        </w:tblCellMar>
+      </w:tblPr>
+      <w:tblGrid>
+        <w:gridCol w:w="1645"/>
+        <w:gridCol w:w="3884"/>
+        <w:gridCol w:w="1246"/>
+        <w:gridCol w:w="1035"/>
+        <w:gridCol w:w="1204"/>
+        <w:gridCol w:w="856"/>
+      </w:tblGrid>
+      <w:tr>
+        <w:tblPrEx>
+          <w:tblBorders>
+            <w:top w:val="single" w:color="45A3A7" w:sz="18" w:space="0"/>
+            <w:left w:val="none" w:color="auto" w:sz="0" w:space="0"/>
+            <w:bottom w:val="dotted" w:color="45A3A7" w:sz="4" w:space="0"/>
+            <w:right w:val="none" w:color="auto" w:sz="0" w:space="0"/>
+            <w:insideH w:val="dotted" w:color="45A3A7" w:sz="4" w:space="0"/>
+            <w:insideV w:val="dotted" w:color="45A3A7" w:sz="4" w:space="0"/>
+          </w:tblBorders>
+          <w:tblCellMar>
+            <w:top w:w="0" w:type="dxa"/>
+            <w:left w:w="108" w:type="dxa"/>
+            <w:bottom w:w="0" w:type="dxa"/>
+            <w:right w:w="108" w:type="dxa"/>
+          </w:tblCellMar>
+        </w:tblPrEx>
+        <w:trPr>
+          <w:trHeight w:val="420" w:hRule="atLeast"/>
+          <w:jc w:val="center"/>
+        </w:trPr>
+        <w:tc>
+          <w:tcPr>
+            <w:tcW w:w="1645" w:type="dxa"/>
+            <w:tcBorders>
+              <w:top w:val="nil"/>
+              <w:left w:val="nil"/>
+              <w:bottom w:val="nil"/>
+              <w:right w:val="single" w:color="FFFFFF" w:sz="18" w:space="0"/>
+            </w:tcBorders>
+            <w:shd w:val="clear" w:color="auto" w:fill="62B541"/>
+            <w:vAlign w:val="center"/>
+          </w:tcPr>
+          <w:p>
+            <w:pPr>
+              <w:keepNext/>
+              <w:spacing w:before="26"/>
+              <w:jc w:val="center"/>
+              <w:rPr>
+                <w:rFonts w:ascii="Times New Roman" w:hAnsi="Times New Roman" w:eastAsia="微软雅黑" w:cs="Times New Roman"/>
+                <w:b/>
+                <w:color w:val="FFFFFF" w:themeColor="background1"/>
+                <w:sz w:val="18"/>
+                <w:szCs w:val="18"/>
+                <w:lang w:eastAsia="zh-CN"/>
+                <w14:textFill>
+                  <w14:solidFill>
+                    <w14:schemeClr w14:val="bg1"/>
+                  </w14:solidFill>
+                </w14:textFill>
+              </w:rPr>
+            </w:pPr>
+            <w:r>
+              <w:rPr>
+                <w:rFonts w:ascii="Times New Roman" w:hAnsi="Times New Roman" w:eastAsia="微软雅黑" w:cs="Times New Roman"/>
+                <w:b/>
+                <w:color w:val="FFFFFF" w:themeColor="background1"/>
+                <w:sz w:val="18"/>
+                <w:szCs w:val="18"/>
+                <w:lang w:eastAsia="zh-CN"/>
+                <w14:textFill>
+                  <w14:solidFill>
+                    <w14:schemeClr w14:val="bg1"/>
+                  </w14:solidFill>
+                </w14:textFill>
+              </w:rPr>
+              <w:t>ID</w:t>
+            </w:r>
+          </w:p>
+        </w:tc>
+        <w:tc>
+          <w:tcPr>
+            <w:tcW w:w="3884" w:type="dxa"/>
+            <w:tcBorders>
+              <w:top w:val="nil"/>
+              <w:left w:val="single" w:color="FFFFFF" w:sz="18" w:space="0"/>
+              <w:bottom w:val="nil"/>
+              <w:right w:val="single" w:color="FFFFFF" w:sz="18" w:space="0"/>
+            </w:tcBorders>
+            <w:shd w:val="clear" w:color="auto" w:fill="62B541"/>
+            <w:vAlign w:val="center"/>
+          </w:tcPr>
+          <w:p>
+            <w:pPr>
+              <w:keepNext/>
+              <w:spacing w:before="26"/>
+              <w:jc w:val="center"/>
+              <w:rPr>
+                <w:rFonts w:ascii="Times New Roman" w:hAnsi="Times New Roman" w:eastAsia="微软雅黑" w:cs="Times New Roman"/>
+                <w:b/>
+                <w:color w:val="FFFFFF" w:themeColor="background1"/>
+                <w:sz w:val="18"/>
+                <w:szCs w:val="18"/>
+                <w:lang w:eastAsia="zh-CN"/>
+                <w14:textFill>
+                  <w14:solidFill>
+                    <w14:schemeClr w14:val="bg1"/>
+                  </w14:solidFill>
+                </w14:textFill>
+              </w:rPr>
+            </w:pPr>
+            <w:r>
+              <w:rPr>
+                <w:rFonts w:ascii="Times New Roman" w:hAnsi="Times New Roman" w:eastAsia="微软雅黑" w:cs="Times New Roman"/>
+                <w:b/>
+                <w:color w:val="FFFFFF" w:themeColor="background1"/>
+                <w:sz w:val="18"/>
+                <w:szCs w:val="18"/>
+                <w:lang w:eastAsia="zh-CN"/>
+                <w14:textFill>
+                  <w14:solidFill>
+                    <w14:schemeClr w14:val="bg1"/>
+                  </w14:solidFill>
+                </w14:textFill>
+              </w:rPr>
+              <w:t>临床试验名称</w:t>
+            </w:r>
+          </w:p>
+        </w:tc>
+        <w:tc>
+          <w:tcPr>
+            <w:tcW w:w="1246" w:type="dxa"/>
+            <w:tcBorders>
+              <w:top w:val="nil"/>
+              <w:left w:val="single" w:color="FFFFFF" w:sz="18" w:space="0"/>
+              <w:bottom w:val="nil"/>
+              <w:right w:val="single" w:color="FFFFFF" w:sz="18" w:space="0"/>
+            </w:tcBorders>
+            <w:shd w:val="clear" w:color="auto" w:fill="62B541"/>
+            <w:vAlign w:val="center"/>
+          </w:tcPr>
+          <w:p>
+            <w:pPr>
+              <w:keepNext/>
+              <w:spacing w:before="26"/>
+              <w:jc w:val="center"/>
+              <w:rPr>
+                <w:rFonts w:ascii="Times New Roman" w:hAnsi="Times New Roman" w:eastAsia="微软雅黑" w:cs="Times New Roman"/>
+                <w:b/>
+                <w:color w:val="FFFFFF" w:themeColor="background1"/>
+                <w:sz w:val="18"/>
+                <w:szCs w:val="18"/>
+                <w:lang w:eastAsia="zh-CN"/>
+                <w14:textFill>
+                  <w14:solidFill>
+                    <w14:schemeClr w14:val="bg1"/>
+                  </w14:solidFill>
+                </w14:textFill>
+              </w:rPr>
+            </w:pPr>
+            <w:r>
+              <w:rPr>
+                <w:rFonts w:ascii="Times New Roman" w:hAnsi="Times New Roman" w:eastAsia="微软雅黑" w:cs="Times New Roman"/>
+                <w:b/>
+                <w:color w:val="FFFFFF" w:themeColor="background1"/>
+                <w:sz w:val="18"/>
+                <w:szCs w:val="18"/>
+                <w:lang w:eastAsia="zh-CN"/>
+                <w14:textFill>
+                  <w14:solidFill>
+                    <w14:schemeClr w14:val="bg1"/>
+                  </w14:solidFill>
+                </w14:textFill>
+              </w:rPr>
+              <w:t>肿瘤类型</w:t>
+            </w:r>
+          </w:p>
+        </w:tc>
+        <w:tc>
+          <w:tcPr>
+            <w:tcW w:w="1035" w:type="dxa"/>
+            <w:tcBorders>
+              <w:top w:val="nil"/>
+              <w:left w:val="single" w:color="FFFFFF" w:sz="18" w:space="0"/>
+              <w:bottom w:val="nil"/>
+              <w:right w:val="single" w:color="FFFFFF" w:sz="18" w:space="0"/>
+            </w:tcBorders>
+            <w:shd w:val="clear" w:color="auto" w:fill="62B541"/>
+            <w:vAlign w:val="center"/>
+          </w:tcPr>
+          <w:p>
+            <w:pPr>
+              <w:keepNext/>
+              <w:spacing w:before="26"/>
+              <w:jc w:val="center"/>
+              <w:rPr>
+                <w:rFonts w:ascii="Times New Roman" w:hAnsi="Times New Roman" w:eastAsia="微软雅黑" w:cs="Times New Roman"/>
+                <w:b/>
+                <w:color w:val="FFFFFF" w:themeColor="background1"/>
+                <w:sz w:val="18"/>
+                <w:szCs w:val="18"/>
+                <w:lang w:eastAsia="zh-CN"/>
+                <w14:textFill>
+                  <w14:solidFill>
+                    <w14:schemeClr w14:val="bg1"/>
+                  </w14:solidFill>
+                </w14:textFill>
+              </w:rPr>
+            </w:pPr>
+            <w:r>
+              <w:rPr>
+                <w:rFonts w:ascii="Times New Roman" w:hAnsi="Times New Roman" w:eastAsia="微软雅黑" w:cs="Times New Roman"/>
+                <w:b/>
+                <w:color w:val="FFFFFF" w:themeColor="background1"/>
+                <w:sz w:val="18"/>
+                <w:szCs w:val="18"/>
+                <w:lang w:eastAsia="zh-CN"/>
+                <w14:textFill>
+                  <w14:solidFill>
+                    <w14:schemeClr w14:val="bg1"/>
+                  </w14:solidFill>
+                </w14:textFill>
+              </w:rPr>
+              <w:t>阶段</w:t>
+            </w:r>
+          </w:p>
+        </w:tc>
+        <w:tc>
+          <w:tcPr>
+            <w:tcW w:w="1204" w:type="dxa"/>
+            <w:tcBorders>
+              <w:top w:val="nil"/>
+              <w:left w:val="single" w:color="FFFFFF" w:sz="18" w:space="0"/>
+              <w:bottom w:val="nil"/>
+              <w:right w:val="single" w:color="FFFFFF" w:sz="18" w:space="0"/>
+            </w:tcBorders>
+            <w:shd w:val="clear" w:color="auto" w:fill="62BC41"/>
+            <w:vAlign w:val="center"/>
+          </w:tcPr>
+          <w:p>
+            <w:pPr>
+              <w:keepNext/>
+              <w:spacing w:before="26"/>
+              <w:jc w:val="center"/>
+              <w:rPr>
+                <w:rFonts w:ascii="Times New Roman" w:hAnsi="Times New Roman" w:eastAsia="微软雅黑" w:cs="Times New Roman"/>
+                <w:b/>
+                <w:color w:val="FFFFFF" w:themeColor="background1"/>
+                <w:sz w:val="18"/>
+                <w:szCs w:val="18"/>
+                <w:lang w:eastAsia="zh-CN"/>
+                <w14:textFill>
+                  <w14:solidFill>
+                    <w14:schemeClr w14:val="bg1"/>
+                  </w14:solidFill>
+                </w14:textFill>
+              </w:rPr>
+            </w:pPr>
+            <w:r>
+              <w:rPr>
+                <w:rFonts w:ascii="Times New Roman" w:hAnsi="Times New Roman" w:eastAsia="微软雅黑" w:cs="Times New Roman"/>
+                <w:b/>
+                <w:color w:val="FFFFFF" w:themeColor="background1"/>
+                <w:sz w:val="18"/>
+                <w:szCs w:val="18"/>
+                <w:lang w:eastAsia="zh-CN"/>
+                <w14:textFill>
+                  <w14:solidFill>
+                    <w14:schemeClr w14:val="bg1"/>
+                  </w14:solidFill>
+                </w14:textFill>
+              </w:rPr>
+              <w:t>药物</w:t>
+            </w:r>
+          </w:p>
+        </w:tc>
+        <w:tc>
+          <w:tcPr>
+            <w:tcW w:w="856" w:type="dxa"/>
+            <w:tcBorders>
+              <w:top w:val="nil"/>
+              <w:left w:val="single" w:color="FFFFFF" w:sz="18" w:space="0"/>
+              <w:bottom w:val="nil"/>
+              <w:right w:val="nil"/>
+            </w:tcBorders>
+            <w:shd w:val="clear" w:color="auto" w:fill="62BC41"/>
+            <w:vAlign w:val="center"/>
+          </w:tcPr>
+          <w:p>
+            <w:pPr>
+              <w:keepNext/>
+              <w:spacing w:before="26"/>
+              <w:jc w:val="center"/>
+              <w:rPr>
+                <w:rFonts w:ascii="Times New Roman" w:hAnsi="Times New Roman" w:eastAsia="微软雅黑" w:cs="Times New Roman"/>
+                <w:b/>
+                <w:color w:val="FFFFFF" w:themeColor="background1"/>
+                <w:sz w:val="18"/>
+                <w:szCs w:val="18"/>
+                <w:lang w:eastAsia="zh-CN"/>
+                <w14:textFill>
+                  <w14:solidFill>
+                    <w14:schemeClr w14:val="bg1"/>
+                  </w14:solidFill>
+                </w14:textFill>
+              </w:rPr>
+            </w:pPr>
+            <w:r>
+              <w:rPr>
+                <w:rFonts w:ascii="Times New Roman" w:hAnsi="Times New Roman" w:eastAsia="微软雅黑" w:cs="Times New Roman"/>
+                <w:b/>
+                <w:color w:val="FFFFFF" w:themeColor="background1"/>
+                <w:sz w:val="18"/>
+                <w:szCs w:val="18"/>
+                <w:lang w:eastAsia="zh-CN"/>
+                <w14:textFill>
+                  <w14:solidFill>
+                    <w14:schemeClr w14:val="bg1"/>
+                  </w14:solidFill>
+                </w14:textFill>
+              </w:rPr>
+              <w:t>地点</w:t>
+            </w:r>
+          </w:p>
+        </w:tc>
+      </w:tr>
+      <w:tr>
+        <w:tblPrEx>
+          <w:tblBorders>
+            <w:top w:val="single" w:color="45A3A7" w:sz="18" w:space="0"/>
+            <w:left w:val="none" w:color="auto" w:sz="0" w:space="0"/>
+            <w:bottom w:val="dotted" w:color="45A3A7" w:sz="4" w:space="0"/>
+            <w:right w:val="none" w:color="auto" w:sz="0" w:space="0"/>
+            <w:insideH w:val="dotted" w:color="45A3A7" w:sz="4" w:space="0"/>
+            <w:insideV w:val="dotted" w:color="45A3A7" w:sz="4" w:space="0"/>
+          </w:tblBorders>
+          <w:tblCellMar>
+            <w:top w:w="0" w:type="dxa"/>
+            <w:left w:w="108" w:type="dxa"/>
+            <w:bottom w:w="0" w:type="dxa"/>
+            <w:right w:w="108" w:type="dxa"/>
+          </w:tblCellMar>
+        </w:tblPrEx>
+        <w:trPr>
+          <w:jc w:val="center"/>
+        </w:trPr>
+        <w:tc>
+          <w:tcPr>
+            <w:tcW w:w="9870" w:type="dxa"/>
+            <w:gridSpan w:val="6"/>
+            <w:tcBorders>
+              <w:top w:val="nil"/>
+              <w:bottom w:val="single" w:color="A4A4A4" w:sz="4" w:space="0"/>
+            </w:tcBorders>
+            <w:vAlign w:val="center"/>
+          </w:tcPr>
+          <w:p>
+            <w:pPr>
+              <w:keepNext/>
+              <w:spacing w:before="26"/>
+              <w:jc w:val="center"/>
+              <w:rPr>
+                <w:rFonts w:ascii="Times New Roman" w:hAnsi="Times New Roman" w:eastAsia="微软雅黑" w:cs="Times New Roman"/>
+                <w:bCs/>
+                <w:sz w:val="18"/>
+                <w:szCs w:val="18"/>
+                <w:lang w:eastAsia="zh-CN"/>
+              </w:rPr>
+            </w:pPr>
+            <w:r>
+              <w:rPr>
+                <w:rFonts w:hint="eastAsia" w:ascii="Times New Roman" w:hAnsi="Times New Roman" w:eastAsia="微软雅黑" w:cs="Times New Roman"/>
+                <w:b/>
+                <w:sz w:val="18"/>
+                <w:szCs w:val="18"/>
+                <w:lang w:eastAsia="zh-CN"/>
+              </w:rPr>
+              <w:t>{%tr for cti in tdd.clinicalTrialInformationStr %}</w:t>
+            </w:r>
+          </w:p>
+        </w:tc>
+      </w:tr>
+      <w:tr>
+        <w:tblPrEx>
+          <w:tblBorders>
+            <w:top w:val="single" w:color="45A3A7" w:sz="18" w:space="0"/>
+            <w:left w:val="none" w:color="auto" w:sz="0" w:space="0"/>
+            <w:bottom w:val="dotted" w:color="45A3A7" w:sz="4" w:space="0"/>
+            <w:right w:val="none" w:color="auto" w:sz="0" w:space="0"/>
+            <w:insideH w:val="dotted" w:color="45A3A7" w:sz="4" w:space="0"/>
+            <w:insideV w:val="dotted" w:color="45A3A7" w:sz="4" w:space="0"/>
+          </w:tblBorders>
+          <w:tblCellMar>
+            <w:top w:w="0" w:type="dxa"/>
+            <w:left w:w="108" w:type="dxa"/>
+            <w:bottom w:w="0" w:type="dxa"/>
+            <w:right w:w="108" w:type="dxa"/>
+          </w:tblCellMar>
+        </w:tblPrEx>
+        <w:trPr>
+          <w:jc w:val="center"/>
+        </w:trPr>
+        <w:tc>
+          <w:tcPr>
+            <w:tcW w:w="1645" w:type="dxa"/>
+            <w:tcBorders>
+              <w:top w:val="single" w:color="A4A4A4" w:sz="4" w:space="0"/>
+              <w:bottom w:val="single" w:color="A4A4A4" w:sz="4" w:space="0"/>
+              <w:right w:val="single" w:color="A4A4A4" w:sz="4" w:space="0"/>
+            </w:tcBorders>
+            <w:vAlign w:val="center"/>
+          </w:tcPr>
+          <w:p>
+            <w:pPr>
+              <w:keepNext/>
+              <w:spacing w:before="26"/>
+              <w:jc w:val="center"/>
+              <w:rPr>
+                <w:rFonts w:ascii="Times New Roman" w:hAnsi="Times New Roman" w:eastAsia="微软雅黑" w:cs="Times New Roman"/>
+                <w:bCs/>
+                <w:sz w:val="18"/>
+                <w:szCs w:val="18"/>
+                <w:lang w:eastAsia="zh-CN"/>
+              </w:rPr>
+            </w:pPr>
+            <w:r>
+              <w:rPr>
+                <w:rFonts w:hint="eastAsia" w:ascii="Times New Roman" w:hAnsi="Times New Roman" w:eastAsia="微软雅黑" w:cs="Times New Roman"/>
+                <w:bCs/>
+                <w:sz w:val="18"/>
+                <w:szCs w:val="18"/>
+                <w:lang w:eastAsia="zh-CN"/>
+              </w:rPr>
+              <w:t>{{ cti.clinical_trial_id }}</w:t>
+            </w:r>
+          </w:p>
+        </w:tc>
+        <w:tc>
+          <w:tcPr>
+            <w:tcW w:w="3884" w:type="dxa"/>
+            <w:tcBorders>
+              <w:top w:val="single" w:color="A4A4A4" w:sz="4" w:space="0"/>
+              <w:left w:val="single" w:color="A4A4A4" w:sz="4" w:space="0"/>
+              <w:bottom w:val="single" w:color="A4A4A4" w:sz="4" w:space="0"/>
+              <w:right w:val="single" w:color="A4A4A4" w:sz="4" w:space="0"/>
+            </w:tcBorders>
+            <w:vAlign w:val="center"/>
+          </w:tcPr>
+          <w:p>
+            <w:pPr>
+              <w:keepNext/>
+              <w:jc w:val="center"/>
+              <w:rPr>
+                <w:rFonts w:ascii="Times New Roman" w:hAnsi="Times New Roman" w:eastAsia="微软雅黑" w:cs="Times New Roman"/>
+                <w:bCs/>
+                <w:sz w:val="18"/>
+                <w:szCs w:val="18"/>
+                <w:lang w:eastAsia="zh-CN"/>
+              </w:rPr>
+            </w:pPr>
+            <w:r>
+              <w:rPr>
+                <w:rFonts w:hint="eastAsia" w:ascii="Times New Roman" w:hAnsi="Times New Roman" w:eastAsia="微软雅黑" w:cs="Times New Roman"/>
+                <w:bCs/>
+                <w:sz w:val="18"/>
+                <w:szCs w:val="18"/>
+                <w:lang w:eastAsia="zh-CN"/>
+              </w:rPr>
+              <w:t>{{ cti.title_chinese }}</w:t>
+            </w:r>
+          </w:p>
+        </w:tc>
+        <w:tc>
+          <w:tcPr>
+            <w:tcW w:w="1246" w:type="dxa"/>
+            <w:tcBorders>
+              <w:top w:val="single" w:color="A4A4A4" w:sz="4" w:space="0"/>
+              <w:left w:val="single" w:color="A4A4A4" w:sz="4" w:space="0"/>
+              <w:bottom w:val="single" w:color="A4A4A4" w:sz="4" w:space="0"/>
+              <w:right w:val="single" w:color="A4A4A4" w:sz="4" w:space="0"/>
+            </w:tcBorders>
+            <w:vAlign w:val="center"/>
+          </w:tcPr>
+          <w:p>
+            <w:pPr>
+              <w:keepNext/>
+              <w:spacing w:before="26"/>
+              <w:jc w:val="center"/>
+              <w:rPr>
+                <w:rFonts w:ascii="Times New Roman" w:hAnsi="Times New Roman" w:eastAsia="微软雅黑" w:cs="Times New Roman"/>
+                <w:bCs/>
+                <w:sz w:val="18"/>
+                <w:szCs w:val="18"/>
+                <w:lang w:eastAsia="zh-CN"/>
+              </w:rPr>
+            </w:pPr>
+            <w:r>
+              <w:rPr>
+                <w:rFonts w:hint="eastAsia" w:ascii="Times New Roman" w:hAnsi="Times New Roman" w:eastAsia="微软雅黑" w:cs="Times New Roman"/>
+                <w:bCs/>
+                <w:sz w:val="18"/>
+                <w:szCs w:val="18"/>
+                <w:lang w:eastAsia="zh-CN"/>
+              </w:rPr>
+              <w:t>{{ cti.condition_chinese }}</w:t>
+            </w:r>
+          </w:p>
+        </w:tc>
+        <w:tc>
+          <w:tcPr>
+            <w:tcW w:w="1035" w:type="dxa"/>
+            <w:tcBorders>
+              <w:top w:val="single" w:color="A4A4A4" w:sz="4" w:space="0"/>
+              <w:left w:val="single" w:color="A4A4A4" w:sz="4" w:space="0"/>
+              <w:bottom w:val="single" w:color="A4A4A4" w:sz="4" w:space="0"/>
+              <w:right w:val="single" w:color="A4A4A4" w:sz="4" w:space="0"/>
+            </w:tcBorders>
+            <w:vAlign w:val="center"/>
+          </w:tcPr>
+          <w:p>
+            <w:pPr>
+              <w:keepNext/>
+              <w:spacing w:before="26"/>
+              <w:jc w:val="center"/>
+              <w:rPr>
+                <w:rFonts w:ascii="Times New Roman" w:hAnsi="Times New Roman" w:eastAsia="微软雅黑" w:cs="Times New Roman"/>
+                <w:bCs/>
+                <w:sz w:val="18"/>
+                <w:szCs w:val="18"/>
+                <w:lang w:eastAsia="zh-CN"/>
+              </w:rPr>
+            </w:pPr>
+            <w:r>
+              <w:rPr>
+                <w:rFonts w:hint="eastAsia" w:ascii="Times New Roman" w:hAnsi="Times New Roman" w:eastAsia="微软雅黑" w:cs="Times New Roman"/>
+                <w:bCs/>
+                <w:sz w:val="18"/>
+                <w:szCs w:val="18"/>
+                <w:lang w:eastAsia="zh-CN"/>
+              </w:rPr>
+              <w:t>{{ cti.phase }}</w:t>
+            </w:r>
+          </w:p>
+        </w:tc>
+        <w:tc>
+          <w:tcPr>
+            <w:tcW w:w="1204" w:type="dxa"/>
+            <w:tcBorders>
+              <w:top w:val="single" w:color="A4A4A4" w:sz="4" w:space="0"/>
+              <w:left w:val="single" w:color="A4A4A4" w:sz="4" w:space="0"/>
+              <w:bottom w:val="single" w:color="A4A4A4" w:sz="4" w:space="0"/>
+              <w:right w:val="single" w:color="A4A4A4" w:sz="4" w:space="0"/>
+            </w:tcBorders>
+            <w:vAlign w:val="center"/>
+          </w:tcPr>
+          <w:p>
+            <w:pPr>
+              <w:spacing w:before="1" w:line="249" w:lineRule="auto"/>
+              <w:ind w:right="131"/>
+              <w:jc w:val="center"/>
+              <w:rPr>
+                <w:rFonts w:ascii="Times New Roman" w:hAnsi="Times New Roman" w:eastAsia="微软雅黑" w:cs="Times New Roman"/>
+                <w:sz w:val="18"/>
+                <w:szCs w:val="18"/>
+                <w:lang w:eastAsia="zh-CN"/>
+              </w:rPr>
+            </w:pPr>
+            <w:r>
+              <w:rPr>
+                <w:rFonts w:hint="eastAsia" w:ascii="Times New Roman" w:hAnsi="Times New Roman" w:eastAsia="微软雅黑" w:cs="Times New Roman"/>
+                <w:sz w:val="18"/>
+                <w:szCs w:val="18"/>
+                <w:lang w:eastAsia="zh-CN"/>
+              </w:rPr>
+              <w:t xml:space="preserve">{% for d in </w:t>
+            </w:r>
+            <w:r>
+              <w:rPr>
+                <w:rFonts w:hint="eastAsia" w:ascii="Times New Roman" w:hAnsi="Times New Roman" w:eastAsia="微软雅黑" w:cs="Times New Roman"/>
+                <w:bCs/>
+                <w:sz w:val="18"/>
+                <w:szCs w:val="18"/>
+                <w:lang w:eastAsia="zh-CN"/>
+              </w:rPr>
+              <w:t>cti.drug_name_chinese</w:t>
+            </w:r>
+            <w:r>
+              <w:rPr>
+                <w:rFonts w:hint="eastAsia" w:ascii="Times New Roman" w:hAnsi="Times New Roman" w:eastAsia="微软雅黑" w:cs="Times New Roman"/>
+                <w:sz w:val="18"/>
+                <w:szCs w:val="18"/>
+                <w:lang w:eastAsia="zh-CN"/>
+              </w:rPr>
+              <w:t xml:space="preserve"> %}{%if loop.last%}{{ d.name }}{%else%}{{ d.name }}</w:t>
+            </w:r>
+          </w:p>
+          <w:p>
+            <w:pPr>
+              <w:keepNext/>
+              <w:jc w:val="center"/>
+              <w:rPr>
+                <w:rFonts w:ascii="Times New Roman" w:hAnsi="Times New Roman" w:eastAsia="微软雅黑" w:cs="Times New Roman"/>
                 <w:bCs/>
                 <w:sz w:val="18"/>
                 <w:szCs w:val="18"/>
@@ -35312,15 +35389,15 @@
           <w:sz w:val="30"/>
         </w:rPr>
       </w:pPr>
-      <w:bookmarkStart w:id="113" w:name="_Toc14255_WPSOffice_Level1"/>
-      <w:bookmarkStart w:id="114" w:name="_Toc31490"/>
-      <w:bookmarkStart w:id="115" w:name="_Toc106294406"/>
-      <w:bookmarkStart w:id="116" w:name="_Toc24085_WPSOffice_Level1"/>
+      <w:bookmarkStart w:id="113" w:name="_Toc4168"/>
+      <w:bookmarkStart w:id="114" w:name="_Toc14255_WPSOffice_Level1"/>
+      <w:bookmarkStart w:id="115" w:name="_Toc31490"/>
+      <w:bookmarkStart w:id="116" w:name="_Toc106294406"/>
       <w:bookmarkStart w:id="117" w:name="_Toc11369"/>
       <w:bookmarkStart w:id="118" w:name="_Toc27075"/>
       <w:bookmarkStart w:id="119" w:name="_Toc14155"/>
-      <w:bookmarkStart w:id="120" w:name="_Toc4168"/>
-      <w:bookmarkStart w:id="121" w:name="_Toc15840_WPSOffice_Level1"/>
+      <w:bookmarkStart w:id="120" w:name="_Toc15840_WPSOffice_Level1"/>
+      <w:bookmarkStart w:id="121" w:name="_Toc24085_WPSOffice_Level1"/>
       <w:r>
         <w:rPr>
           <w:rFonts w:hint="eastAsia" w:ascii="Times New Roman" w:hAnsi="Times New Roman"/>
@@ -37970,20 +38047,20 @@
       <w:bookmarkStart w:id="122" w:name="_Toc7597"/>
       <w:bookmarkStart w:id="123" w:name="_Toc149837270"/>
       <w:bookmarkStart w:id="124" w:name="_Toc17216"/>
-      <w:bookmarkStart w:id="125" w:name="_Toc106294408"/>
-      <w:bookmarkStart w:id="126" w:name="_Toc15517"/>
-      <w:bookmarkStart w:id="127" w:name="_Toc11446"/>
-      <w:bookmarkStart w:id="128" w:name="_Toc3454"/>
-      <w:bookmarkStart w:id="129" w:name="_Toc27809"/>
-      <w:bookmarkStart w:id="130" w:name="_Toc106294410"/>
-      <w:bookmarkStart w:id="131" w:name="_Toc4503"/>
-      <w:bookmarkStart w:id="132" w:name="_Toc11901"/>
-      <w:bookmarkStart w:id="133" w:name="_Toc14611_WPSOffice_Level1"/>
-      <w:bookmarkStart w:id="134" w:name="_Toc19584_WPSOffice_Level1"/>
-      <w:bookmarkStart w:id="135" w:name="_Toc13275"/>
-      <w:bookmarkStart w:id="136" w:name="_Toc22162_WPSOffice_Level1"/>
-      <w:bookmarkStart w:id="137" w:name="_Toc22623"/>
-      <w:bookmarkStart w:id="138" w:name="_Toc17792_WPSOffice_Level2"/>
+      <w:bookmarkStart w:id="125" w:name="_Toc3454"/>
+      <w:bookmarkStart w:id="126" w:name="_Toc11446"/>
+      <w:bookmarkStart w:id="127" w:name="_Toc15517"/>
+      <w:bookmarkStart w:id="128" w:name="_Toc106294408"/>
+      <w:bookmarkStart w:id="129" w:name="_Toc4503"/>
+      <w:bookmarkStart w:id="130" w:name="_Toc11901"/>
+      <w:bookmarkStart w:id="131" w:name="_Toc106294410"/>
+      <w:bookmarkStart w:id="132" w:name="_Toc27809"/>
+      <w:bookmarkStart w:id="133" w:name="_Toc22623"/>
+      <w:bookmarkStart w:id="134" w:name="_Toc13275"/>
+      <w:bookmarkStart w:id="135" w:name="_Toc22162_WPSOffice_Level1"/>
+      <w:bookmarkStart w:id="136" w:name="_Toc17792_WPSOffice_Level2"/>
+      <w:bookmarkStart w:id="137" w:name="_Toc14611_WPSOffice_Level1"/>
+      <w:bookmarkStart w:id="138" w:name="_Toc19584_WPSOffice_Level1"/>
       <w:r>
         <w:rPr>
           <w:rFonts w:hint="eastAsia"/>

--- a/WebContent/docx/子宫内膜癌检测报告-苏州市立医院.docx
+++ b/WebContent/docx/子宫内膜癌检测报告-苏州市立医院.docx
@@ -2831,17 +2831,17 @@
           </w14:shadow>
         </w:rPr>
       </w:pPr>
-      <w:bookmarkStart w:id="0" w:name="_Toc11269"/>
-      <w:bookmarkStart w:id="1" w:name="_Toc24397"/>
-      <w:bookmarkStart w:id="2" w:name="_Toc30143_WPSOffice_Level1"/>
-      <w:bookmarkStart w:id="3" w:name="_Toc13806"/>
-      <w:bookmarkStart w:id="4" w:name="_Toc32054"/>
-      <w:bookmarkStart w:id="5" w:name="_Toc27500"/>
-      <w:bookmarkStart w:id="6" w:name="_Toc106294392"/>
-      <w:bookmarkStart w:id="7" w:name="_Toc21669"/>
-      <w:bookmarkStart w:id="8" w:name="_Toc24178_WPSOffice_Level1"/>
-      <w:bookmarkStart w:id="9" w:name="_Toc25660"/>
-      <w:bookmarkStart w:id="10" w:name="_Toc21009_WPSOffice_Level1"/>
+      <w:bookmarkStart w:id="0" w:name="_Toc24178_WPSOffice_Level1"/>
+      <w:bookmarkStart w:id="1" w:name="_Toc21669"/>
+      <w:bookmarkStart w:id="2" w:name="_Toc25660"/>
+      <w:bookmarkStart w:id="3" w:name="_Toc24397"/>
+      <w:bookmarkStart w:id="4" w:name="_Toc30143_WPSOffice_Level1"/>
+      <w:bookmarkStart w:id="5" w:name="_Toc21009_WPSOffice_Level1"/>
+      <w:bookmarkStart w:id="6" w:name="_Toc11269"/>
+      <w:bookmarkStart w:id="7" w:name="_Toc32054"/>
+      <w:bookmarkStart w:id="8" w:name="_Toc27500"/>
+      <w:bookmarkStart w:id="9" w:name="_Toc106294392"/>
+      <w:bookmarkStart w:id="10" w:name="_Toc13806"/>
       <w:r>
         <w:rPr>
           <w:rFonts w:ascii="Times New Roman" w:hAnsi="Times New Roman"/>
@@ -3715,16 +3715,16 @@
           </w14:shadow>
         </w:rPr>
       </w:pPr>
-      <w:bookmarkStart w:id="11" w:name="_Toc8249"/>
-      <w:bookmarkStart w:id="12" w:name="_Toc7021_WPSOffice_Level1"/>
-      <w:bookmarkStart w:id="13" w:name="_Toc106294393"/>
+      <w:bookmarkStart w:id="11" w:name="_Toc106294393"/>
+      <w:bookmarkStart w:id="12" w:name="_Toc21469"/>
+      <w:bookmarkStart w:id="13" w:name="_Toc8249"/>
       <w:bookmarkStart w:id="14" w:name="_Toc17451"/>
-      <w:bookmarkStart w:id="15" w:name="_Toc21469"/>
-      <w:bookmarkStart w:id="16" w:name="_Toc11015_WPSOffice_Level1"/>
-      <w:bookmarkStart w:id="17" w:name="_Toc18062_WPSOffice_Level1"/>
-      <w:bookmarkStart w:id="18" w:name="_Toc10518"/>
-      <w:bookmarkStart w:id="19" w:name="_Toc19594"/>
-      <w:bookmarkStart w:id="20" w:name="_Toc11465"/>
+      <w:bookmarkStart w:id="15" w:name="_Toc11015_WPSOffice_Level1"/>
+      <w:bookmarkStart w:id="16" w:name="_Toc10518"/>
+      <w:bookmarkStart w:id="17" w:name="_Toc7021_WPSOffice_Level1"/>
+      <w:bookmarkStart w:id="18" w:name="_Toc19594"/>
+      <w:bookmarkStart w:id="19" w:name="_Toc11465"/>
+      <w:bookmarkStart w:id="20" w:name="_Toc18062_WPSOffice_Level1"/>
       <w:bookmarkStart w:id="21" w:name="_Toc3823"/>
       <w:r>
         <w:rPr>
@@ -3998,14 +3998,14 @@
           </w14:shadow>
         </w:rPr>
       </w:pPr>
-      <w:bookmarkStart w:id="23" w:name="_Toc25920"/>
-      <w:bookmarkStart w:id="24" w:name="_Toc23369_WPSOffice_Level1"/>
-      <w:bookmarkStart w:id="25" w:name="_Toc1410"/>
+      <w:bookmarkStart w:id="23" w:name="_Toc3871"/>
+      <w:bookmarkStart w:id="24" w:name="_Toc1410"/>
+      <w:bookmarkStart w:id="25" w:name="_Toc4088"/>
       <w:bookmarkStart w:id="26" w:name="_Toc6221_WPSOffice_Level1"/>
-      <w:bookmarkStart w:id="27" w:name="_Toc106294395"/>
-      <w:bookmarkStart w:id="28" w:name="_Toc18058"/>
-      <w:bookmarkStart w:id="29" w:name="_Toc4088"/>
-      <w:bookmarkStart w:id="30" w:name="_Toc3871"/>
+      <w:bookmarkStart w:id="27" w:name="_Toc23369_WPSOffice_Level1"/>
+      <w:bookmarkStart w:id="28" w:name="_Toc106294395"/>
+      <w:bookmarkStart w:id="29" w:name="_Toc25920"/>
+      <w:bookmarkStart w:id="30" w:name="_Toc18058"/>
       <w:bookmarkStart w:id="31" w:name="_Toc22571"/>
       <w:bookmarkStart w:id="32" w:name="_Toc32007"/>
       <w:r>
@@ -4076,8 +4076,8 @@
           <w:lang w:eastAsia="zh-CN"/>
         </w:rPr>
       </w:pPr>
-      <w:bookmarkStart w:id="33" w:name="_Toc1061"/>
-      <w:bookmarkStart w:id="34" w:name="_Toc5257"/>
+      <w:bookmarkStart w:id="33" w:name="_Toc5257"/>
+      <w:bookmarkStart w:id="34" w:name="_Toc1061"/>
       <w:bookmarkStart w:id="35" w:name="_Toc149837254"/>
       <w:r>
         <w:rPr>
@@ -5813,7 +5813,7 @@
           </w:tblCellMar>
         </w:tblPrEx>
         <w:trPr>
-          <w:trHeight w:val="441" w:hRule="exact"/>
+          <w:trHeight w:val="680" w:hRule="exact"/>
           <w:jc w:val="right"/>
         </w:trPr>
         <w:tc>
@@ -5864,134 +5864,73 @@
             </w:pPr>
             <w:r>
               <w:rPr>
+                <w:rFonts w:hint="eastAsia" w:ascii="Times New Roman" w:hAnsi="Times New Roman" w:cs="Times New Roman"/>
+                <w:b/>
+                <w:sz w:val="24"/>
+                <w:szCs w:val="24"/>
+              </w:rPr>
+              <w:t>{{"ty_tianjin1"|sign(64,28)}}</w:t>
+            </w:r>
+            <w:r>
+              <w:rPr>
                 <w:sz w:val="22"/>
               </w:rPr>
-              <mc:AlternateContent>
-                <mc:Choice Requires="wpg">
-                  <w:drawing>
-                    <wp:anchor distT="0" distB="0" distL="114300" distR="114300" simplePos="0" relativeHeight="251663360" behindDoc="0" locked="0" layoutInCell="1" allowOverlap="1">
-                      <wp:simplePos x="0" y="0"/>
-                      <wp:positionH relativeFrom="column">
-                        <wp:posOffset>-319405</wp:posOffset>
-                      </wp:positionH>
-                      <wp:positionV relativeFrom="paragraph">
-                        <wp:posOffset>-553085</wp:posOffset>
-                      </wp:positionV>
-                      <wp:extent cx="1443355" cy="1443355"/>
-                      <wp:effectExtent l="0" t="0" r="4445" b="4445"/>
-                      <wp:wrapNone/>
-                      <wp:docPr id="41" name="组合 6"/>
-                      <wp:cNvGraphicFramePr/>
-                      <a:graphic xmlns:a="http://schemas.openxmlformats.org/drawingml/2006/main">
-                        <a:graphicData uri="http://schemas.microsoft.com/office/word/2010/wordprocessingGroup">
-                          <wpg:wgp>
-                            <wpg:cNvGrpSpPr/>
-                            <wpg:grpSpPr>
-                              <a:xfrm rot="0">
-                                <a:off x="0" y="0"/>
-                                <a:ext cx="1443355" cy="1443355"/>
-                                <a:chOff x="18706" y="18782"/>
-                                <a:chExt cx="2273" cy="2273"/>
-                              </a:xfrm>
-                            </wpg:grpSpPr>
-                            <pic:pic xmlns:pic="http://schemas.openxmlformats.org/drawingml/2006/picture">
-                              <pic:nvPicPr>
-                                <pic:cNvPr id="35" name="图片 6" descr="蔡冬雪"/>
-                                <pic:cNvPicPr>
-                                  <a:picLocks noChangeAspect="1"/>
-                                </pic:cNvPicPr>
-                              </pic:nvPicPr>
-                              <pic:blipFill>
-                                <a:blip r:embed="rId10">
-                                  <a:clrChange>
-                                    <a:clrFrom>
-                                      <a:srgbClr val="FFFFFF">
-                                        <a:alpha val="100000"/>
-                                      </a:srgbClr>
-                                    </a:clrFrom>
-                                    <a:clrTo>
-                                      <a:srgbClr val="FFFFFF">
-                                        <a:alpha val="100000"/>
-                                        <a:alpha val="0"/>
-                                      </a:srgbClr>
-                                    </a:clrTo>
-                                  </a:clrChange>
-                                </a:blip>
-                                <a:srcRect l="18656" t="33322" r="18897" b="26699"/>
-                                <a:stretch>
-                                  <a:fillRect/>
-                                </a:stretch>
-                              </pic:blipFill>
-                              <pic:spPr>
-                                <a:xfrm>
-                                  <a:off x="19199" y="19551"/>
-                                  <a:ext cx="1261" cy="566"/>
-                                </a:xfrm>
-                                <a:prstGeom prst="rect">
-                                  <a:avLst/>
-                                </a:prstGeom>
-                              </pic:spPr>
-                            </pic:pic>
-                            <pic:pic xmlns:pic="http://schemas.openxmlformats.org/drawingml/2006/picture">
-                              <pic:nvPicPr>
-                                <pic:cNvPr id="36" name="图片 25"/>
-                                <pic:cNvPicPr>
-                                  <a:picLocks noChangeAspect="1" noChangeArrowheads="1"/>
-                                </pic:cNvPicPr>
-                              </pic:nvPicPr>
-                              <pic:blipFill>
-                                <a:blip r:embed="rId11">
-                                  <a:extLst>
-                                    <a:ext uri="{28A0092B-C50C-407E-A947-70E740481C1C}">
-                                      <a14:useLocalDpi xmlns:a14="http://schemas.microsoft.com/office/drawing/2010/main" val="0"/>
-                                    </a:ext>
-                                  </a:extLst>
-                                </a:blip>
-                                <a:srcRect/>
-                                <a:stretch>
-                                  <a:fillRect/>
-                                </a:stretch>
-                              </pic:blipFill>
-                              <pic:spPr>
-                                <a:xfrm>
-                                  <a:off x="18706" y="18782"/>
-                                  <a:ext cx="2273" cy="2273"/>
-                                </a:xfrm>
-                                <a:prstGeom prst="rect">
-                                  <a:avLst/>
-                                </a:prstGeom>
-                                <a:noFill/>
-                                <a:ln>
-                                  <a:noFill/>
-                                </a:ln>
-                              </pic:spPr>
-                            </pic:pic>
-                          </wpg:wgp>
-                        </a:graphicData>
-                      </a:graphic>
-                    </wp:anchor>
-                  </w:drawing>
-                </mc:Choice>
-                <mc:Fallback>
-                  <w:pict>
-                    <v:group id="组合 6" o:spid="_x0000_s1026" o:spt="203" style="position:absolute;left:0pt;margin-left:-25.15pt;margin-top:-43.55pt;height:113.65pt;width:113.65pt;z-index:251663360;mso-width-relative:page;mso-height-relative:page;" coordorigin="18706,18782" coordsize="2273,2273" o:gfxdata="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">
-                      <o:lock v:ext="edit" aspectratio="f"/>
-                      <v:shape id="图片 6" o:spid="_x0000_s1026" o:spt="75" alt="蔡冬雪" type="#_x0000_t75" style="position:absolute;left:19199;top:19551;height:566;width:1261;" filled="f" o:preferrelative="t" stroked="f" coordsize="21600,21600" o:gfxdata="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">
-                        <v:fill on="f" focussize="0,0"/>
-                        <v:stroke on="f"/>
-                        <v:imagedata r:id="rId10" cropleft="12226f" croptop="21838f" cropright="12384f" cropbottom="17497f" chromakey="#FFFFFF" o:title=""/>
-                        <o:lock v:ext="edit" aspectratio="t"/>
-                      </v:shape>
-                      <v:shape id="图片 25" o:spid="_x0000_s1026" o:spt="75" type="#_x0000_t75" style="position:absolute;left:18706;top:18782;height:2273;width:2273;" filled="f" o:preferrelative="t" stroked="f" coordsize="21600,21600" o:gfxdata="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">
-                        <v:fill on="f" focussize="0,0"/>
-                        <v:stroke on="f"/>
-                        <v:imagedata r:id="rId11" o:title=""/>
-                        <o:lock v:ext="edit" aspectratio="t"/>
-                      </v:shape>
-                    </v:group>
-                  </w:pict>
-                </mc:Fallback>
-              </mc:AlternateContent>
+              <w:drawing>
+                <wp:anchor distT="0" distB="0" distL="114300" distR="114300" simplePos="0" relativeHeight="251659264" behindDoc="0" locked="0" layoutInCell="1" allowOverlap="1">
+                  <wp:simplePos x="0" y="0"/>
+                  <wp:positionH relativeFrom="column">
+                    <wp:posOffset>-167005</wp:posOffset>
+                  </wp:positionH>
+                  <wp:positionV relativeFrom="paragraph">
+                    <wp:posOffset>-417830</wp:posOffset>
+                  </wp:positionV>
+                  <wp:extent cx="1443355" cy="1443355"/>
+                  <wp:effectExtent l="0" t="0" r="4445" b="4445"/>
+                  <wp:wrapNone/>
+                  <wp:docPr id="36" name="图片 25"/>
+                  <wp:cNvGraphicFramePr>
+                    <a:graphicFrameLocks xmlns:a="http://schemas.openxmlformats.org/drawingml/2006/main" noChangeAspect="1"/>
+                  </wp:cNvGraphicFramePr>
+                  <a:graphic xmlns:a="http://schemas.openxmlformats.org/drawingml/2006/main">
+                    <a:graphicData uri="http://schemas.openxmlformats.org/drawingml/2006/picture">
+                      <pic:pic xmlns:pic="http://schemas.openxmlformats.org/drawingml/2006/picture">
+                        <pic:nvPicPr>
+                          <pic:cNvPr id="36" name="图片 25"/>
+                          <pic:cNvPicPr>
+                            <a:picLocks noChangeAspect="1" noChangeArrowheads="1"/>
+                          </pic:cNvPicPr>
+                        </pic:nvPicPr>
+                        <pic:blipFill>
+                          <a:blip r:embed="rId10">
+                            <a:extLst>
+                              <a:ext uri="{28A0092B-C50C-407E-A947-70E740481C1C}">
+                                <a14:useLocalDpi xmlns:a14="http://schemas.microsoft.com/office/drawing/2010/main" val="0"/>
+                              </a:ext>
+                            </a:extLst>
+                          </a:blip>
+                          <a:srcRect/>
+                          <a:stretch>
+                            <a:fillRect/>
+                          </a:stretch>
+                        </pic:blipFill>
+                        <pic:spPr>
+                          <a:xfrm>
+                            <a:off x="0" y="0"/>
+                            <a:ext cx="1443355" cy="1443355"/>
+                          </a:xfrm>
+                          <a:prstGeom prst="rect">
+                            <a:avLst/>
+                          </a:prstGeom>
+                          <a:noFill/>
+                          <a:ln>
+                            <a:noFill/>
+                          </a:ln>
+                        </pic:spPr>
+                      </pic:pic>
+                    </a:graphicData>
+                  </a:graphic>
+                </wp:anchor>
+              </w:drawing>
             </w:r>
           </w:p>
         </w:tc>
@@ -6341,7 +6280,7 @@
           </w:tblCellMar>
         </w:tblPrEx>
         <w:trPr>
-          <w:trHeight w:val="441" w:hRule="exact"/>
+          <w:trHeight w:val="680" w:hRule="exact"/>
           <w:jc w:val="right"/>
         </w:trPr>
         <w:tc>
@@ -6392,138 +6331,73 @@
             </w:pPr>
             <w:r>
               <w:rPr>
-                <w:sz w:val="22"/>
-              </w:rPr>
-              <mc:AlternateContent>
-                <mc:Choice Requires="wpg">
-                  <w:drawing>
-                    <wp:anchor distT="0" distB="0" distL="114300" distR="114300" simplePos="0" relativeHeight="251664384" behindDoc="0" locked="0" layoutInCell="1" allowOverlap="1">
-                      <wp:simplePos x="0" y="0"/>
-                      <wp:positionH relativeFrom="column">
-                        <wp:posOffset>-98425</wp:posOffset>
-                      </wp:positionH>
-                      <wp:positionV relativeFrom="paragraph">
-                        <wp:posOffset>-492760</wp:posOffset>
-                      </wp:positionV>
-                      <wp:extent cx="1443355" cy="1443355"/>
-                      <wp:effectExtent l="0" t="0" r="4445" b="4445"/>
-                      <wp:wrapNone/>
-                      <wp:docPr id="47" name="组合 23"/>
-                      <wp:cNvGraphicFramePr/>
-                      <a:graphic xmlns:a="http://schemas.openxmlformats.org/drawingml/2006/main">
-                        <a:graphicData uri="http://schemas.microsoft.com/office/word/2010/wordprocessingGroup">
-                          <wpg:wgp>
-                            <wpg:cNvGrpSpPr/>
-                            <wpg:grpSpPr>
-                              <a:xfrm rot="0">
-                                <a:off x="0" y="0"/>
-                                <a:ext cx="1443355" cy="1443355"/>
-                                <a:chOff x="18874" y="20594"/>
-                                <a:chExt cx="2273" cy="2273"/>
-                              </a:xfrm>
-                            </wpg:grpSpPr>
-                            <pic:pic xmlns:pic="http://schemas.openxmlformats.org/drawingml/2006/picture">
-                              <pic:nvPicPr>
-                                <pic:cNvPr id="44" name="图片 1"/>
-                                <pic:cNvPicPr>
-                                  <a:picLocks noChangeAspect="1"/>
-                                </pic:cNvPicPr>
-                              </pic:nvPicPr>
-                              <pic:blipFill>
-                                <a:blip r:embed="rId12">
-                                  <a:clrChange>
-                                    <a:clrFrom>
-                                      <a:srgbClr val="FFFFFF">
-                                        <a:alpha val="100000"/>
-                                      </a:srgbClr>
-                                    </a:clrFrom>
-                                    <a:clrTo>
-                                      <a:srgbClr val="FFFFFF">
-                                        <a:alpha val="100000"/>
-                                        <a:alpha val="0"/>
-                                      </a:srgbClr>
-                                    </a:clrTo>
-                                  </a:clrChange>
-                                </a:blip>
-                                <a:srcRect l="10922" t="11667"/>
-                                <a:stretch>
-                                  <a:fillRect/>
-                                </a:stretch>
-                              </pic:blipFill>
-                              <pic:spPr>
-                                <a:xfrm>
-                                  <a:off x="19199" y="21203"/>
-                                  <a:ext cx="1672" cy="901"/>
-                                </a:xfrm>
-                                <a:prstGeom prst="rect">
-                                  <a:avLst/>
-                                </a:prstGeom>
-                                <a:noFill/>
-                                <a:ln>
-                                  <a:noFill/>
-                                </a:ln>
-                              </pic:spPr>
-                            </pic:pic>
-                            <pic:pic xmlns:pic="http://schemas.openxmlformats.org/drawingml/2006/picture">
-                              <pic:nvPicPr>
-                                <pic:cNvPr id="45" name="图片 25"/>
-                                <pic:cNvPicPr>
-                                  <a:picLocks noChangeAspect="1" noChangeArrowheads="1"/>
-                                </pic:cNvPicPr>
-                              </pic:nvPicPr>
-                              <pic:blipFill>
-                                <a:blip r:embed="rId11">
-                                  <a:extLst>
-                                    <a:ext uri="{28A0092B-C50C-407E-A947-70E740481C1C}">
-                                      <a14:useLocalDpi xmlns:a14="http://schemas.microsoft.com/office/drawing/2010/main" val="0"/>
-                                    </a:ext>
-                                  </a:extLst>
-                                </a:blip>
-                                <a:srcRect/>
-                                <a:stretch>
-                                  <a:fillRect/>
-                                </a:stretch>
-                              </pic:blipFill>
-                              <pic:spPr>
-                                <a:xfrm>
-                                  <a:off x="18874" y="20594"/>
-                                  <a:ext cx="2273" cy="2273"/>
-                                </a:xfrm>
-                                <a:prstGeom prst="rect">
-                                  <a:avLst/>
-                                </a:prstGeom>
-                                <a:noFill/>
-                                <a:ln>
-                                  <a:noFill/>
-                                </a:ln>
-                              </pic:spPr>
-                            </pic:pic>
-                          </wpg:wgp>
-                        </a:graphicData>
-                      </a:graphic>
-                    </wp:anchor>
-                  </w:drawing>
-                </mc:Choice>
-                <mc:Fallback>
-                  <w:pict>
-                    <v:group id="组合 23" o:spid="_x0000_s1026" o:spt="203" style="position:absolute;left:0pt;margin-left:-7.75pt;margin-top:-38.8pt;height:113.65pt;width:113.65pt;z-index:251664384;mso-width-relative:page;mso-height-relative:page;" coordorigin="18874,20594" coordsize="2273,2273" o:gfxdata="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">
-                      <o:lock v:ext="edit" aspectratio="f"/>
-                      <v:shape id="图片 1" o:spid="_x0000_s1026" o:spt="75" type="#_x0000_t75" style="position:absolute;left:19199;top:21203;height:901;width:1672;" filled="f" o:preferrelative="t" stroked="f" coordsize="21600,21600" o:gfxdata="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">
-                        <v:fill on="f" focussize="0,0"/>
-                        <v:stroke on="f"/>
-                        <v:imagedata r:id="rId12" cropleft="7158f" croptop="7646f" chromakey="#FFFFFF" o:title=""/>
-                        <o:lock v:ext="edit" aspectratio="t"/>
-                      </v:shape>
-                      <v:shape id="图片 25" o:spid="_x0000_s1026" o:spt="75" type="#_x0000_t75" style="position:absolute;left:18874;top:20594;height:2273;width:2273;" filled="f" o:preferrelative="t" stroked="f" coordsize="21600,21600" o:gfxdata="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">
-                        <v:fill on="f" focussize="0,0"/>
-                        <v:stroke on="f"/>
-                        <v:imagedata r:id="rId11" o:title=""/>
-                        <o:lock v:ext="edit" aspectratio="t"/>
-                      </v:shape>
-                    </v:group>
-                  </w:pict>
-                </mc:Fallback>
-              </mc:AlternateContent>
+                <w:rFonts w:hint="eastAsia" w:ascii="Times New Roman" w:hAnsi="Times New Roman" w:cs="Times New Roman"/>
+                <w:b/>
+                <w:sz w:val="24"/>
+                <w:szCs w:val="24"/>
+              </w:rPr>
+              <w:t>{{"ty_guangzhou1"|sign(62,34)}}</w:t>
+            </w:r>
+            <w:r>
+              <w:rPr>
+                <w:sz w:val="24"/>
+              </w:rPr>
+              <w:drawing>
+                <wp:anchor distT="0" distB="0" distL="114300" distR="114300" simplePos="0" relativeHeight="251661312" behindDoc="0" locked="0" layoutInCell="1" allowOverlap="1">
+                  <wp:simplePos x="0" y="0"/>
+                  <wp:positionH relativeFrom="column">
+                    <wp:posOffset>-98425</wp:posOffset>
+                  </wp:positionH>
+                  <wp:positionV relativeFrom="paragraph">
+                    <wp:posOffset>-316865</wp:posOffset>
+                  </wp:positionV>
+                  <wp:extent cx="1443355" cy="1443355"/>
+                  <wp:effectExtent l="0" t="0" r="4445" b="4445"/>
+                  <wp:wrapNone/>
+                  <wp:docPr id="45" name="图片 25"/>
+                  <wp:cNvGraphicFramePr>
+                    <a:graphicFrameLocks xmlns:a="http://schemas.openxmlformats.org/drawingml/2006/main" noChangeAspect="1"/>
+                  </wp:cNvGraphicFramePr>
+                  <a:graphic xmlns:a="http://schemas.openxmlformats.org/drawingml/2006/main">
+                    <a:graphicData uri="http://schemas.openxmlformats.org/drawingml/2006/picture">
+                      <pic:pic xmlns:pic="http://schemas.openxmlformats.org/drawingml/2006/picture">
+                        <pic:nvPicPr>
+                          <pic:cNvPr id="45" name="图片 25"/>
+                          <pic:cNvPicPr>
+                            <a:picLocks noChangeAspect="1" noChangeArrowheads="1"/>
+                          </pic:cNvPicPr>
+                        </pic:nvPicPr>
+                        <pic:blipFill>
+                          <a:blip r:embed="rId10">
+                            <a:extLst>
+                              <a:ext uri="{28A0092B-C50C-407E-A947-70E740481C1C}">
+                                <a14:useLocalDpi xmlns:a14="http://schemas.microsoft.com/office/drawing/2010/main" val="0"/>
+                              </a:ext>
+                            </a:extLst>
+                          </a:blip>
+                          <a:srcRect/>
+                          <a:stretch>
+                            <a:fillRect/>
+                          </a:stretch>
+                        </pic:blipFill>
+                        <pic:spPr>
+                          <a:xfrm>
+                            <a:off x="0" y="0"/>
+                            <a:ext cx="1443355" cy="1443355"/>
+                          </a:xfrm>
+                          <a:prstGeom prst="rect">
+                            <a:avLst/>
+                          </a:prstGeom>
+                          <a:noFill/>
+                          <a:ln>
+                            <a:noFill/>
+                          </a:ln>
+                        </pic:spPr>
+                      </pic:pic>
+                    </a:graphicData>
+                  </a:graphic>
+                </wp:anchor>
+              </w:drawing>
             </w:r>
           </w:p>
         </w:tc>
@@ -6849,9 +6723,9 @@
           </w14:shadow>
         </w:rPr>
       </w:pPr>
-      <w:bookmarkStart w:id="36" w:name="_Toc106294396"/>
+      <w:bookmarkStart w:id="36" w:name="_Toc31489"/>
       <w:bookmarkStart w:id="37" w:name="_Toc30953"/>
-      <w:bookmarkStart w:id="38" w:name="_Toc31489"/>
+      <w:bookmarkStart w:id="38" w:name="_Toc106294396"/>
       <w:r>
         <w:rPr>
           <w:rFonts w:hint="eastAsia" w:ascii="Times New Roman" w:hAnsi="Times New Roman"/>
@@ -6902,8 +6776,8 @@
         </w:rPr>
       </w:pPr>
       <w:bookmarkStart w:id="39" w:name="_Toc1653"/>
-      <w:bookmarkStart w:id="40" w:name="_Toc106294397"/>
-      <w:bookmarkStart w:id="41" w:name="_Toc23631"/>
+      <w:bookmarkStart w:id="40" w:name="_Toc23631"/>
+      <w:bookmarkStart w:id="41" w:name="_Toc106294397"/>
       <w:r>
         <w:rPr>
           <w:rFonts w:hint="eastAsia" w:ascii="Times New Roman" w:hAnsi="Times New Roman"/>
@@ -7418,7 +7292,7 @@
                     </pic:cNvPicPr>
                   </pic:nvPicPr>
                   <pic:blipFill>
-                    <a:blip r:embed="rId13"/>
+                    <a:blip r:embed="rId11"/>
                     <a:stretch>
                       <a:fillRect/>
                     </a:stretch>
@@ -7698,10 +7572,10 @@
           <w:lang w:eastAsia="zh-CN"/>
         </w:rPr>
       </w:pPr>
-      <w:bookmarkStart w:id="42" w:name="_Toc11347"/>
+      <w:bookmarkStart w:id="42" w:name="_Toc15285"/>
       <w:bookmarkStart w:id="43" w:name="_Toc1011"/>
       <w:bookmarkStart w:id="44" w:name="_Toc106294398"/>
-      <w:bookmarkStart w:id="45" w:name="_Toc15285"/>
+      <w:bookmarkStart w:id="45" w:name="_Toc11347"/>
       <w:r>
         <w:rPr>
           <w:rFonts w:hint="eastAsia" w:ascii="Times New Roman" w:hAnsi="Times New Roman"/>
@@ -7792,24 +7666,24 @@
             <w:bookmarkStart w:id="46" w:name="_Toc149837258"/>
             <w:bookmarkStart w:id="47" w:name="_Toc24061"/>
             <w:bookmarkStart w:id="48" w:name="_Toc27731"/>
-            <w:bookmarkStart w:id="49" w:name="_Toc106294400"/>
-            <w:bookmarkStart w:id="50" w:name="_Toc27804"/>
-            <w:bookmarkStart w:id="51" w:name="_Toc25727"/>
-            <w:bookmarkStart w:id="52" w:name="_Toc13107"/>
-            <w:bookmarkStart w:id="53" w:name="_Toc28194"/>
-            <w:bookmarkStart w:id="54" w:name="_Toc10743"/>
-            <w:bookmarkStart w:id="55" w:name="_Toc23903"/>
-            <w:bookmarkStart w:id="56" w:name="_Toc32443_WPSOffice_Level1"/>
-            <w:bookmarkStart w:id="57" w:name="_Toc23846_WPSOffice_Level1"/>
-            <w:bookmarkStart w:id="58" w:name="_Toc32661"/>
+            <w:bookmarkStart w:id="49" w:name="_Toc10743"/>
+            <w:bookmarkStart w:id="50" w:name="_Toc24038"/>
+            <w:bookmarkStart w:id="51" w:name="_Toc106294400"/>
+            <w:bookmarkStart w:id="52" w:name="_Toc19898_WPSOffice_Level2"/>
+            <w:bookmarkStart w:id="53" w:name="_Toc23903"/>
+            <w:bookmarkStart w:id="54" w:name="_Toc27804"/>
+            <w:bookmarkStart w:id="55" w:name="_Toc23846_WPSOffice_Level1"/>
+            <w:bookmarkStart w:id="56" w:name="_Toc29093"/>
+            <w:bookmarkStart w:id="57" w:name="_Toc13107"/>
+            <w:bookmarkStart w:id="58" w:name="_Toc25727"/>
             <w:bookmarkStart w:id="59" w:name="_Toc5598"/>
-            <w:bookmarkStart w:id="60" w:name="_Toc4331_WPSOffice_Level1"/>
-            <w:bookmarkStart w:id="61" w:name="_Toc29093"/>
-            <w:bookmarkStart w:id="62" w:name="_Toc24038"/>
-            <w:bookmarkStart w:id="63" w:name="_Toc30343"/>
-            <w:bookmarkStart w:id="64" w:name="_Toc13489_WPSOffice_Level2"/>
-            <w:bookmarkStart w:id="65" w:name="_Hlk516758315"/>
-            <w:bookmarkStart w:id="66" w:name="_Toc19898_WPSOffice_Level2"/>
+            <w:bookmarkStart w:id="60" w:name="_Toc32443_WPSOffice_Level1"/>
+            <w:bookmarkStart w:id="61" w:name="_Toc13489_WPSOffice_Level2"/>
+            <w:bookmarkStart w:id="62" w:name="_Hlk516758315"/>
+            <w:bookmarkStart w:id="63" w:name="_Toc4331_WPSOffice_Level1"/>
+            <w:bookmarkStart w:id="64" w:name="_Toc30343"/>
+            <w:bookmarkStart w:id="65" w:name="_Toc32661"/>
+            <w:bookmarkStart w:id="66" w:name="_Toc28194"/>
             <w:r>
               <w:rPr>
                 <w:rFonts w:hint="eastAsia" w:ascii="Times New Roman" w:hAnsi="Times New Roman" w:eastAsia="微软雅黑" w:cs="Times New Roman"/>
@@ -10945,7 +10819,6 @@
                 <w:lang w:eastAsia="zh-CN"/>
               </w:rPr>
             </w:pPr>
-            <w:bookmarkStart w:id="148" w:name="_GoBack" w:colFirst="1" w:colLast="2"/>
             <w:r>
               <w:rPr>
                 <w:rFonts w:hint="eastAsia" w:ascii="Times New Roman" w:hAnsi="Times New Roman" w:eastAsia="微软雅黑" w:cs="Times New Roman"/>
@@ -12251,7 +12124,6 @@
           </w:p>
         </w:tc>
       </w:tr>
-      <w:bookmarkEnd w:id="148"/>
       <w:tr>
         <w:tblPrEx>
           <w:tblBorders>
@@ -17023,8 +16895,8 @@
         </w:rPr>
       </w:pPr>
       <w:bookmarkStart w:id="71" w:name="_Toc20602"/>
-      <w:bookmarkStart w:id="72" w:name="_Toc25231"/>
-      <w:bookmarkStart w:id="73" w:name="_Toc149837260"/>
+      <w:bookmarkStart w:id="72" w:name="_Toc149837260"/>
+      <w:bookmarkStart w:id="73" w:name="_Toc25231"/>
       <w:r>
         <w:rPr>
           <w:rFonts w:hint="eastAsia"/>
@@ -17603,22 +17475,22 @@
           <w:lang w:eastAsia="zh-CN"/>
         </w:rPr>
       </w:pPr>
-      <w:bookmarkStart w:id="74" w:name="_Toc149837262"/>
-      <w:bookmarkStart w:id="75" w:name="_Toc20034"/>
-      <w:bookmarkStart w:id="76" w:name="_Toc8095"/>
-      <w:bookmarkStart w:id="77" w:name="_Toc106719764"/>
-      <w:bookmarkStart w:id="78" w:name="_Toc10223"/>
-      <w:bookmarkStart w:id="79" w:name="_Toc23431"/>
+      <w:bookmarkStart w:id="74" w:name="_Toc20034"/>
+      <w:bookmarkStart w:id="75" w:name="_Toc149837262"/>
+      <w:bookmarkStart w:id="76" w:name="_Toc23431"/>
+      <w:bookmarkStart w:id="77" w:name="_Toc8095"/>
+      <w:bookmarkStart w:id="78" w:name="_Toc106719764"/>
+      <w:bookmarkStart w:id="79" w:name="_Toc10223"/>
       <w:bookmarkStart w:id="80" w:name="_Toc26583"/>
       <w:bookmarkStart w:id="81" w:name="_Toc106294401"/>
-      <w:bookmarkStart w:id="82" w:name="_Toc21764_WPSOffice_Level1"/>
-      <w:bookmarkStart w:id="83" w:name="_Toc16594"/>
-      <w:bookmarkStart w:id="84" w:name="_Toc27302"/>
-      <w:bookmarkStart w:id="85" w:name="_Toc1707_WPSOffice_Level1"/>
-      <w:bookmarkStart w:id="86" w:name="_Toc13196_WPSOffice_Level1"/>
+      <w:bookmarkStart w:id="82" w:name="_Toc13196_WPSOffice_Level1"/>
+      <w:bookmarkStart w:id="83" w:name="_Toc2409"/>
+      <w:bookmarkStart w:id="84" w:name="_Toc16594"/>
+      <w:bookmarkStart w:id="85" w:name="_Toc27302"/>
+      <w:bookmarkStart w:id="86" w:name="_Toc21764_WPSOffice_Level1"/>
       <w:bookmarkStart w:id="87" w:name="_Toc12505"/>
-      <w:bookmarkStart w:id="88" w:name="_Toc28240"/>
-      <w:bookmarkStart w:id="89" w:name="_Toc2409"/>
+      <w:bookmarkStart w:id="88" w:name="_Toc1707_WPSOffice_Level1"/>
+      <w:bookmarkStart w:id="89" w:name="_Toc28240"/>
       <w:r>
         <w:rPr>
           <w:rFonts w:hint="eastAsia"/>
@@ -20769,11 +20641,11 @@
           <w:sz w:val="30"/>
         </w:rPr>
       </w:pPr>
-      <w:bookmarkStart w:id="93" w:name="_Toc29106"/>
-      <w:bookmarkStart w:id="94" w:name="_Toc21309"/>
+      <w:bookmarkStart w:id="93" w:name="_Toc16200"/>
+      <w:bookmarkStart w:id="94" w:name="_Toc106294402"/>
       <w:bookmarkStart w:id="95" w:name="_Toc16800"/>
-      <w:bookmarkStart w:id="96" w:name="_Toc16200"/>
-      <w:bookmarkStart w:id="97" w:name="_Toc106294402"/>
+      <w:bookmarkStart w:id="96" w:name="_Toc21309"/>
+      <w:bookmarkStart w:id="97" w:name="_Toc29106"/>
       <w:r>
         <w:rPr>
           <w:rFonts w:hint="eastAsia" w:ascii="Times New Roman" w:hAnsi="Times New Roman"/>
@@ -20863,8 +20735,8 @@
                 </w14:textFill>
               </w:rPr>
             </w:pPr>
-            <w:bookmarkStart w:id="98" w:name="_Toc1694"/>
-            <w:bookmarkStart w:id="99" w:name="_Toc106294403"/>
+            <w:bookmarkStart w:id="98" w:name="_Toc106294403"/>
+            <w:bookmarkStart w:id="99" w:name="_Toc1694"/>
             <w:r>
               <w:rPr>
                 <w:rFonts w:ascii="Times New Roman" w:hAnsi="Times New Roman" w:eastAsia="微软雅黑" w:cs="Times New Roman"/>
@@ -21846,13 +21718,13 @@
           <w:lang w:eastAsia="zh-CN"/>
         </w:rPr>
       </w:pPr>
-      <w:bookmarkStart w:id="101" w:name="_Toc32302"/>
+      <w:bookmarkStart w:id="101" w:name="_Toc4331_WPSOffice_Level2"/>
       <w:bookmarkStart w:id="102" w:name="_Toc3053"/>
-      <w:bookmarkStart w:id="103" w:name="_Toc32443_WPSOffice_Level2"/>
-      <w:bookmarkStart w:id="104" w:name="_Toc4331_WPSOffice_Level2"/>
-      <w:bookmarkStart w:id="105" w:name="_Toc23606"/>
-      <w:bookmarkStart w:id="106" w:name="_Toc30024"/>
-      <w:bookmarkStart w:id="107" w:name="_Toc149837264"/>
+      <w:bookmarkStart w:id="103" w:name="_Toc32302"/>
+      <w:bookmarkStart w:id="104" w:name="_Toc23606"/>
+      <w:bookmarkStart w:id="105" w:name="_Toc32443_WPSOffice_Level2"/>
+      <w:bookmarkStart w:id="106" w:name="_Toc149837264"/>
+      <w:bookmarkStart w:id="107" w:name="_Toc30024"/>
       <w:r>
         <w:rPr>
           <w:rFonts w:hint="eastAsia"/>
@@ -33892,6 +33764,12 @@
             <w:insideH w:val="dotted" w:color="45A3A7" w:sz="4" w:space="0"/>
             <w:insideV w:val="dotted" w:color="45A3A7" w:sz="4" w:space="0"/>
           </w:tblBorders>
+          <w:tblCellMar>
+            <w:top w:w="0" w:type="dxa"/>
+            <w:left w:w="108" w:type="dxa"/>
+            <w:bottom w:w="0" w:type="dxa"/>
+            <w:right w:w="108" w:type="dxa"/>
+          </w:tblCellMar>
         </w:tblPrEx>
         <w:trPr>
           <w:trHeight w:val="417" w:hRule="atLeast"/>
@@ -35391,13 +35269,13 @@
       </w:pPr>
       <w:bookmarkStart w:id="113" w:name="_Toc4168"/>
       <w:bookmarkStart w:id="114" w:name="_Toc14255_WPSOffice_Level1"/>
-      <w:bookmarkStart w:id="115" w:name="_Toc31490"/>
-      <w:bookmarkStart w:id="116" w:name="_Toc106294406"/>
-      <w:bookmarkStart w:id="117" w:name="_Toc11369"/>
-      <w:bookmarkStart w:id="118" w:name="_Toc27075"/>
-      <w:bookmarkStart w:id="119" w:name="_Toc14155"/>
-      <w:bookmarkStart w:id="120" w:name="_Toc15840_WPSOffice_Level1"/>
-      <w:bookmarkStart w:id="121" w:name="_Toc24085_WPSOffice_Level1"/>
+      <w:bookmarkStart w:id="115" w:name="_Toc106294406"/>
+      <w:bookmarkStart w:id="116" w:name="_Toc24085_WPSOffice_Level1"/>
+      <w:bookmarkStart w:id="117" w:name="_Toc31490"/>
+      <w:bookmarkStart w:id="118" w:name="_Toc14155"/>
+      <w:bookmarkStart w:id="119" w:name="_Toc15840_WPSOffice_Level1"/>
+      <w:bookmarkStart w:id="120" w:name="_Toc11369"/>
+      <w:bookmarkStart w:id="121" w:name="_Toc27075"/>
       <w:r>
         <w:rPr>
           <w:rFonts w:hint="eastAsia" w:ascii="Times New Roman" w:hAnsi="Times New Roman"/>
@@ -36155,12 +36033,21 @@
             </w:r>
             <w:r>
               <w:rPr>
+                <w:rFonts w:hint="eastAsia" w:ascii="Times New Roman" w:hAnsi="Times New Roman" w:eastAsia="微软雅黑" w:cs="Times New Roman"/>
+                <w:sz w:val="21"/>
+                <w:szCs w:val="21"/>
+                <w:lang w:val="en-US" w:eastAsia="zh-CN" w:bidi="ar"/>
+              </w:rPr>
+              <w:t>5</w:t>
+            </w:r>
+            <w:r>
+              <w:rPr>
                 <w:rFonts w:ascii="Times New Roman" w:hAnsi="Times New Roman" w:eastAsia="微软雅黑" w:cs="Times New Roman"/>
                 <w:sz w:val="21"/>
                 <w:szCs w:val="21"/>
                 <w:lang w:eastAsia="zh-CN" w:bidi="ar"/>
               </w:rPr>
-              <w:t>100</w:t>
+              <w:t>0</w:t>
             </w:r>
             <w:r>
               <w:rPr>
@@ -36184,9 +36071,9 @@
                 <w:rFonts w:hint="eastAsia" w:ascii="Times New Roman" w:hAnsi="Times New Roman" w:eastAsia="微软雅黑" w:cs="Times New Roman"/>
                 <w:sz w:val="21"/>
                 <w:szCs w:val="21"/>
-                <w:lang w:eastAsia="zh-CN" w:bidi="ar"/>
-              </w:rPr>
-              <w:t>2</w:t>
+                <w:lang w:val="en-US" w:eastAsia="zh-CN" w:bidi="ar"/>
+              </w:rPr>
+              <w:t>1</w:t>
             </w:r>
             <w:r>
               <w:rPr>
@@ -36368,12 +36255,12 @@
             </w:pPr>
             <w:r>
               <w:rPr>
-                <w:rFonts w:ascii="Times New Roman" w:hAnsi="Times New Roman" w:eastAsia="微软雅黑" w:cs="Times New Roman"/>
-                <w:sz w:val="21"/>
-                <w:szCs w:val="21"/>
-                <w:lang w:eastAsia="zh-CN" w:bidi="ar"/>
-              </w:rPr>
-              <w:t>A/B/C</w:t>
+                <w:rFonts w:hint="eastAsia" w:ascii="Times New Roman" w:hAnsi="Times New Roman" w:eastAsia="微软雅黑" w:cs="Times New Roman"/>
+                <w:sz w:val="21"/>
+                <w:szCs w:val="21"/>
+                <w:lang w:val="en-US" w:eastAsia="zh-CN" w:bidi="ar"/>
+              </w:rPr>
+              <w:t>1-2</w:t>
             </w:r>
             <w:r>
               <w:rPr>
@@ -36591,12 +36478,21 @@
             </w:r>
             <w:r>
               <w:rPr>
+                <w:rFonts w:hint="eastAsia" w:ascii="Times New Roman" w:hAnsi="Times New Roman" w:eastAsia="微软雅黑" w:cs="Times New Roman"/>
+                <w:sz w:val="21"/>
+                <w:szCs w:val="21"/>
+                <w:lang w:val="en-US" w:eastAsia="zh-CN" w:bidi="ar"/>
+              </w:rPr>
+              <w:t>32</w:t>
+            </w:r>
+            <w:r>
+              <w:rPr>
                 <w:rFonts w:ascii="Times New Roman" w:hAnsi="Times New Roman" w:eastAsia="微软雅黑" w:cs="Times New Roman"/>
                 <w:sz w:val="21"/>
                 <w:szCs w:val="21"/>
                 <w:lang w:eastAsia="zh-CN" w:bidi="ar"/>
               </w:rPr>
-              <w:t>500</w:t>
+              <w:t>0</w:t>
             </w:r>
           </w:p>
         </w:tc>
@@ -37549,18 +37445,18 @@
           <w:numId w:val="14"/>
         </w:numPr>
         <w:rPr>
+          <w:rFonts w:ascii="Times New Roman" w:hAnsi="Times New Roman" w:eastAsia="微软雅黑" w:cs="Times New Roman"/>
+          <w:sz w:val="18"/>
+          <w:lang w:eastAsia="zh-CN"/>
+        </w:rPr>
+      </w:pPr>
+      <w:r>
+        <w:rPr>
           <w:rFonts w:hint="eastAsia" w:ascii="Times New Roman" w:hAnsi="Times New Roman" w:eastAsia="微软雅黑" w:cs="Times New Roman"/>
           <w:sz w:val="18"/>
           <w:lang w:eastAsia="zh-CN"/>
         </w:rPr>
-      </w:pPr>
-      <w:r>
-        <w:rPr>
-          <w:rFonts w:hint="eastAsia" w:ascii="Times New Roman" w:hAnsi="Times New Roman" w:eastAsia="微软雅黑" w:cs="Times New Roman"/>
-          <w:sz w:val="18"/>
-          <w:lang w:eastAsia="zh-CN"/>
-        </w:rPr>
-        <w:t>肿瘤细胞含量：送检样本经HE染色评估的肿瘤细胞含量。如送检样本不满足病理评估所需条件，则不进行此项评估。血浆cfDNA样本不做此项评估。</w:t>
+        <w:t>肿瘤细胞含量：送检样本经HE染色评估的肿瘤细胞含量。如送检样本不满足病理评估所需条件，则不进行此项评估。{% if summaryOfRresults.type == “blood” %}血浆cfDNA样本不做此项评估。{% endif %}</w:t>
       </w:r>
     </w:p>
     <w:p>
@@ -37570,7 +37466,7 @@
           <w:numId w:val="14"/>
         </w:numPr>
         <w:rPr>
-          <w:rFonts w:hint="eastAsia" w:ascii="Times New Roman" w:hAnsi="Times New Roman" w:eastAsia="微软雅黑" w:cs="Times New Roman"/>
+          <w:rFonts w:ascii="Times New Roman" w:hAnsi="Times New Roman" w:eastAsia="微软雅黑" w:cs="Times New Roman"/>
           <w:sz w:val="18"/>
           <w:lang w:eastAsia="zh-CN"/>
         </w:rPr>
@@ -37591,283 +37487,18 @@
           <w:numId w:val="14"/>
         </w:numPr>
         <w:rPr>
+          <w:rFonts w:ascii="Times New Roman" w:hAnsi="Times New Roman" w:eastAsia="微软雅黑" w:cs="Times New Roman"/>
+          <w:sz w:val="18"/>
+          <w:lang w:eastAsia="zh-CN"/>
+        </w:rPr>
+      </w:pPr>
+      <w:r>
+        <w:rPr>
           <w:rFonts w:hint="eastAsia" w:ascii="Times New Roman" w:hAnsi="Times New Roman" w:eastAsia="微软雅黑" w:cs="Times New Roman"/>
           <w:sz w:val="18"/>
           <w:lang w:eastAsia="zh-CN"/>
         </w:rPr>
-      </w:pPr>
-      <w:r>
-        <w:rPr>
-          <w:rFonts w:hint="eastAsia" w:ascii="Times New Roman" w:hAnsi="Times New Roman" w:eastAsia="微软雅黑" w:cs="Times New Roman"/>
-          <w:sz w:val="18"/>
-          <w:lang w:eastAsia="zh-CN"/>
-        </w:rPr>
-        <w:t>DNA降解程度：cfDNA样本不适用于此项评估。</w:t>
-      </w:r>
-    </w:p>
-    <w:p>
-      <w:pPr>
-        <w:numPr>
-          <w:ilvl w:val="0"/>
-          <w:numId w:val="15"/>
-        </w:numPr>
-        <w:spacing w:line="270" w:lineRule="exact"/>
-        <w:ind w:left="613" w:leftChars="150" w:hanging="283"/>
-        <w:rPr>
-          <w:rFonts w:ascii="Times New Roman" w:hAnsi="Times New Roman" w:eastAsia="微软雅黑" w:cs="Times New Roman"/>
-          <w:bCs/>
-          <w:sz w:val="18"/>
-          <w:szCs w:val="18"/>
-          <w:lang w:eastAsia="zh-CN"/>
-        </w:rPr>
-      </w:pPr>
-      <w:r>
-        <w:rPr>
-          <w:rFonts w:ascii="Times New Roman" w:hAnsi="Times New Roman" w:eastAsia="微软雅黑" w:cs="Times New Roman"/>
-          <w:bCs/>
-          <w:sz w:val="18"/>
-          <w:szCs w:val="18"/>
-          <w:lang w:eastAsia="zh-CN"/>
-        </w:rPr>
-        <w:t>A级：有主带，或降解均匀且降解区域主要集中在5000bp以上</w:t>
-      </w:r>
-      <w:r>
-        <w:rPr>
-          <w:rFonts w:hint="eastAsia" w:ascii="Times New Roman" w:hAnsi="Times New Roman" w:eastAsia="微软雅黑" w:cs="Times New Roman"/>
-          <w:bCs/>
-          <w:sz w:val="18"/>
-          <w:szCs w:val="18"/>
-          <w:lang w:eastAsia="zh-CN"/>
-        </w:rPr>
-        <w:t>；</w:t>
-      </w:r>
-    </w:p>
-    <w:p>
-      <w:pPr>
-        <w:numPr>
-          <w:ilvl w:val="0"/>
-          <w:numId w:val="15"/>
-        </w:numPr>
-        <w:spacing w:line="270" w:lineRule="exact"/>
-        <w:ind w:left="613" w:leftChars="150" w:hanging="283"/>
-        <w:rPr>
-          <w:rFonts w:ascii="Times New Roman" w:hAnsi="Times New Roman" w:eastAsia="微软雅黑" w:cs="Times New Roman"/>
-          <w:bCs/>
-          <w:sz w:val="18"/>
-          <w:szCs w:val="18"/>
-          <w:lang w:eastAsia="zh-CN"/>
-        </w:rPr>
-      </w:pPr>
-      <w:r>
-        <w:rPr>
-          <w:rFonts w:ascii="Times New Roman" w:hAnsi="Times New Roman" w:eastAsia="微软雅黑" w:cs="Times New Roman"/>
-          <w:bCs/>
-          <w:sz w:val="18"/>
-          <w:szCs w:val="18"/>
-          <w:lang w:eastAsia="zh-CN"/>
-        </w:rPr>
-        <w:t>B级：无主带，降解均匀且降解区域主要集中在1500-5000bp之间</w:t>
-      </w:r>
-      <w:r>
-        <w:rPr>
-          <w:rFonts w:hint="eastAsia" w:ascii="Times New Roman" w:hAnsi="Times New Roman" w:eastAsia="微软雅黑" w:cs="Times New Roman"/>
-          <w:bCs/>
-          <w:sz w:val="18"/>
-          <w:szCs w:val="18"/>
-          <w:lang w:eastAsia="zh-CN"/>
-        </w:rPr>
-        <w:t>；</w:t>
-      </w:r>
-    </w:p>
-    <w:p>
-      <w:pPr>
-        <w:numPr>
-          <w:ilvl w:val="0"/>
-          <w:numId w:val="15"/>
-        </w:numPr>
-        <w:spacing w:line="270" w:lineRule="exact"/>
-        <w:ind w:left="613" w:leftChars="150" w:hanging="283"/>
-        <w:rPr>
-          <w:rFonts w:ascii="Times New Roman" w:hAnsi="Times New Roman" w:eastAsia="微软雅黑" w:cs="Times New Roman"/>
-          <w:bCs/>
-          <w:sz w:val="18"/>
-          <w:szCs w:val="18"/>
-          <w:lang w:eastAsia="zh-CN"/>
-        </w:rPr>
-      </w:pPr>
-      <w:r>
-        <w:rPr>
-          <w:rFonts w:ascii="Times New Roman" w:hAnsi="Times New Roman" w:eastAsia="微软雅黑" w:cs="Times New Roman"/>
-          <w:bCs/>
-          <w:sz w:val="18"/>
-          <w:szCs w:val="18"/>
-          <w:lang w:eastAsia="zh-CN"/>
-        </w:rPr>
-        <w:t>C级：无主带，降解均匀且降解区域主要集中在500-1500bp之间</w:t>
-      </w:r>
-      <w:r>
-        <w:rPr>
-          <w:rFonts w:hint="eastAsia" w:ascii="Times New Roman" w:hAnsi="Times New Roman" w:eastAsia="微软雅黑" w:cs="Times New Roman"/>
-          <w:bCs/>
-          <w:sz w:val="18"/>
-          <w:szCs w:val="18"/>
-          <w:lang w:eastAsia="zh-CN"/>
-        </w:rPr>
-        <w:t>；</w:t>
-      </w:r>
-    </w:p>
-    <w:p>
-      <w:pPr>
-        <w:numPr>
-          <w:ilvl w:val="0"/>
-          <w:numId w:val="15"/>
-        </w:numPr>
-        <w:spacing w:line="270" w:lineRule="exact"/>
-        <w:ind w:left="613" w:leftChars="150" w:hanging="283"/>
-        <w:rPr>
-          <w:rFonts w:ascii="Times New Roman" w:hAnsi="Times New Roman" w:eastAsia="微软雅黑" w:cs="Times New Roman"/>
-          <w:bCs/>
-          <w:sz w:val="18"/>
-          <w:szCs w:val="18"/>
-          <w:lang w:eastAsia="zh-CN"/>
-        </w:rPr>
-      </w:pPr>
-      <w:r>
-        <w:rPr>
-          <w:rFonts w:ascii="Times New Roman" w:hAnsi="Times New Roman" w:eastAsia="微软雅黑" w:cs="Times New Roman"/>
-          <w:bCs/>
-          <w:spacing w:val="3"/>
-          <w:sz w:val="18"/>
-          <w:szCs w:val="18"/>
-          <w:lang w:eastAsia="zh-CN"/>
-        </w:rPr>
-        <w:t>D级</w:t>
-      </w:r>
-      <w:r>
-        <w:rPr>
-          <w:rFonts w:ascii="Times New Roman" w:hAnsi="Times New Roman" w:eastAsia="微软雅黑" w:cs="Times New Roman"/>
-          <w:bCs/>
-          <w:sz w:val="18"/>
-          <w:szCs w:val="18"/>
-          <w:lang w:eastAsia="zh-CN"/>
-        </w:rPr>
-        <w:t>（</w:t>
-      </w:r>
-      <w:r>
-        <w:rPr>
-          <w:rFonts w:ascii="Times New Roman" w:hAnsi="Times New Roman" w:eastAsia="微软雅黑" w:cs="Times New Roman"/>
-          <w:bCs/>
-          <w:spacing w:val="1"/>
-          <w:sz w:val="18"/>
-          <w:szCs w:val="18"/>
-          <w:lang w:eastAsia="zh-CN"/>
-        </w:rPr>
-        <w:t>不合格</w:t>
-      </w:r>
-      <w:r>
-        <w:rPr>
-          <w:rFonts w:ascii="Times New Roman" w:hAnsi="Times New Roman" w:eastAsia="微软雅黑" w:cs="Times New Roman"/>
-          <w:bCs/>
-          <w:spacing w:val="-90"/>
-          <w:sz w:val="18"/>
-          <w:szCs w:val="18"/>
-          <w:lang w:eastAsia="zh-CN"/>
-        </w:rPr>
-        <w:t>）</w:t>
-      </w:r>
-      <w:r>
-        <w:rPr>
-          <w:rFonts w:ascii="Times New Roman" w:hAnsi="Times New Roman" w:eastAsia="微软雅黑" w:cs="Times New Roman"/>
-          <w:bCs/>
-          <w:sz w:val="18"/>
-          <w:szCs w:val="18"/>
-          <w:lang w:eastAsia="zh-CN"/>
-        </w:rPr>
-        <w:t>）：无主带，降解均匀且降解区域主要集中在500-1500bp</w:t>
-      </w:r>
-      <w:r>
-        <w:rPr>
-          <w:rFonts w:ascii="Times New Roman" w:hAnsi="Times New Roman" w:eastAsia="微软雅黑" w:cs="Times New Roman"/>
-          <w:bCs/>
-          <w:spacing w:val="-1"/>
-          <w:sz w:val="18"/>
-          <w:szCs w:val="18"/>
-          <w:lang w:eastAsia="zh-CN"/>
-        </w:rPr>
-        <w:t>之间，但总量介于</w:t>
-      </w:r>
-      <w:r>
-        <w:rPr>
-          <w:rFonts w:ascii="Times New Roman" w:hAnsi="Times New Roman" w:eastAsia="微软雅黑" w:cs="Times New Roman"/>
-          <w:bCs/>
-          <w:sz w:val="18"/>
-          <w:szCs w:val="18"/>
-          <w:lang w:eastAsia="zh-CN"/>
-        </w:rPr>
-        <w:t>100ng</w:t>
-      </w:r>
-      <w:r>
-        <w:rPr>
-          <w:rFonts w:ascii="Times New Roman" w:hAnsi="Times New Roman" w:eastAsia="微软雅黑" w:cs="Times New Roman"/>
-          <w:bCs/>
-          <w:spacing w:val="-3"/>
-          <w:sz w:val="18"/>
-          <w:szCs w:val="18"/>
-          <w:lang w:eastAsia="zh-CN"/>
-        </w:rPr>
-        <w:t>到</w:t>
-      </w:r>
-      <w:r>
-        <w:rPr>
-          <w:rFonts w:ascii="Times New Roman" w:hAnsi="Times New Roman" w:eastAsia="微软雅黑" w:cs="Times New Roman"/>
-          <w:bCs/>
-          <w:sz w:val="18"/>
-          <w:szCs w:val="18"/>
-          <w:lang w:eastAsia="zh-CN"/>
-        </w:rPr>
-        <w:t>300ng之间；或降解区</w:t>
-      </w:r>
-      <w:r>
-        <w:rPr>
-          <w:rFonts w:ascii="Times New Roman" w:hAnsi="Times New Roman" w:eastAsia="微软雅黑" w:cs="Times New Roman"/>
-          <w:bCs/>
-          <w:spacing w:val="-2"/>
-          <w:sz w:val="18"/>
-          <w:szCs w:val="18"/>
-          <w:lang w:eastAsia="zh-CN"/>
-        </w:rPr>
-        <w:t>域弥散在</w:t>
-      </w:r>
-      <w:r>
-        <w:rPr>
-          <w:rFonts w:ascii="Times New Roman" w:hAnsi="Times New Roman" w:eastAsia="微软雅黑" w:cs="Times New Roman"/>
-          <w:bCs/>
-          <w:sz w:val="18"/>
-          <w:szCs w:val="18"/>
-          <w:lang w:eastAsia="zh-CN"/>
-        </w:rPr>
-        <w:t>150-1000bp</w:t>
-      </w:r>
-      <w:r>
-        <w:rPr>
-          <w:rFonts w:ascii="Times New Roman" w:hAnsi="Times New Roman" w:eastAsia="微软雅黑" w:cs="Times New Roman"/>
-          <w:bCs/>
-          <w:spacing w:val="-2"/>
-          <w:sz w:val="18"/>
-          <w:szCs w:val="18"/>
-          <w:lang w:eastAsia="zh-CN"/>
-        </w:rPr>
-        <w:t>，或集中在</w:t>
-      </w:r>
-      <w:r>
-        <w:rPr>
-          <w:rFonts w:ascii="Times New Roman" w:hAnsi="Times New Roman" w:eastAsia="微软雅黑" w:cs="Times New Roman"/>
-          <w:bCs/>
-          <w:sz w:val="18"/>
-          <w:szCs w:val="18"/>
-          <w:lang w:eastAsia="zh-CN"/>
-        </w:rPr>
-        <w:t>500bp以下。</w:t>
+        <w:t>DNA降解程度：1-2级别样本质量较好，3级不能满足检测要求{% if summaryOfRresults.type == “blood” %}；cfDNA样本不适用于此项评估{% endif %}。</w:t>
       </w:r>
     </w:p>
     <w:p>
@@ -38011,6 +37642,8 @@
         </w:rPr>
         <w:br w:type="page"/>
       </w:r>
+      <w:bookmarkStart w:id="148" w:name="_GoBack"/>
+      <w:bookmarkEnd w:id="148"/>
     </w:p>
     <w:bookmarkEnd w:id="21"/>
     <w:p>
@@ -38045,22 +37678,22 @@
         </w:rPr>
       </w:pPr>
       <w:bookmarkStart w:id="122" w:name="_Toc7597"/>
-      <w:bookmarkStart w:id="123" w:name="_Toc149837270"/>
-      <w:bookmarkStart w:id="124" w:name="_Toc17216"/>
-      <w:bookmarkStart w:id="125" w:name="_Toc3454"/>
-      <w:bookmarkStart w:id="126" w:name="_Toc11446"/>
-      <w:bookmarkStart w:id="127" w:name="_Toc15517"/>
-      <w:bookmarkStart w:id="128" w:name="_Toc106294408"/>
-      <w:bookmarkStart w:id="129" w:name="_Toc4503"/>
-      <w:bookmarkStart w:id="130" w:name="_Toc11901"/>
+      <w:bookmarkStart w:id="123" w:name="_Toc106294408"/>
+      <w:bookmarkStart w:id="124" w:name="_Toc3454"/>
+      <w:bookmarkStart w:id="125" w:name="_Toc11446"/>
+      <w:bookmarkStart w:id="126" w:name="_Toc15517"/>
+      <w:bookmarkStart w:id="127" w:name="_Toc149837270"/>
+      <w:bookmarkStart w:id="128" w:name="_Toc17216"/>
+      <w:bookmarkStart w:id="129" w:name="_Toc11901"/>
+      <w:bookmarkStart w:id="130" w:name="_Toc4503"/>
       <w:bookmarkStart w:id="131" w:name="_Toc106294410"/>
       <w:bookmarkStart w:id="132" w:name="_Toc27809"/>
       <w:bookmarkStart w:id="133" w:name="_Toc22623"/>
-      <w:bookmarkStart w:id="134" w:name="_Toc13275"/>
-      <w:bookmarkStart w:id="135" w:name="_Toc22162_WPSOffice_Level1"/>
+      <w:bookmarkStart w:id="134" w:name="_Toc22162_WPSOffice_Level1"/>
+      <w:bookmarkStart w:id="135" w:name="_Toc19584_WPSOffice_Level1"/>
       <w:bookmarkStart w:id="136" w:name="_Toc17792_WPSOffice_Level2"/>
-      <w:bookmarkStart w:id="137" w:name="_Toc14611_WPSOffice_Level1"/>
-      <w:bookmarkStart w:id="138" w:name="_Toc19584_WPSOffice_Level1"/>
+      <w:bookmarkStart w:id="137" w:name="_Toc13275"/>
+      <w:bookmarkStart w:id="138" w:name="_Toc14611_WPSOffice_Level1"/>
       <w:r>
         <w:rPr>
           <w:rFonts w:hint="eastAsia"/>
@@ -38460,7 +38093,7 @@
               <w:widowControl/>
               <w:numPr>
                 <w:ilvl w:val="0"/>
-                <w:numId w:val="16"/>
+                <w:numId w:val="15"/>
               </w:numPr>
               <w:ind w:left="215" w:leftChars="0" w:hanging="215" w:firstLineChars="0"/>
               <w:jc w:val="both"/>
@@ -38526,7 +38159,7 @@
               <w:widowControl/>
               <w:numPr>
                 <w:ilvl w:val="0"/>
-                <w:numId w:val="16"/>
+                <w:numId w:val="15"/>
               </w:numPr>
               <w:ind w:left="215" w:leftChars="0" w:hanging="215" w:firstLineChars="0"/>
               <w:jc w:val="both"/>
@@ -38612,7 +38245,7 @@
               <w:widowControl/>
               <w:numPr>
                 <w:ilvl w:val="0"/>
-                <w:numId w:val="16"/>
+                <w:numId w:val="15"/>
               </w:numPr>
               <w:ind w:left="215" w:leftChars="0" w:hanging="215" w:firstLineChars="0"/>
               <w:jc w:val="both"/>
@@ -38698,7 +38331,7 @@
               <w:widowControl/>
               <w:numPr>
                 <w:ilvl w:val="0"/>
-                <w:numId w:val="16"/>
+                <w:numId w:val="15"/>
               </w:numPr>
               <w:ind w:left="215" w:leftChars="0" w:hanging="215" w:firstLineChars="0"/>
               <w:jc w:val="both"/>
@@ -38790,7 +38423,7 @@
               <w:widowControl/>
               <w:numPr>
                 <w:ilvl w:val="0"/>
-                <w:numId w:val="16"/>
+                <w:numId w:val="15"/>
               </w:numPr>
               <w:ind w:left="215" w:leftChars="0" w:hanging="215" w:firstLineChars="0"/>
               <w:jc w:val="both"/>
@@ -38844,7 +38477,7 @@
               <w:widowControl/>
               <w:numPr>
                 <w:ilvl w:val="0"/>
-                <w:numId w:val="16"/>
+                <w:numId w:val="15"/>
               </w:numPr>
               <w:ind w:left="215" w:leftChars="0" w:hanging="215" w:firstLineChars="0"/>
               <w:jc w:val="both"/>
@@ -38889,7 +38522,7 @@
               <w:widowControl/>
               <w:numPr>
                 <w:ilvl w:val="0"/>
-                <w:numId w:val="16"/>
+                <w:numId w:val="15"/>
               </w:numPr>
               <w:ind w:left="215" w:leftChars="0" w:hanging="215" w:firstLineChars="0"/>
               <w:jc w:val="both"/>
@@ -38927,7 +38560,7 @@
               <w:widowControl/>
               <w:numPr>
                 <w:ilvl w:val="0"/>
-                <w:numId w:val="16"/>
+                <w:numId w:val="15"/>
               </w:numPr>
               <w:ind w:left="215" w:leftChars="0" w:hanging="215" w:firstLineChars="0"/>
               <w:jc w:val="both"/>
@@ -39001,7 +38634,7 @@
               <w:widowControl/>
               <w:numPr>
                 <w:ilvl w:val="0"/>
-                <w:numId w:val="16"/>
+                <w:numId w:val="15"/>
               </w:numPr>
               <w:ind w:left="215" w:leftChars="0" w:hanging="215" w:firstLineChars="0"/>
               <w:jc w:val="both"/>
@@ -39075,7 +38708,7 @@
               <w:widowControl/>
               <w:numPr>
                 <w:ilvl w:val="0"/>
-                <w:numId w:val="16"/>
+                <w:numId w:val="15"/>
               </w:numPr>
               <w:ind w:left="215" w:leftChars="0" w:hanging="215" w:firstLineChars="0"/>
               <w:jc w:val="both"/>
@@ -39153,7 +38786,7 @@
               <w:widowControl/>
               <w:numPr>
                 <w:ilvl w:val="0"/>
-                <w:numId w:val="16"/>
+                <w:numId w:val="15"/>
               </w:numPr>
               <w:ind w:left="215" w:leftChars="0" w:hanging="215" w:firstLineChars="0"/>
               <w:jc w:val="both"/>
@@ -39265,7 +38898,7 @@
               <w:widowControl/>
               <w:numPr>
                 <w:ilvl w:val="0"/>
-                <w:numId w:val="16"/>
+                <w:numId w:val="15"/>
               </w:numPr>
               <w:ind w:left="215" w:leftChars="0" w:hanging="215" w:firstLineChars="0"/>
               <w:jc w:val="both"/>
@@ -39300,7 +38933,7 @@
               <w:widowControl/>
               <w:numPr>
                 <w:ilvl w:val="0"/>
-                <w:numId w:val="16"/>
+                <w:numId w:val="15"/>
               </w:numPr>
               <w:ind w:left="215" w:leftChars="0" w:hanging="215" w:firstLineChars="0"/>
               <w:jc w:val="both"/>
@@ -39345,7 +38978,7 @@
               <w:widowControl/>
               <w:numPr>
                 <w:ilvl w:val="0"/>
-                <w:numId w:val="16"/>
+                <w:numId w:val="15"/>
               </w:numPr>
               <w:ind w:left="215" w:leftChars="0" w:hanging="215" w:firstLineChars="0"/>
               <w:jc w:val="both"/>
@@ -39383,7 +39016,7 @@
               <w:widowControl/>
               <w:numPr>
                 <w:ilvl w:val="0"/>
-                <w:numId w:val="16"/>
+                <w:numId w:val="15"/>
               </w:numPr>
               <w:ind w:left="215" w:leftChars="0" w:hanging="215" w:firstLineChars="0"/>
               <w:jc w:val="both"/>
@@ -39438,7 +39071,7 @@
               <w:widowControl/>
               <w:numPr>
                 <w:ilvl w:val="0"/>
-                <w:numId w:val="16"/>
+                <w:numId w:val="15"/>
               </w:numPr>
               <w:ind w:left="215" w:leftChars="0" w:hanging="215" w:firstLineChars="0"/>
               <w:jc w:val="both"/>
@@ -39512,7 +39145,7 @@
               <w:widowControl/>
               <w:numPr>
                 <w:ilvl w:val="0"/>
-                <w:numId w:val="16"/>
+                <w:numId w:val="15"/>
               </w:numPr>
               <w:ind w:left="215" w:leftChars="0" w:hanging="215" w:firstLineChars="0"/>
               <w:jc w:val="both"/>
@@ -39579,7 +39212,7 @@
               <w:widowControl/>
               <w:numPr>
                 <w:ilvl w:val="0"/>
-                <w:numId w:val="16"/>
+                <w:numId w:val="15"/>
               </w:numPr>
               <w:ind w:left="215" w:leftChars="0" w:hanging="215" w:firstLineChars="0"/>
               <w:jc w:val="both"/>
@@ -39624,7 +39257,7 @@
               <w:widowControl/>
               <w:numPr>
                 <w:ilvl w:val="0"/>
-                <w:numId w:val="16"/>
+                <w:numId w:val="15"/>
               </w:numPr>
               <w:ind w:left="215" w:leftChars="0" w:hanging="215" w:firstLineChars="0"/>
               <w:jc w:val="both"/>
@@ -39754,7 +39387,7 @@
               <w:widowControl/>
               <w:numPr>
                 <w:ilvl w:val="0"/>
-                <w:numId w:val="16"/>
+                <w:numId w:val="15"/>
               </w:numPr>
               <w:ind w:left="215" w:leftChars="0" w:hanging="215" w:firstLineChars="0"/>
               <w:jc w:val="both"/>
@@ -39789,7 +39422,7 @@
               <w:widowControl/>
               <w:numPr>
                 <w:ilvl w:val="0"/>
-                <w:numId w:val="16"/>
+                <w:numId w:val="15"/>
               </w:numPr>
               <w:ind w:left="215" w:leftChars="0" w:hanging="215" w:firstLineChars="0"/>
               <w:jc w:val="both"/>
@@ -39839,7 +39472,7 @@
               <w:widowControl/>
               <w:numPr>
                 <w:ilvl w:val="0"/>
-                <w:numId w:val="16"/>
+                <w:numId w:val="15"/>
               </w:numPr>
               <w:ind w:left="215" w:leftChars="0" w:hanging="215" w:firstLineChars="0"/>
               <w:jc w:val="both"/>
@@ -39912,7 +39545,7 @@
               <w:widowControl/>
               <w:numPr>
                 <w:ilvl w:val="0"/>
-                <w:numId w:val="16"/>
+                <w:numId w:val="15"/>
               </w:numPr>
               <w:ind w:left="215" w:leftChars="0" w:hanging="215" w:firstLineChars="0"/>
               <w:jc w:val="both"/>
@@ -39969,7 +39602,7 @@
               <w:widowControl/>
               <w:numPr>
                 <w:ilvl w:val="0"/>
-                <w:numId w:val="16"/>
+                <w:numId w:val="15"/>
               </w:numPr>
               <w:ind w:left="215" w:leftChars="0" w:hanging="215" w:firstLineChars="0"/>
               <w:jc w:val="both"/>
@@ -40027,7 +39660,7 @@
               <w:widowControl/>
               <w:numPr>
                 <w:ilvl w:val="0"/>
-                <w:numId w:val="16"/>
+                <w:numId w:val="15"/>
               </w:numPr>
               <w:ind w:left="215" w:leftChars="0" w:hanging="215" w:firstLineChars="0"/>
               <w:jc w:val="both"/>
@@ -40119,7 +39752,7 @@
               <w:widowControl/>
               <w:numPr>
                 <w:ilvl w:val="0"/>
-                <w:numId w:val="16"/>
+                <w:numId w:val="15"/>
               </w:numPr>
               <w:ind w:left="215" w:leftChars="0" w:hanging="215" w:firstLineChars="0"/>
               <w:jc w:val="both"/>
@@ -40172,7 +39805,7 @@
               <w:widowControl/>
               <w:numPr>
                 <w:ilvl w:val="0"/>
-                <w:numId w:val="16"/>
+                <w:numId w:val="15"/>
               </w:numPr>
               <w:ind w:left="215" w:leftChars="0" w:hanging="215" w:firstLineChars="0"/>
               <w:jc w:val="both"/>
@@ -40210,7 +39843,7 @@
               <w:widowControl/>
               <w:numPr>
                 <w:ilvl w:val="0"/>
-                <w:numId w:val="16"/>
+                <w:numId w:val="15"/>
               </w:numPr>
               <w:ind w:left="215" w:leftChars="0" w:hanging="215" w:firstLineChars="0"/>
               <w:jc w:val="both"/>
@@ -40263,7 +39896,7 @@
               <w:widowControl/>
               <w:numPr>
                 <w:ilvl w:val="0"/>
-                <w:numId w:val="16"/>
+                <w:numId w:val="15"/>
               </w:numPr>
               <w:ind w:left="215" w:leftChars="0" w:hanging="215" w:firstLineChars="0"/>
               <w:jc w:val="both"/>
@@ -40301,7 +39934,7 @@
               <w:widowControl/>
               <w:numPr>
                 <w:ilvl w:val="0"/>
-                <w:numId w:val="16"/>
+                <w:numId w:val="15"/>
               </w:numPr>
               <w:ind w:left="215" w:leftChars="0" w:hanging="215" w:firstLineChars="0"/>
               <w:jc w:val="both"/>
@@ -41779,7 +41412,7 @@
       <w:pPr>
         <w:numPr>
           <w:ilvl w:val="0"/>
-          <w:numId w:val="17"/>
+          <w:numId w:val="16"/>
         </w:numPr>
         <w:rPr>
           <w:rFonts w:ascii="Times New Roman" w:hAnsi="Times New Roman" w:eastAsia="微软雅黑" w:cs="Times New Roman"/>
@@ -41802,7 +41435,7 @@
       <w:pPr>
         <w:numPr>
           <w:ilvl w:val="0"/>
-          <w:numId w:val="17"/>
+          <w:numId w:val="16"/>
         </w:numPr>
         <w:rPr>
           <w:rFonts w:ascii="Calibri" w:hAnsi="Calibri" w:eastAsia="微软雅黑" w:cs="Calibri"/>
@@ -41825,7 +41458,7 @@
       <w:pPr>
         <w:numPr>
           <w:ilvl w:val="0"/>
-          <w:numId w:val="17"/>
+          <w:numId w:val="16"/>
         </w:numPr>
         <w:rPr>
           <w:rFonts w:ascii="Times New Roman" w:hAnsi="Times New Roman" w:eastAsia="微软雅黑" w:cs="Times New Roman"/>
@@ -41877,11 +41510,11 @@
           <w:lang w:eastAsia="zh-CN"/>
         </w:rPr>
       </w:pPr>
-      <w:bookmarkStart w:id="139" w:name="_Toc8005"/>
-      <w:bookmarkStart w:id="140" w:name="_Toc4976"/>
-      <w:bookmarkStart w:id="141" w:name="_Toc32674"/>
-      <w:bookmarkStart w:id="142" w:name="_Toc3409"/>
-      <w:bookmarkStart w:id="143" w:name="_Toc15114"/>
+      <w:bookmarkStart w:id="139" w:name="_Toc32674"/>
+      <w:bookmarkStart w:id="140" w:name="_Toc8005"/>
+      <w:bookmarkStart w:id="141" w:name="_Toc4976"/>
+      <w:bookmarkStart w:id="142" w:name="_Toc15114"/>
+      <w:bookmarkStart w:id="143" w:name="_Toc3409"/>
       <w:r>
         <w:rPr>
           <w:rFonts w:hint="eastAsia"/>
@@ -42618,8 +42251,8 @@
           <w:sz w:val="30"/>
         </w:rPr>
       </w:pPr>
-      <w:bookmarkStart w:id="146" w:name="_Toc18146"/>
-      <w:bookmarkStart w:id="147" w:name="_Toc14985"/>
+      <w:bookmarkStart w:id="146" w:name="_Toc14985"/>
+      <w:bookmarkStart w:id="147" w:name="_Toc18146"/>
       <w:r>
         <w:rPr>
           <w:rFonts w:hint="eastAsia" w:ascii="Times New Roman" w:hAnsi="Times New Roman"/>
@@ -44703,23 +44336,6 @@
     </w:lvl>
   </w:abstractNum>
   <w:abstractNum w:abstractNumId="12">
-    <w:nsid w:val="58AABCAB"/>
-    <w:multiLevelType w:val="singleLevel"/>
-    <w:tmpl w:val="58AABCAB"/>
-    <w:lvl w:ilvl="0" w:tentative="0">
-      <w:start w:val="1"/>
-      <w:numFmt w:val="bullet"/>
-      <w:lvlText w:val=""/>
-      <w:lvlJc w:val="left"/>
-      <w:pPr>
-        <w:ind w:left="420" w:hanging="420"/>
-      </w:pPr>
-      <w:rPr>
-        <w:rFonts w:hint="default" w:ascii="Wingdings" w:hAnsi="Wingdings"/>
-      </w:rPr>
-    </w:lvl>
-  </w:abstractNum>
-  <w:abstractNum w:abstractNumId="13">
     <w:nsid w:val="5B812BEF"/>
     <w:multiLevelType w:val="multilevel"/>
     <w:tmpl w:val="5B812BEF"/>
@@ -44837,7 +44453,7 @@
       </w:rPr>
     </w:lvl>
   </w:abstractNum>
-  <w:abstractNum w:abstractNumId="14">
+  <w:abstractNum w:abstractNumId="13">
     <w:nsid w:val="632AD6FB"/>
     <w:multiLevelType w:val="singleLevel"/>
     <w:tmpl w:val="632AD6FB"/>
@@ -44858,7 +44474,7 @@
       </w:rPr>
     </w:lvl>
   </w:abstractNum>
-  <w:abstractNum w:abstractNumId="15">
+  <w:abstractNum w:abstractNumId="14">
     <w:nsid w:val="64416983"/>
     <w:multiLevelType w:val="multilevel"/>
     <w:tmpl w:val="64416983"/>
@@ -44972,10 +44588,10 @@
       </w:rPr>
     </w:lvl>
   </w:abstractNum>
-  <w:abstractNum w:abstractNumId="16">
-    <w:nsid w:val="7505B097"/>
+  <w:abstractNum w:abstractNumId="15">
+    <w:nsid w:val="70C53F05"/>
     <w:multiLevelType w:val="multilevel"/>
-    <w:tmpl w:val="7505B097"/>
+    <w:tmpl w:val="70C53F05"/>
     <w:lvl w:ilvl="0" w:tentative="0">
       <w:start w:val="1"/>
       <w:numFmt w:val="decimal"/>
@@ -45115,10 +44731,10 @@
     <w:abstractNumId w:val="10"/>
   </w:num>
   <w:num w:numId="2">
-    <w:abstractNumId w:val="15"/>
+    <w:abstractNumId w:val="14"/>
   </w:num>
   <w:num w:numId="3">
-    <w:abstractNumId w:val="13"/>
+    <w:abstractNumId w:val="12"/>
   </w:num>
   <w:num w:numId="4">
     <w:abstractNumId w:val="4"/>
@@ -45151,15 +44767,12 @@
     <w:abstractNumId w:val="0"/>
   </w:num>
   <w:num w:numId="14">
-    <w:abstractNumId w:val="16"/>
+    <w:abstractNumId w:val="15"/>
   </w:num>
   <w:num w:numId="15">
-    <w:abstractNumId w:val="12"/>
+    <w:abstractNumId w:val="13"/>
   </w:num>
   <w:num w:numId="16">
-    <w:abstractNumId w:val="14"/>
-  </w:num>
-  <w:num w:numId="17">
     <w:abstractNumId w:val="1"/>
   </w:num>
 </w:numbering>
